--- a/cgw/cgw_2[var11].docx
+++ b/cgw/cgw_2[var11].docx
@@ -4,7 +4,7 @@
   <w:body>
     <w:p>
       <w:pPr>
-        <w:spacing w:before="100" w:beforeAutospacing="1" w:after="100" w:afterAutospacing="1" w:line="240" w:lineRule="auto"/>
+        <w:spacing w:after="0" w:line="360" w:lineRule="auto"/>
         <w:outlineLvl w:val="0"/>
         <w:rPr>
           <w:rFonts w:ascii="Times New Roman" w:eastAsia="Times New Roman" w:hAnsi="Times New Roman" w:cs="Times New Roman"/>
@@ -33,7 +33,9 @@
     </w:p>
     <w:p>
       <w:pPr>
-        <w:rPr>
+        <w:spacing w:after="0" w:line="360" w:lineRule="auto"/>
+        <w:rPr>
+          <w:rFonts w:ascii="Times New Roman" w:hAnsi="Times New Roman" w:cs="Times New Roman"/>
           <w:b/>
           <w:bCs/>
           <w:lang w:eastAsia="ru-RU"/>
@@ -41,6 +43,82 @@
       </w:pPr>
       <w:r>
         <w:rPr>
+          <w:rFonts w:ascii="Times New Roman" w:eastAsia="Times New Roman" w:hAnsi="Times New Roman" w:cs="Times New Roman"/>
+          <w:b/>
+          <w:bCs/>
+          <w:noProof/>
+          <w:kern w:val="36"/>
+          <w:sz w:val="32"/>
+          <w:szCs w:val="32"/>
+          <w:lang w:eastAsia="ru-RU"/>
+          <w14:ligatures w14:val="none"/>
+        </w:rPr>
+        <w:drawing>
+          <wp:anchor distT="0" distB="0" distL="114300" distR="114300" simplePos="0" relativeHeight="251661312" behindDoc="1" locked="0" layoutInCell="1" allowOverlap="1" wp14:anchorId="1062686C" wp14:editId="125AC263">
+            <wp:simplePos x="0" y="0"/>
+            <wp:positionH relativeFrom="column">
+              <wp:posOffset>2558001</wp:posOffset>
+            </wp:positionH>
+            <wp:positionV relativeFrom="paragraph">
+              <wp:posOffset>6542</wp:posOffset>
+            </wp:positionV>
+            <wp:extent cx="4093845" cy="2094865"/>
+            <wp:effectExtent l="0" t="0" r="1905" b="635"/>
+            <wp:wrapNone/>
+            <wp:docPr id="303127636" name="Picture 7"/>
+            <wp:cNvGraphicFramePr>
+              <a:graphicFrameLocks xmlns:a="http://schemas.openxmlformats.org/drawingml/2006/main" noChangeAspect="1"/>
+            </wp:cNvGraphicFramePr>
+            <a:graphic xmlns:a="http://schemas.openxmlformats.org/drawingml/2006/main">
+              <a:graphicData uri="http://schemas.openxmlformats.org/drawingml/2006/picture">
+                <pic:pic xmlns:pic="http://schemas.openxmlformats.org/drawingml/2006/picture">
+                  <pic:nvPicPr>
+                    <pic:cNvPr id="0" name="Picture 93"/>
+                    <pic:cNvPicPr>
+                      <a:picLocks noChangeAspect="1" noChangeArrowheads="1"/>
+                    </pic:cNvPicPr>
+                  </pic:nvPicPr>
+                  <pic:blipFill>
+                    <a:blip r:embed="rId5">
+                      <a:extLst>
+                        <a:ext uri="{28A0092B-C50C-407E-A947-70E740481C1C}">
+                          <a14:useLocalDpi xmlns:a14="http://schemas.microsoft.com/office/drawing/2010/main" val="0"/>
+                        </a:ext>
+                      </a:extLst>
+                    </a:blip>
+                    <a:srcRect/>
+                    <a:stretch>
+                      <a:fillRect/>
+                    </a:stretch>
+                  </pic:blipFill>
+                  <pic:spPr bwMode="auto">
+                    <a:xfrm>
+                      <a:off x="0" y="0"/>
+                      <a:ext cx="4093845" cy="2094865"/>
+                    </a:xfrm>
+                    <a:prstGeom prst="rect">
+                      <a:avLst/>
+                    </a:prstGeom>
+                    <a:noFill/>
+                    <a:ln>
+                      <a:noFill/>
+                    </a:ln>
+                  </pic:spPr>
+                </pic:pic>
+              </a:graphicData>
+            </a:graphic>
+            <wp14:sizeRelH relativeFrom="page">
+              <wp14:pctWidth>0</wp14:pctWidth>
+            </wp14:sizeRelH>
+            <wp14:sizeRelV relativeFrom="page">
+              <wp14:pctHeight>0</wp14:pctHeight>
+            </wp14:sizeRelV>
+          </wp:anchor>
+        </w:drawing>
+      </w:r>
+      <w:r>
+        <w:rPr>
+          <w:rFonts w:ascii="Times New Roman" w:hAnsi="Times New Roman" w:cs="Times New Roman"/>
           <w:b/>
           <w:bCs/>
           <w:lang w:eastAsia="ru-RU"/>
@@ -50,299 +128,141 @@
     </w:p>
     <w:p>
       <w:pPr>
-        <w:rPr>
+        <w:spacing w:after="0" w:line="360" w:lineRule="auto"/>
+        <w:rPr>
+          <w:rFonts w:ascii="Times New Roman" w:eastAsia="Times New Roman" w:hAnsi="Times New Roman" w:cs="Times New Roman"/>
+          <w:kern w:val="0"/>
+          <w:lang w:eastAsia="ru-RU"/>
+          <w14:ligatures w14:val="none"/>
+        </w:rPr>
+      </w:pPr>
+      <w:r>
+        <w:rPr>
+          <w:rFonts w:ascii="Times New Roman" w:eastAsia="Times New Roman" w:hAnsi="Times New Roman" w:cs="Times New Roman"/>
           <w:b/>
           <w:bCs/>
-          <w:lang w:eastAsia="ru-RU"/>
-        </w:rPr>
-      </w:pPr>
-      <w:r>
-        <w:rPr>
-          <w:b/>
-          <w:bCs/>
-          <w:lang w:eastAsia="ru-RU"/>
+          <w:kern w:val="0"/>
+          <w:lang w:eastAsia="ru-RU"/>
+          <w14:ligatures w14:val="none"/>
         </w:rPr>
         <w:t>Дано:</w:t>
       </w:r>
     </w:p>
     <w:p>
       <w:pPr>
-        <w:rPr>
-          <w:lang w:eastAsia="ru-RU"/>
-        </w:rPr>
-      </w:pPr>
-      <w:r>
-        <w:rPr>
-          <w:lang w:eastAsia="ru-RU"/>
-        </w:rPr>
-        <w:t>E1 = 3 В</w:t>
-      </w:r>
-      <w:r>
-        <w:rPr>
-          <w:lang w:eastAsia="ru-RU"/>
-        </w:rPr>
-        <w:br/>
-        <w:t>R2 = 3 кОм</w:t>
-      </w:r>
-      <w:r>
-        <w:rPr>
-          <w:lang w:eastAsia="ru-RU"/>
-        </w:rPr>
-        <w:br/>
-        <w:t>Y21 = 2 мА/В</w:t>
-      </w:r>
-      <w:r>
-        <w:rPr>
-          <w:lang w:eastAsia="ru-RU"/>
-        </w:rPr>
-        <w:br/>
-        <w:t>Y22 = 2·10</w:t>
-      </w:r>
-      <w:r>
-        <w:rPr>
-          <w:rFonts w:ascii="Cambria Math" w:hAnsi="Cambria Math" w:cs="Cambria Math"/>
-          <w:lang w:eastAsia="ru-RU"/>
-        </w:rPr>
-        <w:t>⁻</w:t>
-      </w:r>
-      <w:r>
-        <w:rPr>
-          <w:rFonts w:ascii="Aptos" w:hAnsi="Aptos" w:cs="Aptos"/>
-          <w:lang w:eastAsia="ru-RU"/>
-        </w:rPr>
-        <w:t>⁴</w:t>
-      </w:r>
-      <w:r>
-        <w:rPr>
-          <w:lang w:eastAsia="ru-RU"/>
-        </w:rPr>
-        <w:t xml:space="preserve"> </w:t>
-      </w:r>
-      <w:r>
-        <w:rPr>
-          <w:rFonts w:ascii="Aptos" w:hAnsi="Aptos" w:cs="Aptos"/>
-          <w:lang w:eastAsia="ru-RU"/>
-        </w:rPr>
-        <w:t>См</w:t>
-      </w:r>
-    </w:p>
-    <w:p>
-      <w:pPr>
-        <w:rPr>
-          <w:lang w:eastAsia="ru-RU"/>
-        </w:rPr>
-      </w:pPr>
-    </w:p>
-    <w:p>
-      <w:pPr>
-        <w:rPr>
-          <w:b/>
-          <w:bCs/>
-          <w:lang w:eastAsia="ru-RU"/>
-        </w:rPr>
-      </w:pPr>
-      <w:r>
-        <w:rPr>
-          <w:b/>
-          <w:bCs/>
-          <w:lang w:eastAsia="ru-RU"/>
-        </w:rPr>
-        <w:t>Тип транзистора:</w:t>
-      </w:r>
-    </w:p>
-    <w:p>
-      <w:pPr>
-        <w:rPr>
-          <w:lang w:eastAsia="ru-RU"/>
-        </w:rPr>
-      </w:pPr>
-      <w:r>
-        <w:rPr>
-          <w:lang w:eastAsia="ru-RU"/>
-        </w:rPr>
-        <w:t>ПТ с изолированным затвором и индуцируемым каналом</w:t>
-      </w:r>
-    </w:p>
-    <w:p>
-      <w:pPr>
-        <w:rPr>
-          <w:lang w:eastAsia="ru-RU"/>
-        </w:rPr>
-      </w:pPr>
-    </w:p>
-    <w:p>
-      <w:pPr>
-        <w:rPr>
-          <w:b/>
-          <w:bCs/>
-          <w:lang w:eastAsia="ru-RU"/>
-        </w:rPr>
-      </w:pPr>
-      <w:r>
-        <w:rPr>
-          <w:b/>
-          <w:bCs/>
-          <w:lang w:eastAsia="ru-RU"/>
-        </w:rPr>
-        <w:t>Найти: E2</w:t>
-      </w:r>
-    </w:p>
-    <w:p>
-      <w:pPr>
-        <w:rPr>
-          <w:lang w:eastAsia="ru-RU"/>
-        </w:rPr>
-      </w:pPr>
-    </w:p>
-    <w:p>
-      <w:pPr>
-        <w:rPr>
-          <w:b/>
-          <w:bCs/>
-          <w:lang w:eastAsia="ru-RU"/>
-        </w:rPr>
-      </w:pPr>
-      <w:r>
-        <w:rPr>
-          <w:b/>
-          <w:bCs/>
-          <w:lang w:eastAsia="ru-RU"/>
-        </w:rPr>
-        <w:t>Решение:</w:t>
-      </w:r>
-    </w:p>
-    <w:p>
-      <w:pPr>
-        <w:rPr>
-          <w:lang w:eastAsia="ru-RU"/>
+        <w:spacing w:after="0" w:line="360" w:lineRule="auto"/>
+        <w:rPr>
+          <w:rFonts w:ascii="Times New Roman" w:eastAsia="Times New Roman" w:hAnsi="Times New Roman" w:cs="Times New Roman"/>
+          <w:kern w:val="0"/>
+          <w:lang w:eastAsia="ru-RU"/>
+          <w14:ligatures w14:val="none"/>
         </w:rPr>
       </w:pPr>
       <m:oMathPara>
+        <m:oMathParaPr>
+          <m:jc m:val="left"/>
+        </m:oMathParaPr>
         <m:oMath>
           <m:r>
             <w:rPr>
-              <w:rFonts w:ascii="Cambria Math" w:hAnsi="Cambria Math"/>
-              <w:lang w:eastAsia="ru-RU"/>
-            </w:rPr>
-            <m:t>I2=E1⋅Y21</m:t>
-          </m:r>
-          <m:r>
-            <w:rPr>
-              <w:i/>
-              <w:lang w:eastAsia="ru-RU"/>
-            </w:rPr>
-            <w:br/>
-          </m:r>
-        </m:oMath>
-        <m:oMath>
-          <m:r>
-            <w:rPr>
-              <w:rFonts w:ascii="Cambria Math" w:hAnsi="Cambria Math"/>
-              <w:lang w:eastAsia="ru-RU"/>
-            </w:rPr>
-            <m:t>I2=3⋅2=6</m:t>
+              <w:rFonts w:ascii="Cambria Math" w:eastAsia="Times New Roman" w:hAnsi="Cambria Math" w:cs="Times New Roman"/>
+              <w:kern w:val="0"/>
+              <w:lang w:eastAsia="ru-RU"/>
+              <w14:ligatures w14:val="none"/>
+            </w:rPr>
+            <m:t>E1=2</m:t>
           </m:r>
           <m:r>
             <m:rPr>
               <m:nor/>
             </m:rPr>
             <w:rPr>
-              <w:lang w:eastAsia="ru-RU"/>
-            </w:rPr>
-            <m:t> мА</m:t>
-          </m:r>
-          <m:r>
-            <w:rPr>
-              <w:lang w:eastAsia="ru-RU"/>
+              <w:rFonts w:ascii="Times New Roman" w:eastAsia="Times New Roman" w:hAnsi="Times New Roman" w:cs="Times New Roman"/>
+              <w:kern w:val="0"/>
+              <w:lang w:eastAsia="ru-RU"/>
+              <w14:ligatures w14:val="none"/>
+            </w:rPr>
+            <m:t> В</m:t>
+          </m:r>
+          <m:r>
+            <m:rPr>
+              <m:sty m:val="p"/>
+            </m:rPr>
+            <w:rPr>
+              <w:rFonts w:ascii="Times New Roman" w:eastAsia="Times New Roman" w:hAnsi="Times New Roman" w:cs="Times New Roman"/>
+              <w:kern w:val="0"/>
+              <w:lang w:eastAsia="ru-RU"/>
+              <w14:ligatures w14:val="none"/>
             </w:rPr>
             <w:br/>
           </m:r>
         </m:oMath>
-      </m:oMathPara>
-    </w:p>
-    <w:p>
-      <w:pPr>
-        <w:rPr>
-          <w:lang w:eastAsia="ru-RU"/>
-        </w:rPr>
-      </w:pPr>
-    </w:p>
-    <w:p>
-      <w:pPr>
-        <w:rPr>
-          <w:lang w:eastAsia="ru-RU"/>
-        </w:rPr>
-      </w:pPr>
-      <m:oMathPara>
         <m:oMath>
-          <m:sSub>
-            <m:sSubPr>
-              <m:ctrlPr>
-                <w:rPr>
-                  <w:rFonts w:ascii="Cambria Math" w:hAnsi="Cambria Math"/>
-                  <w:lang w:eastAsia="ru-RU"/>
-                </w:rPr>
-              </m:ctrlPr>
-            </m:sSubPr>
-            <m:e>
-              <m:r>
-                <w:rPr>
-                  <w:rFonts w:ascii="Cambria Math" w:hAnsi="Cambria Math"/>
-                  <w:lang w:eastAsia="ru-RU"/>
-                </w:rPr>
-                <m:t>R</m:t>
-              </m:r>
-            </m:e>
-            <m:sub>
-              <m:r>
-                <m:rPr>
-                  <m:nor/>
-                </m:rPr>
-                <w:rPr>
-                  <w:lang w:eastAsia="ru-RU"/>
-                </w:rPr>
-                <m:t>си</m:t>
-              </m:r>
-            </m:sub>
-          </m:sSub>
-          <m:r>
-            <w:rPr>
-              <w:rFonts w:ascii="Cambria Math" w:hAnsi="Cambria Math"/>
-              <w:lang w:eastAsia="ru-RU"/>
-            </w:rPr>
-            <m:t>=</m:t>
-          </m:r>
-          <m:f>
-            <m:fPr>
-              <m:ctrlPr>
-                <w:rPr>
-                  <w:rFonts w:ascii="Cambria Math" w:hAnsi="Cambria Math"/>
-                  <w:lang w:eastAsia="ru-RU"/>
-                </w:rPr>
-              </m:ctrlPr>
-            </m:fPr>
-            <m:num>
-              <m:r>
-                <w:rPr>
-                  <w:rFonts w:ascii="Cambria Math" w:hAnsi="Cambria Math"/>
-                  <w:lang w:eastAsia="ru-RU"/>
-                </w:rPr>
-                <m:t>1</m:t>
-              </m:r>
-            </m:num>
-            <m:den>
-              <m:r>
-                <w:rPr>
-                  <w:rFonts w:ascii="Cambria Math" w:hAnsi="Cambria Math"/>
-                  <w:lang w:eastAsia="ru-RU"/>
-                </w:rPr>
-                <m:t>Y22</m:t>
-              </m:r>
-            </m:den>
-          </m:f>
-          <m:r>
-            <w:rPr>
-              <w:lang w:eastAsia="ru-RU"/>
+          <m:r>
+            <w:rPr>
+              <w:rFonts w:ascii="Cambria Math" w:eastAsia="Times New Roman" w:hAnsi="Cambria Math" w:cs="Times New Roman"/>
+              <w:kern w:val="0"/>
+              <w:lang w:eastAsia="ru-RU"/>
+              <w14:ligatures w14:val="none"/>
+            </w:rPr>
+            <m:t>E2=12</m:t>
+          </m:r>
+          <m:r>
+            <m:rPr>
+              <m:nor/>
+            </m:rPr>
+            <w:rPr>
+              <w:rFonts w:ascii="Times New Roman" w:eastAsia="Times New Roman" w:hAnsi="Times New Roman" w:cs="Times New Roman"/>
+              <w:kern w:val="0"/>
+              <w:lang w:eastAsia="ru-RU"/>
+              <w14:ligatures w14:val="none"/>
+            </w:rPr>
+            <m:t> В</m:t>
+          </m:r>
+          <m:r>
+            <m:rPr>
+              <m:sty m:val="p"/>
+            </m:rPr>
+            <w:rPr>
+              <w:rFonts w:ascii="Times New Roman" w:eastAsia="Times New Roman" w:hAnsi="Times New Roman" w:cs="Times New Roman"/>
+              <w:kern w:val="0"/>
+              <w:lang w:eastAsia="ru-RU"/>
+              <w14:ligatures w14:val="none"/>
+            </w:rPr>
+            <w:br/>
+          </m:r>
+        </m:oMath>
+        <m:oMath>
+          <m:r>
+            <w:rPr>
+              <w:rFonts w:ascii="Cambria Math" w:eastAsia="Times New Roman" w:hAnsi="Cambria Math" w:cs="Times New Roman"/>
+              <w:kern w:val="0"/>
+              <w:lang w:eastAsia="ru-RU"/>
+              <w14:ligatures w14:val="none"/>
+            </w:rPr>
+            <m:t>R2=5</m:t>
+          </m:r>
+          <m:r>
+            <m:rPr>
+              <m:nor/>
+            </m:rPr>
+            <w:rPr>
+              <w:rFonts w:ascii="Times New Roman" w:eastAsia="Times New Roman" w:hAnsi="Times New Roman" w:cs="Times New Roman"/>
+              <w:kern w:val="0"/>
+              <w:lang w:eastAsia="ru-RU"/>
+              <w14:ligatures w14:val="none"/>
+            </w:rPr>
+            <m:t> кОм</m:t>
+          </m:r>
+          <m:r>
+            <m:rPr>
+              <m:sty m:val="p"/>
+            </m:rPr>
+            <w:rPr>
+              <w:rFonts w:ascii="Times New Roman" w:eastAsia="Times New Roman" w:hAnsi="Times New Roman" w:cs="Times New Roman"/>
+              <w:kern w:val="0"/>
+              <w:lang w:eastAsia="ru-RU"/>
+              <w14:ligatures w14:val="none"/>
             </w:rPr>
             <w:br/>
           </m:r>
@@ -352,36 +272,42 @@
             <m:sSubPr>
               <m:ctrlPr>
                 <w:rPr>
-                  <w:rFonts w:ascii="Cambria Math" w:hAnsi="Cambria Math"/>
-                  <w:lang w:eastAsia="ru-RU"/>
+                  <w:rFonts w:ascii="Cambria Math" w:eastAsia="Times New Roman" w:hAnsi="Cambria Math" w:cs="Times New Roman"/>
+                  <w:kern w:val="0"/>
+                  <w:lang w:eastAsia="ru-RU"/>
+                  <w14:ligatures w14:val="none"/>
                 </w:rPr>
               </m:ctrlPr>
             </m:sSubPr>
             <m:e>
               <m:r>
                 <w:rPr>
-                  <w:rFonts w:ascii="Cambria Math" w:hAnsi="Cambria Math"/>
-                  <w:lang w:eastAsia="ru-RU"/>
-                </w:rPr>
-                <m:t>R</m:t>
+                  <w:rFonts w:ascii="Cambria Math" w:eastAsia="Times New Roman" w:hAnsi="Cambria Math" w:cs="Times New Roman"/>
+                  <w:kern w:val="0"/>
+                  <w:lang w:eastAsia="ru-RU"/>
+                  <w14:ligatures w14:val="none"/>
+                </w:rPr>
+                <m:t>Y</m:t>
               </m:r>
             </m:e>
             <m:sub>
               <m:r>
-                <m:rPr>
-                  <m:nor/>
-                </m:rPr>
-                <w:rPr>
-                  <w:lang w:eastAsia="ru-RU"/>
-                </w:rPr>
-                <m:t>си</m:t>
+                <w:rPr>
+                  <w:rFonts w:ascii="Cambria Math" w:eastAsia="Times New Roman" w:hAnsi="Cambria Math" w:cs="Times New Roman"/>
+                  <w:kern w:val="0"/>
+                  <w:lang w:eastAsia="ru-RU"/>
+                  <w14:ligatures w14:val="none"/>
+                </w:rPr>
+                <m:t>22</m:t>
               </m:r>
             </m:sub>
           </m:sSub>
           <m:r>
             <w:rPr>
-              <w:rFonts w:ascii="Cambria Math" w:hAnsi="Cambria Math"/>
-              <w:lang w:eastAsia="ru-RU"/>
+              <w:rFonts w:ascii="Cambria Math" w:eastAsia="Times New Roman" w:hAnsi="Cambria Math" w:cs="Times New Roman"/>
+              <w:kern w:val="0"/>
+              <w:lang w:eastAsia="ru-RU"/>
+              <w14:ligatures w14:val="none"/>
             </w:rPr>
             <m:t>=</m:t>
           </m:r>
@@ -389,42 +315,43 @@
             <m:fPr>
               <m:ctrlPr>
                 <w:rPr>
-                  <w:rFonts w:ascii="Cambria Math" w:hAnsi="Cambria Math"/>
-                  <w:lang w:eastAsia="ru-RU"/>
+                  <w:rFonts w:ascii="Cambria Math" w:eastAsia="Times New Roman" w:hAnsi="Cambria Math" w:cs="Times New Roman"/>
+                  <w:kern w:val="0"/>
+                  <w:lang w:eastAsia="ru-RU"/>
+                  <w14:ligatures w14:val="none"/>
                 </w:rPr>
               </m:ctrlPr>
             </m:fPr>
             <m:num>
               <m:r>
                 <w:rPr>
-                  <w:rFonts w:ascii="Cambria Math" w:hAnsi="Cambria Math"/>
-                  <w:lang w:eastAsia="ru-RU"/>
-                </w:rPr>
-                <m:t>1</m:t>
+                  <w:rFonts w:ascii="Cambria Math" w:eastAsia="Times New Roman" w:hAnsi="Cambria Math" w:cs="Times New Roman"/>
+                  <w:kern w:val="0"/>
+                  <w:lang w:eastAsia="ru-RU"/>
+                  <w14:ligatures w14:val="none"/>
+                </w:rPr>
+                <m:t>3</m:t>
               </m:r>
             </m:num>
             <m:den>
-              <m:r>
-                <w:rPr>
-                  <w:rFonts w:ascii="Cambria Math" w:hAnsi="Cambria Math"/>
-                  <w:lang w:eastAsia="ru-RU"/>
-                </w:rPr>
-                <m:t>2⋅</m:t>
-              </m:r>
               <m:sSup>
                 <m:sSupPr>
                   <m:ctrlPr>
                     <w:rPr>
-                      <w:rFonts w:ascii="Cambria Math" w:hAnsi="Cambria Math"/>
+                      <w:rFonts w:ascii="Cambria Math" w:eastAsia="Times New Roman" w:hAnsi="Cambria Math" w:cs="Times New Roman"/>
+                      <w:kern w:val="0"/>
                       <w:lang w:eastAsia="ru-RU"/>
+                      <w14:ligatures w14:val="none"/>
                     </w:rPr>
                   </m:ctrlPr>
                 </m:sSupPr>
                 <m:e>
                   <m:r>
                     <w:rPr>
-                      <w:rFonts w:ascii="Cambria Math" w:hAnsi="Cambria Math"/>
+                      <w:rFonts w:ascii="Cambria Math" w:eastAsia="Times New Roman" w:hAnsi="Cambria Math" w:cs="Times New Roman"/>
+                      <w:kern w:val="0"/>
                       <w:lang w:eastAsia="ru-RU"/>
+                      <w14:ligatures w14:val="none"/>
                     </w:rPr>
                     <m:t>10</m:t>
                   </m:r>
@@ -432,34 +359,93 @@
                 <m:sup>
                   <m:r>
                     <w:rPr>
-                      <w:rFonts w:ascii="Cambria Math" w:hAnsi="Cambria Math"/>
+                      <w:rFonts w:ascii="Cambria Math" w:eastAsia="Times New Roman" w:hAnsi="Cambria Math" w:cs="Times New Roman"/>
+                      <w:kern w:val="0"/>
                       <w:lang w:eastAsia="ru-RU"/>
+                      <w14:ligatures w14:val="none"/>
                     </w:rPr>
-                    <m:t>-4</m:t>
+                    <m:t>4</m:t>
                   </m:r>
                 </m:sup>
               </m:sSup>
             </m:den>
           </m:f>
           <m:r>
-            <w:rPr>
-              <w:rFonts w:ascii="Cambria Math" w:hAnsi="Cambria Math"/>
-              <w:lang w:eastAsia="ru-RU"/>
-            </w:rPr>
-            <m:t>=5000</m:t>
-          </m:r>
-          <m:r>
             <m:rPr>
               <m:nor/>
             </m:rPr>
             <w:rPr>
-              <w:lang w:eastAsia="ru-RU"/>
-            </w:rPr>
-            <m:t> Ом</m:t>
-          </m:r>
-          <m:r>
-            <w:rPr>
-              <w:lang w:eastAsia="ru-RU"/>
+              <w:rFonts w:ascii="Times New Roman" w:eastAsia="Times New Roman" w:hAnsi="Times New Roman" w:cs="Times New Roman"/>
+              <w:kern w:val="0"/>
+              <w:lang w:eastAsia="ru-RU"/>
+              <w14:ligatures w14:val="none"/>
+            </w:rPr>
+            <m:t> См</m:t>
+          </m:r>
+          <m:r>
+            <w:rPr>
+              <w:rFonts w:ascii="Cambria Math" w:eastAsia="Times New Roman" w:hAnsi="Cambria Math" w:cs="Times New Roman"/>
+              <w:kern w:val="0"/>
+              <w:lang w:eastAsia="ru-RU"/>
+              <w14:ligatures w14:val="none"/>
+            </w:rPr>
+            <m:t>=3⋅</m:t>
+          </m:r>
+          <m:sSup>
+            <m:sSupPr>
+              <m:ctrlPr>
+                <w:rPr>
+                  <w:rFonts w:ascii="Cambria Math" w:eastAsia="Times New Roman" w:hAnsi="Cambria Math" w:cs="Times New Roman"/>
+                  <w:kern w:val="0"/>
+                  <w:lang w:eastAsia="ru-RU"/>
+                  <w14:ligatures w14:val="none"/>
+                </w:rPr>
+              </m:ctrlPr>
+            </m:sSupPr>
+            <m:e>
+              <m:r>
+                <w:rPr>
+                  <w:rFonts w:ascii="Cambria Math" w:eastAsia="Times New Roman" w:hAnsi="Cambria Math" w:cs="Times New Roman"/>
+                  <w:kern w:val="0"/>
+                  <w:lang w:eastAsia="ru-RU"/>
+                  <w14:ligatures w14:val="none"/>
+                </w:rPr>
+                <m:t>10</m:t>
+              </m:r>
+            </m:e>
+            <m:sup>
+              <m:r>
+                <w:rPr>
+                  <w:rFonts w:ascii="Cambria Math" w:eastAsia="Times New Roman" w:hAnsi="Cambria Math" w:cs="Times New Roman"/>
+                  <w:kern w:val="0"/>
+                  <w:lang w:eastAsia="ru-RU"/>
+                  <w14:ligatures w14:val="none"/>
+                </w:rPr>
+                <m:t>-4</m:t>
+              </m:r>
+            </m:sup>
+          </m:sSup>
+          <m:r>
+            <m:rPr>
+              <m:nor/>
+            </m:rPr>
+            <w:rPr>
+              <w:rFonts w:ascii="Times New Roman" w:eastAsia="Times New Roman" w:hAnsi="Times New Roman" w:cs="Times New Roman"/>
+              <w:kern w:val="0"/>
+              <w:lang w:eastAsia="ru-RU"/>
+              <w14:ligatures w14:val="none"/>
+            </w:rPr>
+            <m:t> См</m:t>
+          </m:r>
+          <m:r>
+            <m:rPr>
+              <m:sty m:val="p"/>
+            </m:rPr>
+            <w:rPr>
+              <w:rFonts w:ascii="Times New Roman" w:eastAsia="Times New Roman" w:hAnsi="Times New Roman" w:cs="Times New Roman"/>
+              <w:kern w:val="0"/>
+              <w:lang w:eastAsia="ru-RU"/>
+              <w14:ligatures w14:val="none"/>
             </w:rPr>
             <w:br/>
           </m:r>
@@ -468,15 +454,133 @@
     </w:p>
     <w:p>
       <w:pPr>
-        <w:rPr>
-          <w:lang w:eastAsia="ru-RU"/>
-        </w:rPr>
-      </w:pPr>
+        <w:spacing w:after="0" w:line="360" w:lineRule="auto"/>
+        <w:rPr>
+          <w:rFonts w:ascii="Times New Roman" w:eastAsia="Times New Roman" w:hAnsi="Times New Roman" w:cs="Times New Roman"/>
+          <w:kern w:val="0"/>
+          <w:lang w:eastAsia="ru-RU"/>
+          <w14:ligatures w14:val="none"/>
+        </w:rPr>
+      </w:pPr>
+      <w:r>
+        <w:rPr>
+          <w:rFonts w:ascii="Times New Roman" w:eastAsia="Times New Roman" w:hAnsi="Times New Roman" w:cs="Times New Roman"/>
+          <w:b/>
+          <w:bCs/>
+          <w:kern w:val="0"/>
+          <w:lang w:eastAsia="ru-RU"/>
+          <w14:ligatures w14:val="none"/>
+        </w:rPr>
+        <w:t>Найти</w:t>
+      </w:r>
+      <w:r>
+        <w:rPr>
+          <w:rFonts w:ascii="Times New Roman" w:eastAsia="Times New Roman" w:hAnsi="Times New Roman" w:cs="Times New Roman"/>
+          <w:b/>
+          <w:bCs/>
+          <w:kern w:val="0"/>
+          <w:lang w:eastAsia="ru-RU"/>
+          <w14:ligatures w14:val="none"/>
+        </w:rPr>
+        <w:t xml:space="preserve">: </w:t>
+      </w:r>
+      <m:oMath>
+        <m:sSub>
+          <m:sSubPr>
+            <m:ctrlPr>
+              <w:rPr>
+                <w:rFonts w:ascii="Cambria Math" w:eastAsia="Times New Roman" w:hAnsi="Cambria Math" w:cs="Times New Roman"/>
+                <w:kern w:val="0"/>
+                <w:lang w:eastAsia="ru-RU"/>
+                <w14:ligatures w14:val="none"/>
+              </w:rPr>
+            </m:ctrlPr>
+          </m:sSubPr>
+          <m:e>
+            <m:r>
+              <w:rPr>
+                <w:rFonts w:ascii="Cambria Math" w:eastAsia="Times New Roman" w:hAnsi="Cambria Math" w:cs="Times New Roman"/>
+                <w:kern w:val="0"/>
+                <w:lang w:eastAsia="ru-RU"/>
+                <w14:ligatures w14:val="none"/>
+              </w:rPr>
+              <m:t>Y</m:t>
+            </m:r>
+          </m:e>
+          <m:sub>
+            <m:r>
+              <w:rPr>
+                <w:rFonts w:ascii="Cambria Math" w:eastAsia="Times New Roman" w:hAnsi="Cambria Math" w:cs="Times New Roman"/>
+                <w:kern w:val="0"/>
+                <w:lang w:eastAsia="ru-RU"/>
+                <w14:ligatures w14:val="none"/>
+              </w:rPr>
+              <m:t>21</m:t>
+            </m:r>
+          </m:sub>
+        </m:sSub>
+      </m:oMath>
+      <w:r>
+        <w:rPr>
+          <w:rFonts w:ascii="Cambria Math" w:eastAsia="Times New Roman" w:hAnsi="Cambria Math" w:cs="Times New Roman"/>
+          <w:kern w:val="0"/>
+          <w:lang w:eastAsia="ru-RU"/>
+          <w14:ligatures w14:val="none"/>
+        </w:rPr>
+        <w:br/>
+      </w:r>
     </w:p>
     <w:p>
       <w:pPr>
-        <w:rPr>
-          <w:lang w:eastAsia="ru-RU"/>
+        <w:spacing w:after="0" w:line="360" w:lineRule="auto"/>
+        <w:rPr>
+          <w:rFonts w:ascii="Times New Roman" w:eastAsia="Times New Roman" w:hAnsi="Times New Roman" w:cs="Times New Roman"/>
+          <w:kern w:val="0"/>
+          <w:lang w:eastAsia="ru-RU"/>
+          <w14:ligatures w14:val="none"/>
+        </w:rPr>
+      </w:pPr>
+    </w:p>
+    <w:p>
+      <w:pPr>
+        <w:spacing w:after="0" w:line="360" w:lineRule="auto"/>
+        <w:rPr>
+          <w:rFonts w:ascii="Times New Roman" w:eastAsia="Times New Roman" w:hAnsi="Times New Roman" w:cs="Times New Roman"/>
+          <w:kern w:val="0"/>
+          <w:lang w:eastAsia="ru-RU"/>
+          <w14:ligatures w14:val="none"/>
+        </w:rPr>
+      </w:pPr>
+      <w:r>
+        <w:rPr>
+          <w:rFonts w:ascii="Times New Roman" w:eastAsia="Times New Roman" w:hAnsi="Times New Roman" w:cs="Times New Roman"/>
+          <w:b/>
+          <w:bCs/>
+          <w:kern w:val="0"/>
+          <w:lang w:eastAsia="ru-RU"/>
+          <w14:ligatures w14:val="none"/>
+        </w:rPr>
+        <w:t>Решение:</w:t>
+      </w:r>
+      <w:r>
+        <w:rPr>
+          <w:rFonts w:ascii="Times New Roman" w:eastAsia="Times New Roman" w:hAnsi="Times New Roman" w:cs="Times New Roman"/>
+          <w:kern w:val="0"/>
+          <w:lang w:eastAsia="ru-RU"/>
+          <w14:ligatures w14:val="none"/>
+        </w:rPr>
+        <w:br/>
+        <w:t>Для МОП-транзистора с индуцированным каналом (схема на рис.3):</w:t>
+      </w:r>
+    </w:p>
+    <w:p>
+      <w:pPr>
+        <w:spacing w:after="0" w:line="360" w:lineRule="auto"/>
+        <w:rPr>
+          <w:rFonts w:ascii="Times New Roman" w:eastAsia="Times New Roman" w:hAnsi="Times New Roman" w:cs="Times New Roman"/>
+          <w:kern w:val="0"/>
+          <w:lang w:eastAsia="ru-RU"/>
+          <w14:ligatures w14:val="none"/>
         </w:rPr>
       </w:pPr>
       <m:oMathPara>
@@ -485,16 +589,20 @@
             <m:sSubPr>
               <m:ctrlPr>
                 <w:rPr>
-                  <w:rFonts w:ascii="Cambria Math" w:hAnsi="Cambria Math"/>
-                  <w:lang w:eastAsia="ru-RU"/>
+                  <w:rFonts w:ascii="Cambria Math" w:eastAsia="Times New Roman" w:hAnsi="Cambria Math" w:cs="Times New Roman"/>
+                  <w:kern w:val="0"/>
+                  <w:lang w:eastAsia="ru-RU"/>
+                  <w14:ligatures w14:val="none"/>
                 </w:rPr>
               </m:ctrlPr>
             </m:sSubPr>
             <m:e>
               <m:r>
                 <w:rPr>
-                  <w:rFonts w:ascii="Cambria Math" w:hAnsi="Cambria Math"/>
-                  <w:lang w:eastAsia="ru-RU"/>
+                  <w:rFonts w:ascii="Cambria Math" w:eastAsia="Times New Roman" w:hAnsi="Cambria Math" w:cs="Times New Roman"/>
+                  <w:kern w:val="0"/>
+                  <w:lang w:eastAsia="ru-RU"/>
+                  <w14:ligatures w14:val="none"/>
                 </w:rPr>
                 <m:t>U</m:t>
               </m:r>
@@ -505,35 +613,116 @@
                   <m:nor/>
                 </m:rPr>
                 <w:rPr>
-                  <w:lang w:eastAsia="ru-RU"/>
-                </w:rPr>
-                <m:t>си</m:t>
+                  <w:rFonts w:ascii="Times New Roman" w:eastAsia="Times New Roman" w:hAnsi="Times New Roman" w:cs="Times New Roman"/>
+                  <w:kern w:val="0"/>
+                  <w:lang w:eastAsia="ru-RU"/>
+                  <w14:ligatures w14:val="none"/>
+                </w:rPr>
+                <m:t>зи</m:t>
               </m:r>
             </m:sub>
           </m:sSub>
           <m:r>
             <w:rPr>
-              <w:rFonts w:ascii="Cambria Math" w:hAnsi="Cambria Math"/>
-              <w:lang w:eastAsia="ru-RU"/>
-            </w:rPr>
-            <m:t>=</m:t>
+              <w:rFonts w:ascii="Cambria Math" w:eastAsia="Times New Roman" w:hAnsi="Cambria Math" w:cs="Times New Roman"/>
+              <w:kern w:val="0"/>
+              <w:lang w:eastAsia="ru-RU"/>
+              <w14:ligatures w14:val="none"/>
+            </w:rPr>
+            <m:t>=E1=2</m:t>
+          </m:r>
+          <m:r>
+            <m:rPr>
+              <m:nor/>
+            </m:rPr>
+            <w:rPr>
+              <w:rFonts w:ascii="Times New Roman" w:eastAsia="Times New Roman" w:hAnsi="Times New Roman" w:cs="Times New Roman"/>
+              <w:kern w:val="0"/>
+              <w:lang w:eastAsia="ru-RU"/>
+              <w14:ligatures w14:val="none"/>
+            </w:rPr>
+            <m:t> В</m:t>
+          </m:r>
+          <m:r>
+            <m:rPr>
+              <m:sty m:val="p"/>
+            </m:rPr>
+            <w:rPr>
+              <w:rFonts w:ascii="Times New Roman" w:eastAsia="Times New Roman" w:hAnsi="Times New Roman" w:cs="Times New Roman"/>
+              <w:kern w:val="0"/>
+              <w:lang w:eastAsia="ru-RU"/>
+              <w14:ligatures w14:val="none"/>
+            </w:rPr>
+            <w:br/>
+          </m:r>
+        </m:oMath>
+      </m:oMathPara>
+    </w:p>
+    <w:p>
+      <w:pPr>
+        <w:numPr>
+          <w:ilvl w:val="0"/>
+          <w:numId w:val="3"/>
+        </w:numPr>
+        <w:spacing w:after="0" w:line="360" w:lineRule="auto"/>
+        <w:rPr>
+          <w:rFonts w:ascii="Times New Roman" w:eastAsia="Times New Roman" w:hAnsi="Times New Roman" w:cs="Times New Roman"/>
+          <w:kern w:val="0"/>
+          <w:lang w:eastAsia="ru-RU"/>
+          <w14:ligatures w14:val="none"/>
+        </w:rPr>
+      </w:pPr>
+      <w:r>
+        <w:rPr>
+          <w:rFonts w:ascii="Times New Roman" w:eastAsia="Times New Roman" w:hAnsi="Times New Roman" w:cs="Times New Roman"/>
+          <w:kern w:val="0"/>
+          <w:lang w:eastAsia="ru-RU"/>
+          <w14:ligatures w14:val="none"/>
+        </w:rPr>
+        <w:t>Из уравнения выходной цепи:</w:t>
+      </w:r>
+    </w:p>
+    <w:p>
+      <w:pPr>
+        <w:spacing w:after="0" w:line="360" w:lineRule="auto"/>
+        <w:rPr>
+          <w:rFonts w:ascii="Times New Roman" w:eastAsia="Times New Roman" w:hAnsi="Times New Roman" w:cs="Times New Roman"/>
+          <w:kern w:val="0"/>
+          <w:lang w:eastAsia="ru-RU"/>
+          <w14:ligatures w14:val="none"/>
+        </w:rPr>
+      </w:pPr>
+      <m:oMathPara>
+        <m:oMath>
+          <m:r>
+            <w:rPr>
+              <w:rFonts w:ascii="Cambria Math" w:eastAsia="Times New Roman" w:hAnsi="Cambria Math" w:cs="Times New Roman"/>
+              <w:kern w:val="0"/>
+              <w:lang w:eastAsia="ru-RU"/>
+              <w14:ligatures w14:val="none"/>
+            </w:rPr>
+            <m:t>E2=</m:t>
           </m:r>
           <m:sSub>
             <m:sSubPr>
               <m:ctrlPr>
                 <w:rPr>
-                  <w:rFonts w:ascii="Cambria Math" w:hAnsi="Cambria Math"/>
-                  <w:lang w:eastAsia="ru-RU"/>
+                  <w:rFonts w:ascii="Cambria Math" w:eastAsia="Times New Roman" w:hAnsi="Cambria Math" w:cs="Times New Roman"/>
+                  <w:kern w:val="0"/>
+                  <w:lang w:eastAsia="ru-RU"/>
+                  <w14:ligatures w14:val="none"/>
                 </w:rPr>
               </m:ctrlPr>
             </m:sSubPr>
             <m:e>
               <m:r>
                 <w:rPr>
-                  <w:rFonts w:ascii="Cambria Math" w:hAnsi="Cambria Math"/>
-                  <w:lang w:eastAsia="ru-RU"/>
-                </w:rPr>
-                <m:t>R</m:t>
+                  <w:rFonts w:ascii="Cambria Math" w:eastAsia="Times New Roman" w:hAnsi="Cambria Math" w:cs="Times New Roman"/>
+                  <w:kern w:val="0"/>
+                  <w:lang w:eastAsia="ru-RU"/>
+                  <w14:ligatures w14:val="none"/>
+                </w:rPr>
+                <m:t>U</m:t>
               </m:r>
             </m:e>
             <m:sub>
@@ -542,7 +731,10 @@
                   <m:nor/>
                 </m:rPr>
                 <w:rPr>
-                  <w:lang w:eastAsia="ru-RU"/>
+                  <w:rFonts w:ascii="Times New Roman" w:eastAsia="Times New Roman" w:hAnsi="Times New Roman" w:cs="Times New Roman"/>
+                  <w:kern w:val="0"/>
+                  <w:lang w:eastAsia="ru-RU"/>
+                  <w14:ligatures w14:val="none"/>
                 </w:rPr>
                 <m:t>си</m:t>
               </m:r>
@@ -550,34 +742,260 @@
           </m:sSub>
           <m:r>
             <w:rPr>
-              <w:rFonts w:ascii="Cambria Math" w:hAnsi="Cambria Math"/>
-              <w:lang w:eastAsia="ru-RU"/>
-            </w:rPr>
-            <m:t>⋅I2</m:t>
-          </m:r>
-          <m:r>
-            <w:rPr>
-              <w:i/>
-              <w:lang w:eastAsia="ru-RU"/>
+              <w:rFonts w:ascii="Cambria Math" w:eastAsia="Times New Roman" w:hAnsi="Cambria Math" w:cs="Times New Roman"/>
+              <w:kern w:val="0"/>
+              <w:lang w:eastAsia="ru-RU"/>
+              <w14:ligatures w14:val="none"/>
+            </w:rPr>
+            <m:t>+</m:t>
+          </m:r>
+          <m:sSub>
+            <m:sSubPr>
+              <m:ctrlPr>
+                <w:rPr>
+                  <w:rFonts w:ascii="Cambria Math" w:eastAsia="Times New Roman" w:hAnsi="Cambria Math" w:cs="Times New Roman"/>
+                  <w:kern w:val="0"/>
+                  <w:lang w:eastAsia="ru-RU"/>
+                  <w14:ligatures w14:val="none"/>
+                </w:rPr>
+              </m:ctrlPr>
+            </m:sSubPr>
+            <m:e>
+              <m:r>
+                <w:rPr>
+                  <w:rFonts w:ascii="Cambria Math" w:eastAsia="Times New Roman" w:hAnsi="Cambria Math" w:cs="Times New Roman"/>
+                  <w:kern w:val="0"/>
+                  <w:lang w:eastAsia="ru-RU"/>
+                  <w14:ligatures w14:val="none"/>
+                </w:rPr>
+                <m:t>I</m:t>
+              </m:r>
+            </m:e>
+            <m:sub>
+              <m:r>
+                <w:rPr>
+                  <w:rFonts w:ascii="Cambria Math" w:eastAsia="Times New Roman" w:hAnsi="Cambria Math" w:cs="Times New Roman"/>
+                  <w:kern w:val="0"/>
+                  <w:lang w:eastAsia="ru-RU"/>
+                  <w14:ligatures w14:val="none"/>
+                </w:rPr>
+                <m:t>c</m:t>
+              </m:r>
+            </m:sub>
+          </m:sSub>
+          <m:r>
+            <w:rPr>
+              <w:rFonts w:ascii="Cambria Math" w:eastAsia="Times New Roman" w:hAnsi="Cambria Math" w:cs="Times New Roman"/>
+              <w:kern w:val="0"/>
+              <w:lang w:eastAsia="ru-RU"/>
+              <w14:ligatures w14:val="none"/>
+            </w:rPr>
+            <m:t>⋅R2</m:t>
+          </m:r>
+          <m:r>
+            <w:rPr>
+              <w:rFonts w:ascii="Cambria Math" w:eastAsia="Times New Roman" w:hAnsi="Cambria Math" w:cs="Times New Roman"/>
+              <w:kern w:val="0"/>
+              <w:lang w:eastAsia="ru-RU"/>
+              <w14:ligatures w14:val="none"/>
             </w:rPr>
             <w:br/>
           </m:r>
         </m:oMath>
+      </m:oMathPara>
+    </w:p>
+    <w:p>
+      <w:pPr>
+        <w:numPr>
+          <w:ilvl w:val="0"/>
+          <w:numId w:val="4"/>
+        </w:numPr>
+        <w:spacing w:after="0" w:line="360" w:lineRule="auto"/>
+        <w:rPr>
+          <w:rFonts w:ascii="Times New Roman" w:eastAsia="Times New Roman" w:hAnsi="Times New Roman" w:cs="Times New Roman"/>
+          <w:kern w:val="0"/>
+          <w:lang w:eastAsia="ru-RU"/>
+          <w14:ligatures w14:val="none"/>
+        </w:rPr>
+      </w:pPr>
+      <w:r>
+        <w:rPr>
+          <w:rFonts w:ascii="Times New Roman" w:eastAsia="Times New Roman" w:hAnsi="Times New Roman" w:cs="Times New Roman"/>
+          <w:kern w:val="0"/>
+          <w:lang w:eastAsia="ru-RU"/>
+          <w14:ligatures w14:val="none"/>
+        </w:rPr>
+        <w:t xml:space="preserve">Связь </w:t>
+      </w:r>
+      <m:oMath>
+        <m:sSub>
+          <m:sSubPr>
+            <m:ctrlPr>
+              <w:rPr>
+                <w:rFonts w:ascii="Cambria Math" w:eastAsia="Times New Roman" w:hAnsi="Cambria Math" w:cs="Times New Roman"/>
+                <w:kern w:val="0"/>
+                <w:lang w:eastAsia="ru-RU"/>
+                <w14:ligatures w14:val="none"/>
+              </w:rPr>
+            </m:ctrlPr>
+          </m:sSubPr>
+          <m:e>
+            <m:r>
+              <w:rPr>
+                <w:rFonts w:ascii="Cambria Math" w:eastAsia="Times New Roman" w:hAnsi="Cambria Math" w:cs="Times New Roman"/>
+                <w:kern w:val="0"/>
+                <w:lang w:eastAsia="ru-RU"/>
+                <w14:ligatures w14:val="none"/>
+              </w:rPr>
+              <m:t>U</m:t>
+            </m:r>
+          </m:e>
+          <m:sub>
+            <m:r>
+              <m:rPr>
+                <m:nor/>
+              </m:rPr>
+              <w:rPr>
+                <w:rFonts w:ascii="Times New Roman" w:eastAsia="Times New Roman" w:hAnsi="Times New Roman" w:cs="Times New Roman"/>
+                <w:kern w:val="0"/>
+                <w:lang w:eastAsia="ru-RU"/>
+                <w14:ligatures w14:val="none"/>
+              </w:rPr>
+              <m:t>си</m:t>
+            </m:r>
+          </m:sub>
+        </m:sSub>
+      </m:oMath>
+      <w:r>
+        <w:rPr>
+          <w:rFonts w:ascii="Times New Roman" w:eastAsia="Times New Roman" w:hAnsi="Times New Roman" w:cs="Times New Roman"/>
+          <w:kern w:val="0"/>
+          <w:lang w:eastAsia="ru-RU"/>
+          <w14:ligatures w14:val="none"/>
+        </w:rPr>
+        <w:t xml:space="preserve"> и тока </w:t>
+      </w:r>
+      <m:oMath>
+        <m:sSub>
+          <m:sSubPr>
+            <m:ctrlPr>
+              <w:rPr>
+                <w:rFonts w:ascii="Cambria Math" w:eastAsia="Times New Roman" w:hAnsi="Cambria Math" w:cs="Times New Roman"/>
+                <w:kern w:val="0"/>
+                <w:lang w:eastAsia="ru-RU"/>
+                <w14:ligatures w14:val="none"/>
+              </w:rPr>
+            </m:ctrlPr>
+          </m:sSubPr>
+          <m:e>
+            <m:r>
+              <w:rPr>
+                <w:rFonts w:ascii="Cambria Math" w:eastAsia="Times New Roman" w:hAnsi="Cambria Math" w:cs="Times New Roman"/>
+                <w:kern w:val="0"/>
+                <w:lang w:eastAsia="ru-RU"/>
+                <w14:ligatures w14:val="none"/>
+              </w:rPr>
+              <m:t>I</m:t>
+            </m:r>
+          </m:e>
+          <m:sub>
+            <m:r>
+              <w:rPr>
+                <w:rFonts w:ascii="Cambria Math" w:eastAsia="Times New Roman" w:hAnsi="Cambria Math" w:cs="Times New Roman"/>
+                <w:kern w:val="0"/>
+                <w:lang w:eastAsia="ru-RU"/>
+                <w14:ligatures w14:val="none"/>
+              </w:rPr>
+              <m:t>c</m:t>
+            </m:r>
+          </m:sub>
+        </m:sSub>
+      </m:oMath>
+      <w:r>
+        <w:rPr>
+          <w:rFonts w:ascii="Times New Roman" w:eastAsia="Times New Roman" w:hAnsi="Times New Roman" w:cs="Times New Roman"/>
+          <w:kern w:val="0"/>
+          <w:lang w:eastAsia="ru-RU"/>
+          <w14:ligatures w14:val="none"/>
+        </w:rPr>
+        <w:t xml:space="preserve"> через </w:t>
+      </w:r>
+      <m:oMath>
+        <m:sSub>
+          <m:sSubPr>
+            <m:ctrlPr>
+              <w:rPr>
+                <w:rFonts w:ascii="Cambria Math" w:eastAsia="Times New Roman" w:hAnsi="Cambria Math" w:cs="Times New Roman"/>
+                <w:kern w:val="0"/>
+                <w:lang w:eastAsia="ru-RU"/>
+                <w14:ligatures w14:val="none"/>
+              </w:rPr>
+            </m:ctrlPr>
+          </m:sSubPr>
+          <m:e>
+            <m:r>
+              <w:rPr>
+                <w:rFonts w:ascii="Cambria Math" w:eastAsia="Times New Roman" w:hAnsi="Cambria Math" w:cs="Times New Roman"/>
+                <w:kern w:val="0"/>
+                <w:lang w:eastAsia="ru-RU"/>
+                <w14:ligatures w14:val="none"/>
+              </w:rPr>
+              <m:t>Y</m:t>
+            </m:r>
+          </m:e>
+          <m:sub>
+            <m:r>
+              <w:rPr>
+                <w:rFonts w:ascii="Cambria Math" w:eastAsia="Times New Roman" w:hAnsi="Cambria Math" w:cs="Times New Roman"/>
+                <w:kern w:val="0"/>
+                <w:lang w:eastAsia="ru-RU"/>
+                <w14:ligatures w14:val="none"/>
+              </w:rPr>
+              <m:t>22</m:t>
+            </m:r>
+          </m:sub>
+        </m:sSub>
+      </m:oMath>
+      <w:r>
+        <w:rPr>
+          <w:rFonts w:ascii="Times New Roman" w:eastAsia="Times New Roman" w:hAnsi="Times New Roman" w:cs="Times New Roman"/>
+          <w:kern w:val="0"/>
+          <w:lang w:eastAsia="ru-RU"/>
+          <w14:ligatures w14:val="none"/>
+        </w:rPr>
+        <w:t>:</w:t>
+      </w:r>
+    </w:p>
+    <w:p>
+      <w:pPr>
+        <w:spacing w:after="0" w:line="360" w:lineRule="auto"/>
+        <w:rPr>
+          <w:rFonts w:ascii="Times New Roman" w:eastAsia="Times New Roman" w:hAnsi="Times New Roman" w:cs="Times New Roman"/>
+          <w:kern w:val="0"/>
+          <w:lang w:eastAsia="ru-RU"/>
+          <w14:ligatures w14:val="none"/>
+        </w:rPr>
+      </w:pPr>
+      <m:oMathPara>
         <m:oMath>
           <m:sSub>
             <m:sSubPr>
               <m:ctrlPr>
                 <w:rPr>
-                  <w:rFonts w:ascii="Cambria Math" w:hAnsi="Cambria Math"/>
-                  <w:lang w:eastAsia="ru-RU"/>
+                  <w:rFonts w:ascii="Cambria Math" w:eastAsia="Times New Roman" w:hAnsi="Cambria Math" w:cs="Times New Roman"/>
+                  <w:kern w:val="0"/>
+                  <w:lang w:eastAsia="ru-RU"/>
+                  <w14:ligatures w14:val="none"/>
                 </w:rPr>
               </m:ctrlPr>
             </m:sSubPr>
             <m:e>
               <m:r>
                 <w:rPr>
-                  <w:rFonts w:ascii="Cambria Math" w:hAnsi="Cambria Math"/>
-                  <w:lang w:eastAsia="ru-RU"/>
+                  <w:rFonts w:ascii="Cambria Math" w:eastAsia="Times New Roman" w:hAnsi="Cambria Math" w:cs="Times New Roman"/>
+                  <w:kern w:val="0"/>
+                  <w:lang w:eastAsia="ru-RU"/>
+                  <w14:ligatures w14:val="none"/>
                 </w:rPr>
                 <m:t>U</m:t>
               </m:r>
@@ -588,7 +1006,10 @@
                   <m:nor/>
                 </m:rPr>
                 <w:rPr>
-                  <w:lang w:eastAsia="ru-RU"/>
+                  <w:rFonts w:ascii="Times New Roman" w:eastAsia="Times New Roman" w:hAnsi="Times New Roman" w:cs="Times New Roman"/>
+                  <w:kern w:val="0"/>
+                  <w:lang w:eastAsia="ru-RU"/>
+                  <w14:ligatures w14:val="none"/>
                 </w:rPr>
                 <m:t>си</m:t>
               </m:r>
@@ -596,639 +1017,12 @@
           </m:sSub>
           <m:r>
             <w:rPr>
-              <w:rFonts w:ascii="Cambria Math" w:hAnsi="Cambria Math"/>
-              <w:lang w:eastAsia="ru-RU"/>
-            </w:rPr>
-            <m:t>=5000⋅6⋅</m:t>
-          </m:r>
-          <m:sSup>
-            <m:sSupPr>
-              <m:ctrlPr>
-                <w:rPr>
-                  <w:rFonts w:ascii="Cambria Math" w:hAnsi="Cambria Math"/>
-                  <w:lang w:eastAsia="ru-RU"/>
-                </w:rPr>
-              </m:ctrlPr>
-            </m:sSupPr>
-            <m:e>
-              <m:r>
-                <w:rPr>
-                  <w:rFonts w:ascii="Cambria Math" w:hAnsi="Cambria Math"/>
-                  <w:lang w:eastAsia="ru-RU"/>
-                </w:rPr>
-                <m:t>10</m:t>
-              </m:r>
-            </m:e>
-            <m:sup>
-              <m:r>
-                <w:rPr>
-                  <w:rFonts w:ascii="Cambria Math" w:hAnsi="Cambria Math"/>
-                  <w:lang w:eastAsia="ru-RU"/>
-                </w:rPr>
-                <m:t>-3</m:t>
-              </m:r>
-            </m:sup>
-          </m:sSup>
-          <m:r>
-            <w:rPr>
-              <w:rFonts w:ascii="Cambria Math" w:hAnsi="Cambria Math"/>
-              <w:lang w:eastAsia="ru-RU"/>
-            </w:rPr>
-            <m:t>=30</m:t>
-          </m:r>
-          <m:r>
-            <m:rPr>
-              <m:nor/>
-            </m:rPr>
-            <w:rPr>
-              <w:lang w:eastAsia="ru-RU"/>
-            </w:rPr>
-            <m:t> В</m:t>
-          </m:r>
-          <m:r>
-            <w:rPr>
-              <w:lang w:eastAsia="ru-RU"/>
-            </w:rPr>
-            <w:br/>
-          </m:r>
-        </m:oMath>
-      </m:oMathPara>
-    </w:p>
-    <w:p>
-      <w:pPr>
-        <w:rPr>
-          <w:lang w:eastAsia="ru-RU"/>
-        </w:rPr>
-      </w:pPr>
-    </w:p>
-    <w:p>
-      <w:pPr>
-        <w:rPr>
-          <w:lang w:eastAsia="ru-RU"/>
-        </w:rPr>
-      </w:pPr>
-      <m:oMathPara>
-        <m:oMath>
-          <m:r>
-            <w:rPr>
-              <w:rFonts w:ascii="Cambria Math" w:hAnsi="Cambria Math"/>
-              <w:lang w:eastAsia="ru-RU"/>
-            </w:rPr>
-            <m:t>E2=</m:t>
-          </m:r>
-          <m:sSub>
-            <m:sSubPr>
-              <m:ctrlPr>
-                <w:rPr>
-                  <w:rFonts w:ascii="Cambria Math" w:hAnsi="Cambria Math"/>
-                  <w:lang w:eastAsia="ru-RU"/>
-                </w:rPr>
-              </m:ctrlPr>
-            </m:sSubPr>
-            <m:e>
-              <m:r>
-                <w:rPr>
-                  <w:rFonts w:ascii="Cambria Math" w:hAnsi="Cambria Math"/>
-                  <w:lang w:eastAsia="ru-RU"/>
-                </w:rPr>
-                <m:t>U</m:t>
-              </m:r>
-            </m:e>
-            <m:sub>
-              <m:r>
-                <m:rPr>
-                  <m:nor/>
-                </m:rPr>
-                <w:rPr>
-                  <w:lang w:eastAsia="ru-RU"/>
-                </w:rPr>
-                <m:t>си</m:t>
-              </m:r>
-            </m:sub>
-          </m:sSub>
-          <m:r>
-            <w:rPr>
-              <w:rFonts w:ascii="Cambria Math" w:hAnsi="Cambria Math"/>
-              <w:lang w:eastAsia="ru-RU"/>
-            </w:rPr>
-            <m:t>+I2⋅R2</m:t>
-          </m:r>
-          <m:r>
-            <w:rPr>
-              <w:i/>
-              <w:lang w:eastAsia="ru-RU"/>
-            </w:rPr>
-            <w:br/>
-          </m:r>
-        </m:oMath>
-        <m:oMath>
-          <m:r>
-            <w:rPr>
-              <w:rFonts w:ascii="Cambria Math" w:hAnsi="Cambria Math"/>
-              <w:lang w:eastAsia="ru-RU"/>
-            </w:rPr>
-            <m:t>E2=30+6⋅</m:t>
-          </m:r>
-          <m:sSup>
-            <m:sSupPr>
-              <m:ctrlPr>
-                <w:rPr>
-                  <w:rFonts w:ascii="Cambria Math" w:hAnsi="Cambria Math"/>
-                  <w:lang w:eastAsia="ru-RU"/>
-                </w:rPr>
-              </m:ctrlPr>
-            </m:sSupPr>
-            <m:e>
-              <m:r>
-                <w:rPr>
-                  <w:rFonts w:ascii="Cambria Math" w:hAnsi="Cambria Math"/>
-                  <w:lang w:eastAsia="ru-RU"/>
-                </w:rPr>
-                <m:t>10</m:t>
-              </m:r>
-            </m:e>
-            <m:sup>
-              <m:r>
-                <w:rPr>
-                  <w:rFonts w:ascii="Cambria Math" w:hAnsi="Cambria Math"/>
-                  <w:lang w:eastAsia="ru-RU"/>
-                </w:rPr>
-                <m:t>-3</m:t>
-              </m:r>
-            </m:sup>
-          </m:sSup>
-          <m:r>
-            <w:rPr>
-              <w:rFonts w:ascii="Cambria Math" w:hAnsi="Cambria Math"/>
-              <w:lang w:eastAsia="ru-RU"/>
-            </w:rPr>
-            <m:t>⋅3000</m:t>
-          </m:r>
-          <m:r>
-            <w:rPr>
-              <w:i/>
-              <w:lang w:eastAsia="ru-RU"/>
-            </w:rPr>
-            <w:br/>
-          </m:r>
-        </m:oMath>
-        <m:oMath>
-          <m:r>
-            <w:rPr>
-              <w:rFonts w:ascii="Cambria Math" w:hAnsi="Cambria Math"/>
-              <w:lang w:eastAsia="ru-RU"/>
-            </w:rPr>
-            <m:t>E2=30+18=48</m:t>
-          </m:r>
-          <m:r>
-            <m:rPr>
-              <m:nor/>
-            </m:rPr>
-            <w:rPr>
-              <w:lang w:eastAsia="ru-RU"/>
-            </w:rPr>
-            <m:t> В</m:t>
-          </m:r>
-        </m:oMath>
-      </m:oMathPara>
-    </w:p>
-    <w:p>
-      <w:pPr>
-        <w:spacing w:before="100" w:beforeAutospacing="1" w:after="100" w:afterAutospacing="1" w:line="240" w:lineRule="auto"/>
-        <w:outlineLvl w:val="1"/>
-        <w:rPr>
-          <w:rFonts w:ascii="Times New Roman" w:eastAsia="Times New Roman" w:hAnsi="Times New Roman" w:cs="Times New Roman"/>
-          <w:b/>
-          <w:bCs/>
-          <w:kern w:val="0"/>
-          <w:sz w:val="28"/>
-          <w:szCs w:val="28"/>
-          <w:lang w:eastAsia="ru-RU"/>
-          <w14:ligatures w14:val="none"/>
-        </w:rPr>
-      </w:pPr>
-      <w:r>
-        <w:rPr>
-          <w:rFonts w:ascii="Times New Roman" w:eastAsia="Times New Roman" w:hAnsi="Times New Roman" w:cs="Times New Roman"/>
-          <w:b/>
-          <w:bCs/>
-          <w:kern w:val="0"/>
-          <w:sz w:val="28"/>
-          <w:szCs w:val="28"/>
-          <w:lang w:eastAsia="ru-RU"/>
-          <w14:ligatures w14:val="none"/>
-        </w:rPr>
-        <w:t>2. Нарисовать схему и найти её параметры по характеристике</w:t>
-      </w:r>
-    </w:p>
-    <w:p>
-      <w:pPr>
-        <w:spacing w:after="0" w:line="240" w:lineRule="auto"/>
-        <w:rPr>
-          <w:rFonts w:ascii="Times New Roman" w:eastAsia="Times New Roman" w:hAnsi="Times New Roman" w:cs="Times New Roman"/>
-          <w:kern w:val="0"/>
-          <w:lang w:eastAsia="ru-RU"/>
-          <w14:ligatures w14:val="none"/>
-        </w:rPr>
-      </w:pPr>
-    </w:p>
-    <w:p>
-      <w:pPr>
-        <w:spacing w:before="100" w:beforeAutospacing="1" w:after="100" w:afterAutospacing="1" w:line="240" w:lineRule="auto"/>
-        <w:outlineLvl w:val="2"/>
-        <w:rPr>
-          <w:rFonts w:ascii="Times New Roman" w:eastAsia="Times New Roman" w:hAnsi="Times New Roman" w:cs="Times New Roman"/>
-          <w:b/>
-          <w:bCs/>
-          <w:kern w:val="0"/>
-          <w:sz w:val="27"/>
-          <w:szCs w:val="27"/>
-          <w:lang w:eastAsia="ru-RU"/>
-          <w14:ligatures w14:val="none"/>
-        </w:rPr>
-      </w:pPr>
-      <w:r>
-        <w:rPr>
-          <w:rFonts w:ascii="Times New Roman" w:eastAsia="Times New Roman" w:hAnsi="Times New Roman" w:cs="Times New Roman"/>
-          <w:b/>
-          <w:bCs/>
-          <w:kern w:val="0"/>
-          <w:sz w:val="27"/>
-          <w:szCs w:val="27"/>
-          <w:lang w:eastAsia="ru-RU"/>
-          <w14:ligatures w14:val="none"/>
-        </w:rPr>
-        <w:t>Дано:</w:t>
-      </w:r>
-    </w:p>
-    <w:p>
-      <w:pPr>
-        <w:spacing w:before="100" w:beforeAutospacing="1" w:after="100" w:afterAutospacing="1" w:line="240" w:lineRule="auto"/>
-        <w:rPr>
-          <w:rFonts w:ascii="Times New Roman" w:eastAsia="Times New Roman" w:hAnsi="Times New Roman" w:cs="Times New Roman"/>
-          <w:kern w:val="0"/>
-          <w:lang w:eastAsia="ru-RU"/>
-          <w14:ligatures w14:val="none"/>
-        </w:rPr>
-      </w:pPr>
-      <w:proofErr w:type="spellStart"/>
-      <w:r>
-        <w:rPr>
-          <w:rFonts w:ascii="Times New Roman" w:eastAsia="Times New Roman" w:hAnsi="Times New Roman" w:cs="Times New Roman"/>
-          <w:kern w:val="0"/>
-          <w:lang w:eastAsia="ru-RU"/>
-          <w14:ligatures w14:val="none"/>
-        </w:rPr>
-        <w:t>Uзи</w:t>
-      </w:r>
-      <w:proofErr w:type="spellEnd"/>
-      <w:r>
-        <w:rPr>
-          <w:rFonts w:ascii="Times New Roman" w:eastAsia="Times New Roman" w:hAnsi="Times New Roman" w:cs="Times New Roman"/>
-          <w:kern w:val="0"/>
-          <w:lang w:eastAsia="ru-RU"/>
-          <w14:ligatures w14:val="none"/>
-        </w:rPr>
-        <w:t xml:space="preserve"> = -5 В</w:t>
-      </w:r>
-      <w:r>
-        <w:rPr>
-          <w:rFonts w:ascii="Times New Roman" w:eastAsia="Times New Roman" w:hAnsi="Times New Roman" w:cs="Times New Roman"/>
-          <w:kern w:val="0"/>
-          <w:lang w:eastAsia="ru-RU"/>
-          <w14:ligatures w14:val="none"/>
-        </w:rPr>
-        <w:br/>
-      </w:r>
-      <w:proofErr w:type="spellStart"/>
-      <w:r>
-        <w:rPr>
-          <w:rFonts w:ascii="Times New Roman" w:eastAsia="Times New Roman" w:hAnsi="Times New Roman" w:cs="Times New Roman"/>
-          <w:kern w:val="0"/>
-          <w:lang w:eastAsia="ru-RU"/>
-          <w14:ligatures w14:val="none"/>
-        </w:rPr>
-        <w:t>Ic</w:t>
-      </w:r>
-      <w:proofErr w:type="spellEnd"/>
-      <w:r>
-        <w:rPr>
-          <w:rFonts w:ascii="Times New Roman" w:eastAsia="Times New Roman" w:hAnsi="Times New Roman" w:cs="Times New Roman"/>
-          <w:kern w:val="0"/>
-          <w:lang w:eastAsia="ru-RU"/>
-          <w14:ligatures w14:val="none"/>
-        </w:rPr>
-        <w:t xml:space="preserve"> = 3 мА</w:t>
-      </w:r>
-      <w:r>
-        <w:rPr>
-          <w:rFonts w:ascii="Times New Roman" w:eastAsia="Times New Roman" w:hAnsi="Times New Roman" w:cs="Times New Roman"/>
-          <w:kern w:val="0"/>
-          <w:lang w:eastAsia="ru-RU"/>
-          <w14:ligatures w14:val="none"/>
-        </w:rPr>
-        <w:br/>
-      </w:r>
-      <w:proofErr w:type="spellStart"/>
-      <w:r>
-        <w:rPr>
-          <w:rFonts w:ascii="Times New Roman" w:eastAsia="Times New Roman" w:hAnsi="Times New Roman" w:cs="Times New Roman"/>
-          <w:kern w:val="0"/>
-          <w:lang w:eastAsia="ru-RU"/>
-          <w14:ligatures w14:val="none"/>
-        </w:rPr>
-        <w:lastRenderedPageBreak/>
-        <w:t>Uси</w:t>
-      </w:r>
-      <w:proofErr w:type="spellEnd"/>
-      <w:r>
-        <w:rPr>
-          <w:rFonts w:ascii="Times New Roman" w:eastAsia="Times New Roman" w:hAnsi="Times New Roman" w:cs="Times New Roman"/>
-          <w:kern w:val="0"/>
-          <w:lang w:eastAsia="ru-RU"/>
-          <w14:ligatures w14:val="none"/>
-        </w:rPr>
-        <w:t xml:space="preserve"> = 7 В</w:t>
-      </w:r>
-      <w:r>
-        <w:rPr>
-          <w:rFonts w:ascii="Times New Roman" w:eastAsia="Times New Roman" w:hAnsi="Times New Roman" w:cs="Times New Roman"/>
-          <w:kern w:val="0"/>
-          <w:lang w:eastAsia="ru-RU"/>
-          <w14:ligatures w14:val="none"/>
-        </w:rPr>
-        <w:br/>
-        <w:t>R2 = 3 кОм</w:t>
-      </w:r>
-    </w:p>
-    <w:p>
-      <w:pPr>
-        <w:spacing w:after="0" w:line="240" w:lineRule="auto"/>
-        <w:rPr>
-          <w:rFonts w:ascii="Times New Roman" w:eastAsia="Times New Roman" w:hAnsi="Times New Roman" w:cs="Times New Roman"/>
-          <w:kern w:val="0"/>
-          <w:lang w:eastAsia="ru-RU"/>
-          <w14:ligatures w14:val="none"/>
-        </w:rPr>
-      </w:pPr>
-    </w:p>
-    <w:p>
-      <w:pPr>
-        <w:spacing w:before="100" w:beforeAutospacing="1" w:after="100" w:afterAutospacing="1" w:line="240" w:lineRule="auto"/>
-        <w:outlineLvl w:val="2"/>
-        <w:rPr>
-          <w:rFonts w:ascii="Times New Roman" w:eastAsia="Times New Roman" w:hAnsi="Times New Roman" w:cs="Times New Roman"/>
-          <w:b/>
-          <w:bCs/>
-          <w:kern w:val="0"/>
-          <w:sz w:val="27"/>
-          <w:szCs w:val="27"/>
-          <w:lang w:eastAsia="ru-RU"/>
-          <w14:ligatures w14:val="none"/>
-        </w:rPr>
-      </w:pPr>
-      <w:r>
-        <w:rPr>
-          <w:rFonts w:ascii="Times New Roman" w:eastAsia="Times New Roman" w:hAnsi="Times New Roman" w:cs="Times New Roman"/>
-          <w:b/>
-          <w:bCs/>
-          <w:kern w:val="0"/>
-          <w:sz w:val="27"/>
-          <w:szCs w:val="27"/>
-          <w:lang w:eastAsia="ru-RU"/>
-          <w14:ligatures w14:val="none"/>
-        </w:rPr>
-        <w:t>Тип транзистора:</w:t>
-      </w:r>
-    </w:p>
-    <w:p>
-      <w:pPr>
-        <w:spacing w:before="100" w:beforeAutospacing="1" w:after="100" w:afterAutospacing="1" w:line="240" w:lineRule="auto"/>
-        <w:rPr>
-          <w:rFonts w:ascii="Times New Roman" w:eastAsia="Times New Roman" w:hAnsi="Times New Roman" w:cs="Times New Roman"/>
-          <w:kern w:val="0"/>
-          <w:lang w:eastAsia="ru-RU"/>
-          <w14:ligatures w14:val="none"/>
-        </w:rPr>
-      </w:pPr>
-      <w:r>
-        <w:rPr>
-          <w:rFonts w:ascii="Times New Roman" w:eastAsia="Times New Roman" w:hAnsi="Times New Roman" w:cs="Times New Roman"/>
-          <w:kern w:val="0"/>
-          <w:lang w:eastAsia="ru-RU"/>
-          <w14:ligatures w14:val="none"/>
-        </w:rPr>
-        <w:t>ПТ с управляющим p-n переходом и n-каналом</w:t>
-      </w:r>
-    </w:p>
-    <w:p>
-      <w:pPr>
-        <w:spacing w:after="0" w:line="240" w:lineRule="auto"/>
-        <w:rPr>
-          <w:rFonts w:ascii="Times New Roman" w:eastAsia="Times New Roman" w:hAnsi="Times New Roman" w:cs="Times New Roman"/>
-          <w:kern w:val="0"/>
-          <w:lang w:eastAsia="ru-RU"/>
-          <w14:ligatures w14:val="none"/>
-        </w:rPr>
-      </w:pPr>
-    </w:p>
-    <w:p>
-      <w:pPr>
-        <w:spacing w:before="100" w:beforeAutospacing="1" w:after="100" w:afterAutospacing="1" w:line="240" w:lineRule="auto"/>
-        <w:outlineLvl w:val="2"/>
-        <w:rPr>
-          <w:rFonts w:ascii="Times New Roman" w:eastAsia="Times New Roman" w:hAnsi="Times New Roman" w:cs="Times New Roman"/>
-          <w:b/>
-          <w:bCs/>
-          <w:kern w:val="0"/>
-          <w:sz w:val="27"/>
-          <w:szCs w:val="27"/>
-          <w:lang w:eastAsia="ru-RU"/>
-          <w14:ligatures w14:val="none"/>
-        </w:rPr>
-      </w:pPr>
-      <w:r>
-        <w:rPr>
-          <w:rFonts w:ascii="Times New Roman" w:eastAsia="Times New Roman" w:hAnsi="Times New Roman" w:cs="Times New Roman"/>
-          <w:b/>
-          <w:bCs/>
-          <w:kern w:val="0"/>
-          <w:sz w:val="27"/>
-          <w:szCs w:val="27"/>
-          <w:lang w:eastAsia="ru-RU"/>
-          <w14:ligatures w14:val="none"/>
-        </w:rPr>
-        <w:t>Найти:</w:t>
-      </w:r>
-    </w:p>
-    <w:p>
-      <w:pPr>
-        <w:spacing w:before="100" w:beforeAutospacing="1" w:after="100" w:afterAutospacing="1" w:line="240" w:lineRule="auto"/>
-        <w:rPr>
-          <w:rFonts w:ascii="Times New Roman" w:eastAsia="Times New Roman" w:hAnsi="Times New Roman" w:cs="Times New Roman"/>
-          <w:kern w:val="0"/>
-          <w:lang w:eastAsia="ru-RU"/>
-          <w14:ligatures w14:val="none"/>
-        </w:rPr>
-      </w:pPr>
-      <w:r>
-        <w:rPr>
-          <w:rFonts w:ascii="Times New Roman" w:eastAsia="Times New Roman" w:hAnsi="Times New Roman" w:cs="Times New Roman"/>
-          <w:kern w:val="0"/>
-          <w:lang w:eastAsia="ru-RU"/>
-          <w14:ligatures w14:val="none"/>
-        </w:rPr>
-        <w:t>E1, E2, Y21, Y22</w:t>
-      </w:r>
-    </w:p>
-    <w:p>
-      <w:pPr>
-        <w:spacing w:after="0" w:line="240" w:lineRule="auto"/>
-        <w:rPr>
-          <w:rFonts w:ascii="Times New Roman" w:eastAsia="Times New Roman" w:hAnsi="Times New Roman" w:cs="Times New Roman"/>
-          <w:kern w:val="0"/>
-          <w:lang w:eastAsia="ru-RU"/>
-          <w14:ligatures w14:val="none"/>
-        </w:rPr>
-      </w:pPr>
-    </w:p>
-    <w:p>
-      <w:pPr>
-        <w:spacing w:before="100" w:beforeAutospacing="1" w:after="100" w:afterAutospacing="1" w:line="240" w:lineRule="auto"/>
-        <w:outlineLvl w:val="2"/>
-        <w:rPr>
-          <w:rFonts w:ascii="Times New Roman" w:eastAsia="Times New Roman" w:hAnsi="Times New Roman" w:cs="Times New Roman"/>
-          <w:b/>
-          <w:bCs/>
-          <w:kern w:val="0"/>
-          <w:sz w:val="27"/>
-          <w:szCs w:val="27"/>
-          <w:lang w:eastAsia="ru-RU"/>
-          <w14:ligatures w14:val="none"/>
-        </w:rPr>
-      </w:pPr>
-      <w:r>
-        <w:rPr>
-          <w:rFonts w:ascii="Times New Roman" w:eastAsia="Times New Roman" w:hAnsi="Times New Roman" w:cs="Times New Roman"/>
-          <w:b/>
-          <w:bCs/>
-          <w:kern w:val="0"/>
-          <w:sz w:val="27"/>
-          <w:szCs w:val="27"/>
-          <w:lang w:eastAsia="ru-RU"/>
-          <w14:ligatures w14:val="none"/>
-        </w:rPr>
-        <w:t>Решение:</w:t>
-      </w:r>
-    </w:p>
-    <w:p>
-      <w:pPr>
-        <w:spacing w:after="0" w:line="240" w:lineRule="auto"/>
-        <w:rPr>
-          <w:rFonts w:ascii="Times New Roman" w:eastAsia="Times New Roman" w:hAnsi="Times New Roman" w:cs="Times New Roman"/>
-          <w:kern w:val="0"/>
-          <w:lang w:eastAsia="ru-RU"/>
-          <w14:ligatures w14:val="none"/>
-        </w:rPr>
-      </w:pPr>
-      <m:oMathPara>
-        <m:oMath>
-          <m:r>
-            <w:rPr>
               <w:rFonts w:ascii="Cambria Math" w:eastAsia="Times New Roman" w:hAnsi="Cambria Math" w:cs="Times New Roman"/>
               <w:kern w:val="0"/>
               <w:lang w:eastAsia="ru-RU"/>
               <w14:ligatures w14:val="none"/>
             </w:rPr>
-            <m:t>E1=U</m:t>
-          </m:r>
-          <m:r>
-            <m:rPr>
-              <m:nor/>
-            </m:rPr>
-            <w:rPr>
-              <w:rFonts w:ascii="Times New Roman" w:eastAsia="Times New Roman" w:hAnsi="Times New Roman" w:cs="Times New Roman"/>
-              <w:kern w:val="0"/>
-              <w:lang w:eastAsia="ru-RU"/>
-              <w14:ligatures w14:val="none"/>
-            </w:rPr>
-            <m:t>зи</m:t>
-          </m:r>
-          <m:r>
-            <w:rPr>
-              <w:rFonts w:ascii="Times New Roman" w:eastAsia="Times New Roman" w:hAnsi="Times New Roman" w:cs="Times New Roman"/>
-              <w:kern w:val="0"/>
-              <w:lang w:eastAsia="ru-RU"/>
-              <w14:ligatures w14:val="none"/>
-            </w:rPr>
-            <w:br/>
-          </m:r>
-        </m:oMath>
-        <m:oMath>
-          <m:r>
-            <w:rPr>
-              <w:rFonts w:ascii="Cambria Math" w:eastAsia="Times New Roman" w:hAnsi="Cambria Math" w:cs="Times New Roman"/>
-              <w:kern w:val="0"/>
-              <w:lang w:eastAsia="ru-RU"/>
-              <w14:ligatures w14:val="none"/>
-            </w:rPr>
-            <m:t>E1=-5</m:t>
-          </m:r>
-          <m:r>
-            <m:rPr>
-              <m:nor/>
-            </m:rPr>
-            <w:rPr>
-              <w:rFonts w:ascii="Times New Roman" w:eastAsia="Times New Roman" w:hAnsi="Times New Roman" w:cs="Times New Roman"/>
-              <w:kern w:val="0"/>
-              <w:lang w:eastAsia="ru-RU"/>
-              <w14:ligatures w14:val="none"/>
-            </w:rPr>
-            <m:t> В</m:t>
-          </m:r>
-          <m:r>
-            <w:rPr>
-              <w:rFonts w:ascii="Times New Roman" w:eastAsia="Times New Roman" w:hAnsi="Times New Roman" w:cs="Times New Roman"/>
-              <w:kern w:val="0"/>
-              <w:lang w:eastAsia="ru-RU"/>
-              <w14:ligatures w14:val="none"/>
-            </w:rPr>
-            <w:br/>
-          </m:r>
-        </m:oMath>
-      </m:oMathPara>
-    </w:p>
-    <w:p>
-      <w:pPr>
-        <w:spacing w:after="0" w:line="240" w:lineRule="auto"/>
-        <w:rPr>
-          <w:rFonts w:ascii="Times New Roman" w:eastAsia="Times New Roman" w:hAnsi="Times New Roman" w:cs="Times New Roman"/>
-          <w:kern w:val="0"/>
-          <w:lang w:eastAsia="ru-RU"/>
-          <w14:ligatures w14:val="none"/>
-        </w:rPr>
-      </w:pPr>
-    </w:p>
-    <w:p>
-      <w:pPr>
-        <w:spacing w:after="0" w:line="240" w:lineRule="auto"/>
-        <w:rPr>
-          <w:rFonts w:ascii="Times New Roman" w:eastAsia="Times New Roman" w:hAnsi="Times New Roman" w:cs="Times New Roman"/>
-          <w:kern w:val="0"/>
-          <w:lang w:eastAsia="ru-RU"/>
-          <w14:ligatures w14:val="none"/>
-        </w:rPr>
-      </w:pPr>
-      <m:oMathPara>
-        <m:oMath>
-          <m:r>
-            <w:rPr>
-              <w:rFonts w:ascii="Cambria Math" w:eastAsia="Times New Roman" w:hAnsi="Cambria Math" w:cs="Times New Roman"/>
-              <w:kern w:val="0"/>
-              <w:lang w:eastAsia="ru-RU"/>
-              <w14:ligatures w14:val="none"/>
-            </w:rPr>
-            <m:t>Y21=</m:t>
+            <m:t>=</m:t>
           </m:r>
           <m:f>
             <m:fPr>
@@ -1278,154 +1072,120 @@
               </m:sSub>
             </m:num>
             <m:den>
-              <m:r>
-                <w:rPr>
-                  <w:rFonts w:ascii="Cambria Math" w:eastAsia="Times New Roman" w:hAnsi="Cambria Math" w:cs="Times New Roman"/>
-                  <w:kern w:val="0"/>
-                  <w:lang w:eastAsia="ru-RU"/>
-                  <w14:ligatures w14:val="none"/>
-                </w:rPr>
-                <m:t>U</m:t>
-              </m:r>
-              <m:r>
-                <m:rPr>
-                  <m:nor/>
-                </m:rPr>
-                <w:rPr>
-                  <w:rFonts w:ascii="Times New Roman" w:eastAsia="Times New Roman" w:hAnsi="Times New Roman" w:cs="Times New Roman"/>
-                  <w:kern w:val="0"/>
-                  <w:lang w:eastAsia="ru-RU"/>
-                  <w14:ligatures w14:val="none"/>
-                </w:rPr>
-                <m:t>зи</m:t>
-              </m:r>
+              <m:sSub>
+                <m:sSubPr>
+                  <m:ctrlPr>
+                    <w:rPr>
+                      <w:rFonts w:ascii="Cambria Math" w:eastAsia="Times New Roman" w:hAnsi="Cambria Math" w:cs="Times New Roman"/>
+                      <w:kern w:val="0"/>
+                      <w:lang w:eastAsia="ru-RU"/>
+                      <w14:ligatures w14:val="none"/>
+                    </w:rPr>
+                  </m:ctrlPr>
+                </m:sSubPr>
+                <m:e>
+                  <m:r>
+                    <w:rPr>
+                      <w:rFonts w:ascii="Cambria Math" w:eastAsia="Times New Roman" w:hAnsi="Cambria Math" w:cs="Times New Roman"/>
+                      <w:kern w:val="0"/>
+                      <w:lang w:eastAsia="ru-RU"/>
+                      <w14:ligatures w14:val="none"/>
+                    </w:rPr>
+                    <m:t>Y</m:t>
+                  </m:r>
+                </m:e>
+                <m:sub>
+                  <m:r>
+                    <w:rPr>
+                      <w:rFonts w:ascii="Cambria Math" w:eastAsia="Times New Roman" w:hAnsi="Cambria Math" w:cs="Times New Roman"/>
+                      <w:kern w:val="0"/>
+                      <w:lang w:eastAsia="ru-RU"/>
+                      <w14:ligatures w14:val="none"/>
+                    </w:rPr>
+                    <m:t>22</m:t>
+                  </m:r>
+                </m:sub>
+              </m:sSub>
             </m:den>
           </m:f>
-          <m:r>
-            <w:rPr>
-              <w:rFonts w:ascii="Times New Roman" w:eastAsia="Times New Roman" w:hAnsi="Times New Roman" w:cs="Times New Roman"/>
-              <w:kern w:val="0"/>
-              <w:lang w:eastAsia="ru-RU"/>
-              <w14:ligatures w14:val="none"/>
-            </w:rPr>
-            <w:br/>
-          </m:r>
-        </m:oMath>
-        <m:oMath>
-          <m:r>
-            <w:rPr>
-              <w:rFonts w:ascii="Cambria Math" w:eastAsia="Times New Roman" w:hAnsi="Cambria Math" w:cs="Times New Roman"/>
-              <w:kern w:val="0"/>
-              <w:lang w:eastAsia="ru-RU"/>
-              <w14:ligatures w14:val="none"/>
-            </w:rPr>
-            <m:t>Y21=</m:t>
-          </m:r>
-          <m:f>
-            <m:fPr>
-              <m:ctrlPr>
-                <w:rPr>
-                  <w:rFonts w:ascii="Cambria Math" w:eastAsia="Times New Roman" w:hAnsi="Cambria Math" w:cs="Times New Roman"/>
-                  <w:kern w:val="0"/>
-                  <w:lang w:eastAsia="ru-RU"/>
-                  <w14:ligatures w14:val="none"/>
-                </w:rPr>
-              </m:ctrlPr>
-            </m:fPr>
-            <m:num>
-              <m:r>
-                <w:rPr>
-                  <w:rFonts w:ascii="Cambria Math" w:eastAsia="Times New Roman" w:hAnsi="Cambria Math" w:cs="Times New Roman"/>
-                  <w:kern w:val="0"/>
-                  <w:lang w:eastAsia="ru-RU"/>
-                  <w14:ligatures w14:val="none"/>
-                </w:rPr>
-                <m:t>3</m:t>
-              </m:r>
-            </m:num>
-            <m:den>
-              <m:r>
-                <w:rPr>
-                  <w:rFonts w:ascii="Cambria Math" w:eastAsia="Times New Roman" w:hAnsi="Cambria Math" w:cs="Times New Roman"/>
-                  <w:kern w:val="0"/>
-                  <w:lang w:eastAsia="ru-RU"/>
-                  <w14:ligatures w14:val="none"/>
-                </w:rPr>
-                <m:t>5</m:t>
-              </m:r>
-            </m:den>
-          </m:f>
-          <m:r>
-            <w:rPr>
-              <w:rFonts w:ascii="Cambria Math" w:eastAsia="Times New Roman" w:hAnsi="Cambria Math" w:cs="Times New Roman"/>
-              <w:kern w:val="0"/>
-              <w:lang w:eastAsia="ru-RU"/>
-              <w14:ligatures w14:val="none"/>
-            </w:rPr>
-            <m:t>=0.6</m:t>
-          </m:r>
-          <m:r>
-            <m:rPr>
-              <m:nor/>
-            </m:rPr>
-            <w:rPr>
-              <w:rFonts w:ascii="Times New Roman" w:eastAsia="Times New Roman" w:hAnsi="Times New Roman" w:cs="Times New Roman"/>
-              <w:kern w:val="0"/>
-              <w:lang w:eastAsia="ru-RU"/>
-              <w14:ligatures w14:val="none"/>
-            </w:rPr>
-            <m:t> мА</m:t>
-          </m:r>
-          <m:r>
-            <m:rPr>
-              <m:sty m:val="p"/>
-            </m:rPr>
-            <w:rPr>
-              <w:rFonts w:ascii="Cambria Math" w:eastAsia="Times New Roman" w:hAnsi="Cambria Math" w:cs="Times New Roman"/>
-              <w:kern w:val="0"/>
-              <w:lang w:eastAsia="ru-RU"/>
-              <w14:ligatures w14:val="none"/>
-            </w:rPr>
-            <m:t>/</m:t>
-          </m:r>
-          <m:r>
-            <m:rPr>
-              <m:nor/>
-            </m:rPr>
-            <w:rPr>
-              <w:rFonts w:ascii="Times New Roman" w:eastAsia="Times New Roman" w:hAnsi="Times New Roman" w:cs="Times New Roman"/>
-              <w:kern w:val="0"/>
-              <w:lang w:eastAsia="ru-RU"/>
-              <w14:ligatures w14:val="none"/>
-            </w:rPr>
-            <m:t>В</m:t>
-          </m:r>
-          <m:r>
-            <w:rPr>
-              <w:rFonts w:ascii="Times New Roman" w:eastAsia="Times New Roman" w:hAnsi="Times New Roman" w:cs="Times New Roman"/>
-              <w:kern w:val="0"/>
-              <w:lang w:eastAsia="ru-RU"/>
-              <w14:ligatures w14:val="none"/>
-            </w:rPr>
-            <w:br/>
-          </m:r>
         </m:oMath>
       </m:oMathPara>
     </w:p>
     <w:p>
       <w:pPr>
-        <w:spacing w:after="0" w:line="240" w:lineRule="auto"/>
-        <w:rPr>
-          <w:rFonts w:ascii="Times New Roman" w:eastAsia="Times New Roman" w:hAnsi="Times New Roman" w:cs="Times New Roman"/>
-          <w:kern w:val="0"/>
-          <w:lang w:eastAsia="ru-RU"/>
-          <w14:ligatures w14:val="none"/>
-        </w:rPr>
-      </w:pPr>
+        <w:numPr>
+          <w:ilvl w:val="0"/>
+          <w:numId w:val="5"/>
+        </w:numPr>
+        <w:spacing w:after="0" w:line="360" w:lineRule="auto"/>
+        <w:rPr>
+          <w:rFonts w:ascii="Times New Roman" w:eastAsia="Times New Roman" w:hAnsi="Times New Roman" w:cs="Times New Roman"/>
+          <w:kern w:val="0"/>
+          <w:lang w:eastAsia="ru-RU"/>
+          <w14:ligatures w14:val="none"/>
+        </w:rPr>
+      </w:pPr>
+      <w:r>
+        <w:rPr>
+          <w:rFonts w:ascii="Times New Roman" w:eastAsia="Times New Roman" w:hAnsi="Times New Roman" w:cs="Times New Roman"/>
+          <w:kern w:val="0"/>
+          <w:lang w:eastAsia="ru-RU"/>
+          <w14:ligatures w14:val="none"/>
+        </w:rPr>
+        <w:t xml:space="preserve">Подставляем </w:t>
+      </w:r>
+      <m:oMath>
+        <m:sSub>
+          <m:sSubPr>
+            <m:ctrlPr>
+              <w:rPr>
+                <w:rFonts w:ascii="Cambria Math" w:eastAsia="Times New Roman" w:hAnsi="Cambria Math" w:cs="Times New Roman"/>
+                <w:kern w:val="0"/>
+                <w:lang w:eastAsia="ru-RU"/>
+                <w14:ligatures w14:val="none"/>
+              </w:rPr>
+            </m:ctrlPr>
+          </m:sSubPr>
+          <m:e>
+            <m:r>
+              <w:rPr>
+                <w:rFonts w:ascii="Cambria Math" w:eastAsia="Times New Roman" w:hAnsi="Cambria Math" w:cs="Times New Roman"/>
+                <w:kern w:val="0"/>
+                <w:lang w:eastAsia="ru-RU"/>
+                <w14:ligatures w14:val="none"/>
+              </w:rPr>
+              <m:t>U</m:t>
+            </m:r>
+          </m:e>
+          <m:sub>
+            <m:r>
+              <m:rPr>
+                <m:nor/>
+              </m:rPr>
+              <w:rPr>
+                <w:rFonts w:ascii="Times New Roman" w:eastAsia="Times New Roman" w:hAnsi="Times New Roman" w:cs="Times New Roman"/>
+                <w:kern w:val="0"/>
+                <w:lang w:eastAsia="ru-RU"/>
+                <w14:ligatures w14:val="none"/>
+              </w:rPr>
+              <m:t>си</m:t>
+            </m:r>
+          </m:sub>
+        </m:sSub>
+      </m:oMath>
+      <w:r>
+        <w:rPr>
+          <w:rFonts w:ascii="Times New Roman" w:eastAsia="Times New Roman" w:hAnsi="Times New Roman" w:cs="Times New Roman"/>
+          <w:kern w:val="0"/>
+          <w:lang w:eastAsia="ru-RU"/>
+          <w14:ligatures w14:val="none"/>
+        </w:rPr>
+        <w:t xml:space="preserve"> в уравнение контура:</w:t>
+      </w:r>
     </w:p>
     <w:p>
       <w:pPr>
-        <w:spacing w:after="0" w:line="240" w:lineRule="auto"/>
+        <w:spacing w:after="0" w:line="360" w:lineRule="auto"/>
         <w:rPr>
           <w:rFonts w:ascii="Times New Roman" w:eastAsia="Times New Roman" w:hAnsi="Times New Roman" w:cs="Times New Roman"/>
           <w:kern w:val="0"/>
@@ -1442,7 +1202,7 @@
               <w:lang w:eastAsia="ru-RU"/>
               <w14:ligatures w14:val="none"/>
             </w:rPr>
-            <m:t>Y22=</m:t>
+            <m:t>E2=</m:t>
           </m:r>
           <m:f>
             <m:fPr>
@@ -1492,14 +1252,983 @@
               </m:sSub>
             </m:num>
             <m:den>
-              <m:r>
-                <w:rPr>
-                  <w:rFonts w:ascii="Cambria Math" w:eastAsia="Times New Roman" w:hAnsi="Cambria Math" w:cs="Times New Roman"/>
-                  <w:kern w:val="0"/>
-                  <w:lang w:eastAsia="ru-RU"/>
-                  <w14:ligatures w14:val="none"/>
-                </w:rPr>
-                <m:t>U</m:t>
+              <m:sSub>
+                <m:sSubPr>
+                  <m:ctrlPr>
+                    <w:rPr>
+                      <w:rFonts w:ascii="Cambria Math" w:eastAsia="Times New Roman" w:hAnsi="Cambria Math" w:cs="Times New Roman"/>
+                      <w:kern w:val="0"/>
+                      <w:lang w:eastAsia="ru-RU"/>
+                      <w14:ligatures w14:val="none"/>
+                    </w:rPr>
+                  </m:ctrlPr>
+                </m:sSubPr>
+                <m:e>
+                  <m:r>
+                    <w:rPr>
+                      <w:rFonts w:ascii="Cambria Math" w:eastAsia="Times New Roman" w:hAnsi="Cambria Math" w:cs="Times New Roman"/>
+                      <w:kern w:val="0"/>
+                      <w:lang w:eastAsia="ru-RU"/>
+                      <w14:ligatures w14:val="none"/>
+                    </w:rPr>
+                    <m:t>Y</m:t>
+                  </m:r>
+                </m:e>
+                <m:sub>
+                  <m:r>
+                    <w:rPr>
+                      <w:rFonts w:ascii="Cambria Math" w:eastAsia="Times New Roman" w:hAnsi="Cambria Math" w:cs="Times New Roman"/>
+                      <w:kern w:val="0"/>
+                      <w:lang w:eastAsia="ru-RU"/>
+                      <w14:ligatures w14:val="none"/>
+                    </w:rPr>
+                    <m:t>22</m:t>
+                  </m:r>
+                </m:sub>
+              </m:sSub>
+            </m:den>
+          </m:f>
+          <m:r>
+            <w:rPr>
+              <w:rFonts w:ascii="Cambria Math" w:eastAsia="Times New Roman" w:hAnsi="Cambria Math" w:cs="Times New Roman"/>
+              <w:kern w:val="0"/>
+              <w:lang w:eastAsia="ru-RU"/>
+              <w14:ligatures w14:val="none"/>
+            </w:rPr>
+            <m:t>+</m:t>
+          </m:r>
+          <m:sSub>
+            <m:sSubPr>
+              <m:ctrlPr>
+                <w:rPr>
+                  <w:rFonts w:ascii="Cambria Math" w:eastAsia="Times New Roman" w:hAnsi="Cambria Math" w:cs="Times New Roman"/>
+                  <w:kern w:val="0"/>
+                  <w:lang w:eastAsia="ru-RU"/>
+                  <w14:ligatures w14:val="none"/>
+                </w:rPr>
+              </m:ctrlPr>
+            </m:sSubPr>
+            <m:e>
+              <m:r>
+                <w:rPr>
+                  <w:rFonts w:ascii="Cambria Math" w:eastAsia="Times New Roman" w:hAnsi="Cambria Math" w:cs="Times New Roman"/>
+                  <w:kern w:val="0"/>
+                  <w:lang w:eastAsia="ru-RU"/>
+                  <w14:ligatures w14:val="none"/>
+                </w:rPr>
+                <m:t>I</m:t>
+              </m:r>
+            </m:e>
+            <m:sub>
+              <m:r>
+                <w:rPr>
+                  <w:rFonts w:ascii="Cambria Math" w:eastAsia="Times New Roman" w:hAnsi="Cambria Math" w:cs="Times New Roman"/>
+                  <w:kern w:val="0"/>
+                  <w:lang w:eastAsia="ru-RU"/>
+                  <w14:ligatures w14:val="none"/>
+                </w:rPr>
+                <m:t>c</m:t>
+              </m:r>
+            </m:sub>
+          </m:sSub>
+          <m:r>
+            <w:rPr>
+              <w:rFonts w:ascii="Cambria Math" w:eastAsia="Times New Roman" w:hAnsi="Cambria Math" w:cs="Times New Roman"/>
+              <w:kern w:val="0"/>
+              <w:lang w:eastAsia="ru-RU"/>
+              <w14:ligatures w14:val="none"/>
+            </w:rPr>
+            <m:t>⋅R2</m:t>
+          </m:r>
+          <m:r>
+            <w:rPr>
+              <w:rFonts w:ascii="Cambria Math" w:eastAsia="Times New Roman" w:hAnsi="Cambria Math" w:cs="Times New Roman"/>
+              <w:kern w:val="0"/>
+              <w:lang w:eastAsia="ru-RU"/>
+              <w14:ligatures w14:val="none"/>
+            </w:rPr>
+            <w:br/>
+          </m:r>
+        </m:oMath>
+        <m:oMath>
+          <m:r>
+            <w:rPr>
+              <w:rFonts w:ascii="Cambria Math" w:eastAsia="Times New Roman" w:hAnsi="Cambria Math" w:cs="Times New Roman"/>
+              <w:kern w:val="0"/>
+              <w:lang w:eastAsia="ru-RU"/>
+              <w14:ligatures w14:val="none"/>
+            </w:rPr>
+            <m:t>E2=</m:t>
+          </m:r>
+          <m:sSub>
+            <m:sSubPr>
+              <m:ctrlPr>
+                <w:rPr>
+                  <w:rFonts w:ascii="Cambria Math" w:eastAsia="Times New Roman" w:hAnsi="Cambria Math" w:cs="Times New Roman"/>
+                  <w:kern w:val="0"/>
+                  <w:lang w:eastAsia="ru-RU"/>
+                  <w14:ligatures w14:val="none"/>
+                </w:rPr>
+              </m:ctrlPr>
+            </m:sSubPr>
+            <m:e>
+              <m:r>
+                <w:rPr>
+                  <w:rFonts w:ascii="Cambria Math" w:eastAsia="Times New Roman" w:hAnsi="Cambria Math" w:cs="Times New Roman"/>
+                  <w:kern w:val="0"/>
+                  <w:lang w:eastAsia="ru-RU"/>
+                  <w14:ligatures w14:val="none"/>
+                </w:rPr>
+                <m:t>I</m:t>
+              </m:r>
+            </m:e>
+            <m:sub>
+              <m:r>
+                <w:rPr>
+                  <w:rFonts w:ascii="Cambria Math" w:eastAsia="Times New Roman" w:hAnsi="Cambria Math" w:cs="Times New Roman"/>
+                  <w:kern w:val="0"/>
+                  <w:lang w:eastAsia="ru-RU"/>
+                  <w14:ligatures w14:val="none"/>
+                </w:rPr>
+                <m:t>c</m:t>
+              </m:r>
+            </m:sub>
+          </m:sSub>
+          <m:r>
+            <w:rPr>
+              <w:rFonts w:ascii="Cambria Math" w:eastAsia="Times New Roman" w:hAnsi="Cambria Math" w:cs="Times New Roman"/>
+              <w:kern w:val="0"/>
+              <w:lang w:eastAsia="ru-RU"/>
+              <w14:ligatures w14:val="none"/>
+            </w:rPr>
+            <m:t>⋅</m:t>
+          </m:r>
+          <m:d>
+            <m:dPr>
+              <m:sepChr m:val="+"/>
+              <m:ctrlPr>
+                <w:rPr>
+                  <w:rFonts w:ascii="Cambria Math" w:eastAsia="Times New Roman" w:hAnsi="Cambria Math" w:cs="Times New Roman"/>
+                  <w:kern w:val="0"/>
+                  <w:lang w:eastAsia="ru-RU"/>
+                  <w14:ligatures w14:val="none"/>
+                </w:rPr>
+              </m:ctrlPr>
+            </m:dPr>
+            <m:e>
+              <m:f>
+                <m:fPr>
+                  <m:ctrlPr>
+                    <w:rPr>
+                      <w:rFonts w:ascii="Cambria Math" w:eastAsia="Times New Roman" w:hAnsi="Cambria Math" w:cs="Times New Roman"/>
+                      <w:kern w:val="0"/>
+                      <w:lang w:eastAsia="ru-RU"/>
+                      <w14:ligatures w14:val="none"/>
+                    </w:rPr>
+                  </m:ctrlPr>
+                </m:fPr>
+                <m:num>
+                  <m:r>
+                    <w:rPr>
+                      <w:rFonts w:ascii="Cambria Math" w:eastAsia="Times New Roman" w:hAnsi="Cambria Math" w:cs="Times New Roman"/>
+                      <w:kern w:val="0"/>
+                      <w:lang w:eastAsia="ru-RU"/>
+                      <w14:ligatures w14:val="none"/>
+                    </w:rPr>
+                    <m:t>1</m:t>
+                  </m:r>
+                </m:num>
+                <m:den>
+                  <m:sSub>
+                    <m:sSubPr>
+                      <m:ctrlPr>
+                        <w:rPr>
+                          <w:rFonts w:ascii="Cambria Math" w:eastAsia="Times New Roman" w:hAnsi="Cambria Math" w:cs="Times New Roman"/>
+                          <w:kern w:val="0"/>
+                          <w:lang w:eastAsia="ru-RU"/>
+                          <w14:ligatures w14:val="none"/>
+                        </w:rPr>
+                      </m:ctrlPr>
+                    </m:sSubPr>
+                    <m:e>
+                      <m:r>
+                        <w:rPr>
+                          <w:rFonts w:ascii="Cambria Math" w:eastAsia="Times New Roman" w:hAnsi="Cambria Math" w:cs="Times New Roman"/>
+                          <w:kern w:val="0"/>
+                          <w:lang w:eastAsia="ru-RU"/>
+                          <w14:ligatures w14:val="none"/>
+                        </w:rPr>
+                        <m:t>Y</m:t>
+                      </m:r>
+                    </m:e>
+                    <m:sub>
+                      <m:r>
+                        <w:rPr>
+                          <w:rFonts w:ascii="Cambria Math" w:eastAsia="Times New Roman" w:hAnsi="Cambria Math" w:cs="Times New Roman"/>
+                          <w:kern w:val="0"/>
+                          <w:lang w:eastAsia="ru-RU"/>
+                          <w14:ligatures w14:val="none"/>
+                        </w:rPr>
+                        <m:t>22</m:t>
+                      </m:r>
+                    </m:sub>
+                  </m:sSub>
+                </m:den>
+              </m:f>
+            </m:e>
+            <m:e>
+              <m:r>
+                <w:rPr>
+                  <w:rFonts w:ascii="Cambria Math" w:eastAsia="Times New Roman" w:hAnsi="Cambria Math" w:cs="Times New Roman"/>
+                  <w:kern w:val="0"/>
+                  <w:lang w:eastAsia="ru-RU"/>
+                  <w14:ligatures w14:val="none"/>
+                </w:rPr>
+                <m:t>R2</m:t>
+              </m:r>
+            </m:e>
+          </m:d>
+        </m:oMath>
+      </m:oMathPara>
+    </w:p>
+    <w:p>
+      <w:pPr>
+        <w:numPr>
+          <w:ilvl w:val="0"/>
+          <w:numId w:val="6"/>
+        </w:numPr>
+        <w:spacing w:after="0" w:line="360" w:lineRule="auto"/>
+        <w:rPr>
+          <w:rFonts w:ascii="Times New Roman" w:eastAsia="Times New Roman" w:hAnsi="Times New Roman" w:cs="Times New Roman"/>
+          <w:kern w:val="0"/>
+          <w:lang w:eastAsia="ru-RU"/>
+          <w14:ligatures w14:val="none"/>
+        </w:rPr>
+      </w:pPr>
+      <w:r>
+        <w:rPr>
+          <w:rFonts w:ascii="Times New Roman" w:eastAsia="Times New Roman" w:hAnsi="Times New Roman" w:cs="Times New Roman"/>
+          <w:kern w:val="0"/>
+          <w:lang w:eastAsia="ru-RU"/>
+          <w14:ligatures w14:val="none"/>
+        </w:rPr>
+        <w:t xml:space="preserve">Найдём ток </w:t>
+      </w:r>
+      <m:oMath>
+        <m:sSub>
+          <m:sSubPr>
+            <m:ctrlPr>
+              <w:rPr>
+                <w:rFonts w:ascii="Cambria Math" w:eastAsia="Times New Roman" w:hAnsi="Cambria Math" w:cs="Times New Roman"/>
+                <w:kern w:val="0"/>
+                <w:lang w:eastAsia="ru-RU"/>
+                <w14:ligatures w14:val="none"/>
+              </w:rPr>
+            </m:ctrlPr>
+          </m:sSubPr>
+          <m:e>
+            <m:r>
+              <w:rPr>
+                <w:rFonts w:ascii="Cambria Math" w:eastAsia="Times New Roman" w:hAnsi="Cambria Math" w:cs="Times New Roman"/>
+                <w:kern w:val="0"/>
+                <w:lang w:eastAsia="ru-RU"/>
+                <w14:ligatures w14:val="none"/>
+              </w:rPr>
+              <m:t>I</m:t>
+            </m:r>
+          </m:e>
+          <m:sub>
+            <m:r>
+              <w:rPr>
+                <w:rFonts w:ascii="Cambria Math" w:eastAsia="Times New Roman" w:hAnsi="Cambria Math" w:cs="Times New Roman"/>
+                <w:kern w:val="0"/>
+                <w:lang w:eastAsia="ru-RU"/>
+                <w14:ligatures w14:val="none"/>
+              </w:rPr>
+              <m:t>c</m:t>
+            </m:r>
+          </m:sub>
+        </m:sSub>
+      </m:oMath>
+      <w:r>
+        <w:rPr>
+          <w:rFonts w:ascii="Times New Roman" w:eastAsia="Times New Roman" w:hAnsi="Times New Roman" w:cs="Times New Roman"/>
+          <w:kern w:val="0"/>
+          <w:lang w:eastAsia="ru-RU"/>
+          <w14:ligatures w14:val="none"/>
+        </w:rPr>
+        <w:t>:</w:t>
+      </w:r>
+    </w:p>
+    <w:p>
+      <w:pPr>
+        <w:spacing w:after="0" w:line="360" w:lineRule="auto"/>
+        <w:rPr>
+          <w:rFonts w:ascii="Times New Roman" w:eastAsia="Times New Roman" w:hAnsi="Times New Roman" w:cs="Times New Roman"/>
+          <w:kern w:val="0"/>
+          <w:lang w:eastAsia="ru-RU"/>
+          <w14:ligatures w14:val="none"/>
+        </w:rPr>
+      </w:pPr>
+      <m:oMathPara>
+        <m:oMath>
+          <m:f>
+            <m:fPr>
+              <m:ctrlPr>
+                <w:rPr>
+                  <w:rFonts w:ascii="Cambria Math" w:eastAsia="Times New Roman" w:hAnsi="Cambria Math" w:cs="Times New Roman"/>
+                  <w:kern w:val="0"/>
+                  <w:lang w:eastAsia="ru-RU"/>
+                  <w14:ligatures w14:val="none"/>
+                </w:rPr>
+              </m:ctrlPr>
+            </m:fPr>
+            <m:num>
+              <m:r>
+                <w:rPr>
+                  <w:rFonts w:ascii="Cambria Math" w:eastAsia="Times New Roman" w:hAnsi="Cambria Math" w:cs="Times New Roman"/>
+                  <w:kern w:val="0"/>
+                  <w:lang w:eastAsia="ru-RU"/>
+                  <w14:ligatures w14:val="none"/>
+                </w:rPr>
+                <m:t>1</m:t>
+              </m:r>
+            </m:num>
+            <m:den>
+              <m:sSub>
+                <m:sSubPr>
+                  <m:ctrlPr>
+                    <w:rPr>
+                      <w:rFonts w:ascii="Cambria Math" w:eastAsia="Times New Roman" w:hAnsi="Cambria Math" w:cs="Times New Roman"/>
+                      <w:kern w:val="0"/>
+                      <w:lang w:eastAsia="ru-RU"/>
+                      <w14:ligatures w14:val="none"/>
+                    </w:rPr>
+                  </m:ctrlPr>
+                </m:sSubPr>
+                <m:e>
+                  <m:r>
+                    <w:rPr>
+                      <w:rFonts w:ascii="Cambria Math" w:eastAsia="Times New Roman" w:hAnsi="Cambria Math" w:cs="Times New Roman"/>
+                      <w:kern w:val="0"/>
+                      <w:lang w:eastAsia="ru-RU"/>
+                      <w14:ligatures w14:val="none"/>
+                    </w:rPr>
+                    <m:t>Y</m:t>
+                  </m:r>
+                </m:e>
+                <m:sub>
+                  <m:r>
+                    <w:rPr>
+                      <w:rFonts w:ascii="Cambria Math" w:eastAsia="Times New Roman" w:hAnsi="Cambria Math" w:cs="Times New Roman"/>
+                      <w:kern w:val="0"/>
+                      <w:lang w:eastAsia="ru-RU"/>
+                      <w14:ligatures w14:val="none"/>
+                    </w:rPr>
+                    <m:t>22</m:t>
+                  </m:r>
+                </m:sub>
+              </m:sSub>
+            </m:den>
+          </m:f>
+          <m:r>
+            <w:rPr>
+              <w:rFonts w:ascii="Cambria Math" w:eastAsia="Times New Roman" w:hAnsi="Cambria Math" w:cs="Times New Roman"/>
+              <w:kern w:val="0"/>
+              <w:lang w:eastAsia="ru-RU"/>
+              <w14:ligatures w14:val="none"/>
+            </w:rPr>
+            <m:t>=</m:t>
+          </m:r>
+          <m:f>
+            <m:fPr>
+              <m:ctrlPr>
+                <w:rPr>
+                  <w:rFonts w:ascii="Cambria Math" w:eastAsia="Times New Roman" w:hAnsi="Cambria Math" w:cs="Times New Roman"/>
+                  <w:kern w:val="0"/>
+                  <w:lang w:eastAsia="ru-RU"/>
+                  <w14:ligatures w14:val="none"/>
+                </w:rPr>
+              </m:ctrlPr>
+            </m:fPr>
+            <m:num>
+              <m:r>
+                <w:rPr>
+                  <w:rFonts w:ascii="Cambria Math" w:eastAsia="Times New Roman" w:hAnsi="Cambria Math" w:cs="Times New Roman"/>
+                  <w:kern w:val="0"/>
+                  <w:lang w:eastAsia="ru-RU"/>
+                  <w14:ligatures w14:val="none"/>
+                </w:rPr>
+                <m:t>1</m:t>
+              </m:r>
+            </m:num>
+            <m:den>
+              <m:r>
+                <w:rPr>
+                  <w:rFonts w:ascii="Cambria Math" w:eastAsia="Times New Roman" w:hAnsi="Cambria Math" w:cs="Times New Roman"/>
+                  <w:kern w:val="0"/>
+                  <w:lang w:eastAsia="ru-RU"/>
+                  <w14:ligatures w14:val="none"/>
+                </w:rPr>
+                <m:t>3⋅</m:t>
+              </m:r>
+              <m:sSup>
+                <m:sSupPr>
+                  <m:ctrlPr>
+                    <w:rPr>
+                      <w:rFonts w:ascii="Cambria Math" w:eastAsia="Times New Roman" w:hAnsi="Cambria Math" w:cs="Times New Roman"/>
+                      <w:kern w:val="0"/>
+                      <w:lang w:eastAsia="ru-RU"/>
+                      <w14:ligatures w14:val="none"/>
+                    </w:rPr>
+                  </m:ctrlPr>
+                </m:sSupPr>
+                <m:e>
+                  <m:r>
+                    <w:rPr>
+                      <w:rFonts w:ascii="Cambria Math" w:eastAsia="Times New Roman" w:hAnsi="Cambria Math" w:cs="Times New Roman"/>
+                      <w:kern w:val="0"/>
+                      <w:lang w:eastAsia="ru-RU"/>
+                      <w14:ligatures w14:val="none"/>
+                    </w:rPr>
+                    <m:t>10</m:t>
+                  </m:r>
+                </m:e>
+                <m:sup>
+                  <m:r>
+                    <w:rPr>
+                      <w:rFonts w:ascii="Cambria Math" w:eastAsia="Times New Roman" w:hAnsi="Cambria Math" w:cs="Times New Roman"/>
+                      <w:kern w:val="0"/>
+                      <w:lang w:eastAsia="ru-RU"/>
+                      <w14:ligatures w14:val="none"/>
+                    </w:rPr>
+                    <m:t>-4</m:t>
+                  </m:r>
+                </m:sup>
+              </m:sSup>
+            </m:den>
+          </m:f>
+          <m:r>
+            <w:rPr>
+              <w:rFonts w:ascii="Cambria Math" w:eastAsia="Times New Roman" w:hAnsi="Cambria Math" w:cs="Times New Roman"/>
+              <w:kern w:val="0"/>
+              <w:lang w:eastAsia="ru-RU"/>
+              <w14:ligatures w14:val="none"/>
+            </w:rPr>
+            <m:t>=3333.3</m:t>
+          </m:r>
+          <m:r>
+            <m:rPr>
+              <m:nor/>
+            </m:rPr>
+            <w:rPr>
+              <w:rFonts w:ascii="Times New Roman" w:eastAsia="Times New Roman" w:hAnsi="Times New Roman" w:cs="Times New Roman"/>
+              <w:kern w:val="0"/>
+              <w:lang w:eastAsia="ru-RU"/>
+              <w14:ligatures w14:val="none"/>
+            </w:rPr>
+            <m:t> Ом</m:t>
+          </m:r>
+          <m:r>
+            <m:rPr>
+              <m:sty m:val="p"/>
+            </m:rPr>
+            <w:rPr>
+              <w:rFonts w:ascii="Times New Roman" w:eastAsia="Times New Roman" w:hAnsi="Times New Roman" w:cs="Times New Roman"/>
+              <w:kern w:val="0"/>
+              <w:lang w:eastAsia="ru-RU"/>
+              <w14:ligatures w14:val="none"/>
+            </w:rPr>
+            <w:br/>
+          </m:r>
+        </m:oMath>
+        <m:oMath>
+          <m:r>
+            <w:rPr>
+              <w:rFonts w:ascii="Cambria Math" w:eastAsia="Times New Roman" w:hAnsi="Cambria Math" w:cs="Times New Roman"/>
+              <w:kern w:val="0"/>
+              <w:lang w:eastAsia="ru-RU"/>
+              <w14:ligatures w14:val="none"/>
+            </w:rPr>
+            <m:t>R2=5000</m:t>
+          </m:r>
+          <m:r>
+            <m:rPr>
+              <m:nor/>
+            </m:rPr>
+            <w:rPr>
+              <w:rFonts w:ascii="Times New Roman" w:eastAsia="Times New Roman" w:hAnsi="Times New Roman" w:cs="Times New Roman"/>
+              <w:kern w:val="0"/>
+              <w:lang w:eastAsia="ru-RU"/>
+              <w14:ligatures w14:val="none"/>
+            </w:rPr>
+            <m:t> Ом</m:t>
+          </m:r>
+          <m:r>
+            <m:rPr>
+              <m:sty m:val="p"/>
+            </m:rPr>
+            <w:rPr>
+              <w:rFonts w:ascii="Times New Roman" w:eastAsia="Times New Roman" w:hAnsi="Times New Roman" w:cs="Times New Roman"/>
+              <w:kern w:val="0"/>
+              <w:lang w:eastAsia="ru-RU"/>
+              <w14:ligatures w14:val="none"/>
+            </w:rPr>
+            <w:br/>
+          </m:r>
+        </m:oMath>
+        <m:oMath>
+          <m:sSub>
+            <m:sSubPr>
+              <m:ctrlPr>
+                <w:rPr>
+                  <w:rFonts w:ascii="Cambria Math" w:eastAsia="Times New Roman" w:hAnsi="Cambria Math" w:cs="Times New Roman"/>
+                  <w:kern w:val="0"/>
+                  <w:lang w:eastAsia="ru-RU"/>
+                  <w14:ligatures w14:val="none"/>
+                </w:rPr>
+              </m:ctrlPr>
+            </m:sSubPr>
+            <m:e>
+              <m:r>
+                <w:rPr>
+                  <w:rFonts w:ascii="Cambria Math" w:eastAsia="Times New Roman" w:hAnsi="Cambria Math" w:cs="Times New Roman"/>
+                  <w:kern w:val="0"/>
+                  <w:lang w:eastAsia="ru-RU"/>
+                  <w14:ligatures w14:val="none"/>
+                </w:rPr>
+                <m:t>I</m:t>
+              </m:r>
+            </m:e>
+            <m:sub>
+              <m:r>
+                <w:rPr>
+                  <w:rFonts w:ascii="Cambria Math" w:eastAsia="Times New Roman" w:hAnsi="Cambria Math" w:cs="Times New Roman"/>
+                  <w:kern w:val="0"/>
+                  <w:lang w:eastAsia="ru-RU"/>
+                  <w14:ligatures w14:val="none"/>
+                </w:rPr>
+                <m:t>c</m:t>
+              </m:r>
+            </m:sub>
+          </m:sSub>
+          <m:r>
+            <w:rPr>
+              <w:rFonts w:ascii="Cambria Math" w:eastAsia="Times New Roman" w:hAnsi="Cambria Math" w:cs="Times New Roman"/>
+              <w:kern w:val="0"/>
+              <w:lang w:eastAsia="ru-RU"/>
+              <w14:ligatures w14:val="none"/>
+            </w:rPr>
+            <m:t>=</m:t>
+          </m:r>
+          <m:f>
+            <m:fPr>
+              <m:ctrlPr>
+                <w:rPr>
+                  <w:rFonts w:ascii="Cambria Math" w:eastAsia="Times New Roman" w:hAnsi="Cambria Math" w:cs="Times New Roman"/>
+                  <w:kern w:val="0"/>
+                  <w:lang w:eastAsia="ru-RU"/>
+                  <w14:ligatures w14:val="none"/>
+                </w:rPr>
+              </m:ctrlPr>
+            </m:fPr>
+            <m:num>
+              <m:r>
+                <w:rPr>
+                  <w:rFonts w:ascii="Cambria Math" w:eastAsia="Times New Roman" w:hAnsi="Cambria Math" w:cs="Times New Roman"/>
+                  <w:kern w:val="0"/>
+                  <w:lang w:eastAsia="ru-RU"/>
+                  <w14:ligatures w14:val="none"/>
+                </w:rPr>
+                <m:t>12</m:t>
+              </m:r>
+            </m:num>
+            <m:den>
+              <m:r>
+                <w:rPr>
+                  <w:rFonts w:ascii="Cambria Math" w:eastAsia="Times New Roman" w:hAnsi="Cambria Math" w:cs="Times New Roman"/>
+                  <w:kern w:val="0"/>
+                  <w:lang w:eastAsia="ru-RU"/>
+                  <w14:ligatures w14:val="none"/>
+                </w:rPr>
+                <m:t>3333.3+5000</m:t>
+              </m:r>
+            </m:den>
+          </m:f>
+          <m:r>
+            <w:rPr>
+              <w:rFonts w:ascii="Cambria Math" w:eastAsia="Times New Roman" w:hAnsi="Cambria Math" w:cs="Times New Roman"/>
+              <w:kern w:val="0"/>
+              <w:lang w:eastAsia="ru-RU"/>
+              <w14:ligatures w14:val="none"/>
+            </w:rPr>
+            <m:t>=</m:t>
+          </m:r>
+          <m:f>
+            <m:fPr>
+              <m:ctrlPr>
+                <w:rPr>
+                  <w:rFonts w:ascii="Cambria Math" w:eastAsia="Times New Roman" w:hAnsi="Cambria Math" w:cs="Times New Roman"/>
+                  <w:kern w:val="0"/>
+                  <w:lang w:eastAsia="ru-RU"/>
+                  <w14:ligatures w14:val="none"/>
+                </w:rPr>
+              </m:ctrlPr>
+            </m:fPr>
+            <m:num>
+              <m:r>
+                <w:rPr>
+                  <w:rFonts w:ascii="Cambria Math" w:eastAsia="Times New Roman" w:hAnsi="Cambria Math" w:cs="Times New Roman"/>
+                  <w:kern w:val="0"/>
+                  <w:lang w:eastAsia="ru-RU"/>
+                  <w14:ligatures w14:val="none"/>
+                </w:rPr>
+                <m:t>12</m:t>
+              </m:r>
+            </m:num>
+            <m:den>
+              <m:r>
+                <w:rPr>
+                  <w:rFonts w:ascii="Cambria Math" w:eastAsia="Times New Roman" w:hAnsi="Cambria Math" w:cs="Times New Roman"/>
+                  <w:kern w:val="0"/>
+                  <w:lang w:eastAsia="ru-RU"/>
+                  <w14:ligatures w14:val="none"/>
+                </w:rPr>
+                <m:t>8333.3</m:t>
+              </m:r>
+            </m:den>
+          </m:f>
+          <m:r>
+            <w:rPr>
+              <w:rFonts w:ascii="Cambria Math" w:eastAsia="Times New Roman" w:hAnsi="Cambria Math" w:cs="Times New Roman"/>
+              <w:kern w:val="0"/>
+              <w:lang w:eastAsia="ru-RU"/>
+              <w14:ligatures w14:val="none"/>
+            </w:rPr>
+            <m:t>=1.44⋅</m:t>
+          </m:r>
+          <m:sSup>
+            <m:sSupPr>
+              <m:ctrlPr>
+                <w:rPr>
+                  <w:rFonts w:ascii="Cambria Math" w:eastAsia="Times New Roman" w:hAnsi="Cambria Math" w:cs="Times New Roman"/>
+                  <w:kern w:val="0"/>
+                  <w:lang w:eastAsia="ru-RU"/>
+                  <w14:ligatures w14:val="none"/>
+                </w:rPr>
+              </m:ctrlPr>
+            </m:sSupPr>
+            <m:e>
+              <m:r>
+                <w:rPr>
+                  <w:rFonts w:ascii="Cambria Math" w:eastAsia="Times New Roman" w:hAnsi="Cambria Math" w:cs="Times New Roman"/>
+                  <w:kern w:val="0"/>
+                  <w:lang w:eastAsia="ru-RU"/>
+                  <w14:ligatures w14:val="none"/>
+                </w:rPr>
+                <m:t>10</m:t>
+              </m:r>
+            </m:e>
+            <m:sup>
+              <m:r>
+                <w:rPr>
+                  <w:rFonts w:ascii="Cambria Math" w:eastAsia="Times New Roman" w:hAnsi="Cambria Math" w:cs="Times New Roman"/>
+                  <w:kern w:val="0"/>
+                  <w:lang w:eastAsia="ru-RU"/>
+                  <w14:ligatures w14:val="none"/>
+                </w:rPr>
+                <m:t>-3</m:t>
+              </m:r>
+            </m:sup>
+          </m:sSup>
+          <m:r>
+            <m:rPr>
+              <m:nor/>
+            </m:rPr>
+            <w:rPr>
+              <w:rFonts w:ascii="Times New Roman" w:eastAsia="Times New Roman" w:hAnsi="Times New Roman" w:cs="Times New Roman"/>
+              <w:kern w:val="0"/>
+              <w:lang w:eastAsia="ru-RU"/>
+              <w14:ligatures w14:val="none"/>
+            </w:rPr>
+            <m:t> А</m:t>
+          </m:r>
+          <m:r>
+            <w:rPr>
+              <w:rFonts w:ascii="Cambria Math" w:eastAsia="Times New Roman" w:hAnsi="Cambria Math" w:cs="Times New Roman"/>
+              <w:kern w:val="0"/>
+              <w:lang w:eastAsia="ru-RU"/>
+              <w14:ligatures w14:val="none"/>
+            </w:rPr>
+            <m:t>=1.44</m:t>
+          </m:r>
+          <m:r>
+            <m:rPr>
+              <m:nor/>
+            </m:rPr>
+            <w:rPr>
+              <w:rFonts w:ascii="Times New Roman" w:eastAsia="Times New Roman" w:hAnsi="Times New Roman" w:cs="Times New Roman"/>
+              <w:kern w:val="0"/>
+              <w:lang w:eastAsia="ru-RU"/>
+              <w14:ligatures w14:val="none"/>
+            </w:rPr>
+            <m:t> мА</m:t>
+          </m:r>
+          <m:r>
+            <m:rPr>
+              <m:sty m:val="p"/>
+            </m:rPr>
+            <w:rPr>
+              <w:rFonts w:ascii="Times New Roman" w:eastAsia="Times New Roman" w:hAnsi="Times New Roman" w:cs="Times New Roman"/>
+              <w:kern w:val="0"/>
+              <w:lang w:eastAsia="ru-RU"/>
+              <w14:ligatures w14:val="none"/>
+            </w:rPr>
+            <w:br/>
+          </m:r>
+        </m:oMath>
+      </m:oMathPara>
+    </w:p>
+    <w:p>
+      <w:pPr>
+        <w:numPr>
+          <w:ilvl w:val="0"/>
+          <w:numId w:val="7"/>
+        </w:numPr>
+        <w:spacing w:after="0" w:line="360" w:lineRule="auto"/>
+        <w:rPr>
+          <w:rFonts w:ascii="Times New Roman" w:eastAsia="Times New Roman" w:hAnsi="Times New Roman" w:cs="Times New Roman"/>
+          <w:kern w:val="0"/>
+          <w:lang w:eastAsia="ru-RU"/>
+          <w14:ligatures w14:val="none"/>
+        </w:rPr>
+      </w:pPr>
+      <w:r>
+        <w:rPr>
+          <w:rFonts w:ascii="Times New Roman" w:eastAsia="Times New Roman" w:hAnsi="Times New Roman" w:cs="Times New Roman"/>
+          <w:kern w:val="0"/>
+          <w:lang w:eastAsia="ru-RU"/>
+          <w14:ligatures w14:val="none"/>
+        </w:rPr>
+        <w:t xml:space="preserve">Найдём </w:t>
+      </w:r>
+      <m:oMath>
+        <m:sSub>
+          <m:sSubPr>
+            <m:ctrlPr>
+              <w:rPr>
+                <w:rFonts w:ascii="Cambria Math" w:eastAsia="Times New Roman" w:hAnsi="Cambria Math" w:cs="Times New Roman"/>
+                <w:kern w:val="0"/>
+                <w:lang w:eastAsia="ru-RU"/>
+                <w14:ligatures w14:val="none"/>
+              </w:rPr>
+            </m:ctrlPr>
+          </m:sSubPr>
+          <m:e>
+            <m:r>
+              <w:rPr>
+                <w:rFonts w:ascii="Cambria Math" w:eastAsia="Times New Roman" w:hAnsi="Cambria Math" w:cs="Times New Roman"/>
+                <w:kern w:val="0"/>
+                <w:lang w:eastAsia="ru-RU"/>
+                <w14:ligatures w14:val="none"/>
+              </w:rPr>
+              <m:t>Y</m:t>
+            </m:r>
+          </m:e>
+          <m:sub>
+            <m:r>
+              <w:rPr>
+                <w:rFonts w:ascii="Cambria Math" w:eastAsia="Times New Roman" w:hAnsi="Cambria Math" w:cs="Times New Roman"/>
+                <w:kern w:val="0"/>
+                <w:lang w:eastAsia="ru-RU"/>
+                <w14:ligatures w14:val="none"/>
+              </w:rPr>
+              <m:t>21</m:t>
+            </m:r>
+          </m:sub>
+        </m:sSub>
+      </m:oMath>
+      <w:r>
+        <w:rPr>
+          <w:rFonts w:ascii="Times New Roman" w:eastAsia="Times New Roman" w:hAnsi="Times New Roman" w:cs="Times New Roman"/>
+          <w:kern w:val="0"/>
+          <w:lang w:eastAsia="ru-RU"/>
+          <w14:ligatures w14:val="none"/>
+        </w:rPr>
+        <w:t>(крутизну):</w:t>
+      </w:r>
+    </w:p>
+    <w:p>
+      <w:pPr>
+        <w:spacing w:after="0" w:line="360" w:lineRule="auto"/>
+        <w:rPr>
+          <w:rFonts w:ascii="Times New Roman" w:eastAsia="Times New Roman" w:hAnsi="Times New Roman" w:cs="Times New Roman"/>
+          <w:kern w:val="0"/>
+          <w:lang w:eastAsia="ru-RU"/>
+          <w14:ligatures w14:val="none"/>
+        </w:rPr>
+      </w:pPr>
+      <m:oMathPara>
+        <m:oMath>
+          <m:sSub>
+            <m:sSubPr>
+              <m:ctrlPr>
+                <w:rPr>
+                  <w:rFonts w:ascii="Cambria Math" w:eastAsia="Times New Roman" w:hAnsi="Cambria Math" w:cs="Times New Roman"/>
+                  <w:kern w:val="0"/>
+                  <w:lang w:eastAsia="ru-RU"/>
+                  <w14:ligatures w14:val="none"/>
+                </w:rPr>
+              </m:ctrlPr>
+            </m:sSubPr>
+            <m:e>
+              <m:r>
+                <w:rPr>
+                  <w:rFonts w:ascii="Cambria Math" w:eastAsia="Times New Roman" w:hAnsi="Cambria Math" w:cs="Times New Roman"/>
+                  <w:kern w:val="0"/>
+                  <w:lang w:eastAsia="ru-RU"/>
+                  <w14:ligatures w14:val="none"/>
+                </w:rPr>
+                <m:t>Y</m:t>
+              </m:r>
+            </m:e>
+            <m:sub>
+              <m:r>
+                <w:rPr>
+                  <w:rFonts w:ascii="Cambria Math" w:eastAsia="Times New Roman" w:hAnsi="Cambria Math" w:cs="Times New Roman"/>
+                  <w:kern w:val="0"/>
+                  <w:lang w:eastAsia="ru-RU"/>
+                  <w14:ligatures w14:val="none"/>
+                </w:rPr>
+                <m:t>21</m:t>
+              </m:r>
+            </m:sub>
+          </m:sSub>
+          <m:r>
+            <w:rPr>
+              <w:rFonts w:ascii="Cambria Math" w:eastAsia="Times New Roman" w:hAnsi="Cambria Math" w:cs="Times New Roman"/>
+              <w:kern w:val="0"/>
+              <w:lang w:eastAsia="ru-RU"/>
+              <w14:ligatures w14:val="none"/>
+            </w:rPr>
+            <m:t>=</m:t>
+          </m:r>
+          <m:f>
+            <m:fPr>
+              <m:ctrlPr>
+                <w:rPr>
+                  <w:rFonts w:ascii="Cambria Math" w:eastAsia="Times New Roman" w:hAnsi="Cambria Math" w:cs="Times New Roman"/>
+                  <w:kern w:val="0"/>
+                  <w:lang w:eastAsia="ru-RU"/>
+                  <w14:ligatures w14:val="none"/>
+                </w:rPr>
+              </m:ctrlPr>
+            </m:fPr>
+            <m:num>
+              <m:sSub>
+                <m:sSubPr>
+                  <m:ctrlPr>
+                    <w:rPr>
+                      <w:rFonts w:ascii="Cambria Math" w:eastAsia="Times New Roman" w:hAnsi="Cambria Math" w:cs="Times New Roman"/>
+                      <w:kern w:val="0"/>
+                      <w:lang w:eastAsia="ru-RU"/>
+                      <w14:ligatures w14:val="none"/>
+                    </w:rPr>
+                  </m:ctrlPr>
+                </m:sSubPr>
+                <m:e>
+                  <m:r>
+                    <w:rPr>
+                      <w:rFonts w:ascii="Cambria Math" w:eastAsia="Times New Roman" w:hAnsi="Cambria Math" w:cs="Times New Roman"/>
+                      <w:kern w:val="0"/>
+                      <w:lang w:eastAsia="ru-RU"/>
+                      <w14:ligatures w14:val="none"/>
+                    </w:rPr>
+                    <m:t>I</m:t>
+                  </m:r>
+                </m:e>
+                <m:sub>
+                  <m:r>
+                    <w:rPr>
+                      <w:rFonts w:ascii="Cambria Math" w:eastAsia="Times New Roman" w:hAnsi="Cambria Math" w:cs="Times New Roman"/>
+                      <w:kern w:val="0"/>
+                      <w:lang w:eastAsia="ru-RU"/>
+                      <w14:ligatures w14:val="none"/>
+                    </w:rPr>
+                    <m:t>c</m:t>
+                  </m:r>
+                </m:sub>
+              </m:sSub>
+            </m:num>
+            <m:den>
+              <m:sSub>
+                <m:sSubPr>
+                  <m:ctrlPr>
+                    <w:rPr>
+                      <w:rFonts w:ascii="Cambria Math" w:eastAsia="Times New Roman" w:hAnsi="Cambria Math" w:cs="Times New Roman"/>
+                      <w:kern w:val="0"/>
+                      <w:lang w:eastAsia="ru-RU"/>
+                      <w14:ligatures w14:val="none"/>
+                    </w:rPr>
+                  </m:ctrlPr>
+                </m:sSubPr>
+                <m:e>
+                  <m:r>
+                    <w:rPr>
+                      <w:rFonts w:ascii="Cambria Math" w:eastAsia="Times New Roman" w:hAnsi="Cambria Math" w:cs="Times New Roman"/>
+                      <w:kern w:val="0"/>
+                      <w:lang w:eastAsia="ru-RU"/>
+                      <w14:ligatures w14:val="none"/>
+                    </w:rPr>
+                    <m:t>U</m:t>
+                  </m:r>
+                </m:e>
+                <m:sub>
+                  <m:r>
+                    <m:rPr>
+                      <m:nor/>
+                    </m:rPr>
+                    <w:rPr>
+                      <w:rFonts w:ascii="Times New Roman" w:eastAsia="Times New Roman" w:hAnsi="Times New Roman" w:cs="Times New Roman"/>
+                      <w:kern w:val="0"/>
+                      <w:lang w:eastAsia="ru-RU"/>
+                      <w14:ligatures w14:val="none"/>
+                    </w:rPr>
+                    <m:t>зи</m:t>
+                  </m:r>
+                </m:sub>
+              </m:sSub>
+            </m:den>
+          </m:f>
+          <m:r>
+            <w:rPr>
+              <w:rFonts w:ascii="Cambria Math" w:eastAsia="Times New Roman" w:hAnsi="Cambria Math" w:cs="Times New Roman"/>
+              <w:kern w:val="0"/>
+              <w:lang w:eastAsia="ru-RU"/>
+              <w14:ligatures w14:val="none"/>
+            </w:rPr>
+            <m:t>=</m:t>
+          </m:r>
+          <m:f>
+            <m:fPr>
+              <m:ctrlPr>
+                <w:rPr>
+                  <w:rFonts w:ascii="Cambria Math" w:eastAsia="Times New Roman" w:hAnsi="Cambria Math" w:cs="Times New Roman"/>
+                  <w:kern w:val="0"/>
+                  <w:lang w:eastAsia="ru-RU"/>
+                  <w14:ligatures w14:val="none"/>
+                </w:rPr>
+              </m:ctrlPr>
+            </m:fPr>
+            <m:num>
+              <m:r>
+                <w:rPr>
+                  <w:rFonts w:ascii="Cambria Math" w:eastAsia="Times New Roman" w:hAnsi="Cambria Math" w:cs="Times New Roman"/>
+                  <w:kern w:val="0"/>
+                  <w:lang w:eastAsia="ru-RU"/>
+                  <w14:ligatures w14:val="none"/>
+                </w:rPr>
+                <m:t>1.44</m:t>
               </m:r>
               <m:r>
                 <m:rPr>
@@ -1511,12 +2240,2020 @@
                   <w:lang w:eastAsia="ru-RU"/>
                   <w14:ligatures w14:val="none"/>
                 </w:rPr>
-                <m:t>си</m:t>
+                <m:t> мА</m:t>
+              </m:r>
+            </m:num>
+            <m:den>
+              <m:r>
+                <w:rPr>
+                  <w:rFonts w:ascii="Cambria Math" w:eastAsia="Times New Roman" w:hAnsi="Cambria Math" w:cs="Times New Roman"/>
+                  <w:kern w:val="0"/>
+                  <w:lang w:eastAsia="ru-RU"/>
+                  <w14:ligatures w14:val="none"/>
+                </w:rPr>
+                <m:t>2</m:t>
+              </m:r>
+              <m:r>
+                <m:rPr>
+                  <m:nor/>
+                </m:rPr>
+                <w:rPr>
+                  <w:rFonts w:ascii="Times New Roman" w:eastAsia="Times New Roman" w:hAnsi="Times New Roman" w:cs="Times New Roman"/>
+                  <w:kern w:val="0"/>
+                  <w:lang w:eastAsia="ru-RU"/>
+                  <w14:ligatures w14:val="none"/>
+                </w:rPr>
+                <m:t> В</m:t>
               </m:r>
             </m:den>
           </m:f>
           <m:r>
             <w:rPr>
+              <w:rFonts w:ascii="Cambria Math" w:eastAsia="Times New Roman" w:hAnsi="Cambria Math" w:cs="Times New Roman"/>
+              <w:kern w:val="0"/>
+              <w:lang w:eastAsia="ru-RU"/>
+              <w14:ligatures w14:val="none"/>
+            </w:rPr>
+            <m:t>=0.72</m:t>
+          </m:r>
+          <m:r>
+            <m:rPr>
+              <m:nor/>
+            </m:rPr>
+            <w:rPr>
+              <w:rFonts w:ascii="Times New Roman" w:eastAsia="Times New Roman" w:hAnsi="Times New Roman" w:cs="Times New Roman"/>
+              <w:kern w:val="0"/>
+              <w:lang w:eastAsia="ru-RU"/>
+              <w14:ligatures w14:val="none"/>
+            </w:rPr>
+            <m:t> мА/В</m:t>
+          </m:r>
+          <m:r>
+            <m:rPr>
+              <m:sty m:val="p"/>
+            </m:rPr>
+            <w:rPr>
+              <w:rFonts w:ascii="Times New Roman" w:eastAsia="Times New Roman" w:hAnsi="Times New Roman" w:cs="Times New Roman"/>
+              <w:kern w:val="0"/>
+              <w:lang w:eastAsia="ru-RU"/>
+              <w14:ligatures w14:val="none"/>
+            </w:rPr>
+            <w:br/>
+          </m:r>
+        </m:oMath>
+      </m:oMathPara>
+    </w:p>
+    <w:p>
+      <w:pPr>
+        <w:spacing w:after="0" w:line="360" w:lineRule="auto"/>
+        <w:rPr>
+          <w:rFonts w:ascii="Times New Roman" w:eastAsia="Times New Roman" w:hAnsi="Times New Roman" w:cs="Times New Roman"/>
+          <w:kern w:val="0"/>
+          <w:lang w:eastAsia="ru-RU"/>
+          <w14:ligatures w14:val="none"/>
+        </w:rPr>
+      </w:pPr>
+      <w:r>
+        <w:rPr>
+          <w:rFonts w:ascii="Times New Roman" w:eastAsia="Times New Roman" w:hAnsi="Times New Roman" w:cs="Times New Roman"/>
+          <w:b/>
+          <w:bCs/>
+          <w:kern w:val="0"/>
+          <w:lang w:eastAsia="ru-RU"/>
+          <w14:ligatures w14:val="none"/>
+        </w:rPr>
+        <w:t>Ответ:</w:t>
+      </w:r>
+    </w:p>
+    <w:p>
+      <w:pPr>
+        <w:spacing w:after="0" w:line="360" w:lineRule="auto"/>
+        <w:outlineLvl w:val="1"/>
+        <w:rPr>
+          <w:rFonts w:ascii="Cambria Math" w:eastAsia="Times New Roman" w:hAnsi="Cambria Math" w:cs="Times New Roman"/>
+          <w:i/>
+          <w:kern w:val="0"/>
+          <w:lang w:eastAsia="ru-RU"/>
+          <w14:ligatures w14:val="none"/>
+        </w:rPr>
+      </w:pPr>
+      <m:oMathPara>
+        <m:oMath>
+          <m:sSub>
+            <m:sSubPr>
+              <m:ctrlPr>
+                <w:rPr>
+                  <w:rFonts w:ascii="Cambria Math" w:eastAsia="Times New Roman" w:hAnsi="Cambria Math" w:cs="Times New Roman"/>
+                  <w:kern w:val="0"/>
+                  <w:lang w:eastAsia="ru-RU"/>
+                  <w14:ligatures w14:val="none"/>
+                </w:rPr>
+              </m:ctrlPr>
+            </m:sSubPr>
+            <m:e>
+              <m:r>
+                <w:rPr>
+                  <w:rFonts w:ascii="Cambria Math" w:eastAsia="Times New Roman" w:hAnsi="Cambria Math" w:cs="Times New Roman"/>
+                  <w:kern w:val="0"/>
+                  <w:lang w:eastAsia="ru-RU"/>
+                  <w14:ligatures w14:val="none"/>
+                </w:rPr>
+                <m:t>Y</m:t>
+              </m:r>
+            </m:e>
+            <m:sub>
+              <m:r>
+                <w:rPr>
+                  <w:rFonts w:ascii="Cambria Math" w:eastAsia="Times New Roman" w:hAnsi="Cambria Math" w:cs="Times New Roman"/>
+                  <w:kern w:val="0"/>
+                  <w:lang w:eastAsia="ru-RU"/>
+                  <w14:ligatures w14:val="none"/>
+                </w:rPr>
+                <m:t>21</m:t>
+              </m:r>
+            </m:sub>
+          </m:sSub>
+          <m:r>
+            <w:rPr>
+              <w:rFonts w:ascii="Cambria Math" w:eastAsia="Times New Roman" w:hAnsi="Cambria Math" w:cs="Times New Roman"/>
+              <w:kern w:val="0"/>
+              <w:lang w:eastAsia="ru-RU"/>
+              <w14:ligatures w14:val="none"/>
+            </w:rPr>
+            <m:t>=0.72</m:t>
+          </m:r>
+          <m:r>
+            <m:rPr>
+              <m:nor/>
+            </m:rPr>
+            <w:rPr>
+              <w:rFonts w:ascii="Times New Roman" w:eastAsia="Times New Roman" w:hAnsi="Times New Roman" w:cs="Times New Roman"/>
+              <w:kern w:val="0"/>
+              <w:lang w:eastAsia="ru-RU"/>
+              <w14:ligatures w14:val="none"/>
+            </w:rPr>
+            <m:t> мА/В</m:t>
+          </m:r>
+          <m:r>
+            <m:rPr>
+              <m:nor/>
+            </m:rPr>
+            <w:rPr>
+              <w:rFonts w:ascii="Cambria Math" w:eastAsia="Times New Roman" w:hAnsi="Times New Roman" w:cs="Times New Roman"/>
+              <w:kern w:val="0"/>
+              <w:lang w:eastAsia="ru-RU"/>
+              <w14:ligatures w14:val="none"/>
+            </w:rPr>
+            <m:t xml:space="preserve"> </m:t>
+          </m:r>
+          <m:r>
+            <w:rPr>
+              <w:rFonts w:ascii="Cambria Math" w:eastAsia="Times New Roman" w:hAnsi="Cambria Math" w:cs="Times New Roman"/>
+              <w:kern w:val="0"/>
+              <w:lang w:eastAsia="ru-RU"/>
+              <w14:ligatures w14:val="none"/>
+            </w:rPr>
+            <m:t>(</m:t>
+          </m:r>
+          <m:r>
+            <m:rPr>
+              <m:nor/>
+            </m:rPr>
+            <w:rPr>
+              <w:rFonts w:ascii="Times New Roman" w:eastAsia="Times New Roman" w:hAnsi="Times New Roman" w:cs="Times New Roman"/>
+              <w:kern w:val="0"/>
+              <w:lang w:eastAsia="ru-RU"/>
+              <w14:ligatures w14:val="none"/>
+            </w:rPr>
+            <m:t>или </m:t>
+          </m:r>
+          <m:r>
+            <w:rPr>
+              <w:rFonts w:ascii="Cambria Math" w:eastAsia="Times New Roman" w:hAnsi="Cambria Math" w:cs="Times New Roman"/>
+              <w:kern w:val="0"/>
+              <w:lang w:eastAsia="ru-RU"/>
+              <w14:ligatures w14:val="none"/>
+            </w:rPr>
+            <m:t>0.72⋅</m:t>
+          </m:r>
+          <m:sSup>
+            <m:sSupPr>
+              <m:ctrlPr>
+                <w:rPr>
+                  <w:rFonts w:ascii="Cambria Math" w:eastAsia="Times New Roman" w:hAnsi="Cambria Math" w:cs="Times New Roman"/>
+                  <w:kern w:val="0"/>
+                  <w:lang w:eastAsia="ru-RU"/>
+                  <w14:ligatures w14:val="none"/>
+                </w:rPr>
+              </m:ctrlPr>
+            </m:sSupPr>
+            <m:e>
+              <m:r>
+                <w:rPr>
+                  <w:rFonts w:ascii="Cambria Math" w:eastAsia="Times New Roman" w:hAnsi="Cambria Math" w:cs="Times New Roman"/>
+                  <w:kern w:val="0"/>
+                  <w:lang w:eastAsia="ru-RU"/>
+                  <w14:ligatures w14:val="none"/>
+                </w:rPr>
+                <m:t>10</m:t>
+              </m:r>
+            </m:e>
+            <m:sup>
+              <m:r>
+                <w:rPr>
+                  <w:rFonts w:ascii="Cambria Math" w:eastAsia="Times New Roman" w:hAnsi="Cambria Math" w:cs="Times New Roman"/>
+                  <w:kern w:val="0"/>
+                  <w:lang w:eastAsia="ru-RU"/>
+                  <w14:ligatures w14:val="none"/>
+                </w:rPr>
+                <m:t>-3</m:t>
+              </m:r>
+            </m:sup>
+          </m:sSup>
+          <m:r>
+            <m:rPr>
+              <m:nor/>
+            </m:rPr>
+            <w:rPr>
+              <w:rFonts w:ascii="Times New Roman" w:eastAsia="Times New Roman" w:hAnsi="Times New Roman" w:cs="Times New Roman"/>
+              <w:kern w:val="0"/>
+              <w:lang w:eastAsia="ru-RU"/>
+              <w14:ligatures w14:val="none"/>
+            </w:rPr>
+            <m:t> См</m:t>
+          </m:r>
+          <m:r>
+            <w:rPr>
+              <w:rFonts w:ascii="Cambria Math" w:eastAsia="Times New Roman" w:hAnsi="Cambria Math" w:cs="Times New Roman"/>
+              <w:kern w:val="0"/>
+              <w:lang w:eastAsia="ru-RU"/>
+              <w14:ligatures w14:val="none"/>
+            </w:rPr>
+            <m:t>)</m:t>
+          </m:r>
+        </m:oMath>
+      </m:oMathPara>
+    </w:p>
+    <w:p>
+      <w:pPr>
+        <w:spacing w:after="0" w:line="360" w:lineRule="auto"/>
+        <w:outlineLvl w:val="1"/>
+        <w:rPr>
+          <w:rFonts w:ascii="Times New Roman" w:eastAsia="Times New Roman" w:hAnsi="Times New Roman" w:cs="Times New Roman"/>
+          <w:b/>
+          <w:bCs/>
+          <w:kern w:val="0"/>
+          <w:sz w:val="28"/>
+          <w:szCs w:val="28"/>
+          <w:lang w:eastAsia="ru-RU"/>
+          <w14:ligatures w14:val="none"/>
+        </w:rPr>
+      </w:pPr>
+      <w:r>
+        <w:rPr>
+          <w:rFonts w:ascii="Times New Roman" w:eastAsia="Times New Roman" w:hAnsi="Times New Roman" w:cs="Times New Roman"/>
+          <w:noProof/>
+          <w:kern w:val="0"/>
+          <w:lang w:eastAsia="ru-RU"/>
+          <w14:ligatures w14:val="none"/>
+        </w:rPr>
+        <w:lastRenderedPageBreak/>
+        <w:drawing>
+          <wp:anchor distT="0" distB="0" distL="114300" distR="114300" simplePos="0" relativeHeight="251659264" behindDoc="1" locked="0" layoutInCell="1" allowOverlap="1" wp14:anchorId="7715362D" wp14:editId="50ABC77F">
+            <wp:simplePos x="0" y="0"/>
+            <wp:positionH relativeFrom="column">
+              <wp:posOffset>3009900</wp:posOffset>
+            </wp:positionH>
+            <wp:positionV relativeFrom="paragraph">
+              <wp:posOffset>441960</wp:posOffset>
+            </wp:positionV>
+            <wp:extent cx="3407284" cy="2200275"/>
+            <wp:effectExtent l="0" t="0" r="3175" b="0"/>
+            <wp:wrapNone/>
+            <wp:docPr id="1377130721" name="Picture 1"/>
+            <wp:cNvGraphicFramePr>
+              <a:graphicFrameLocks xmlns:a="http://schemas.openxmlformats.org/drawingml/2006/main" noChangeAspect="1"/>
+            </wp:cNvGraphicFramePr>
+            <a:graphic xmlns:a="http://schemas.openxmlformats.org/drawingml/2006/main">
+              <a:graphicData uri="http://schemas.openxmlformats.org/drawingml/2006/picture">
+                <pic:pic xmlns:pic="http://schemas.openxmlformats.org/drawingml/2006/picture">
+                  <pic:nvPicPr>
+                    <pic:cNvPr id="1377130721" name=""/>
+                    <pic:cNvPicPr/>
+                  </pic:nvPicPr>
+                  <pic:blipFill>
+                    <a:blip r:embed="rId6">
+                      <a:extLst>
+                        <a:ext uri="{28A0092B-C50C-407E-A947-70E740481C1C}">
+                          <a14:useLocalDpi xmlns:a14="http://schemas.microsoft.com/office/drawing/2010/main" val="0"/>
+                        </a:ext>
+                      </a:extLst>
+                    </a:blip>
+                    <a:stretch>
+                      <a:fillRect/>
+                    </a:stretch>
+                  </pic:blipFill>
+                  <pic:spPr>
+                    <a:xfrm>
+                      <a:off x="0" y="0"/>
+                      <a:ext cx="3407284" cy="2200275"/>
+                    </a:xfrm>
+                    <a:prstGeom prst="rect">
+                      <a:avLst/>
+                    </a:prstGeom>
+                  </pic:spPr>
+                </pic:pic>
+              </a:graphicData>
+            </a:graphic>
+            <wp14:sizeRelH relativeFrom="page">
+              <wp14:pctWidth>0</wp14:pctWidth>
+            </wp14:sizeRelH>
+            <wp14:sizeRelV relativeFrom="page">
+              <wp14:pctHeight>0</wp14:pctHeight>
+            </wp14:sizeRelV>
+          </wp:anchor>
+        </w:drawing>
+      </w:r>
+      <w:r>
+        <w:rPr>
+          <w:rFonts w:ascii="Times New Roman" w:eastAsia="Times New Roman" w:hAnsi="Times New Roman" w:cs="Times New Roman"/>
+          <w:b/>
+          <w:bCs/>
+          <w:kern w:val="0"/>
+          <w:sz w:val="28"/>
+          <w:szCs w:val="28"/>
+          <w:lang w:eastAsia="ru-RU"/>
+          <w14:ligatures w14:val="none"/>
+        </w:rPr>
+        <w:t>2. Нарисовать схему и найти её параметры по характеристике</w:t>
+      </w:r>
+    </w:p>
+    <w:p>
+      <w:pPr>
+        <w:spacing w:after="0" w:line="360" w:lineRule="auto"/>
+        <w:rPr>
+          <w:rFonts w:ascii="Times New Roman" w:eastAsia="Times New Roman" w:hAnsi="Times New Roman" w:cs="Times New Roman"/>
+          <w:kern w:val="0"/>
+          <w:lang w:eastAsia="ru-RU"/>
+          <w14:ligatures w14:val="none"/>
+        </w:rPr>
+      </w:pPr>
+    </w:p>
+    <w:p>
+      <w:pPr>
+        <w:spacing w:after="0" w:line="360" w:lineRule="auto"/>
+        <w:outlineLvl w:val="2"/>
+        <w:rPr>
+          <w:rFonts w:ascii="Times New Roman" w:eastAsia="Times New Roman" w:hAnsi="Times New Roman" w:cs="Times New Roman"/>
+          <w:b/>
+          <w:bCs/>
+          <w:kern w:val="0"/>
+          <w:sz w:val="27"/>
+          <w:szCs w:val="27"/>
+          <w:lang w:eastAsia="ru-RU"/>
+          <w14:ligatures w14:val="none"/>
+        </w:rPr>
+      </w:pPr>
+      <w:r>
+        <w:rPr>
+          <w:rFonts w:ascii="Times New Roman" w:eastAsia="Times New Roman" w:hAnsi="Times New Roman" w:cs="Times New Roman"/>
+          <w:b/>
+          <w:bCs/>
+          <w:kern w:val="0"/>
+          <w:sz w:val="27"/>
+          <w:szCs w:val="27"/>
+          <w:lang w:eastAsia="ru-RU"/>
+          <w14:ligatures w14:val="none"/>
+        </w:rPr>
+        <w:t>Дано:</w:t>
+      </w:r>
+    </w:p>
+    <w:p>
+      <w:pPr>
+        <w:spacing w:after="0" w:line="360" w:lineRule="auto"/>
+        <w:rPr>
+          <w:rFonts w:ascii="Times New Roman" w:eastAsia="Times New Roman" w:hAnsi="Times New Roman" w:cs="Times New Roman"/>
+          <w:kern w:val="0"/>
+          <w:lang w:eastAsia="ru-RU"/>
+          <w14:ligatures w14:val="none"/>
+        </w:rPr>
+      </w:pPr>
+      <w:proofErr w:type="spellStart"/>
+      <w:r>
+        <w:rPr>
+          <w:rFonts w:ascii="Times New Roman" w:eastAsia="Times New Roman" w:hAnsi="Times New Roman" w:cs="Times New Roman"/>
+          <w:kern w:val="0"/>
+          <w:lang w:eastAsia="ru-RU"/>
+          <w14:ligatures w14:val="none"/>
+        </w:rPr>
+        <w:t>Uзи</w:t>
+      </w:r>
+      <w:proofErr w:type="spellEnd"/>
+      <w:r>
+        <w:rPr>
+          <w:rFonts w:ascii="Times New Roman" w:eastAsia="Times New Roman" w:hAnsi="Times New Roman" w:cs="Times New Roman"/>
+          <w:kern w:val="0"/>
+          <w:lang w:eastAsia="ru-RU"/>
+          <w14:ligatures w14:val="none"/>
+        </w:rPr>
+        <w:t xml:space="preserve"> = -5 В</w:t>
+      </w:r>
+      <w:r>
+        <w:rPr>
+          <w:rFonts w:ascii="Times New Roman" w:eastAsia="Times New Roman" w:hAnsi="Times New Roman" w:cs="Times New Roman"/>
+          <w:kern w:val="0"/>
+          <w:lang w:eastAsia="ru-RU"/>
+          <w14:ligatures w14:val="none"/>
+        </w:rPr>
+        <w:br/>
+      </w:r>
+      <w:proofErr w:type="spellStart"/>
+      <w:r>
+        <w:rPr>
+          <w:rFonts w:ascii="Times New Roman" w:eastAsia="Times New Roman" w:hAnsi="Times New Roman" w:cs="Times New Roman"/>
+          <w:kern w:val="0"/>
+          <w:lang w:eastAsia="ru-RU"/>
+          <w14:ligatures w14:val="none"/>
+        </w:rPr>
+        <w:t>Ic</w:t>
+      </w:r>
+      <w:proofErr w:type="spellEnd"/>
+      <w:r>
+        <w:rPr>
+          <w:rFonts w:ascii="Times New Roman" w:eastAsia="Times New Roman" w:hAnsi="Times New Roman" w:cs="Times New Roman"/>
+          <w:kern w:val="0"/>
+          <w:lang w:eastAsia="ru-RU"/>
+          <w14:ligatures w14:val="none"/>
+        </w:rPr>
+        <w:t xml:space="preserve"> = 3 мА</w:t>
+      </w:r>
+      <w:r>
+        <w:rPr>
+          <w:rFonts w:ascii="Times New Roman" w:eastAsia="Times New Roman" w:hAnsi="Times New Roman" w:cs="Times New Roman"/>
+          <w:kern w:val="0"/>
+          <w:lang w:eastAsia="ru-RU"/>
+          <w14:ligatures w14:val="none"/>
+        </w:rPr>
+        <w:br/>
+      </w:r>
+      <w:proofErr w:type="spellStart"/>
+      <w:r>
+        <w:rPr>
+          <w:rFonts w:ascii="Times New Roman" w:eastAsia="Times New Roman" w:hAnsi="Times New Roman" w:cs="Times New Roman"/>
+          <w:kern w:val="0"/>
+          <w:lang w:eastAsia="ru-RU"/>
+          <w14:ligatures w14:val="none"/>
+        </w:rPr>
+        <w:t>Uси</w:t>
+      </w:r>
+      <w:proofErr w:type="spellEnd"/>
+      <w:r>
+        <w:rPr>
+          <w:rFonts w:ascii="Times New Roman" w:eastAsia="Times New Roman" w:hAnsi="Times New Roman" w:cs="Times New Roman"/>
+          <w:kern w:val="0"/>
+          <w:lang w:eastAsia="ru-RU"/>
+          <w14:ligatures w14:val="none"/>
+        </w:rPr>
+        <w:t xml:space="preserve"> = 7 В</w:t>
+      </w:r>
+      <w:r>
+        <w:rPr>
+          <w:rFonts w:ascii="Times New Roman" w:eastAsia="Times New Roman" w:hAnsi="Times New Roman" w:cs="Times New Roman"/>
+          <w:kern w:val="0"/>
+          <w:lang w:eastAsia="ru-RU"/>
+          <w14:ligatures w14:val="none"/>
+        </w:rPr>
+        <w:br/>
+        <w:t xml:space="preserve">R2 = </w:t>
+      </w:r>
+      <w:r>
+        <w:rPr>
+          <w:rFonts w:ascii="Times New Roman" w:eastAsia="Times New Roman" w:hAnsi="Times New Roman" w:cs="Times New Roman"/>
+          <w:kern w:val="0"/>
+          <w:lang w:eastAsia="ru-RU"/>
+          <w14:ligatures w14:val="none"/>
+        </w:rPr>
+        <w:t>2</w:t>
+      </w:r>
+      <w:r>
+        <w:rPr>
+          <w:rFonts w:ascii="Times New Roman" w:eastAsia="Times New Roman" w:hAnsi="Times New Roman" w:cs="Times New Roman"/>
+          <w:kern w:val="0"/>
+          <w:lang w:eastAsia="ru-RU"/>
+          <w14:ligatures w14:val="none"/>
+        </w:rPr>
+        <w:t xml:space="preserve"> кОм</w:t>
+      </w:r>
+    </w:p>
+    <w:p>
+      <w:pPr>
+        <w:spacing w:after="0" w:line="360" w:lineRule="auto"/>
+        <w:outlineLvl w:val="2"/>
+        <w:rPr>
+          <w:rFonts w:ascii="Times New Roman" w:eastAsia="Times New Roman" w:hAnsi="Times New Roman" w:cs="Times New Roman"/>
+          <w:b/>
+          <w:bCs/>
+          <w:kern w:val="0"/>
+          <w:sz w:val="27"/>
+          <w:szCs w:val="27"/>
+          <w:lang w:eastAsia="ru-RU"/>
+          <w14:ligatures w14:val="none"/>
+        </w:rPr>
+      </w:pPr>
+      <w:r>
+        <w:rPr>
+          <w:rFonts w:ascii="Times New Roman" w:eastAsia="Times New Roman" w:hAnsi="Times New Roman" w:cs="Times New Roman"/>
+          <w:b/>
+          <w:bCs/>
+          <w:kern w:val="0"/>
+          <w:sz w:val="27"/>
+          <w:szCs w:val="27"/>
+          <w:lang w:eastAsia="ru-RU"/>
+          <w14:ligatures w14:val="none"/>
+        </w:rPr>
+        <w:t xml:space="preserve">Найти: </w:t>
+      </w:r>
+      <w:r>
+        <w:rPr>
+          <w:rFonts w:ascii="Times New Roman" w:eastAsia="Times New Roman" w:hAnsi="Times New Roman" w:cs="Times New Roman"/>
+          <w:b/>
+          <w:bCs/>
+          <w:kern w:val="0"/>
+          <w:lang w:eastAsia="ru-RU"/>
+          <w14:ligatures w14:val="none"/>
+        </w:rPr>
+        <w:t>E1, E2, Y21, Y22</w:t>
+      </w:r>
+    </w:p>
+    <w:p>
+      <w:pPr>
+        <w:spacing w:after="0" w:line="360" w:lineRule="auto"/>
+        <w:outlineLvl w:val="2"/>
+        <w:rPr>
+          <w:rFonts w:ascii="Times New Roman" w:eastAsia="Times New Roman" w:hAnsi="Times New Roman" w:cs="Times New Roman"/>
+          <w:b/>
+          <w:bCs/>
+          <w:kern w:val="0"/>
+          <w:sz w:val="27"/>
+          <w:szCs w:val="27"/>
+          <w:lang w:eastAsia="ru-RU"/>
+          <w14:ligatures w14:val="none"/>
+        </w:rPr>
+      </w:pPr>
+      <w:r>
+        <w:rPr>
+          <w:rFonts w:ascii="Times New Roman" w:eastAsia="Times New Roman" w:hAnsi="Times New Roman" w:cs="Times New Roman"/>
+          <w:b/>
+          <w:bCs/>
+          <w:kern w:val="0"/>
+          <w:sz w:val="27"/>
+          <w:szCs w:val="27"/>
+          <w:lang w:eastAsia="ru-RU"/>
+          <w14:ligatures w14:val="none"/>
+        </w:rPr>
+        <w:t>Тип транзистора:</w:t>
+      </w:r>
+    </w:p>
+    <w:p>
+      <w:pPr>
+        <w:spacing w:after="0" w:line="360" w:lineRule="auto"/>
+        <w:rPr>
+          <w:rFonts w:ascii="Times New Roman" w:eastAsia="Times New Roman" w:hAnsi="Times New Roman" w:cs="Times New Roman"/>
+          <w:kern w:val="0"/>
+          <w:lang w:eastAsia="ru-RU"/>
+          <w14:ligatures w14:val="none"/>
+        </w:rPr>
+      </w:pPr>
+      <w:r>
+        <w:rPr>
+          <w:rFonts w:ascii="Times New Roman" w:eastAsia="Times New Roman" w:hAnsi="Times New Roman" w:cs="Times New Roman"/>
+          <w:kern w:val="0"/>
+          <w:lang w:eastAsia="ru-RU"/>
+          <w14:ligatures w14:val="none"/>
+        </w:rPr>
+        <w:t>ПТ с управляющим p-n переходом и n-каналом</w:t>
+      </w:r>
+    </w:p>
+    <w:p>
+      <w:pPr>
+        <w:spacing w:after="0" w:line="360" w:lineRule="auto"/>
+        <w:rPr>
+          <w:rFonts w:ascii="Times New Roman" w:eastAsia="Times New Roman" w:hAnsi="Times New Roman" w:cs="Times New Roman"/>
+          <w:kern w:val="0"/>
+          <w:lang w:eastAsia="ru-RU"/>
+          <w14:ligatures w14:val="none"/>
+        </w:rPr>
+      </w:pPr>
+      <w:r>
+        <w:rPr>
+          <w:rFonts w:ascii="Times New Roman" w:eastAsia="Times New Roman" w:hAnsi="Times New Roman" w:cs="Times New Roman"/>
+          <w:b/>
+          <w:bCs/>
+          <w:kern w:val="0"/>
+          <w:lang w:eastAsia="ru-RU"/>
+          <w14:ligatures w14:val="none"/>
+        </w:rPr>
+        <w:t>Решение:</w:t>
+      </w:r>
+    </w:p>
+    <w:p>
+      <w:pPr>
+        <w:spacing w:before="100" w:beforeAutospacing="1" w:after="100" w:afterAutospacing="1" w:line="240" w:lineRule="auto"/>
+        <w:outlineLvl w:val="2"/>
+        <w:rPr>
+          <w:rFonts w:ascii="Times New Roman" w:eastAsia="Times New Roman" w:hAnsi="Times New Roman" w:cs="Times New Roman"/>
+          <w:b/>
+          <w:bCs/>
+          <w:kern w:val="0"/>
+          <w:sz w:val="27"/>
+          <w:szCs w:val="27"/>
+          <w:lang w:eastAsia="ru-RU"/>
+          <w14:ligatures w14:val="none"/>
+        </w:rPr>
+      </w:pPr>
+      <w:r>
+        <w:rPr>
+          <w:rFonts w:ascii="Times New Roman" w:eastAsia="Times New Roman" w:hAnsi="Times New Roman" w:cs="Times New Roman"/>
+          <w:b/>
+          <w:bCs/>
+          <w:kern w:val="0"/>
+          <w:sz w:val="27"/>
+          <w:szCs w:val="27"/>
+          <w:lang w:eastAsia="ru-RU"/>
+          <w14:ligatures w14:val="none"/>
+        </w:rPr>
+        <w:t xml:space="preserve">1. Нахождение </w:t>
+      </w:r>
+      <m:oMath>
+        <m:sSub>
+          <m:sSubPr>
+            <m:ctrlPr>
+              <w:rPr>
+                <w:rFonts w:ascii="Cambria Math" w:eastAsia="Times New Roman" w:hAnsi="Cambria Math" w:cs="Times New Roman"/>
+                <w:b/>
+                <w:bCs/>
+                <w:kern w:val="0"/>
+                <w:sz w:val="27"/>
+                <w:szCs w:val="27"/>
+                <w:lang w:eastAsia="ru-RU"/>
+                <w14:ligatures w14:val="none"/>
+              </w:rPr>
+            </m:ctrlPr>
+          </m:sSubPr>
+          <m:e>
+            <m:r>
+              <m:rPr>
+                <m:sty m:val="bi"/>
+              </m:rPr>
+              <w:rPr>
+                <w:rFonts w:ascii="Cambria Math" w:eastAsia="Times New Roman" w:hAnsi="Cambria Math" w:cs="Times New Roman"/>
+                <w:kern w:val="0"/>
+                <w:sz w:val="27"/>
+                <w:szCs w:val="27"/>
+                <w:lang w:eastAsia="ru-RU"/>
+                <w14:ligatures w14:val="none"/>
+              </w:rPr>
+              <m:t>E</m:t>
+            </m:r>
+          </m:e>
+          <m:sub>
+            <m:r>
+              <m:rPr>
+                <m:sty m:val="bi"/>
+              </m:rPr>
+              <w:rPr>
+                <w:rFonts w:ascii="Cambria Math" w:eastAsia="Times New Roman" w:hAnsi="Cambria Math" w:cs="Times New Roman"/>
+                <w:kern w:val="0"/>
+                <w:sz w:val="27"/>
+                <w:szCs w:val="27"/>
+                <w:lang w:eastAsia="ru-RU"/>
+                <w14:ligatures w14:val="none"/>
+              </w:rPr>
+              <m:t>1</m:t>
+            </m:r>
+          </m:sub>
+        </m:sSub>
+      </m:oMath>
+      <w:r>
+        <w:rPr>
+          <w:rFonts w:ascii="Times New Roman" w:eastAsia="Times New Roman" w:hAnsi="Times New Roman" w:cs="Times New Roman"/>
+          <w:b/>
+          <w:bCs/>
+          <w:kern w:val="0"/>
+          <w:sz w:val="27"/>
+          <w:szCs w:val="27"/>
+          <w:lang w:eastAsia="ru-RU"/>
+          <w14:ligatures w14:val="none"/>
+        </w:rPr>
+        <w:t xml:space="preserve">и </w:t>
+      </w:r>
+      <m:oMath>
+        <m:sSub>
+          <m:sSubPr>
+            <m:ctrlPr>
+              <w:rPr>
+                <w:rFonts w:ascii="Cambria Math" w:eastAsia="Times New Roman" w:hAnsi="Cambria Math" w:cs="Times New Roman"/>
+                <w:b/>
+                <w:bCs/>
+                <w:kern w:val="0"/>
+                <w:sz w:val="27"/>
+                <w:szCs w:val="27"/>
+                <w:lang w:eastAsia="ru-RU"/>
+                <w14:ligatures w14:val="none"/>
+              </w:rPr>
+            </m:ctrlPr>
+          </m:sSubPr>
+          <m:e>
+            <m:r>
+              <m:rPr>
+                <m:sty m:val="bi"/>
+              </m:rPr>
+              <w:rPr>
+                <w:rFonts w:ascii="Cambria Math" w:eastAsia="Times New Roman" w:hAnsi="Cambria Math" w:cs="Times New Roman"/>
+                <w:kern w:val="0"/>
+                <w:sz w:val="27"/>
+                <w:szCs w:val="27"/>
+                <w:lang w:eastAsia="ru-RU"/>
+                <w14:ligatures w14:val="none"/>
+              </w:rPr>
+              <m:t>E</m:t>
+            </m:r>
+          </m:e>
+          <m:sub>
+            <m:r>
+              <m:rPr>
+                <m:sty m:val="bi"/>
+              </m:rPr>
+              <w:rPr>
+                <w:rFonts w:ascii="Cambria Math" w:eastAsia="Times New Roman" w:hAnsi="Cambria Math" w:cs="Times New Roman"/>
+                <w:kern w:val="0"/>
+                <w:sz w:val="27"/>
+                <w:szCs w:val="27"/>
+                <w:lang w:eastAsia="ru-RU"/>
+                <w14:ligatures w14:val="none"/>
+              </w:rPr>
+              <m:t>2</m:t>
+            </m:r>
+          </m:sub>
+        </m:sSub>
+      </m:oMath>
+    </w:p>
+    <w:p>
+      <w:pPr>
+        <w:spacing w:before="100" w:beforeAutospacing="1" w:after="100" w:afterAutospacing="1" w:line="240" w:lineRule="auto"/>
+        <w:rPr>
+          <w:rFonts w:ascii="Times New Roman" w:eastAsia="Times New Roman" w:hAnsi="Times New Roman" w:cs="Times New Roman"/>
+          <w:kern w:val="0"/>
+          <w:lang w:eastAsia="ru-RU"/>
+          <w14:ligatures w14:val="none"/>
+        </w:rPr>
+      </w:pPr>
+      <w:r>
+        <w:rPr>
+          <w:rFonts w:ascii="Times New Roman" w:eastAsia="Times New Roman" w:hAnsi="Times New Roman" w:cs="Times New Roman"/>
+          <w:kern w:val="0"/>
+          <w:lang w:eastAsia="ru-RU"/>
+          <w14:ligatures w14:val="none"/>
+        </w:rPr>
+        <w:t xml:space="preserve">Так как исток соединён с землёй, напряжение на затворе равно </w:t>
+      </w:r>
+      <m:oMath>
+        <m:sSub>
+          <m:sSubPr>
+            <m:ctrlPr>
+              <w:rPr>
+                <w:rFonts w:ascii="Cambria Math" w:eastAsia="Times New Roman" w:hAnsi="Cambria Math" w:cs="Times New Roman"/>
+                <w:kern w:val="0"/>
+                <w:lang w:eastAsia="ru-RU"/>
+                <w14:ligatures w14:val="none"/>
+              </w:rPr>
+            </m:ctrlPr>
+          </m:sSubPr>
+          <m:e>
+            <m:r>
+              <w:rPr>
+                <w:rFonts w:ascii="Cambria Math" w:eastAsia="Times New Roman" w:hAnsi="Cambria Math" w:cs="Times New Roman"/>
+                <w:kern w:val="0"/>
+                <w:lang w:eastAsia="ru-RU"/>
+                <w14:ligatures w14:val="none"/>
+              </w:rPr>
+              <m:t>E</m:t>
+            </m:r>
+          </m:e>
+          <m:sub>
+            <m:r>
+              <w:rPr>
+                <w:rFonts w:ascii="Cambria Math" w:eastAsia="Times New Roman" w:hAnsi="Cambria Math" w:cs="Times New Roman"/>
+                <w:kern w:val="0"/>
+                <w:lang w:eastAsia="ru-RU"/>
+                <w14:ligatures w14:val="none"/>
+              </w:rPr>
+              <m:t>1</m:t>
+            </m:r>
+          </m:sub>
+        </m:sSub>
+      </m:oMath>
+      <w:r>
+        <w:rPr>
+          <w:rFonts w:ascii="Times New Roman" w:eastAsia="Times New Roman" w:hAnsi="Times New Roman" w:cs="Times New Roman"/>
+          <w:kern w:val="0"/>
+          <w:lang w:eastAsia="ru-RU"/>
+          <w14:ligatures w14:val="none"/>
+        </w:rPr>
+        <w:t>:</w:t>
+      </w:r>
+    </w:p>
+    <w:p>
+      <w:pPr>
+        <w:spacing w:after="0" w:line="240" w:lineRule="auto"/>
+        <w:rPr>
+          <w:rFonts w:ascii="Times New Roman" w:eastAsia="Times New Roman" w:hAnsi="Times New Roman" w:cs="Times New Roman"/>
+          <w:kern w:val="0"/>
+          <w:lang w:eastAsia="ru-RU"/>
+          <w14:ligatures w14:val="none"/>
+        </w:rPr>
+      </w:pPr>
+      <m:oMathPara>
+        <m:oMath>
+          <m:sSub>
+            <m:sSubPr>
+              <m:ctrlPr>
+                <w:rPr>
+                  <w:rFonts w:ascii="Cambria Math" w:eastAsia="Times New Roman" w:hAnsi="Cambria Math" w:cs="Times New Roman"/>
+                  <w:kern w:val="0"/>
+                  <w:lang w:eastAsia="ru-RU"/>
+                  <w14:ligatures w14:val="none"/>
+                </w:rPr>
+              </m:ctrlPr>
+            </m:sSubPr>
+            <m:e>
+              <m:r>
+                <w:rPr>
+                  <w:rFonts w:ascii="Cambria Math" w:eastAsia="Times New Roman" w:hAnsi="Cambria Math" w:cs="Times New Roman"/>
+                  <w:kern w:val="0"/>
+                  <w:lang w:eastAsia="ru-RU"/>
+                  <w14:ligatures w14:val="none"/>
+                </w:rPr>
+                <m:t>E</m:t>
+              </m:r>
+            </m:e>
+            <m:sub>
+              <m:r>
+                <w:rPr>
+                  <w:rFonts w:ascii="Cambria Math" w:eastAsia="Times New Roman" w:hAnsi="Cambria Math" w:cs="Times New Roman"/>
+                  <w:kern w:val="0"/>
+                  <w:lang w:eastAsia="ru-RU"/>
+                  <w14:ligatures w14:val="none"/>
+                </w:rPr>
+                <m:t>1</m:t>
+              </m:r>
+            </m:sub>
+          </m:sSub>
+          <m:r>
+            <w:rPr>
+              <w:rFonts w:ascii="Cambria Math" w:eastAsia="Times New Roman" w:hAnsi="Cambria Math" w:cs="Times New Roman"/>
+              <w:kern w:val="0"/>
+              <w:lang w:eastAsia="ru-RU"/>
+              <w14:ligatures w14:val="none"/>
+            </w:rPr>
+            <m:t>=</m:t>
+          </m:r>
+          <m:sSub>
+            <m:sSubPr>
+              <m:ctrlPr>
+                <w:rPr>
+                  <w:rFonts w:ascii="Cambria Math" w:eastAsia="Times New Roman" w:hAnsi="Cambria Math" w:cs="Times New Roman"/>
+                  <w:kern w:val="0"/>
+                  <w:lang w:eastAsia="ru-RU"/>
+                  <w14:ligatures w14:val="none"/>
+                </w:rPr>
+              </m:ctrlPr>
+            </m:sSubPr>
+            <m:e>
+              <m:r>
+                <w:rPr>
+                  <w:rFonts w:ascii="Cambria Math" w:eastAsia="Times New Roman" w:hAnsi="Cambria Math" w:cs="Times New Roman"/>
+                  <w:kern w:val="0"/>
+                  <w:lang w:eastAsia="ru-RU"/>
+                  <w14:ligatures w14:val="none"/>
+                </w:rPr>
+                <m:t>U</m:t>
+              </m:r>
+            </m:e>
+            <m:sub>
+              <m:r>
+                <m:rPr>
+                  <m:nor/>
+                </m:rPr>
+                <w:rPr>
+                  <w:rFonts w:ascii="Times New Roman" w:eastAsia="Times New Roman" w:hAnsi="Times New Roman" w:cs="Times New Roman"/>
+                  <w:kern w:val="0"/>
+                  <w:lang w:eastAsia="ru-RU"/>
+                  <w14:ligatures w14:val="none"/>
+                </w:rPr>
+                <m:t>зи</m:t>
+              </m:r>
+            </m:sub>
+          </m:sSub>
+          <m:r>
+            <w:rPr>
+              <w:rFonts w:ascii="Cambria Math" w:eastAsia="Times New Roman" w:hAnsi="Cambria Math" w:cs="Times New Roman"/>
+              <w:kern w:val="0"/>
+              <w:lang w:eastAsia="ru-RU"/>
+              <w14:ligatures w14:val="none"/>
+            </w:rPr>
+            <m:t>=-5</m:t>
+          </m:r>
+          <m:r>
+            <m:rPr>
+              <m:nor/>
+            </m:rPr>
+            <w:rPr>
+              <w:rFonts w:ascii="Times New Roman" w:eastAsia="Times New Roman" w:hAnsi="Times New Roman" w:cs="Times New Roman"/>
+              <w:kern w:val="0"/>
+              <w:lang w:eastAsia="ru-RU"/>
+              <w14:ligatures w14:val="none"/>
+            </w:rPr>
+            <m:t> В</m:t>
+          </m:r>
+          <m:r>
+            <w:rPr>
+              <w:rFonts w:ascii="Times New Roman" w:eastAsia="Times New Roman" w:hAnsi="Times New Roman" w:cs="Times New Roman"/>
+              <w:kern w:val="0"/>
+              <w:lang w:eastAsia="ru-RU"/>
+              <w14:ligatures w14:val="none"/>
+            </w:rPr>
+            <w:br/>
+          </m:r>
+        </m:oMath>
+      </m:oMathPara>
+    </w:p>
+    <w:p>
+      <w:pPr>
+        <w:spacing w:before="100" w:beforeAutospacing="1" w:after="100" w:afterAutospacing="1" w:line="240" w:lineRule="auto"/>
+        <w:rPr>
+          <w:rFonts w:ascii="Times New Roman" w:eastAsia="Times New Roman" w:hAnsi="Times New Roman" w:cs="Times New Roman"/>
+          <w:kern w:val="0"/>
+          <w:lang w:eastAsia="ru-RU"/>
+          <w14:ligatures w14:val="none"/>
+        </w:rPr>
+      </w:pPr>
+      <w:r>
+        <w:rPr>
+          <w:rFonts w:ascii="Times New Roman" w:eastAsia="Times New Roman" w:hAnsi="Times New Roman" w:cs="Times New Roman"/>
+          <w:kern w:val="0"/>
+          <w:lang w:eastAsia="ru-RU"/>
+          <w14:ligatures w14:val="none"/>
+        </w:rPr>
+        <w:t>По второму закону Кирхгофа для выходной цепи:</w:t>
+      </w:r>
+    </w:p>
+    <w:p>
+      <w:pPr>
+        <w:spacing w:after="0" w:line="240" w:lineRule="auto"/>
+        <w:rPr>
+          <w:rFonts w:ascii="Times New Roman" w:eastAsia="Times New Roman" w:hAnsi="Times New Roman" w:cs="Times New Roman"/>
+          <w:kern w:val="0"/>
+          <w:lang w:eastAsia="ru-RU"/>
+          <w14:ligatures w14:val="none"/>
+        </w:rPr>
+      </w:pPr>
+      <m:oMathPara>
+        <m:oMath>
+          <m:sSub>
+            <m:sSubPr>
+              <m:ctrlPr>
+                <w:rPr>
+                  <w:rFonts w:ascii="Cambria Math" w:eastAsia="Times New Roman" w:hAnsi="Cambria Math" w:cs="Times New Roman"/>
+                  <w:kern w:val="0"/>
+                  <w:lang w:eastAsia="ru-RU"/>
+                  <w14:ligatures w14:val="none"/>
+                </w:rPr>
+              </m:ctrlPr>
+            </m:sSubPr>
+            <m:e>
+              <m:r>
+                <w:rPr>
+                  <w:rFonts w:ascii="Cambria Math" w:eastAsia="Times New Roman" w:hAnsi="Cambria Math" w:cs="Times New Roman"/>
+                  <w:kern w:val="0"/>
+                  <w:lang w:eastAsia="ru-RU"/>
+                  <w14:ligatures w14:val="none"/>
+                </w:rPr>
+                <m:t>E</m:t>
+              </m:r>
+            </m:e>
+            <m:sub>
+              <m:r>
+                <w:rPr>
+                  <w:rFonts w:ascii="Cambria Math" w:eastAsia="Times New Roman" w:hAnsi="Cambria Math" w:cs="Times New Roman"/>
+                  <w:kern w:val="0"/>
+                  <w:lang w:eastAsia="ru-RU"/>
+                  <w14:ligatures w14:val="none"/>
+                </w:rPr>
+                <m:t>2</m:t>
+              </m:r>
+            </m:sub>
+          </m:sSub>
+          <m:r>
+            <w:rPr>
+              <w:rFonts w:ascii="Cambria Math" w:eastAsia="Times New Roman" w:hAnsi="Cambria Math" w:cs="Times New Roman"/>
+              <w:kern w:val="0"/>
+              <w:lang w:eastAsia="ru-RU"/>
+              <w14:ligatures w14:val="none"/>
+            </w:rPr>
+            <m:t>=</m:t>
+          </m:r>
+          <m:sSub>
+            <m:sSubPr>
+              <m:ctrlPr>
+                <w:rPr>
+                  <w:rFonts w:ascii="Cambria Math" w:eastAsia="Times New Roman" w:hAnsi="Cambria Math" w:cs="Times New Roman"/>
+                  <w:kern w:val="0"/>
+                  <w:lang w:eastAsia="ru-RU"/>
+                  <w14:ligatures w14:val="none"/>
+                </w:rPr>
+              </m:ctrlPr>
+            </m:sSubPr>
+            <m:e>
+              <m:r>
+                <w:rPr>
+                  <w:rFonts w:ascii="Cambria Math" w:eastAsia="Times New Roman" w:hAnsi="Cambria Math" w:cs="Times New Roman"/>
+                  <w:kern w:val="0"/>
+                  <w:lang w:eastAsia="ru-RU"/>
+                  <w14:ligatures w14:val="none"/>
+                </w:rPr>
+                <m:t>U</m:t>
+              </m:r>
+            </m:e>
+            <m:sub>
+              <m:r>
+                <m:rPr>
+                  <m:nor/>
+                </m:rPr>
+                <w:rPr>
+                  <w:rFonts w:ascii="Times New Roman" w:eastAsia="Times New Roman" w:hAnsi="Times New Roman" w:cs="Times New Roman"/>
+                  <w:kern w:val="0"/>
+                  <w:lang w:eastAsia="ru-RU"/>
+                  <w14:ligatures w14:val="none"/>
+                </w:rPr>
+                <m:t>си</m:t>
+              </m:r>
+            </m:sub>
+          </m:sSub>
+          <m:r>
+            <w:rPr>
+              <w:rFonts w:ascii="Cambria Math" w:eastAsia="Times New Roman" w:hAnsi="Cambria Math" w:cs="Times New Roman"/>
+              <w:kern w:val="0"/>
+              <w:lang w:eastAsia="ru-RU"/>
+              <w14:ligatures w14:val="none"/>
+            </w:rPr>
+            <m:t>+</m:t>
+          </m:r>
+          <m:sSub>
+            <m:sSubPr>
+              <m:ctrlPr>
+                <w:rPr>
+                  <w:rFonts w:ascii="Cambria Math" w:eastAsia="Times New Roman" w:hAnsi="Cambria Math" w:cs="Times New Roman"/>
+                  <w:kern w:val="0"/>
+                  <w:lang w:eastAsia="ru-RU"/>
+                  <w14:ligatures w14:val="none"/>
+                </w:rPr>
+              </m:ctrlPr>
+            </m:sSubPr>
+            <m:e>
+              <m:r>
+                <w:rPr>
+                  <w:rFonts w:ascii="Cambria Math" w:eastAsia="Times New Roman" w:hAnsi="Cambria Math" w:cs="Times New Roman"/>
+                  <w:kern w:val="0"/>
+                  <w:lang w:eastAsia="ru-RU"/>
+                  <w14:ligatures w14:val="none"/>
+                </w:rPr>
+                <m:t>I</m:t>
+              </m:r>
+            </m:e>
+            <m:sub>
+              <m:r>
+                <w:rPr>
+                  <w:rFonts w:ascii="Cambria Math" w:eastAsia="Times New Roman" w:hAnsi="Cambria Math" w:cs="Times New Roman"/>
+                  <w:kern w:val="0"/>
+                  <w:lang w:eastAsia="ru-RU"/>
+                  <w14:ligatures w14:val="none"/>
+                </w:rPr>
+                <m:t>c</m:t>
+              </m:r>
+            </m:sub>
+          </m:sSub>
+          <m:r>
+            <w:rPr>
+              <w:rFonts w:ascii="Cambria Math" w:eastAsia="Times New Roman" w:hAnsi="Cambria Math" w:cs="Times New Roman"/>
+              <w:kern w:val="0"/>
+              <w:lang w:eastAsia="ru-RU"/>
+              <w14:ligatures w14:val="none"/>
+            </w:rPr>
+            <m:t>⋅R2</m:t>
+          </m:r>
+          <m:r>
+            <w:rPr>
+              <w:rFonts w:ascii="Cambria Math" w:eastAsia="Times New Roman" w:hAnsi="Cambria Math" w:cs="Times New Roman"/>
+              <w:i/>
+              <w:kern w:val="0"/>
+              <w:lang w:eastAsia="ru-RU"/>
+              <w14:ligatures w14:val="none"/>
+            </w:rPr>
+            <w:br/>
+          </m:r>
+        </m:oMath>
+      </m:oMathPara>
+    </w:p>
+    <w:p>
+      <w:pPr>
+        <w:spacing w:before="100" w:beforeAutospacing="1" w:after="100" w:afterAutospacing="1" w:line="240" w:lineRule="auto"/>
+        <w:rPr>
+          <w:rFonts w:ascii="Times New Roman" w:eastAsia="Times New Roman" w:hAnsi="Times New Roman" w:cs="Times New Roman"/>
+          <w:kern w:val="0"/>
+          <w:lang w:eastAsia="ru-RU"/>
+          <w14:ligatures w14:val="none"/>
+        </w:rPr>
+      </w:pPr>
+      <w:r>
+        <w:rPr>
+          <w:rFonts w:ascii="Times New Roman" w:eastAsia="Times New Roman" w:hAnsi="Times New Roman" w:cs="Times New Roman"/>
+          <w:kern w:val="0"/>
+          <w:lang w:eastAsia="ru-RU"/>
+          <w14:ligatures w14:val="none"/>
+        </w:rPr>
+        <w:t>Подставляем значения:</w:t>
+      </w:r>
+    </w:p>
+    <w:p>
+      <w:pPr>
+        <w:spacing w:after="0" w:line="240" w:lineRule="auto"/>
+        <w:rPr>
+          <w:rFonts w:ascii="Times New Roman" w:eastAsia="Times New Roman" w:hAnsi="Times New Roman" w:cs="Times New Roman"/>
+          <w:kern w:val="0"/>
+          <w:lang w:eastAsia="ru-RU"/>
+          <w14:ligatures w14:val="none"/>
+        </w:rPr>
+      </w:pPr>
+      <m:oMathPara>
+        <m:oMath>
+          <m:sSub>
+            <m:sSubPr>
+              <m:ctrlPr>
+                <w:rPr>
+                  <w:rFonts w:ascii="Cambria Math" w:eastAsia="Times New Roman" w:hAnsi="Cambria Math" w:cs="Times New Roman"/>
+                  <w:kern w:val="0"/>
+                  <w:lang w:eastAsia="ru-RU"/>
+                  <w14:ligatures w14:val="none"/>
+                </w:rPr>
+              </m:ctrlPr>
+            </m:sSubPr>
+            <m:e>
+              <m:r>
+                <w:rPr>
+                  <w:rFonts w:ascii="Cambria Math" w:eastAsia="Times New Roman" w:hAnsi="Cambria Math" w:cs="Times New Roman"/>
+                  <w:kern w:val="0"/>
+                  <w:lang w:eastAsia="ru-RU"/>
+                  <w14:ligatures w14:val="none"/>
+                </w:rPr>
+                <m:t>E</m:t>
+              </m:r>
+            </m:e>
+            <m:sub>
+              <m:r>
+                <w:rPr>
+                  <w:rFonts w:ascii="Cambria Math" w:eastAsia="Times New Roman" w:hAnsi="Cambria Math" w:cs="Times New Roman"/>
+                  <w:kern w:val="0"/>
+                  <w:lang w:eastAsia="ru-RU"/>
+                  <w14:ligatures w14:val="none"/>
+                </w:rPr>
+                <m:t>2</m:t>
+              </m:r>
+            </m:sub>
+          </m:sSub>
+          <m:r>
+            <w:rPr>
+              <w:rFonts w:ascii="Cambria Math" w:eastAsia="Times New Roman" w:hAnsi="Cambria Math" w:cs="Times New Roman"/>
+              <w:kern w:val="0"/>
+              <w:lang w:eastAsia="ru-RU"/>
+              <w14:ligatures w14:val="none"/>
+            </w:rPr>
+            <m:t>=7</m:t>
+          </m:r>
+          <m:r>
+            <m:rPr>
+              <m:nor/>
+            </m:rPr>
+            <w:rPr>
+              <w:rFonts w:ascii="Times New Roman" w:eastAsia="Times New Roman" w:hAnsi="Times New Roman" w:cs="Times New Roman"/>
+              <w:kern w:val="0"/>
+              <w:lang w:eastAsia="ru-RU"/>
+              <w14:ligatures w14:val="none"/>
+            </w:rPr>
+            <m:t> В</m:t>
+          </m:r>
+          <m:r>
+            <w:rPr>
+              <w:rFonts w:ascii="Cambria Math" w:eastAsia="Times New Roman" w:hAnsi="Cambria Math" w:cs="Times New Roman"/>
+              <w:kern w:val="0"/>
+              <w:lang w:eastAsia="ru-RU"/>
+              <w14:ligatures w14:val="none"/>
+            </w:rPr>
+            <m:t>+3</m:t>
+          </m:r>
+          <m:r>
+            <m:rPr>
+              <m:nor/>
+            </m:rPr>
+            <w:rPr>
+              <w:rFonts w:ascii="Times New Roman" w:eastAsia="Times New Roman" w:hAnsi="Times New Roman" w:cs="Times New Roman"/>
+              <w:kern w:val="0"/>
+              <w:lang w:eastAsia="ru-RU"/>
+              <w14:ligatures w14:val="none"/>
+            </w:rPr>
+            <m:t> мА</m:t>
+          </m:r>
+          <m:r>
+            <w:rPr>
+              <w:rFonts w:ascii="Cambria Math" w:eastAsia="Times New Roman" w:hAnsi="Cambria Math" w:cs="Times New Roman"/>
+              <w:kern w:val="0"/>
+              <w:lang w:eastAsia="ru-RU"/>
+              <w14:ligatures w14:val="none"/>
+            </w:rPr>
+            <m:t>⋅2</m:t>
+          </m:r>
+          <m:r>
+            <m:rPr>
+              <m:nor/>
+            </m:rPr>
+            <w:rPr>
+              <w:rFonts w:ascii="Times New Roman" w:eastAsia="Times New Roman" w:hAnsi="Times New Roman" w:cs="Times New Roman"/>
+              <w:kern w:val="0"/>
+              <w:lang w:eastAsia="ru-RU"/>
+              <w14:ligatures w14:val="none"/>
+            </w:rPr>
+            <m:t> кОм</m:t>
+          </m:r>
+          <m:r>
+            <w:rPr>
+              <w:rFonts w:ascii="Cambria Math" w:eastAsia="Times New Roman" w:hAnsi="Cambria Math" w:cs="Times New Roman"/>
+              <w:kern w:val="0"/>
+              <w:lang w:eastAsia="ru-RU"/>
+              <w14:ligatures w14:val="none"/>
+            </w:rPr>
+            <m:t>=7+6=13</m:t>
+          </m:r>
+          <m:r>
+            <m:rPr>
+              <m:nor/>
+            </m:rPr>
+            <w:rPr>
+              <w:rFonts w:ascii="Times New Roman" w:eastAsia="Times New Roman" w:hAnsi="Times New Roman" w:cs="Times New Roman"/>
+              <w:kern w:val="0"/>
+              <w:lang w:eastAsia="ru-RU"/>
+              <w14:ligatures w14:val="none"/>
+            </w:rPr>
+            <m:t> В</m:t>
+          </m:r>
+          <m:r>
+            <w:rPr>
+              <w:rFonts w:ascii="Times New Roman" w:eastAsia="Times New Roman" w:hAnsi="Times New Roman" w:cs="Times New Roman"/>
+              <w:kern w:val="0"/>
+              <w:lang w:eastAsia="ru-RU"/>
+              <w14:ligatures w14:val="none"/>
+            </w:rPr>
+            <w:br/>
+          </m:r>
+        </m:oMath>
+      </m:oMathPara>
+    </w:p>
+    <w:p>
+      <w:pPr>
+        <w:spacing w:after="0" w:line="240" w:lineRule="auto"/>
+        <w:rPr>
+          <w:rFonts w:ascii="Times New Roman" w:eastAsia="Times New Roman" w:hAnsi="Times New Roman" w:cs="Times New Roman"/>
+          <w:kern w:val="0"/>
+          <w:lang w:eastAsia="ru-RU"/>
+          <w14:ligatures w14:val="none"/>
+        </w:rPr>
+      </w:pPr>
+    </w:p>
+    <w:p>
+      <w:pPr>
+        <w:spacing w:before="100" w:beforeAutospacing="1" w:after="100" w:afterAutospacing="1" w:line="240" w:lineRule="auto"/>
+        <w:outlineLvl w:val="2"/>
+        <w:rPr>
+          <w:rFonts w:ascii="Times New Roman" w:eastAsia="Times New Roman" w:hAnsi="Times New Roman" w:cs="Times New Roman"/>
+          <w:b/>
+          <w:bCs/>
+          <w:kern w:val="0"/>
+          <w:sz w:val="27"/>
+          <w:szCs w:val="27"/>
+          <w:lang w:eastAsia="ru-RU"/>
+          <w14:ligatures w14:val="none"/>
+        </w:rPr>
+      </w:pPr>
+      <w:r>
+        <w:rPr>
+          <w:rFonts w:ascii="Times New Roman" w:eastAsia="Times New Roman" w:hAnsi="Times New Roman" w:cs="Times New Roman"/>
+          <w:b/>
+          <w:bCs/>
+          <w:kern w:val="0"/>
+          <w:sz w:val="27"/>
+          <w:szCs w:val="27"/>
+          <w:lang w:eastAsia="ru-RU"/>
+          <w14:ligatures w14:val="none"/>
+        </w:rPr>
+        <w:t xml:space="preserve">2. Нахождение </w:t>
+      </w:r>
+      <m:oMath>
+        <m:sSub>
+          <m:sSubPr>
+            <m:ctrlPr>
+              <w:rPr>
+                <w:rFonts w:ascii="Cambria Math" w:eastAsia="Times New Roman" w:hAnsi="Cambria Math" w:cs="Times New Roman"/>
+                <w:b/>
+                <w:bCs/>
+                <w:kern w:val="0"/>
+                <w:sz w:val="27"/>
+                <w:szCs w:val="27"/>
+                <w:lang w:eastAsia="ru-RU"/>
+                <w14:ligatures w14:val="none"/>
+              </w:rPr>
+            </m:ctrlPr>
+          </m:sSubPr>
+          <m:e>
+            <m:r>
+              <m:rPr>
+                <m:sty m:val="bi"/>
+              </m:rPr>
+              <w:rPr>
+                <w:rFonts w:ascii="Cambria Math" w:eastAsia="Times New Roman" w:hAnsi="Cambria Math" w:cs="Times New Roman"/>
+                <w:kern w:val="0"/>
+                <w:sz w:val="27"/>
+                <w:szCs w:val="27"/>
+                <w:lang w:eastAsia="ru-RU"/>
+                <w14:ligatures w14:val="none"/>
+              </w:rPr>
+              <m:t>Y</m:t>
+            </m:r>
+          </m:e>
+          <m:sub>
+            <m:r>
+              <m:rPr>
+                <m:sty m:val="bi"/>
+              </m:rPr>
+              <w:rPr>
+                <w:rFonts w:ascii="Cambria Math" w:eastAsia="Times New Roman" w:hAnsi="Cambria Math" w:cs="Times New Roman"/>
+                <w:kern w:val="0"/>
+                <w:sz w:val="27"/>
+                <w:szCs w:val="27"/>
+                <w:lang w:eastAsia="ru-RU"/>
+                <w14:ligatures w14:val="none"/>
+              </w:rPr>
+              <m:t>21</m:t>
+            </m:r>
+          </m:sub>
+        </m:sSub>
+      </m:oMath>
+      <w:r>
+        <w:rPr>
+          <w:rFonts w:ascii="Times New Roman" w:eastAsia="Times New Roman" w:hAnsi="Times New Roman" w:cs="Times New Roman"/>
+          <w:b/>
+          <w:bCs/>
+          <w:kern w:val="0"/>
+          <w:sz w:val="27"/>
+          <w:szCs w:val="27"/>
+          <w:lang w:eastAsia="ru-RU"/>
+          <w14:ligatures w14:val="none"/>
+        </w:rPr>
+        <w:t>(крутизна)</w:t>
+      </w:r>
+    </w:p>
+    <w:p>
+      <w:pPr>
+        <w:spacing w:before="100" w:beforeAutospacing="1" w:after="100" w:afterAutospacing="1" w:line="240" w:lineRule="auto"/>
+        <w:rPr>
+          <w:rFonts w:ascii="Times New Roman" w:eastAsia="Times New Roman" w:hAnsi="Times New Roman" w:cs="Times New Roman"/>
+          <w:kern w:val="0"/>
+          <w:lang w:eastAsia="ru-RU"/>
+          <w14:ligatures w14:val="none"/>
+        </w:rPr>
+      </w:pPr>
+      <w:r>
+        <w:rPr>
+          <w:rFonts w:ascii="Times New Roman" w:eastAsia="Times New Roman" w:hAnsi="Times New Roman" w:cs="Times New Roman"/>
+          <w:kern w:val="0"/>
+          <w:lang w:eastAsia="ru-RU"/>
+          <w14:ligatures w14:val="none"/>
+        </w:rPr>
+        <w:t xml:space="preserve">Крутизна </w:t>
+      </w:r>
+      <m:oMath>
+        <m:sSub>
+          <m:sSubPr>
+            <m:ctrlPr>
+              <w:rPr>
+                <w:rFonts w:ascii="Cambria Math" w:eastAsia="Times New Roman" w:hAnsi="Cambria Math" w:cs="Times New Roman"/>
+                <w:kern w:val="0"/>
+                <w:lang w:eastAsia="ru-RU"/>
+                <w14:ligatures w14:val="none"/>
+              </w:rPr>
+            </m:ctrlPr>
+          </m:sSubPr>
+          <m:e>
+            <m:r>
+              <w:rPr>
+                <w:rFonts w:ascii="Cambria Math" w:eastAsia="Times New Roman" w:hAnsi="Cambria Math" w:cs="Times New Roman"/>
+                <w:kern w:val="0"/>
+                <w:lang w:eastAsia="ru-RU"/>
+                <w14:ligatures w14:val="none"/>
+              </w:rPr>
+              <m:t>Y</m:t>
+            </m:r>
+          </m:e>
+          <m:sub>
+            <m:r>
+              <w:rPr>
+                <w:rFonts w:ascii="Cambria Math" w:eastAsia="Times New Roman" w:hAnsi="Cambria Math" w:cs="Times New Roman"/>
+                <w:kern w:val="0"/>
+                <w:lang w:eastAsia="ru-RU"/>
+                <w14:ligatures w14:val="none"/>
+              </w:rPr>
+              <m:t>21</m:t>
+            </m:r>
+          </m:sub>
+        </m:sSub>
+      </m:oMath>
+      <w:r>
+        <w:rPr>
+          <w:rFonts w:ascii="Times New Roman" w:eastAsia="Times New Roman" w:hAnsi="Times New Roman" w:cs="Times New Roman"/>
+          <w:kern w:val="0"/>
+          <w:lang w:eastAsia="ru-RU"/>
+          <w14:ligatures w14:val="none"/>
+        </w:rPr>
+        <w:t xml:space="preserve">определяется как приращение тока стока к приращению напряжения на затворе при </w:t>
+      </w:r>
+      <m:oMath>
+        <m:sSub>
+          <m:sSubPr>
+            <m:ctrlPr>
+              <w:rPr>
+                <w:rFonts w:ascii="Cambria Math" w:eastAsia="Times New Roman" w:hAnsi="Cambria Math" w:cs="Times New Roman"/>
+                <w:kern w:val="0"/>
+                <w:lang w:eastAsia="ru-RU"/>
+                <w14:ligatures w14:val="none"/>
+              </w:rPr>
+            </m:ctrlPr>
+          </m:sSubPr>
+          <m:e>
+            <m:r>
+              <w:rPr>
+                <w:rFonts w:ascii="Cambria Math" w:eastAsia="Times New Roman" w:hAnsi="Cambria Math" w:cs="Times New Roman"/>
+                <w:kern w:val="0"/>
+                <w:lang w:eastAsia="ru-RU"/>
+                <w14:ligatures w14:val="none"/>
+              </w:rPr>
+              <m:t>U</m:t>
+            </m:r>
+          </m:e>
+          <m:sub>
+            <m:r>
+              <m:rPr>
+                <m:nor/>
+              </m:rPr>
+              <w:rPr>
+                <w:rFonts w:ascii="Times New Roman" w:eastAsia="Times New Roman" w:hAnsi="Times New Roman" w:cs="Times New Roman"/>
+                <w:kern w:val="0"/>
+                <w:lang w:eastAsia="ru-RU"/>
+                <w14:ligatures w14:val="none"/>
+              </w:rPr>
+              <m:t>си</m:t>
+            </m:r>
+          </m:sub>
+        </m:sSub>
+        <m:r>
+          <w:rPr>
+            <w:rFonts w:ascii="Cambria Math" w:eastAsia="Times New Roman" w:hAnsi="Cambria Math" w:cs="Times New Roman"/>
+            <w:kern w:val="0"/>
+            <w:lang w:eastAsia="ru-RU"/>
+            <w14:ligatures w14:val="none"/>
+          </w:rPr>
+          <m:t>=</m:t>
+        </m:r>
+        <m:r>
+          <m:rPr>
+            <m:nor/>
+          </m:rPr>
+          <w:rPr>
+            <w:rFonts w:ascii="Times New Roman" w:eastAsia="Times New Roman" w:hAnsi="Times New Roman" w:cs="Times New Roman"/>
+            <w:kern w:val="0"/>
+            <w:lang w:eastAsia="ru-RU"/>
+            <w14:ligatures w14:val="none"/>
+          </w:rPr>
+          <m:t>const</m:t>
+        </m:r>
+      </m:oMath>
+      <w:r>
+        <w:rPr>
+          <w:rFonts w:ascii="Times New Roman" w:eastAsia="Times New Roman" w:hAnsi="Times New Roman" w:cs="Times New Roman"/>
+          <w:kern w:val="0"/>
+          <w:lang w:eastAsia="ru-RU"/>
+          <w14:ligatures w14:val="none"/>
+        </w:rPr>
+        <w:t>.</w:t>
+      </w:r>
+    </w:p>
+    <w:p>
+      <w:pPr>
+        <w:spacing w:before="100" w:beforeAutospacing="1" w:after="100" w:afterAutospacing="1" w:line="240" w:lineRule="auto"/>
+        <w:rPr>
+          <w:rFonts w:ascii="Times New Roman" w:eastAsia="Times New Roman" w:hAnsi="Times New Roman" w:cs="Times New Roman"/>
+          <w:kern w:val="0"/>
+          <w:lang w:eastAsia="ru-RU"/>
+          <w14:ligatures w14:val="none"/>
+        </w:rPr>
+      </w:pPr>
+      <w:r>
+        <w:rPr>
+          <w:rFonts w:ascii="Times New Roman" w:eastAsia="Times New Roman" w:hAnsi="Times New Roman" w:cs="Times New Roman"/>
+          <w:kern w:val="0"/>
+          <w:lang w:eastAsia="ru-RU"/>
+          <w14:ligatures w14:val="none"/>
+        </w:rPr>
+        <w:t>В рабочей точке (</w:t>
+      </w:r>
+      <m:oMath>
+        <m:sSub>
+          <m:sSubPr>
+            <m:ctrlPr>
+              <w:rPr>
+                <w:rFonts w:ascii="Cambria Math" w:eastAsia="Times New Roman" w:hAnsi="Cambria Math" w:cs="Times New Roman"/>
+                <w:kern w:val="0"/>
+                <w:lang w:eastAsia="ru-RU"/>
+                <w14:ligatures w14:val="none"/>
+              </w:rPr>
+            </m:ctrlPr>
+          </m:sSubPr>
+          <m:e>
+            <m:r>
+              <w:rPr>
+                <w:rFonts w:ascii="Cambria Math" w:eastAsia="Times New Roman" w:hAnsi="Cambria Math" w:cs="Times New Roman"/>
+                <w:kern w:val="0"/>
+                <w:lang w:eastAsia="ru-RU"/>
+                <w14:ligatures w14:val="none"/>
+              </w:rPr>
+              <m:t>U</m:t>
+            </m:r>
+          </m:e>
+          <m:sub>
+            <m:r>
+              <m:rPr>
+                <m:nor/>
+              </m:rPr>
+              <w:rPr>
+                <w:rFonts w:ascii="Times New Roman" w:eastAsia="Times New Roman" w:hAnsi="Times New Roman" w:cs="Times New Roman"/>
+                <w:kern w:val="0"/>
+                <w:lang w:eastAsia="ru-RU"/>
+                <w14:ligatures w14:val="none"/>
+              </w:rPr>
+              <m:t>зи</m:t>
+            </m:r>
+          </m:sub>
+        </m:sSub>
+        <m:r>
+          <w:rPr>
+            <w:rFonts w:ascii="Cambria Math" w:eastAsia="Times New Roman" w:hAnsi="Cambria Math" w:cs="Times New Roman"/>
+            <w:kern w:val="0"/>
+            <w:lang w:eastAsia="ru-RU"/>
+            <w14:ligatures w14:val="none"/>
+          </w:rPr>
+          <m:t>=-5</m:t>
+        </m:r>
+        <m:r>
+          <m:rPr>
+            <m:nor/>
+          </m:rPr>
+          <w:rPr>
+            <w:rFonts w:ascii="Times New Roman" w:eastAsia="Times New Roman" w:hAnsi="Times New Roman" w:cs="Times New Roman"/>
+            <w:kern w:val="0"/>
+            <w:lang w:eastAsia="ru-RU"/>
+            <w14:ligatures w14:val="none"/>
+          </w:rPr>
+          <m:t> В</m:t>
+        </m:r>
+      </m:oMath>
+      <w:r>
+        <w:rPr>
+          <w:rFonts w:ascii="Times New Roman" w:eastAsia="Times New Roman" w:hAnsi="Times New Roman" w:cs="Times New Roman"/>
+          <w:kern w:val="0"/>
+          <w:lang w:eastAsia="ru-RU"/>
+          <w14:ligatures w14:val="none"/>
+        </w:rPr>
+        <w:t>) возьмём соседние характеристики на графике:</w:t>
+      </w:r>
+    </w:p>
+    <w:p>
+      <w:pPr>
+        <w:numPr>
+          <w:ilvl w:val="0"/>
+          <w:numId w:val="8"/>
+        </w:numPr>
+        <w:spacing w:before="100" w:beforeAutospacing="1" w:after="100" w:afterAutospacing="1" w:line="240" w:lineRule="auto"/>
+        <w:rPr>
+          <w:rFonts w:ascii="Times New Roman" w:eastAsia="Times New Roman" w:hAnsi="Times New Roman" w:cs="Times New Roman"/>
+          <w:kern w:val="0"/>
+          <w:lang w:eastAsia="ru-RU"/>
+          <w14:ligatures w14:val="none"/>
+        </w:rPr>
+      </w:pPr>
+      <w:r>
+        <w:rPr>
+          <w:rFonts w:ascii="Times New Roman" w:eastAsia="Times New Roman" w:hAnsi="Times New Roman" w:cs="Times New Roman"/>
+          <w:kern w:val="0"/>
+          <w:lang w:eastAsia="ru-RU"/>
+          <w14:ligatures w14:val="none"/>
+        </w:rPr>
+        <w:t xml:space="preserve">При </w:t>
+      </w:r>
+      <m:oMath>
+        <m:sSub>
+          <m:sSubPr>
+            <m:ctrlPr>
+              <w:rPr>
+                <w:rFonts w:ascii="Cambria Math" w:eastAsia="Times New Roman" w:hAnsi="Cambria Math" w:cs="Times New Roman"/>
+                <w:kern w:val="0"/>
+                <w:lang w:eastAsia="ru-RU"/>
+                <w14:ligatures w14:val="none"/>
+              </w:rPr>
+            </m:ctrlPr>
+          </m:sSubPr>
+          <m:e>
+            <m:r>
+              <w:rPr>
+                <w:rFonts w:ascii="Cambria Math" w:eastAsia="Times New Roman" w:hAnsi="Cambria Math" w:cs="Times New Roman"/>
+                <w:kern w:val="0"/>
+                <w:lang w:eastAsia="ru-RU"/>
+                <w14:ligatures w14:val="none"/>
+              </w:rPr>
+              <m:t>U</m:t>
+            </m:r>
+          </m:e>
+          <m:sub>
+            <m:r>
+              <m:rPr>
+                <m:nor/>
+              </m:rPr>
+              <w:rPr>
+                <w:rFonts w:ascii="Times New Roman" w:eastAsia="Times New Roman" w:hAnsi="Times New Roman" w:cs="Times New Roman"/>
+                <w:kern w:val="0"/>
+                <w:lang w:eastAsia="ru-RU"/>
+                <w14:ligatures w14:val="none"/>
+              </w:rPr>
+              <m:t>зи</m:t>
+            </m:r>
+          </m:sub>
+        </m:sSub>
+        <m:r>
+          <w:rPr>
+            <w:rFonts w:ascii="Cambria Math" w:eastAsia="Times New Roman" w:hAnsi="Cambria Math" w:cs="Times New Roman"/>
+            <w:kern w:val="0"/>
+            <w:lang w:eastAsia="ru-RU"/>
+            <w14:ligatures w14:val="none"/>
+          </w:rPr>
+          <m:t>=-4</m:t>
+        </m:r>
+        <m:r>
+          <m:rPr>
+            <m:nor/>
+          </m:rPr>
+          <w:rPr>
+            <w:rFonts w:ascii="Times New Roman" w:eastAsia="Times New Roman" w:hAnsi="Times New Roman" w:cs="Times New Roman"/>
+            <w:kern w:val="0"/>
+            <w:lang w:eastAsia="ru-RU"/>
+            <w14:ligatures w14:val="none"/>
+          </w:rPr>
+          <m:t> В</m:t>
+        </m:r>
+      </m:oMath>
+      <w:r>
+        <w:rPr>
+          <w:rFonts w:ascii="Times New Roman" w:eastAsia="Times New Roman" w:hAnsi="Times New Roman" w:cs="Times New Roman"/>
+          <w:kern w:val="0"/>
+          <w:lang w:eastAsia="ru-RU"/>
+          <w14:ligatures w14:val="none"/>
+        </w:rPr>
+        <w:t xml:space="preserve">: </w:t>
+      </w:r>
+      <m:oMath>
+        <m:sSub>
+          <m:sSubPr>
+            <m:ctrlPr>
+              <w:rPr>
+                <w:rFonts w:ascii="Cambria Math" w:eastAsia="Times New Roman" w:hAnsi="Cambria Math" w:cs="Times New Roman"/>
+                <w:kern w:val="0"/>
+                <w:lang w:eastAsia="ru-RU"/>
+                <w14:ligatures w14:val="none"/>
+              </w:rPr>
+            </m:ctrlPr>
+          </m:sSubPr>
+          <m:e>
+            <m:r>
+              <w:rPr>
+                <w:rFonts w:ascii="Cambria Math" w:eastAsia="Times New Roman" w:hAnsi="Cambria Math" w:cs="Times New Roman"/>
+                <w:kern w:val="0"/>
+                <w:lang w:eastAsia="ru-RU"/>
+                <w14:ligatures w14:val="none"/>
+              </w:rPr>
+              <m:t>I</m:t>
+            </m:r>
+          </m:e>
+          <m:sub>
+            <m:r>
+              <w:rPr>
+                <w:rFonts w:ascii="Cambria Math" w:eastAsia="Times New Roman" w:hAnsi="Cambria Math" w:cs="Times New Roman"/>
+                <w:kern w:val="0"/>
+                <w:lang w:eastAsia="ru-RU"/>
+                <w14:ligatures w14:val="none"/>
+              </w:rPr>
+              <m:t>c</m:t>
+            </m:r>
+          </m:sub>
+        </m:sSub>
+        <m:r>
+          <w:rPr>
+            <w:rFonts w:ascii="Cambria Math" w:eastAsia="Times New Roman" w:hAnsi="Cambria Math" w:cs="Times New Roman"/>
+            <w:kern w:val="0"/>
+            <w:lang w:eastAsia="ru-RU"/>
+            <w14:ligatures w14:val="none"/>
+          </w:rPr>
+          <m:t>≈3.6</m:t>
+        </m:r>
+        <m:r>
+          <m:rPr>
+            <m:nor/>
+          </m:rPr>
+          <w:rPr>
+            <w:rFonts w:ascii="Times New Roman" w:eastAsia="Times New Roman" w:hAnsi="Times New Roman" w:cs="Times New Roman"/>
+            <w:kern w:val="0"/>
+            <w:lang w:eastAsia="ru-RU"/>
+            <w14:ligatures w14:val="none"/>
+          </w:rPr>
+          <m:t> мА</m:t>
+        </m:r>
+      </m:oMath>
+    </w:p>
+    <w:p>
+      <w:pPr>
+        <w:numPr>
+          <w:ilvl w:val="0"/>
+          <w:numId w:val="8"/>
+        </w:numPr>
+        <w:spacing w:before="100" w:beforeAutospacing="1" w:after="100" w:afterAutospacing="1" w:line="240" w:lineRule="auto"/>
+        <w:rPr>
+          <w:rFonts w:ascii="Times New Roman" w:eastAsia="Times New Roman" w:hAnsi="Times New Roman" w:cs="Times New Roman"/>
+          <w:kern w:val="0"/>
+          <w:lang w:eastAsia="ru-RU"/>
+          <w14:ligatures w14:val="none"/>
+        </w:rPr>
+      </w:pPr>
+      <w:r>
+        <w:rPr>
+          <w:rFonts w:ascii="Times New Roman" w:eastAsia="Times New Roman" w:hAnsi="Times New Roman" w:cs="Times New Roman"/>
+          <w:kern w:val="0"/>
+          <w:lang w:eastAsia="ru-RU"/>
+          <w14:ligatures w14:val="none"/>
+        </w:rPr>
+        <w:t xml:space="preserve">При </w:t>
+      </w:r>
+      <m:oMath>
+        <m:sSub>
+          <m:sSubPr>
+            <m:ctrlPr>
+              <w:rPr>
+                <w:rFonts w:ascii="Cambria Math" w:eastAsia="Times New Roman" w:hAnsi="Cambria Math" w:cs="Times New Roman"/>
+                <w:kern w:val="0"/>
+                <w:lang w:eastAsia="ru-RU"/>
+                <w14:ligatures w14:val="none"/>
+              </w:rPr>
+            </m:ctrlPr>
+          </m:sSubPr>
+          <m:e>
+            <m:r>
+              <w:rPr>
+                <w:rFonts w:ascii="Cambria Math" w:eastAsia="Times New Roman" w:hAnsi="Cambria Math" w:cs="Times New Roman"/>
+                <w:kern w:val="0"/>
+                <w:lang w:eastAsia="ru-RU"/>
+                <w14:ligatures w14:val="none"/>
+              </w:rPr>
+              <m:t>U</m:t>
+            </m:r>
+          </m:e>
+          <m:sub>
+            <m:r>
+              <m:rPr>
+                <m:nor/>
+              </m:rPr>
+              <w:rPr>
+                <w:rFonts w:ascii="Times New Roman" w:eastAsia="Times New Roman" w:hAnsi="Times New Roman" w:cs="Times New Roman"/>
+                <w:kern w:val="0"/>
+                <w:lang w:eastAsia="ru-RU"/>
+                <w14:ligatures w14:val="none"/>
+              </w:rPr>
+              <m:t>зи</m:t>
+            </m:r>
+          </m:sub>
+        </m:sSub>
+        <m:r>
+          <w:rPr>
+            <w:rFonts w:ascii="Cambria Math" w:eastAsia="Times New Roman" w:hAnsi="Cambria Math" w:cs="Times New Roman"/>
+            <w:kern w:val="0"/>
+            <w:lang w:eastAsia="ru-RU"/>
+            <w14:ligatures w14:val="none"/>
+          </w:rPr>
+          <m:t>=-6</m:t>
+        </m:r>
+        <m:r>
+          <m:rPr>
+            <m:nor/>
+          </m:rPr>
+          <w:rPr>
+            <w:rFonts w:ascii="Times New Roman" w:eastAsia="Times New Roman" w:hAnsi="Times New Roman" w:cs="Times New Roman"/>
+            <w:kern w:val="0"/>
+            <w:lang w:eastAsia="ru-RU"/>
+            <w14:ligatures w14:val="none"/>
+          </w:rPr>
+          <m:t> В</m:t>
+        </m:r>
+      </m:oMath>
+      <w:r>
+        <w:rPr>
+          <w:rFonts w:ascii="Times New Roman" w:eastAsia="Times New Roman" w:hAnsi="Times New Roman" w:cs="Times New Roman"/>
+          <w:kern w:val="0"/>
+          <w:lang w:eastAsia="ru-RU"/>
+          <w14:ligatures w14:val="none"/>
+        </w:rPr>
+        <w:t xml:space="preserve">: </w:t>
+      </w:r>
+      <m:oMath>
+        <m:sSub>
+          <m:sSubPr>
+            <m:ctrlPr>
+              <w:rPr>
+                <w:rFonts w:ascii="Cambria Math" w:eastAsia="Times New Roman" w:hAnsi="Cambria Math" w:cs="Times New Roman"/>
+                <w:kern w:val="0"/>
+                <w:lang w:eastAsia="ru-RU"/>
+                <w14:ligatures w14:val="none"/>
+              </w:rPr>
+            </m:ctrlPr>
+          </m:sSubPr>
+          <m:e>
+            <m:r>
+              <w:rPr>
+                <w:rFonts w:ascii="Cambria Math" w:eastAsia="Times New Roman" w:hAnsi="Cambria Math" w:cs="Times New Roman"/>
+                <w:kern w:val="0"/>
+                <w:lang w:eastAsia="ru-RU"/>
+                <w14:ligatures w14:val="none"/>
+              </w:rPr>
+              <m:t>I</m:t>
+            </m:r>
+          </m:e>
+          <m:sub>
+            <m:r>
+              <w:rPr>
+                <w:rFonts w:ascii="Cambria Math" w:eastAsia="Times New Roman" w:hAnsi="Cambria Math" w:cs="Times New Roman"/>
+                <w:kern w:val="0"/>
+                <w:lang w:eastAsia="ru-RU"/>
+                <w14:ligatures w14:val="none"/>
+              </w:rPr>
+              <m:t>c</m:t>
+            </m:r>
+          </m:sub>
+        </m:sSub>
+        <m:r>
+          <w:rPr>
+            <w:rFonts w:ascii="Cambria Math" w:eastAsia="Times New Roman" w:hAnsi="Cambria Math" w:cs="Times New Roman"/>
+            <w:kern w:val="0"/>
+            <w:lang w:eastAsia="ru-RU"/>
+            <w14:ligatures w14:val="none"/>
+          </w:rPr>
+          <m:t>≈2.4</m:t>
+        </m:r>
+        <m:r>
+          <m:rPr>
+            <m:nor/>
+          </m:rPr>
+          <w:rPr>
+            <w:rFonts w:ascii="Times New Roman" w:eastAsia="Times New Roman" w:hAnsi="Times New Roman" w:cs="Times New Roman"/>
+            <w:kern w:val="0"/>
+            <w:lang w:eastAsia="ru-RU"/>
+            <w14:ligatures w14:val="none"/>
+          </w:rPr>
+          <m:t> мА</m:t>
+        </m:r>
+      </m:oMath>
+    </w:p>
+    <w:p>
+      <w:pPr>
+        <w:spacing w:before="100" w:beforeAutospacing="1" w:after="100" w:afterAutospacing="1" w:line="240" w:lineRule="auto"/>
+        <w:rPr>
+          <w:rFonts w:ascii="Times New Roman" w:eastAsia="Times New Roman" w:hAnsi="Times New Roman" w:cs="Times New Roman"/>
+          <w:kern w:val="0"/>
+          <w:lang w:eastAsia="ru-RU"/>
+          <w14:ligatures w14:val="none"/>
+        </w:rPr>
+      </w:pPr>
+      <w:r>
+        <w:rPr>
+          <w:rFonts w:ascii="Times New Roman" w:eastAsia="Times New Roman" w:hAnsi="Times New Roman" w:cs="Times New Roman"/>
+          <w:kern w:val="0"/>
+          <w:lang w:eastAsia="ru-RU"/>
+          <w14:ligatures w14:val="none"/>
+        </w:rPr>
+        <w:t>Приращения:</w:t>
+      </w:r>
+    </w:p>
+    <w:p>
+      <w:pPr>
+        <w:spacing w:after="0" w:line="240" w:lineRule="auto"/>
+        <w:rPr>
+          <w:rFonts w:ascii="Times New Roman" w:eastAsia="Times New Roman" w:hAnsi="Times New Roman" w:cs="Times New Roman"/>
+          <w:kern w:val="0"/>
+          <w:lang w:eastAsia="ru-RU"/>
+          <w14:ligatures w14:val="none"/>
+        </w:rPr>
+      </w:pPr>
+      <m:oMathPara>
+        <m:oMath>
+          <m:r>
+            <m:rPr>
+              <m:sty m:val="p"/>
+            </m:rPr>
+            <w:rPr>
+              <w:rFonts w:ascii="Cambria Math" w:eastAsia="Times New Roman" w:hAnsi="Cambria Math" w:cs="Times New Roman"/>
+              <w:kern w:val="0"/>
+              <w:lang w:eastAsia="ru-RU"/>
+              <w14:ligatures w14:val="none"/>
+            </w:rPr>
+            <m:t>Δ</m:t>
+          </m:r>
+          <m:sSub>
+            <m:sSubPr>
+              <m:ctrlPr>
+                <w:rPr>
+                  <w:rFonts w:ascii="Cambria Math" w:eastAsia="Times New Roman" w:hAnsi="Cambria Math" w:cs="Times New Roman"/>
+                  <w:kern w:val="0"/>
+                  <w:lang w:eastAsia="ru-RU"/>
+                  <w14:ligatures w14:val="none"/>
+                </w:rPr>
+              </m:ctrlPr>
+            </m:sSubPr>
+            <m:e>
+              <m:r>
+                <w:rPr>
+                  <w:rFonts w:ascii="Cambria Math" w:eastAsia="Times New Roman" w:hAnsi="Cambria Math" w:cs="Times New Roman"/>
+                  <w:kern w:val="0"/>
+                  <w:lang w:eastAsia="ru-RU"/>
+                  <w14:ligatures w14:val="none"/>
+                </w:rPr>
+                <m:t>I</m:t>
+              </m:r>
+            </m:e>
+            <m:sub>
+              <m:r>
+                <w:rPr>
+                  <w:rFonts w:ascii="Cambria Math" w:eastAsia="Times New Roman" w:hAnsi="Cambria Math" w:cs="Times New Roman"/>
+                  <w:kern w:val="0"/>
+                  <w:lang w:eastAsia="ru-RU"/>
+                  <w14:ligatures w14:val="none"/>
+                </w:rPr>
+                <m:t>c</m:t>
+              </m:r>
+            </m:sub>
+          </m:sSub>
+          <m:r>
+            <w:rPr>
+              <w:rFonts w:ascii="Cambria Math" w:eastAsia="Times New Roman" w:hAnsi="Cambria Math" w:cs="Times New Roman"/>
+              <w:kern w:val="0"/>
+              <w:lang w:eastAsia="ru-RU"/>
+              <w14:ligatures w14:val="none"/>
+            </w:rPr>
+            <m:t>=3.6-2.4=1.2</m:t>
+          </m:r>
+          <m:r>
+            <m:rPr>
+              <m:nor/>
+            </m:rPr>
+            <w:rPr>
+              <w:rFonts w:ascii="Times New Roman" w:eastAsia="Times New Roman" w:hAnsi="Times New Roman" w:cs="Times New Roman"/>
+              <w:kern w:val="0"/>
+              <w:lang w:eastAsia="ru-RU"/>
+              <w14:ligatures w14:val="none"/>
+            </w:rPr>
+            <m:t> мА</m:t>
+          </m:r>
+          <m:r>
+            <w:rPr>
               <w:rFonts w:ascii="Times New Roman" w:eastAsia="Times New Roman" w:hAnsi="Times New Roman" w:cs="Times New Roman"/>
               <w:kern w:val="0"/>
               <w:lang w:eastAsia="ru-RU"/>
@@ -1527,13 +4264,725 @@
         </m:oMath>
         <m:oMath>
           <m:r>
+            <m:rPr>
+              <m:sty m:val="p"/>
+            </m:rPr>
             <w:rPr>
               <w:rFonts w:ascii="Cambria Math" w:eastAsia="Times New Roman" w:hAnsi="Cambria Math" w:cs="Times New Roman"/>
               <w:kern w:val="0"/>
               <w:lang w:eastAsia="ru-RU"/>
               <w14:ligatures w14:val="none"/>
             </w:rPr>
-            <m:t>Y22=</m:t>
+            <m:t>Δ</m:t>
+          </m:r>
+          <m:sSub>
+            <m:sSubPr>
+              <m:ctrlPr>
+                <w:rPr>
+                  <w:rFonts w:ascii="Cambria Math" w:eastAsia="Times New Roman" w:hAnsi="Cambria Math" w:cs="Times New Roman"/>
+                  <w:kern w:val="0"/>
+                  <w:lang w:eastAsia="ru-RU"/>
+                  <w14:ligatures w14:val="none"/>
+                </w:rPr>
+              </m:ctrlPr>
+            </m:sSubPr>
+            <m:e>
+              <m:r>
+                <w:rPr>
+                  <w:rFonts w:ascii="Cambria Math" w:eastAsia="Times New Roman" w:hAnsi="Cambria Math" w:cs="Times New Roman"/>
+                  <w:kern w:val="0"/>
+                  <w:lang w:eastAsia="ru-RU"/>
+                  <w14:ligatures w14:val="none"/>
+                </w:rPr>
+                <m:t>U</m:t>
+              </m:r>
+            </m:e>
+            <m:sub>
+              <m:r>
+                <m:rPr>
+                  <m:nor/>
+                </m:rPr>
+                <w:rPr>
+                  <w:rFonts w:ascii="Times New Roman" w:eastAsia="Times New Roman" w:hAnsi="Times New Roman" w:cs="Times New Roman"/>
+                  <w:kern w:val="0"/>
+                  <w:lang w:eastAsia="ru-RU"/>
+                  <w14:ligatures w14:val="none"/>
+                </w:rPr>
+                <m:t>зи</m:t>
+              </m:r>
+            </m:sub>
+          </m:sSub>
+          <m:r>
+            <w:rPr>
+              <w:rFonts w:ascii="Cambria Math" w:eastAsia="Times New Roman" w:hAnsi="Cambria Math" w:cs="Times New Roman"/>
+              <w:kern w:val="0"/>
+              <w:lang w:eastAsia="ru-RU"/>
+              <w14:ligatures w14:val="none"/>
+            </w:rPr>
+            <m:t>=(-4)-(-6)=2</m:t>
+          </m:r>
+          <m:r>
+            <m:rPr>
+              <m:nor/>
+            </m:rPr>
+            <w:rPr>
+              <w:rFonts w:ascii="Times New Roman" w:eastAsia="Times New Roman" w:hAnsi="Times New Roman" w:cs="Times New Roman"/>
+              <w:kern w:val="0"/>
+              <w:lang w:eastAsia="ru-RU"/>
+              <w14:ligatures w14:val="none"/>
+            </w:rPr>
+            <m:t> В</m:t>
+          </m:r>
+          <m:r>
+            <w:rPr>
+              <w:rFonts w:ascii="Times New Roman" w:eastAsia="Times New Roman" w:hAnsi="Times New Roman" w:cs="Times New Roman"/>
+              <w:kern w:val="0"/>
+              <w:lang w:eastAsia="ru-RU"/>
+              <w14:ligatures w14:val="none"/>
+            </w:rPr>
+            <w:br/>
+          </m:r>
+        </m:oMath>
+      </m:oMathPara>
+    </w:p>
+    <w:p>
+      <w:pPr>
+        <w:spacing w:before="100" w:beforeAutospacing="1" w:after="100" w:afterAutospacing="1" w:line="240" w:lineRule="auto"/>
+        <w:rPr>
+          <w:rFonts w:ascii="Times New Roman" w:eastAsia="Times New Roman" w:hAnsi="Times New Roman" w:cs="Times New Roman"/>
+          <w:kern w:val="0"/>
+          <w:lang w:eastAsia="ru-RU"/>
+          <w14:ligatures w14:val="none"/>
+        </w:rPr>
+      </w:pPr>
+      <w:r>
+        <w:rPr>
+          <w:rFonts w:ascii="Times New Roman" w:eastAsia="Times New Roman" w:hAnsi="Times New Roman" w:cs="Times New Roman"/>
+          <w:kern w:val="0"/>
+          <w:lang w:eastAsia="ru-RU"/>
+          <w14:ligatures w14:val="none"/>
+        </w:rPr>
+        <w:t>Отсюда:</w:t>
+      </w:r>
+    </w:p>
+    <w:p>
+      <w:pPr>
+        <w:spacing w:after="0" w:line="240" w:lineRule="auto"/>
+        <w:rPr>
+          <w:rFonts w:ascii="Times New Roman" w:eastAsia="Times New Roman" w:hAnsi="Times New Roman" w:cs="Times New Roman"/>
+          <w:kern w:val="0"/>
+          <w:lang w:eastAsia="ru-RU"/>
+          <w14:ligatures w14:val="none"/>
+        </w:rPr>
+      </w:pPr>
+      <m:oMathPara>
+        <m:oMath>
+          <m:sSub>
+            <m:sSubPr>
+              <m:ctrlPr>
+                <w:rPr>
+                  <w:rFonts w:ascii="Cambria Math" w:eastAsia="Times New Roman" w:hAnsi="Cambria Math" w:cs="Times New Roman"/>
+                  <w:kern w:val="0"/>
+                  <w:lang w:eastAsia="ru-RU"/>
+                  <w14:ligatures w14:val="none"/>
+                </w:rPr>
+              </m:ctrlPr>
+            </m:sSubPr>
+            <m:e>
+              <m:r>
+                <w:rPr>
+                  <w:rFonts w:ascii="Cambria Math" w:eastAsia="Times New Roman" w:hAnsi="Cambria Math" w:cs="Times New Roman"/>
+                  <w:kern w:val="0"/>
+                  <w:lang w:eastAsia="ru-RU"/>
+                  <w14:ligatures w14:val="none"/>
+                </w:rPr>
+                <m:t>Y</m:t>
+              </m:r>
+            </m:e>
+            <m:sub>
+              <m:r>
+                <w:rPr>
+                  <w:rFonts w:ascii="Cambria Math" w:eastAsia="Times New Roman" w:hAnsi="Cambria Math" w:cs="Times New Roman"/>
+                  <w:kern w:val="0"/>
+                  <w:lang w:eastAsia="ru-RU"/>
+                  <w14:ligatures w14:val="none"/>
+                </w:rPr>
+                <m:t>21</m:t>
+              </m:r>
+            </m:sub>
+          </m:sSub>
+          <m:r>
+            <w:rPr>
+              <w:rFonts w:ascii="Cambria Math" w:eastAsia="Times New Roman" w:hAnsi="Cambria Math" w:cs="Times New Roman"/>
+              <w:kern w:val="0"/>
+              <w:lang w:eastAsia="ru-RU"/>
+              <w14:ligatures w14:val="none"/>
+            </w:rPr>
+            <m:t>=</m:t>
+          </m:r>
+          <m:f>
+            <m:fPr>
+              <m:ctrlPr>
+                <w:rPr>
+                  <w:rFonts w:ascii="Cambria Math" w:eastAsia="Times New Roman" w:hAnsi="Cambria Math" w:cs="Times New Roman"/>
+                  <w:kern w:val="0"/>
+                  <w:lang w:eastAsia="ru-RU"/>
+                  <w14:ligatures w14:val="none"/>
+                </w:rPr>
+              </m:ctrlPr>
+            </m:fPr>
+            <m:num>
+              <m:r>
+                <m:rPr>
+                  <m:sty m:val="p"/>
+                </m:rPr>
+                <w:rPr>
+                  <w:rFonts w:ascii="Cambria Math" w:eastAsia="Times New Roman" w:hAnsi="Cambria Math" w:cs="Times New Roman"/>
+                  <w:kern w:val="0"/>
+                  <w:lang w:eastAsia="ru-RU"/>
+                  <w14:ligatures w14:val="none"/>
+                </w:rPr>
+                <m:t>Δ</m:t>
+              </m:r>
+              <m:sSub>
+                <m:sSubPr>
+                  <m:ctrlPr>
+                    <w:rPr>
+                      <w:rFonts w:ascii="Cambria Math" w:eastAsia="Times New Roman" w:hAnsi="Cambria Math" w:cs="Times New Roman"/>
+                      <w:kern w:val="0"/>
+                      <w:lang w:eastAsia="ru-RU"/>
+                      <w14:ligatures w14:val="none"/>
+                    </w:rPr>
+                  </m:ctrlPr>
+                </m:sSubPr>
+                <m:e>
+                  <m:r>
+                    <w:rPr>
+                      <w:rFonts w:ascii="Cambria Math" w:eastAsia="Times New Roman" w:hAnsi="Cambria Math" w:cs="Times New Roman"/>
+                      <w:kern w:val="0"/>
+                      <w:lang w:eastAsia="ru-RU"/>
+                      <w14:ligatures w14:val="none"/>
+                    </w:rPr>
+                    <m:t>I</m:t>
+                  </m:r>
+                </m:e>
+                <m:sub>
+                  <m:r>
+                    <w:rPr>
+                      <w:rFonts w:ascii="Cambria Math" w:eastAsia="Times New Roman" w:hAnsi="Cambria Math" w:cs="Times New Roman"/>
+                      <w:kern w:val="0"/>
+                      <w:lang w:eastAsia="ru-RU"/>
+                      <w14:ligatures w14:val="none"/>
+                    </w:rPr>
+                    <m:t>c</m:t>
+                  </m:r>
+                </m:sub>
+              </m:sSub>
+            </m:num>
+            <m:den>
+              <m:r>
+                <m:rPr>
+                  <m:sty m:val="p"/>
+                </m:rPr>
+                <w:rPr>
+                  <w:rFonts w:ascii="Cambria Math" w:eastAsia="Times New Roman" w:hAnsi="Cambria Math" w:cs="Times New Roman"/>
+                  <w:kern w:val="0"/>
+                  <w:lang w:eastAsia="ru-RU"/>
+                  <w14:ligatures w14:val="none"/>
+                </w:rPr>
+                <m:t>Δ</m:t>
+              </m:r>
+              <m:sSub>
+                <m:sSubPr>
+                  <m:ctrlPr>
+                    <w:rPr>
+                      <w:rFonts w:ascii="Cambria Math" w:eastAsia="Times New Roman" w:hAnsi="Cambria Math" w:cs="Times New Roman"/>
+                      <w:kern w:val="0"/>
+                      <w:lang w:eastAsia="ru-RU"/>
+                      <w14:ligatures w14:val="none"/>
+                    </w:rPr>
+                  </m:ctrlPr>
+                </m:sSubPr>
+                <m:e>
+                  <m:r>
+                    <w:rPr>
+                      <w:rFonts w:ascii="Cambria Math" w:eastAsia="Times New Roman" w:hAnsi="Cambria Math" w:cs="Times New Roman"/>
+                      <w:kern w:val="0"/>
+                      <w:lang w:eastAsia="ru-RU"/>
+                      <w14:ligatures w14:val="none"/>
+                    </w:rPr>
+                    <m:t>U</m:t>
+                  </m:r>
+                </m:e>
+                <m:sub>
+                  <m:r>
+                    <m:rPr>
+                      <m:nor/>
+                    </m:rPr>
+                    <w:rPr>
+                      <w:rFonts w:ascii="Times New Roman" w:eastAsia="Times New Roman" w:hAnsi="Times New Roman" w:cs="Times New Roman"/>
+                      <w:kern w:val="0"/>
+                      <w:lang w:eastAsia="ru-RU"/>
+                      <w14:ligatures w14:val="none"/>
+                    </w:rPr>
+                    <m:t>зи</m:t>
+                  </m:r>
+                </m:sub>
+              </m:sSub>
+            </m:den>
+          </m:f>
+          <m:r>
+            <w:rPr>
+              <w:rFonts w:ascii="Cambria Math" w:eastAsia="Times New Roman" w:hAnsi="Cambria Math" w:cs="Times New Roman"/>
+              <w:kern w:val="0"/>
+              <w:lang w:eastAsia="ru-RU"/>
+              <w14:ligatures w14:val="none"/>
+            </w:rPr>
+            <m:t>=</m:t>
+          </m:r>
+          <m:f>
+            <m:fPr>
+              <m:ctrlPr>
+                <w:rPr>
+                  <w:rFonts w:ascii="Cambria Math" w:eastAsia="Times New Roman" w:hAnsi="Cambria Math" w:cs="Times New Roman"/>
+                  <w:kern w:val="0"/>
+                  <w:lang w:eastAsia="ru-RU"/>
+                  <w14:ligatures w14:val="none"/>
+                </w:rPr>
+              </m:ctrlPr>
+            </m:fPr>
+            <m:num>
+              <m:r>
+                <w:rPr>
+                  <w:rFonts w:ascii="Cambria Math" w:eastAsia="Times New Roman" w:hAnsi="Cambria Math" w:cs="Times New Roman"/>
+                  <w:kern w:val="0"/>
+                  <w:lang w:eastAsia="ru-RU"/>
+                  <w14:ligatures w14:val="none"/>
+                </w:rPr>
+                <m:t>1.2</m:t>
+              </m:r>
+              <m:r>
+                <m:rPr>
+                  <m:nor/>
+                </m:rPr>
+                <w:rPr>
+                  <w:rFonts w:ascii="Times New Roman" w:eastAsia="Times New Roman" w:hAnsi="Times New Roman" w:cs="Times New Roman"/>
+                  <w:kern w:val="0"/>
+                  <w:lang w:eastAsia="ru-RU"/>
+                  <w14:ligatures w14:val="none"/>
+                </w:rPr>
+                <m:t> мА</m:t>
+              </m:r>
+            </m:num>
+            <m:den>
+              <m:r>
+                <w:rPr>
+                  <w:rFonts w:ascii="Cambria Math" w:eastAsia="Times New Roman" w:hAnsi="Cambria Math" w:cs="Times New Roman"/>
+                  <w:kern w:val="0"/>
+                  <w:lang w:eastAsia="ru-RU"/>
+                  <w14:ligatures w14:val="none"/>
+                </w:rPr>
+                <m:t>2</m:t>
+              </m:r>
+              <m:r>
+                <m:rPr>
+                  <m:nor/>
+                </m:rPr>
+                <w:rPr>
+                  <w:rFonts w:ascii="Times New Roman" w:eastAsia="Times New Roman" w:hAnsi="Times New Roman" w:cs="Times New Roman"/>
+                  <w:kern w:val="0"/>
+                  <w:lang w:eastAsia="ru-RU"/>
+                  <w14:ligatures w14:val="none"/>
+                </w:rPr>
+                <m:t> В</m:t>
+              </m:r>
+            </m:den>
+          </m:f>
+          <m:r>
+            <w:rPr>
+              <w:rFonts w:ascii="Cambria Math" w:eastAsia="Times New Roman" w:hAnsi="Cambria Math" w:cs="Times New Roman"/>
+              <w:kern w:val="0"/>
+              <w:lang w:eastAsia="ru-RU"/>
+              <w14:ligatures w14:val="none"/>
+            </w:rPr>
+            <m:t>=0.6</m:t>
+          </m:r>
+          <m:r>
+            <m:rPr>
+              <m:nor/>
+            </m:rPr>
+            <w:rPr>
+              <w:rFonts w:ascii="Times New Roman" w:eastAsia="Times New Roman" w:hAnsi="Times New Roman" w:cs="Times New Roman"/>
+              <w:kern w:val="0"/>
+              <w:lang w:eastAsia="ru-RU"/>
+              <w14:ligatures w14:val="none"/>
+            </w:rPr>
+            <m:t> мА/В</m:t>
+          </m:r>
+        </m:oMath>
+      </m:oMathPara>
+    </w:p>
+    <w:p>
+      <w:pPr>
+        <w:spacing w:before="100" w:beforeAutospacing="1" w:after="100" w:afterAutospacing="1" w:line="240" w:lineRule="auto"/>
+        <w:outlineLvl w:val="2"/>
+        <w:rPr>
+          <w:rFonts w:ascii="Times New Roman" w:eastAsia="Times New Roman" w:hAnsi="Times New Roman" w:cs="Times New Roman"/>
+          <w:b/>
+          <w:bCs/>
+          <w:kern w:val="0"/>
+          <w:sz w:val="27"/>
+          <w:szCs w:val="27"/>
+          <w:lang w:eastAsia="ru-RU"/>
+          <w14:ligatures w14:val="none"/>
+        </w:rPr>
+      </w:pPr>
+      <w:r>
+        <w:rPr>
+          <w:rFonts w:ascii="Times New Roman" w:eastAsia="Times New Roman" w:hAnsi="Times New Roman" w:cs="Times New Roman"/>
+          <w:b/>
+          <w:bCs/>
+          <w:kern w:val="0"/>
+          <w:sz w:val="27"/>
+          <w:szCs w:val="27"/>
+          <w:lang w:eastAsia="ru-RU"/>
+          <w14:ligatures w14:val="none"/>
+        </w:rPr>
+        <w:lastRenderedPageBreak/>
+        <w:t xml:space="preserve">3. Нахождение </w:t>
+      </w:r>
+      <m:oMath>
+        <m:sSub>
+          <m:sSubPr>
+            <m:ctrlPr>
+              <w:rPr>
+                <w:rFonts w:ascii="Cambria Math" w:eastAsia="Times New Roman" w:hAnsi="Cambria Math" w:cs="Times New Roman"/>
+                <w:b/>
+                <w:bCs/>
+                <w:kern w:val="0"/>
+                <w:sz w:val="27"/>
+                <w:szCs w:val="27"/>
+                <w:lang w:eastAsia="ru-RU"/>
+                <w14:ligatures w14:val="none"/>
+              </w:rPr>
+            </m:ctrlPr>
+          </m:sSubPr>
+          <m:e>
+            <m:r>
+              <m:rPr>
+                <m:sty m:val="bi"/>
+              </m:rPr>
+              <w:rPr>
+                <w:rFonts w:ascii="Cambria Math" w:eastAsia="Times New Roman" w:hAnsi="Cambria Math" w:cs="Times New Roman"/>
+                <w:kern w:val="0"/>
+                <w:sz w:val="27"/>
+                <w:szCs w:val="27"/>
+                <w:lang w:eastAsia="ru-RU"/>
+                <w14:ligatures w14:val="none"/>
+              </w:rPr>
+              <m:t>Y</m:t>
+            </m:r>
+          </m:e>
+          <m:sub>
+            <m:r>
+              <m:rPr>
+                <m:sty m:val="bi"/>
+              </m:rPr>
+              <w:rPr>
+                <w:rFonts w:ascii="Cambria Math" w:eastAsia="Times New Roman" w:hAnsi="Cambria Math" w:cs="Times New Roman"/>
+                <w:kern w:val="0"/>
+                <w:sz w:val="27"/>
+                <w:szCs w:val="27"/>
+                <w:lang w:eastAsia="ru-RU"/>
+                <w14:ligatures w14:val="none"/>
+              </w:rPr>
+              <m:t>22</m:t>
+            </m:r>
+          </m:sub>
+        </m:sSub>
+      </m:oMath>
+      <w:r>
+        <w:rPr>
+          <w:rFonts w:ascii="Times New Roman" w:eastAsia="Times New Roman" w:hAnsi="Times New Roman" w:cs="Times New Roman"/>
+          <w:b/>
+          <w:bCs/>
+          <w:kern w:val="0"/>
+          <w:sz w:val="27"/>
+          <w:szCs w:val="27"/>
+          <w:lang w:eastAsia="ru-RU"/>
+          <w14:ligatures w14:val="none"/>
+        </w:rPr>
+        <w:t>(выходная проводимость)</w:t>
+      </w:r>
+      <w:r>
+        <w:rPr>
+          <w:rFonts w:ascii="Times New Roman" w:eastAsia="Times New Roman" w:hAnsi="Times New Roman" w:cs="Times New Roman"/>
+          <w:b/>
+          <w:bCs/>
+          <w:noProof/>
+          <w:kern w:val="0"/>
+          <w:lang w:eastAsia="ru-RU"/>
+          <w14:ligatures w14:val="none"/>
+        </w:rPr>
+        <w:drawing>
+          <wp:anchor distT="0" distB="0" distL="114300" distR="114300" simplePos="0" relativeHeight="251660288" behindDoc="1" locked="0" layoutInCell="1" allowOverlap="1" wp14:anchorId="209BCA54" wp14:editId="11C12282">
+            <wp:simplePos x="0" y="0"/>
+            <wp:positionH relativeFrom="column">
+              <wp:posOffset>2923628</wp:posOffset>
+            </wp:positionH>
+            <wp:positionV relativeFrom="paragraph">
+              <wp:posOffset>637761</wp:posOffset>
+            </wp:positionV>
+            <wp:extent cx="3778885" cy="5327015"/>
+            <wp:effectExtent l="0" t="0" r="0" b="0"/>
+            <wp:wrapNone/>
+            <wp:docPr id="1072919318" name="Picture 6"/>
+            <wp:cNvGraphicFramePr>
+              <a:graphicFrameLocks xmlns:a="http://schemas.openxmlformats.org/drawingml/2006/main" noChangeAspect="1"/>
+            </wp:cNvGraphicFramePr>
+            <a:graphic xmlns:a="http://schemas.openxmlformats.org/drawingml/2006/main">
+              <a:graphicData uri="http://schemas.openxmlformats.org/drawingml/2006/picture">
+                <pic:pic xmlns:pic="http://schemas.openxmlformats.org/drawingml/2006/picture">
+                  <pic:nvPicPr>
+                    <pic:cNvPr id="0" name="Picture 3"/>
+                    <pic:cNvPicPr>
+                      <a:picLocks noChangeAspect="1" noChangeArrowheads="1"/>
+                    </pic:cNvPicPr>
+                  </pic:nvPicPr>
+                  <pic:blipFill>
+                    <a:blip r:embed="rId7">
+                      <a:extLst>
+                        <a:ext uri="{28A0092B-C50C-407E-A947-70E740481C1C}">
+                          <a14:useLocalDpi xmlns:a14="http://schemas.microsoft.com/office/drawing/2010/main" val="0"/>
+                        </a:ext>
+                      </a:extLst>
+                    </a:blip>
+                    <a:srcRect/>
+                    <a:stretch>
+                      <a:fillRect/>
+                    </a:stretch>
+                  </pic:blipFill>
+                  <pic:spPr bwMode="auto">
+                    <a:xfrm>
+                      <a:off x="0" y="0"/>
+                      <a:ext cx="3778885" cy="5327015"/>
+                    </a:xfrm>
+                    <a:prstGeom prst="rect">
+                      <a:avLst/>
+                    </a:prstGeom>
+                    <a:noFill/>
+                  </pic:spPr>
+                </pic:pic>
+              </a:graphicData>
+            </a:graphic>
+            <wp14:sizeRelH relativeFrom="page">
+              <wp14:pctWidth>0</wp14:pctWidth>
+            </wp14:sizeRelH>
+            <wp14:sizeRelV relativeFrom="page">
+              <wp14:pctHeight>0</wp14:pctHeight>
+            </wp14:sizeRelV>
+          </wp:anchor>
+        </w:drawing>
+      </w:r>
+    </w:p>
+    <w:p>
+      <w:pPr>
+        <w:spacing w:after="0" w:line="240" w:lineRule="auto"/>
+        <w:rPr>
+          <w:rFonts w:ascii="Times New Roman" w:eastAsia="Times New Roman" w:hAnsi="Times New Roman" w:cs="Times New Roman"/>
+          <w:kern w:val="0"/>
+          <w:lang w:eastAsia="ru-RU"/>
+          <w14:ligatures w14:val="none"/>
+        </w:rPr>
+      </w:pPr>
+      <m:oMathPara>
+        <m:oMathParaPr>
+          <m:jc m:val="left"/>
+        </m:oMathParaPr>
+        <m:oMath>
+          <m:sSub>
+            <m:sSubPr>
+              <m:ctrlPr>
+                <w:rPr>
+                  <w:rFonts w:ascii="Cambria Math" w:eastAsia="Times New Roman" w:hAnsi="Cambria Math" w:cs="Times New Roman"/>
+                  <w:kern w:val="0"/>
+                  <w:lang w:eastAsia="ru-RU"/>
+                  <w14:ligatures w14:val="none"/>
+                </w:rPr>
+              </m:ctrlPr>
+            </m:sSubPr>
+            <m:e>
+              <m:r>
+                <w:rPr>
+                  <w:rFonts w:ascii="Cambria Math" w:eastAsia="Times New Roman" w:hAnsi="Cambria Math" w:cs="Times New Roman"/>
+                  <w:kern w:val="0"/>
+                  <w:lang w:eastAsia="ru-RU"/>
+                  <w14:ligatures w14:val="none"/>
+                </w:rPr>
+                <m:t>Y</m:t>
+              </m:r>
+            </m:e>
+            <m:sub>
+              <m:r>
+                <w:rPr>
+                  <w:rFonts w:ascii="Cambria Math" w:eastAsia="Times New Roman" w:hAnsi="Cambria Math" w:cs="Times New Roman"/>
+                  <w:kern w:val="0"/>
+                  <w:lang w:eastAsia="ru-RU"/>
+                  <w14:ligatures w14:val="none"/>
+                </w:rPr>
+                <m:t>22</m:t>
+              </m:r>
+            </m:sub>
+          </m:sSub>
+          <m:r>
+            <w:rPr>
+              <w:rFonts w:ascii="Cambria Math" w:eastAsia="Times New Roman" w:hAnsi="Cambria Math" w:cs="Times New Roman"/>
+              <w:kern w:val="0"/>
+              <w:lang w:eastAsia="ru-RU"/>
+              <w14:ligatures w14:val="none"/>
+            </w:rPr>
+            <m:t>=</m:t>
+          </m:r>
+          <m:f>
+            <m:fPr>
+              <m:ctrlPr>
+                <w:rPr>
+                  <w:rFonts w:ascii="Cambria Math" w:eastAsia="Times New Roman" w:hAnsi="Cambria Math" w:cs="Times New Roman"/>
+                  <w:kern w:val="0"/>
+                  <w:lang w:eastAsia="ru-RU"/>
+                  <w14:ligatures w14:val="none"/>
+                </w:rPr>
+              </m:ctrlPr>
+            </m:fPr>
+            <m:num>
+              <m:sSub>
+                <m:sSubPr>
+                  <m:ctrlPr>
+                    <w:rPr>
+                      <w:rFonts w:ascii="Cambria Math" w:eastAsia="Times New Roman" w:hAnsi="Cambria Math" w:cs="Times New Roman"/>
+                      <w:kern w:val="0"/>
+                      <w:lang w:eastAsia="ru-RU"/>
+                      <w14:ligatures w14:val="none"/>
+                    </w:rPr>
+                  </m:ctrlPr>
+                </m:sSubPr>
+                <m:e>
+                  <m:r>
+                    <w:rPr>
+                      <w:rFonts w:ascii="Cambria Math" w:eastAsia="Times New Roman" w:hAnsi="Cambria Math" w:cs="Times New Roman"/>
+                      <w:kern w:val="0"/>
+                      <w:lang w:eastAsia="ru-RU"/>
+                      <w14:ligatures w14:val="none"/>
+                    </w:rPr>
+                    <m:t>I</m:t>
+                  </m:r>
+                </m:e>
+                <m:sub>
+                  <m:r>
+                    <w:rPr>
+                      <w:rFonts w:ascii="Cambria Math" w:eastAsia="Times New Roman" w:hAnsi="Cambria Math" w:cs="Times New Roman"/>
+                      <w:kern w:val="0"/>
+                      <w:lang w:eastAsia="ru-RU"/>
+                      <w14:ligatures w14:val="none"/>
+                    </w:rPr>
+                    <m:t>c</m:t>
+                  </m:r>
+                </m:sub>
+              </m:sSub>
+            </m:num>
+            <m:den>
+              <m:sSub>
+                <m:sSubPr>
+                  <m:ctrlPr>
+                    <w:rPr>
+                      <w:rFonts w:ascii="Cambria Math" w:eastAsia="Times New Roman" w:hAnsi="Cambria Math" w:cs="Times New Roman"/>
+                      <w:kern w:val="0"/>
+                      <w:lang w:eastAsia="ru-RU"/>
+                      <w14:ligatures w14:val="none"/>
+                    </w:rPr>
+                  </m:ctrlPr>
+                </m:sSubPr>
+                <m:e>
+                  <m:r>
+                    <w:rPr>
+                      <w:rFonts w:ascii="Cambria Math" w:eastAsia="Times New Roman" w:hAnsi="Cambria Math" w:cs="Times New Roman"/>
+                      <w:kern w:val="0"/>
+                      <w:lang w:eastAsia="ru-RU"/>
+                      <w14:ligatures w14:val="none"/>
+                    </w:rPr>
+                    <m:t>U</m:t>
+                  </m:r>
+                </m:e>
+                <m:sub>
+                  <m:r>
+                    <m:rPr>
+                      <m:nor/>
+                    </m:rPr>
+                    <w:rPr>
+                      <w:rFonts w:ascii="Times New Roman" w:eastAsia="Times New Roman" w:hAnsi="Times New Roman" w:cs="Times New Roman"/>
+                      <w:kern w:val="0"/>
+                      <w:lang w:eastAsia="ru-RU"/>
+                      <w14:ligatures w14:val="none"/>
+                    </w:rPr>
+                    <m:t>си</m:t>
+                  </m:r>
+                </m:sub>
+              </m:sSub>
+            </m:den>
+          </m:f>
+          <m:r>
+            <w:rPr>
+              <w:rFonts w:ascii="Cambria Math" w:eastAsia="Times New Roman" w:hAnsi="Cambria Math" w:cs="Times New Roman"/>
+              <w:kern w:val="0"/>
+              <w:lang w:eastAsia="ru-RU"/>
+              <w14:ligatures w14:val="none"/>
+            </w:rPr>
+            <w:br/>
+          </m:r>
+        </m:oMath>
+        <m:oMath>
+          <m:sSub>
+            <m:sSubPr>
+              <m:ctrlPr>
+                <w:rPr>
+                  <w:rFonts w:ascii="Cambria Math" w:eastAsia="Times New Roman" w:hAnsi="Cambria Math" w:cs="Times New Roman"/>
+                  <w:kern w:val="0"/>
+                  <w:lang w:eastAsia="ru-RU"/>
+                  <w14:ligatures w14:val="none"/>
+                </w:rPr>
+              </m:ctrlPr>
+            </m:sSubPr>
+            <m:e>
+              <m:r>
+                <w:rPr>
+                  <w:rFonts w:ascii="Cambria Math" w:eastAsia="Times New Roman" w:hAnsi="Cambria Math" w:cs="Times New Roman"/>
+                  <w:kern w:val="0"/>
+                  <w:lang w:eastAsia="ru-RU"/>
+                  <w14:ligatures w14:val="none"/>
+                </w:rPr>
+                <m:t>Y</m:t>
+              </m:r>
+            </m:e>
+            <m:sub>
+              <m:r>
+                <w:rPr>
+                  <w:rFonts w:ascii="Cambria Math" w:eastAsia="Times New Roman" w:hAnsi="Cambria Math" w:cs="Times New Roman"/>
+                  <w:kern w:val="0"/>
+                  <w:lang w:eastAsia="ru-RU"/>
+                  <w14:ligatures w14:val="none"/>
+                </w:rPr>
+                <m:t>22</m:t>
+              </m:r>
+            </m:sub>
+          </m:sSub>
+          <m:r>
+            <w:rPr>
+              <w:rFonts w:ascii="Cambria Math" w:eastAsia="Times New Roman" w:hAnsi="Cambria Math" w:cs="Times New Roman"/>
+              <w:kern w:val="0"/>
+              <w:lang w:eastAsia="ru-RU"/>
+              <w14:ligatures w14:val="none"/>
+            </w:rPr>
+            <m:t>=</m:t>
           </m:r>
           <m:f>
             <m:fPr>
@@ -1590,6 +5039,18 @@
                   </m:r>
                 </m:sup>
               </m:sSup>
+              <m:r>
+                <m:rPr>
+                  <m:nor/>
+                </m:rPr>
+                <w:rPr>
+                  <w:rFonts w:ascii="Times New Roman" w:eastAsia="Times New Roman" w:hAnsi="Times New Roman" w:cs="Times New Roman"/>
+                  <w:kern w:val="0"/>
+                  <w:lang w:eastAsia="ru-RU"/>
+                  <w14:ligatures w14:val="none"/>
+                </w:rPr>
+                <m:t> А</m:t>
+              </m:r>
             </m:num>
             <m:den>
               <m:r>
@@ -1601,6 +5062,18 @@
                 </w:rPr>
                 <m:t>7</m:t>
               </m:r>
+              <m:r>
+                <m:rPr>
+                  <m:nor/>
+                </m:rPr>
+                <w:rPr>
+                  <w:rFonts w:ascii="Times New Roman" w:eastAsia="Times New Roman" w:hAnsi="Times New Roman" w:cs="Times New Roman"/>
+                  <w:kern w:val="0"/>
+                  <w:lang w:eastAsia="ru-RU"/>
+                  <w14:ligatures w14:val="none"/>
+                </w:rPr>
+                <m:t> В</m:t>
+              </m:r>
             </m:den>
           </m:f>
           <m:r>
@@ -1610,7 +5083,7 @@
               <w:lang w:eastAsia="ru-RU"/>
               <w14:ligatures w14:val="none"/>
             </w:rPr>
-            <m:t>=4.3⋅</m:t>
+            <m:t>≈4.3⋅</m:t>
           </m:r>
           <m:sSup>
             <m:sSupPr>
@@ -1656,7 +5129,19 @@
               <w:lang w:eastAsia="ru-RU"/>
               <w14:ligatures w14:val="none"/>
             </w:rPr>
-            <m:t> См</m:t>
+            <m:t> С</m:t>
+          </m:r>
+          <m:r>
+            <m:rPr>
+              <m:nor/>
+            </m:rPr>
+            <w:rPr>
+              <w:rFonts w:ascii="Times New Roman" w:eastAsia="Times New Roman" w:hAnsi="Times New Roman" w:cs="Times New Roman"/>
+              <w:kern w:val="0"/>
+              <w:lang w:eastAsia="ru-RU"/>
+              <w14:ligatures w14:val="none"/>
+            </w:rPr>
+            <m:t>м</m:t>
           </m:r>
           <m:r>
             <w:rPr>
@@ -1672,18 +5157,37 @@
     </w:p>
     <w:p>
       <w:pPr>
-        <w:spacing w:after="0" w:line="240" w:lineRule="auto"/>
-        <w:rPr>
-          <w:rFonts w:ascii="Times New Roman" w:eastAsia="Times New Roman" w:hAnsi="Times New Roman" w:cs="Times New Roman"/>
-          <w:kern w:val="0"/>
-          <w:lang w:eastAsia="ru-RU"/>
-          <w14:ligatures w14:val="none"/>
-        </w:rPr>
-      </w:pPr>
+        <w:spacing w:before="100" w:beforeAutospacing="1" w:after="100" w:afterAutospacing="1" w:line="240" w:lineRule="auto"/>
+        <w:outlineLvl w:val="2"/>
+        <w:rPr>
+          <w:rFonts w:ascii="Times New Roman" w:eastAsia="Times New Roman" w:hAnsi="Times New Roman" w:cs="Times New Roman"/>
+          <w:b/>
+          <w:bCs/>
+          <w:kern w:val="0"/>
+          <w:sz w:val="27"/>
+          <w:szCs w:val="27"/>
+          <w:lang w:eastAsia="ru-RU"/>
+          <w14:ligatures w14:val="none"/>
+        </w:rPr>
+      </w:pPr>
+      <w:r>
+        <w:rPr>
+          <w:rFonts w:ascii="Times New Roman" w:eastAsia="Times New Roman" w:hAnsi="Times New Roman" w:cs="Times New Roman"/>
+          <w:b/>
+          <w:bCs/>
+          <w:kern w:val="0"/>
+          <w:sz w:val="27"/>
+          <w:szCs w:val="27"/>
+          <w:lang w:eastAsia="ru-RU"/>
+          <w14:ligatures w14:val="none"/>
+        </w:rPr>
+        <w:t>Ответ:</w:t>
+      </w:r>
     </w:p>
     <w:p>
       <w:pPr>
-        <w:spacing w:after="0" w:line="240" w:lineRule="auto"/>
+        <w:spacing w:after="0" w:line="360" w:lineRule="auto"/>
+        <w:outlineLvl w:val="2"/>
         <w:rPr>
           <w:rFonts w:ascii="Times New Roman" w:eastAsia="Times New Roman" w:hAnsi="Times New Roman" w:cs="Times New Roman"/>
           <w:kern w:val="0"/>
@@ -1692,7 +5196,44 @@
         </w:rPr>
       </w:pPr>
       <m:oMathPara>
+        <m:oMathParaPr>
+          <m:jc m:val="left"/>
+        </m:oMathParaPr>
         <m:oMath>
+          <m:sSub>
+            <m:sSubPr>
+              <m:ctrlPr>
+                <w:rPr>
+                  <w:rFonts w:ascii="Cambria Math" w:eastAsia="Times New Roman" w:hAnsi="Cambria Math" w:cs="Times New Roman"/>
+                  <w:kern w:val="0"/>
+                  <w:lang w:eastAsia="ru-RU"/>
+                  <w14:ligatures w14:val="none"/>
+                </w:rPr>
+              </m:ctrlPr>
+            </m:sSubPr>
+            <m:e>
+              <m:r>
+                <w:rPr>
+                  <w:rFonts w:ascii="Cambria Math" w:eastAsia="Times New Roman" w:hAnsi="Cambria Math" w:cs="Times New Roman"/>
+                  <w:kern w:val="0"/>
+                  <w:lang w:eastAsia="ru-RU"/>
+                  <w14:ligatures w14:val="none"/>
+                </w:rPr>
+                <m:t>E</m:t>
+              </m:r>
+            </m:e>
+            <m:sub>
+              <m:r>
+                <w:rPr>
+                  <w:rFonts w:ascii="Cambria Math" w:eastAsia="Times New Roman" w:hAnsi="Cambria Math" w:cs="Times New Roman"/>
+                  <w:kern w:val="0"/>
+                  <w:lang w:eastAsia="ru-RU"/>
+                  <w14:ligatures w14:val="none"/>
+                </w:rPr>
+                <m:t>1</m:t>
+              </m:r>
+            </m:sub>
+          </m:sSub>
           <m:r>
             <w:rPr>
               <w:rFonts w:ascii="Cambria Math" w:eastAsia="Times New Roman" w:hAnsi="Cambria Math" w:cs="Times New Roman"/>
@@ -1700,7 +5241,7 @@
               <w:lang w:eastAsia="ru-RU"/>
               <w14:ligatures w14:val="none"/>
             </w:rPr>
-            <m:t>E2=U</m:t>
+            <m:t>=-5</m:t>
           </m:r>
           <m:r>
             <m:rPr>
@@ -1712,17 +5253,31 @@
               <w:lang w:eastAsia="ru-RU"/>
               <w14:ligatures w14:val="none"/>
             </w:rPr>
-            <m:t>си</m:t>
-          </m:r>
-          <m:r>
-            <w:rPr>
-              <w:rFonts w:ascii="Cambria Math" w:eastAsia="Times New Roman" w:hAnsi="Cambria Math" w:cs="Times New Roman"/>
-              <w:kern w:val="0"/>
-              <w:lang w:eastAsia="ru-RU"/>
-              <w14:ligatures w14:val="none"/>
-            </w:rPr>
-            <m:t>+</m:t>
-          </m:r>
+            <m:t> </m:t>
+          </m:r>
+          <m:r>
+            <m:rPr>
+              <m:nor/>
+            </m:rPr>
+            <w:rPr>
+              <w:rFonts w:ascii="Times New Roman" w:eastAsia="Times New Roman" w:hAnsi="Times New Roman" w:cs="Times New Roman"/>
+              <w:kern w:val="0"/>
+              <w:lang w:eastAsia="ru-RU"/>
+              <w14:ligatures w14:val="none"/>
+            </w:rPr>
+            <m:t>В</m:t>
+          </m:r>
+          <m:r>
+            <w:rPr>
+              <w:rFonts w:ascii="Times New Roman" w:eastAsia="Times New Roman" w:hAnsi="Times New Roman" w:cs="Times New Roman"/>
+              <w:kern w:val="0"/>
+              <w:lang w:eastAsia="ru-RU"/>
+              <w14:ligatures w14:val="none"/>
+            </w:rPr>
+            <w:br/>
+          </m:r>
+        </m:oMath>
+        <m:oMath>
           <m:sSub>
             <m:sSubPr>
               <m:ctrlPr>
@@ -1742,7 +5297,7 @@
                   <w:lang w:eastAsia="ru-RU"/>
                   <w14:ligatures w14:val="none"/>
                 </w:rPr>
-                <m:t>I</m:t>
+                <m:t>E</m:t>
               </m:r>
             </m:e>
             <m:sub>
@@ -1753,7 +5308,7 @@
                   <w:lang w:eastAsia="ru-RU"/>
                   <w14:ligatures w14:val="none"/>
                 </w:rPr>
-                <m:t>c</m:t>
+                <m:t>2</m:t>
               </m:r>
             </m:sub>
           </m:sSub>
@@ -1764,12 +5319,23 @@
               <w:lang w:eastAsia="ru-RU"/>
               <w14:ligatures w14:val="none"/>
             </w:rPr>
-            <m:t>⋅R2</m:t>
-          </m:r>
-          <m:r>
+            <m:t>=13</m:t>
+          </m:r>
+          <m:r>
+            <m:rPr>
+              <m:nor/>
+            </m:rPr>
             <w:rPr>
               <w:rFonts w:ascii="Times New Roman" w:eastAsia="Times New Roman" w:hAnsi="Times New Roman" w:cs="Times New Roman"/>
-              <w:i/>
+              <w:kern w:val="0"/>
+              <w:lang w:eastAsia="ru-RU"/>
+              <w14:ligatures w14:val="none"/>
+            </w:rPr>
+            <m:t> В</m:t>
+          </m:r>
+          <m:r>
+            <w:rPr>
+              <w:rFonts w:ascii="Times New Roman" w:eastAsia="Times New Roman" w:hAnsi="Times New Roman" w:cs="Times New Roman"/>
               <w:kern w:val="0"/>
               <w:lang w:eastAsia="ru-RU"/>
               <w14:ligatures w14:val="none"/>
@@ -1778,6 +5344,40 @@
           </m:r>
         </m:oMath>
         <m:oMath>
+          <m:sSub>
+            <m:sSubPr>
+              <m:ctrlPr>
+                <w:rPr>
+                  <w:rFonts w:ascii="Cambria Math" w:eastAsia="Times New Roman" w:hAnsi="Cambria Math" w:cs="Times New Roman"/>
+                  <w:kern w:val="0"/>
+                  <w:lang w:eastAsia="ru-RU"/>
+                  <w14:ligatures w14:val="none"/>
+                </w:rPr>
+              </m:ctrlPr>
+            </m:sSubPr>
+            <m:e>
+              <m:r>
+                <w:rPr>
+                  <w:rFonts w:ascii="Cambria Math" w:eastAsia="Times New Roman" w:hAnsi="Cambria Math" w:cs="Times New Roman"/>
+                  <w:kern w:val="0"/>
+                  <w:lang w:eastAsia="ru-RU"/>
+                  <w14:ligatures w14:val="none"/>
+                </w:rPr>
+                <m:t>Y</m:t>
+              </m:r>
+            </m:e>
+            <m:sub>
+              <m:r>
+                <w:rPr>
+                  <w:rFonts w:ascii="Cambria Math" w:eastAsia="Times New Roman" w:hAnsi="Cambria Math" w:cs="Times New Roman"/>
+                  <w:kern w:val="0"/>
+                  <w:lang w:eastAsia="ru-RU"/>
+                  <w14:ligatures w14:val="none"/>
+                </w:rPr>
+                <m:t>21</m:t>
+              </m:r>
+            </m:sub>
+          </m:sSub>
           <m:r>
             <w:rPr>
               <w:rFonts w:ascii="Cambria Math" w:eastAsia="Times New Roman" w:hAnsi="Cambria Math" w:cs="Times New Roman"/>
@@ -1785,7 +5385,73 @@
               <w:lang w:eastAsia="ru-RU"/>
               <w14:ligatures w14:val="none"/>
             </w:rPr>
-            <m:t>E2=7+3⋅</m:t>
+            <m:t>=0.6</m:t>
+          </m:r>
+          <m:r>
+            <m:rPr>
+              <m:nor/>
+            </m:rPr>
+            <w:rPr>
+              <w:rFonts w:ascii="Times New Roman" w:eastAsia="Times New Roman" w:hAnsi="Times New Roman" w:cs="Times New Roman"/>
+              <w:kern w:val="0"/>
+              <w:lang w:eastAsia="ru-RU"/>
+              <w14:ligatures w14:val="none"/>
+            </w:rPr>
+            <m:t> мА/В</m:t>
+          </m:r>
+          <m:r>
+            <w:rPr>
+              <w:rFonts w:ascii="Times New Roman" w:eastAsia="Times New Roman" w:hAnsi="Times New Roman" w:cs="Times New Roman"/>
+              <w:kern w:val="0"/>
+              <w:lang w:eastAsia="ru-RU"/>
+              <w14:ligatures w14:val="none"/>
+            </w:rPr>
+            <w:br/>
+          </m:r>
+        </m:oMath>
+        <m:oMath>
+          <m:sSub>
+            <m:sSubPr>
+              <m:ctrlPr>
+                <w:rPr>
+                  <w:rFonts w:ascii="Cambria Math" w:eastAsia="Times New Roman" w:hAnsi="Cambria Math" w:cs="Times New Roman"/>
+                  <w:kern w:val="0"/>
+                  <w:lang w:eastAsia="ru-RU"/>
+                  <w14:ligatures w14:val="none"/>
+                </w:rPr>
+              </m:ctrlPr>
+            </m:sSubPr>
+            <m:e>
+              <m:r>
+                <w:rPr>
+                  <w:rFonts w:ascii="Cambria Math" w:eastAsia="Times New Roman" w:hAnsi="Cambria Math" w:cs="Times New Roman"/>
+                  <w:kern w:val="0"/>
+                  <w:lang w:eastAsia="ru-RU"/>
+                  <w14:ligatures w14:val="none"/>
+                </w:rPr>
+                <m:t>Y</m:t>
+              </m:r>
+            </m:e>
+            <m:sub>
+              <m:r>
+                <w:rPr>
+                  <w:rFonts w:ascii="Cambria Math" w:eastAsia="Times New Roman" w:hAnsi="Cambria Math" w:cs="Times New Roman"/>
+                  <w:kern w:val="0"/>
+                  <w:lang w:eastAsia="ru-RU"/>
+                  <w14:ligatures w14:val="none"/>
+                </w:rPr>
+                <m:t>22</m:t>
+              </m:r>
+            </m:sub>
+          </m:sSub>
+          <m:r>
+            <w:rPr>
+              <w:rFonts w:ascii="Cambria Math" w:eastAsia="Times New Roman" w:hAnsi="Cambria Math" w:cs="Times New Roman"/>
+              <w:kern w:val="0"/>
+              <w:lang w:eastAsia="ru-RU"/>
+              <w14:ligatures w14:val="none"/>
+            </w:rPr>
+            <m:t>=4.3⋅</m:t>
           </m:r>
           <m:sSup>
             <m:sSupPr>
@@ -1817,37 +5483,10 @@
                   <w:lang w:eastAsia="ru-RU"/>
                   <w14:ligatures w14:val="none"/>
                 </w:rPr>
-                <m:t>-3</m:t>
+                <m:t>-4</m:t>
               </m:r>
             </m:sup>
           </m:sSup>
-          <m:r>
-            <w:rPr>
-              <w:rFonts w:ascii="Cambria Math" w:eastAsia="Times New Roman" w:hAnsi="Cambria Math" w:cs="Times New Roman"/>
-              <w:kern w:val="0"/>
-              <w:lang w:eastAsia="ru-RU"/>
-              <w14:ligatures w14:val="none"/>
-            </w:rPr>
-            <m:t>⋅3000</m:t>
-          </m:r>
-          <m:r>
-            <w:rPr>
-              <w:rFonts w:ascii="Cambria Math" w:eastAsia="Times New Roman" w:hAnsi="Cambria Math" w:cs="Times New Roman"/>
-              <w:kern w:val="0"/>
-              <w:lang w:eastAsia="ru-RU"/>
-              <w14:ligatures w14:val="none"/>
-            </w:rPr>
-            <m:t xml:space="preserve">=  </m:t>
-          </m:r>
-          <m:r>
-            <w:rPr>
-              <w:rFonts w:ascii="Cambria Math" w:eastAsia="Times New Roman" w:hAnsi="Cambria Math" w:cs="Times New Roman"/>
-              <w:kern w:val="0"/>
-              <w:lang w:eastAsia="ru-RU"/>
-              <w14:ligatures w14:val="none"/>
-            </w:rPr>
-            <m:t>16</m:t>
-          </m:r>
           <m:r>
             <m:rPr>
               <m:nor/>
@@ -1858,7 +5497,16 @@
               <w:lang w:eastAsia="ru-RU"/>
               <w14:ligatures w14:val="none"/>
             </w:rPr>
-            <m:t> В</m:t>
+            <m:t> См</m:t>
+          </m:r>
+          <m:r>
+            <w:rPr>
+              <w:rFonts w:ascii="Times New Roman" w:eastAsia="Times New Roman" w:hAnsi="Times New Roman" w:cs="Times New Roman"/>
+              <w:kern w:val="0"/>
+              <w:lang w:eastAsia="ru-RU"/>
+              <w14:ligatures w14:val="none"/>
+            </w:rPr>
+            <w:br/>
           </m:r>
         </m:oMath>
       </m:oMathPara>
@@ -1871,6 +5519,975 @@
     </w:sectPr>
   </w:body>
 </w:document>
+</file>
+
+<file path=word/numbering.xml><?xml version="1.0" encoding="utf-8"?>
+<w:numbering xmlns:wpc="http://schemas.microsoft.com/office/word/2010/wordprocessingCanvas" xmlns:cx="http://schemas.microsoft.com/office/drawing/2014/chartex" xmlns:cx1="http://schemas.microsoft.com/office/drawing/2015/9/8/chartex" xmlns:cx2="http://schemas.microsoft.com/office/drawing/2015/10/21/chartex" xmlns:cx3="http://schemas.microsoft.com/office/drawing/2016/5/9/chartex" xmlns:cx4="http://schemas.microsoft.com/office/drawing/2016/5/10/chartex" xmlns:cx5="http://schemas.microsoft.com/office/drawing/2016/5/11/chartex" xmlns:cx6="http://schemas.microsoft.com/office/drawing/2016/5/12/chartex" xmlns:cx7="http://schemas.microsoft.com/office/drawing/2016/5/13/chartex" xmlns:cx8="http://schemas.microsoft.com/office/drawing/2016/5/14/chartex" xmlns:mc="http://schemas.openxmlformats.org/markup-compatibility/2006" xmlns:aink="http://schemas.microsoft.com/office/drawing/2016/ink" xmlns:am3d="http://schemas.microsoft.com/office/drawing/2017/model3d" xmlns:o="urn:schemas-microsoft-com:office:office" xmlns:oel="http://schemas.microsoft.com/office/2019/extlst" xmlns:r="http://schemas.openxmlformats.org/officeDocument/2006/relationships" xmlns:m="http://schemas.openxmlformats.org/officeDocument/2006/math" xmlns:v="urn:schemas-microsoft-com:vml" xmlns:wp14="http://schemas.microsoft.com/office/word/2010/wordprocessingDrawing" xmlns:wp="http://schemas.openxmlformats.org/drawingml/2006/wordprocessingDrawing" xmlns:w10="urn:schemas-microsoft-com:office:word" xmlns:w="http://schemas.openxmlformats.org/wordprocessingml/2006/main" xmlns:w14="http://schemas.microsoft.com/office/word/2010/wordml" xmlns:w15="http://schemas.microsoft.com/office/word/2012/wordml" xmlns:w16cex="http://schemas.microsoft.com/office/word/2018/wordml/cex" xmlns:w16cid="http://schemas.microsoft.com/office/word/2016/wordml/cid" xmlns:w16="http://schemas.microsoft.com/office/word/2018/wordml" xmlns:w16du="http://schemas.microsoft.com/office/word/2023/wordml/word16du" xmlns:w16sdtdh="http://schemas.microsoft.com/office/word/2020/wordml/sdtdatahash" xmlns:w16sdtfl="http://schemas.microsoft.com/office/word/2024/wordml/sdtformatlock" xmlns:w16se="http://schemas.microsoft.com/office/word/2015/wordml/symex" xmlns:wpg="http://schemas.microsoft.com/office/word/2010/wordprocessingGroup" xmlns:wpi="http://schemas.microsoft.com/office/word/2010/wordprocessingInk" xmlns:wne="http://schemas.microsoft.com/office/word/2006/wordml" xmlns:wps="http://schemas.microsoft.com/office/word/2010/wordprocessingShape" mc:Ignorable="w14 w15 w16se w16cid w16 w16cex w16sdtdh w16sdtfl w16du wp14">
+  <w:abstractNum w:abstractNumId="0" w15:restartNumberingAfterBreak="0">
+    <w:nsid w:val="05E834B3"/>
+    <w:multiLevelType w:val="multilevel"/>
+    <w:tmpl w:val="0E845B96"/>
+    <w:lvl w:ilvl="0">
+      <w:start w:val="4"/>
+      <w:numFmt w:val="decimal"/>
+      <w:lvlText w:val="%1."/>
+      <w:lvlJc w:val="left"/>
+      <w:pPr>
+        <w:tabs>
+          <w:tab w:val="num" w:pos="720"/>
+        </w:tabs>
+        <w:ind w:left="720" w:hanging="360"/>
+      </w:pPr>
+    </w:lvl>
+    <w:lvl w:ilvl="1" w:tentative="1">
+      <w:start w:val="1"/>
+      <w:numFmt w:val="decimal"/>
+      <w:lvlText w:val="%2."/>
+      <w:lvlJc w:val="left"/>
+      <w:pPr>
+        <w:tabs>
+          <w:tab w:val="num" w:pos="1440"/>
+        </w:tabs>
+        <w:ind w:left="1440" w:hanging="360"/>
+      </w:pPr>
+    </w:lvl>
+    <w:lvl w:ilvl="2" w:tentative="1">
+      <w:start w:val="1"/>
+      <w:numFmt w:val="decimal"/>
+      <w:lvlText w:val="%3."/>
+      <w:lvlJc w:val="left"/>
+      <w:pPr>
+        <w:tabs>
+          <w:tab w:val="num" w:pos="2160"/>
+        </w:tabs>
+        <w:ind w:left="2160" w:hanging="360"/>
+      </w:pPr>
+    </w:lvl>
+    <w:lvl w:ilvl="3" w:tentative="1">
+      <w:start w:val="1"/>
+      <w:numFmt w:val="decimal"/>
+      <w:lvlText w:val="%4."/>
+      <w:lvlJc w:val="left"/>
+      <w:pPr>
+        <w:tabs>
+          <w:tab w:val="num" w:pos="2880"/>
+        </w:tabs>
+        <w:ind w:left="2880" w:hanging="360"/>
+      </w:pPr>
+    </w:lvl>
+    <w:lvl w:ilvl="4" w:tentative="1">
+      <w:start w:val="1"/>
+      <w:numFmt w:val="decimal"/>
+      <w:lvlText w:val="%5."/>
+      <w:lvlJc w:val="left"/>
+      <w:pPr>
+        <w:tabs>
+          <w:tab w:val="num" w:pos="3600"/>
+        </w:tabs>
+        <w:ind w:left="3600" w:hanging="360"/>
+      </w:pPr>
+    </w:lvl>
+    <w:lvl w:ilvl="5" w:tentative="1">
+      <w:start w:val="1"/>
+      <w:numFmt w:val="decimal"/>
+      <w:lvlText w:val="%6."/>
+      <w:lvlJc w:val="left"/>
+      <w:pPr>
+        <w:tabs>
+          <w:tab w:val="num" w:pos="4320"/>
+        </w:tabs>
+        <w:ind w:left="4320" w:hanging="360"/>
+      </w:pPr>
+    </w:lvl>
+    <w:lvl w:ilvl="6" w:tentative="1">
+      <w:start w:val="1"/>
+      <w:numFmt w:val="decimal"/>
+      <w:lvlText w:val="%7."/>
+      <w:lvlJc w:val="left"/>
+      <w:pPr>
+        <w:tabs>
+          <w:tab w:val="num" w:pos="5040"/>
+        </w:tabs>
+        <w:ind w:left="5040" w:hanging="360"/>
+      </w:pPr>
+    </w:lvl>
+    <w:lvl w:ilvl="7" w:tentative="1">
+      <w:start w:val="1"/>
+      <w:numFmt w:val="decimal"/>
+      <w:lvlText w:val="%8."/>
+      <w:lvlJc w:val="left"/>
+      <w:pPr>
+        <w:tabs>
+          <w:tab w:val="num" w:pos="5760"/>
+        </w:tabs>
+        <w:ind w:left="5760" w:hanging="360"/>
+      </w:pPr>
+    </w:lvl>
+    <w:lvl w:ilvl="8" w:tentative="1">
+      <w:start w:val="1"/>
+      <w:numFmt w:val="decimal"/>
+      <w:lvlText w:val="%9."/>
+      <w:lvlJc w:val="left"/>
+      <w:pPr>
+        <w:tabs>
+          <w:tab w:val="num" w:pos="6480"/>
+        </w:tabs>
+        <w:ind w:left="6480" w:hanging="360"/>
+      </w:pPr>
+    </w:lvl>
+  </w:abstractNum>
+  <w:abstractNum w:abstractNumId="1" w15:restartNumberingAfterBreak="0">
+    <w:nsid w:val="137B1191"/>
+    <w:multiLevelType w:val="multilevel"/>
+    <w:tmpl w:val="3A1498F0"/>
+    <w:lvl w:ilvl="0">
+      <w:start w:val="1"/>
+      <w:numFmt w:val="decimal"/>
+      <w:lvlText w:val="%1."/>
+      <w:lvlJc w:val="left"/>
+      <w:pPr>
+        <w:tabs>
+          <w:tab w:val="num" w:pos="720"/>
+        </w:tabs>
+        <w:ind w:left="720" w:hanging="360"/>
+      </w:pPr>
+    </w:lvl>
+    <w:lvl w:ilvl="1" w:tentative="1">
+      <w:start w:val="1"/>
+      <w:numFmt w:val="decimal"/>
+      <w:lvlText w:val="%2."/>
+      <w:lvlJc w:val="left"/>
+      <w:pPr>
+        <w:tabs>
+          <w:tab w:val="num" w:pos="1440"/>
+        </w:tabs>
+        <w:ind w:left="1440" w:hanging="360"/>
+      </w:pPr>
+    </w:lvl>
+    <w:lvl w:ilvl="2" w:tentative="1">
+      <w:start w:val="1"/>
+      <w:numFmt w:val="decimal"/>
+      <w:lvlText w:val="%3."/>
+      <w:lvlJc w:val="left"/>
+      <w:pPr>
+        <w:tabs>
+          <w:tab w:val="num" w:pos="2160"/>
+        </w:tabs>
+        <w:ind w:left="2160" w:hanging="360"/>
+      </w:pPr>
+    </w:lvl>
+    <w:lvl w:ilvl="3" w:tentative="1">
+      <w:start w:val="1"/>
+      <w:numFmt w:val="decimal"/>
+      <w:lvlText w:val="%4."/>
+      <w:lvlJc w:val="left"/>
+      <w:pPr>
+        <w:tabs>
+          <w:tab w:val="num" w:pos="2880"/>
+        </w:tabs>
+        <w:ind w:left="2880" w:hanging="360"/>
+      </w:pPr>
+    </w:lvl>
+    <w:lvl w:ilvl="4" w:tentative="1">
+      <w:start w:val="1"/>
+      <w:numFmt w:val="decimal"/>
+      <w:lvlText w:val="%5."/>
+      <w:lvlJc w:val="left"/>
+      <w:pPr>
+        <w:tabs>
+          <w:tab w:val="num" w:pos="3600"/>
+        </w:tabs>
+        <w:ind w:left="3600" w:hanging="360"/>
+      </w:pPr>
+    </w:lvl>
+    <w:lvl w:ilvl="5" w:tentative="1">
+      <w:start w:val="1"/>
+      <w:numFmt w:val="decimal"/>
+      <w:lvlText w:val="%6."/>
+      <w:lvlJc w:val="left"/>
+      <w:pPr>
+        <w:tabs>
+          <w:tab w:val="num" w:pos="4320"/>
+        </w:tabs>
+        <w:ind w:left="4320" w:hanging="360"/>
+      </w:pPr>
+    </w:lvl>
+    <w:lvl w:ilvl="6" w:tentative="1">
+      <w:start w:val="1"/>
+      <w:numFmt w:val="decimal"/>
+      <w:lvlText w:val="%7."/>
+      <w:lvlJc w:val="left"/>
+      <w:pPr>
+        <w:tabs>
+          <w:tab w:val="num" w:pos="5040"/>
+        </w:tabs>
+        <w:ind w:left="5040" w:hanging="360"/>
+      </w:pPr>
+    </w:lvl>
+    <w:lvl w:ilvl="7" w:tentative="1">
+      <w:start w:val="1"/>
+      <w:numFmt w:val="decimal"/>
+      <w:lvlText w:val="%8."/>
+      <w:lvlJc w:val="left"/>
+      <w:pPr>
+        <w:tabs>
+          <w:tab w:val="num" w:pos="5760"/>
+        </w:tabs>
+        <w:ind w:left="5760" w:hanging="360"/>
+      </w:pPr>
+    </w:lvl>
+    <w:lvl w:ilvl="8" w:tentative="1">
+      <w:start w:val="1"/>
+      <w:numFmt w:val="decimal"/>
+      <w:lvlText w:val="%9."/>
+      <w:lvlJc w:val="left"/>
+      <w:pPr>
+        <w:tabs>
+          <w:tab w:val="num" w:pos="6480"/>
+        </w:tabs>
+        <w:ind w:left="6480" w:hanging="360"/>
+      </w:pPr>
+    </w:lvl>
+  </w:abstractNum>
+  <w:abstractNum w:abstractNumId="2" w15:restartNumberingAfterBreak="0">
+    <w:nsid w:val="2BB74CE7"/>
+    <w:multiLevelType w:val="multilevel"/>
+    <w:tmpl w:val="E306F34C"/>
+    <w:lvl w:ilvl="0">
+      <w:start w:val="3"/>
+      <w:numFmt w:val="decimal"/>
+      <w:lvlText w:val="%1."/>
+      <w:lvlJc w:val="left"/>
+      <w:pPr>
+        <w:tabs>
+          <w:tab w:val="num" w:pos="720"/>
+        </w:tabs>
+        <w:ind w:left="720" w:hanging="360"/>
+      </w:pPr>
+    </w:lvl>
+    <w:lvl w:ilvl="1" w:tentative="1">
+      <w:start w:val="1"/>
+      <w:numFmt w:val="decimal"/>
+      <w:lvlText w:val="%2."/>
+      <w:lvlJc w:val="left"/>
+      <w:pPr>
+        <w:tabs>
+          <w:tab w:val="num" w:pos="1440"/>
+        </w:tabs>
+        <w:ind w:left="1440" w:hanging="360"/>
+      </w:pPr>
+    </w:lvl>
+    <w:lvl w:ilvl="2" w:tentative="1">
+      <w:start w:val="1"/>
+      <w:numFmt w:val="decimal"/>
+      <w:lvlText w:val="%3."/>
+      <w:lvlJc w:val="left"/>
+      <w:pPr>
+        <w:tabs>
+          <w:tab w:val="num" w:pos="2160"/>
+        </w:tabs>
+        <w:ind w:left="2160" w:hanging="360"/>
+      </w:pPr>
+    </w:lvl>
+    <w:lvl w:ilvl="3" w:tentative="1">
+      <w:start w:val="1"/>
+      <w:numFmt w:val="decimal"/>
+      <w:lvlText w:val="%4."/>
+      <w:lvlJc w:val="left"/>
+      <w:pPr>
+        <w:tabs>
+          <w:tab w:val="num" w:pos="2880"/>
+        </w:tabs>
+        <w:ind w:left="2880" w:hanging="360"/>
+      </w:pPr>
+    </w:lvl>
+    <w:lvl w:ilvl="4" w:tentative="1">
+      <w:start w:val="1"/>
+      <w:numFmt w:val="decimal"/>
+      <w:lvlText w:val="%5."/>
+      <w:lvlJc w:val="left"/>
+      <w:pPr>
+        <w:tabs>
+          <w:tab w:val="num" w:pos="3600"/>
+        </w:tabs>
+        <w:ind w:left="3600" w:hanging="360"/>
+      </w:pPr>
+    </w:lvl>
+    <w:lvl w:ilvl="5" w:tentative="1">
+      <w:start w:val="1"/>
+      <w:numFmt w:val="decimal"/>
+      <w:lvlText w:val="%6."/>
+      <w:lvlJc w:val="left"/>
+      <w:pPr>
+        <w:tabs>
+          <w:tab w:val="num" w:pos="4320"/>
+        </w:tabs>
+        <w:ind w:left="4320" w:hanging="360"/>
+      </w:pPr>
+    </w:lvl>
+    <w:lvl w:ilvl="6" w:tentative="1">
+      <w:start w:val="1"/>
+      <w:numFmt w:val="decimal"/>
+      <w:lvlText w:val="%7."/>
+      <w:lvlJc w:val="left"/>
+      <w:pPr>
+        <w:tabs>
+          <w:tab w:val="num" w:pos="5040"/>
+        </w:tabs>
+        <w:ind w:left="5040" w:hanging="360"/>
+      </w:pPr>
+    </w:lvl>
+    <w:lvl w:ilvl="7" w:tentative="1">
+      <w:start w:val="1"/>
+      <w:numFmt w:val="decimal"/>
+      <w:lvlText w:val="%8."/>
+      <w:lvlJc w:val="left"/>
+      <w:pPr>
+        <w:tabs>
+          <w:tab w:val="num" w:pos="5760"/>
+        </w:tabs>
+        <w:ind w:left="5760" w:hanging="360"/>
+      </w:pPr>
+    </w:lvl>
+    <w:lvl w:ilvl="8" w:tentative="1">
+      <w:start w:val="1"/>
+      <w:numFmt w:val="decimal"/>
+      <w:lvlText w:val="%9."/>
+      <w:lvlJc w:val="left"/>
+      <w:pPr>
+        <w:tabs>
+          <w:tab w:val="num" w:pos="6480"/>
+        </w:tabs>
+        <w:ind w:left="6480" w:hanging="360"/>
+      </w:pPr>
+    </w:lvl>
+  </w:abstractNum>
+  <w:abstractNum w:abstractNumId="3" w15:restartNumberingAfterBreak="0">
+    <w:nsid w:val="3525786D"/>
+    <w:multiLevelType w:val="multilevel"/>
+    <w:tmpl w:val="69986A30"/>
+    <w:lvl w:ilvl="0">
+      <w:start w:val="1"/>
+      <w:numFmt w:val="decimal"/>
+      <w:lvlText w:val="%1."/>
+      <w:lvlJc w:val="left"/>
+      <w:pPr>
+        <w:tabs>
+          <w:tab w:val="num" w:pos="720"/>
+        </w:tabs>
+        <w:ind w:left="720" w:hanging="360"/>
+      </w:pPr>
+    </w:lvl>
+    <w:lvl w:ilvl="1" w:tentative="1">
+      <w:start w:val="1"/>
+      <w:numFmt w:val="decimal"/>
+      <w:lvlText w:val="%2."/>
+      <w:lvlJc w:val="left"/>
+      <w:pPr>
+        <w:tabs>
+          <w:tab w:val="num" w:pos="1440"/>
+        </w:tabs>
+        <w:ind w:left="1440" w:hanging="360"/>
+      </w:pPr>
+    </w:lvl>
+    <w:lvl w:ilvl="2" w:tentative="1">
+      <w:start w:val="1"/>
+      <w:numFmt w:val="decimal"/>
+      <w:lvlText w:val="%3."/>
+      <w:lvlJc w:val="left"/>
+      <w:pPr>
+        <w:tabs>
+          <w:tab w:val="num" w:pos="2160"/>
+        </w:tabs>
+        <w:ind w:left="2160" w:hanging="360"/>
+      </w:pPr>
+    </w:lvl>
+    <w:lvl w:ilvl="3" w:tentative="1">
+      <w:start w:val="1"/>
+      <w:numFmt w:val="decimal"/>
+      <w:lvlText w:val="%4."/>
+      <w:lvlJc w:val="left"/>
+      <w:pPr>
+        <w:tabs>
+          <w:tab w:val="num" w:pos="2880"/>
+        </w:tabs>
+        <w:ind w:left="2880" w:hanging="360"/>
+      </w:pPr>
+    </w:lvl>
+    <w:lvl w:ilvl="4" w:tentative="1">
+      <w:start w:val="1"/>
+      <w:numFmt w:val="decimal"/>
+      <w:lvlText w:val="%5."/>
+      <w:lvlJc w:val="left"/>
+      <w:pPr>
+        <w:tabs>
+          <w:tab w:val="num" w:pos="3600"/>
+        </w:tabs>
+        <w:ind w:left="3600" w:hanging="360"/>
+      </w:pPr>
+    </w:lvl>
+    <w:lvl w:ilvl="5" w:tentative="1">
+      <w:start w:val="1"/>
+      <w:numFmt w:val="decimal"/>
+      <w:lvlText w:val="%6."/>
+      <w:lvlJc w:val="left"/>
+      <w:pPr>
+        <w:tabs>
+          <w:tab w:val="num" w:pos="4320"/>
+        </w:tabs>
+        <w:ind w:left="4320" w:hanging="360"/>
+      </w:pPr>
+    </w:lvl>
+    <w:lvl w:ilvl="6" w:tentative="1">
+      <w:start w:val="1"/>
+      <w:numFmt w:val="decimal"/>
+      <w:lvlText w:val="%7."/>
+      <w:lvlJc w:val="left"/>
+      <w:pPr>
+        <w:tabs>
+          <w:tab w:val="num" w:pos="5040"/>
+        </w:tabs>
+        <w:ind w:left="5040" w:hanging="360"/>
+      </w:pPr>
+    </w:lvl>
+    <w:lvl w:ilvl="7" w:tentative="1">
+      <w:start w:val="1"/>
+      <w:numFmt w:val="decimal"/>
+      <w:lvlText w:val="%8."/>
+      <w:lvlJc w:val="left"/>
+      <w:pPr>
+        <w:tabs>
+          <w:tab w:val="num" w:pos="5760"/>
+        </w:tabs>
+        <w:ind w:left="5760" w:hanging="360"/>
+      </w:pPr>
+    </w:lvl>
+    <w:lvl w:ilvl="8" w:tentative="1">
+      <w:start w:val="1"/>
+      <w:numFmt w:val="decimal"/>
+      <w:lvlText w:val="%9."/>
+      <w:lvlJc w:val="left"/>
+      <w:pPr>
+        <w:tabs>
+          <w:tab w:val="num" w:pos="6480"/>
+        </w:tabs>
+        <w:ind w:left="6480" w:hanging="360"/>
+      </w:pPr>
+    </w:lvl>
+  </w:abstractNum>
+  <w:abstractNum w:abstractNumId="4" w15:restartNumberingAfterBreak="0">
+    <w:nsid w:val="3D8B387D"/>
+    <w:multiLevelType w:val="multilevel"/>
+    <w:tmpl w:val="86DAFEFA"/>
+    <w:lvl w:ilvl="0">
+      <w:start w:val="2"/>
+      <w:numFmt w:val="decimal"/>
+      <w:lvlText w:val="%1."/>
+      <w:lvlJc w:val="left"/>
+      <w:pPr>
+        <w:tabs>
+          <w:tab w:val="num" w:pos="720"/>
+        </w:tabs>
+        <w:ind w:left="720" w:hanging="360"/>
+      </w:pPr>
+    </w:lvl>
+    <w:lvl w:ilvl="1" w:tentative="1">
+      <w:start w:val="1"/>
+      <w:numFmt w:val="decimal"/>
+      <w:lvlText w:val="%2."/>
+      <w:lvlJc w:val="left"/>
+      <w:pPr>
+        <w:tabs>
+          <w:tab w:val="num" w:pos="1440"/>
+        </w:tabs>
+        <w:ind w:left="1440" w:hanging="360"/>
+      </w:pPr>
+    </w:lvl>
+    <w:lvl w:ilvl="2" w:tentative="1">
+      <w:start w:val="1"/>
+      <w:numFmt w:val="decimal"/>
+      <w:lvlText w:val="%3."/>
+      <w:lvlJc w:val="left"/>
+      <w:pPr>
+        <w:tabs>
+          <w:tab w:val="num" w:pos="2160"/>
+        </w:tabs>
+        <w:ind w:left="2160" w:hanging="360"/>
+      </w:pPr>
+    </w:lvl>
+    <w:lvl w:ilvl="3" w:tentative="1">
+      <w:start w:val="1"/>
+      <w:numFmt w:val="decimal"/>
+      <w:lvlText w:val="%4."/>
+      <w:lvlJc w:val="left"/>
+      <w:pPr>
+        <w:tabs>
+          <w:tab w:val="num" w:pos="2880"/>
+        </w:tabs>
+        <w:ind w:left="2880" w:hanging="360"/>
+      </w:pPr>
+    </w:lvl>
+    <w:lvl w:ilvl="4" w:tentative="1">
+      <w:start w:val="1"/>
+      <w:numFmt w:val="decimal"/>
+      <w:lvlText w:val="%5."/>
+      <w:lvlJc w:val="left"/>
+      <w:pPr>
+        <w:tabs>
+          <w:tab w:val="num" w:pos="3600"/>
+        </w:tabs>
+        <w:ind w:left="3600" w:hanging="360"/>
+      </w:pPr>
+    </w:lvl>
+    <w:lvl w:ilvl="5" w:tentative="1">
+      <w:start w:val="1"/>
+      <w:numFmt w:val="decimal"/>
+      <w:lvlText w:val="%6."/>
+      <w:lvlJc w:val="left"/>
+      <w:pPr>
+        <w:tabs>
+          <w:tab w:val="num" w:pos="4320"/>
+        </w:tabs>
+        <w:ind w:left="4320" w:hanging="360"/>
+      </w:pPr>
+    </w:lvl>
+    <w:lvl w:ilvl="6" w:tentative="1">
+      <w:start w:val="1"/>
+      <w:numFmt w:val="decimal"/>
+      <w:lvlText w:val="%7."/>
+      <w:lvlJc w:val="left"/>
+      <w:pPr>
+        <w:tabs>
+          <w:tab w:val="num" w:pos="5040"/>
+        </w:tabs>
+        <w:ind w:left="5040" w:hanging="360"/>
+      </w:pPr>
+    </w:lvl>
+    <w:lvl w:ilvl="7" w:tentative="1">
+      <w:start w:val="1"/>
+      <w:numFmt w:val="decimal"/>
+      <w:lvlText w:val="%8."/>
+      <w:lvlJc w:val="left"/>
+      <w:pPr>
+        <w:tabs>
+          <w:tab w:val="num" w:pos="5760"/>
+        </w:tabs>
+        <w:ind w:left="5760" w:hanging="360"/>
+      </w:pPr>
+    </w:lvl>
+    <w:lvl w:ilvl="8" w:tentative="1">
+      <w:start w:val="1"/>
+      <w:numFmt w:val="decimal"/>
+      <w:lvlText w:val="%9."/>
+      <w:lvlJc w:val="left"/>
+      <w:pPr>
+        <w:tabs>
+          <w:tab w:val="num" w:pos="6480"/>
+        </w:tabs>
+        <w:ind w:left="6480" w:hanging="360"/>
+      </w:pPr>
+    </w:lvl>
+  </w:abstractNum>
+  <w:abstractNum w:abstractNumId="5" w15:restartNumberingAfterBreak="0">
+    <w:nsid w:val="4A902C79"/>
+    <w:multiLevelType w:val="multilevel"/>
+    <w:tmpl w:val="A25C4C0A"/>
+    <w:lvl w:ilvl="0">
+      <w:start w:val="1"/>
+      <w:numFmt w:val="decimal"/>
+      <w:lvlText w:val="%1."/>
+      <w:lvlJc w:val="left"/>
+      <w:pPr>
+        <w:tabs>
+          <w:tab w:val="num" w:pos="720"/>
+        </w:tabs>
+        <w:ind w:left="720" w:hanging="360"/>
+      </w:pPr>
+    </w:lvl>
+    <w:lvl w:ilvl="1" w:tentative="1">
+      <w:start w:val="1"/>
+      <w:numFmt w:val="decimal"/>
+      <w:lvlText w:val="%2."/>
+      <w:lvlJc w:val="left"/>
+      <w:pPr>
+        <w:tabs>
+          <w:tab w:val="num" w:pos="1440"/>
+        </w:tabs>
+        <w:ind w:left="1440" w:hanging="360"/>
+      </w:pPr>
+    </w:lvl>
+    <w:lvl w:ilvl="2" w:tentative="1">
+      <w:start w:val="1"/>
+      <w:numFmt w:val="decimal"/>
+      <w:lvlText w:val="%3."/>
+      <w:lvlJc w:val="left"/>
+      <w:pPr>
+        <w:tabs>
+          <w:tab w:val="num" w:pos="2160"/>
+        </w:tabs>
+        <w:ind w:left="2160" w:hanging="360"/>
+      </w:pPr>
+    </w:lvl>
+    <w:lvl w:ilvl="3" w:tentative="1">
+      <w:start w:val="1"/>
+      <w:numFmt w:val="decimal"/>
+      <w:lvlText w:val="%4."/>
+      <w:lvlJc w:val="left"/>
+      <w:pPr>
+        <w:tabs>
+          <w:tab w:val="num" w:pos="2880"/>
+        </w:tabs>
+        <w:ind w:left="2880" w:hanging="360"/>
+      </w:pPr>
+    </w:lvl>
+    <w:lvl w:ilvl="4" w:tentative="1">
+      <w:start w:val="1"/>
+      <w:numFmt w:val="decimal"/>
+      <w:lvlText w:val="%5."/>
+      <w:lvlJc w:val="left"/>
+      <w:pPr>
+        <w:tabs>
+          <w:tab w:val="num" w:pos="3600"/>
+        </w:tabs>
+        <w:ind w:left="3600" w:hanging="360"/>
+      </w:pPr>
+    </w:lvl>
+    <w:lvl w:ilvl="5" w:tentative="1">
+      <w:start w:val="1"/>
+      <w:numFmt w:val="decimal"/>
+      <w:lvlText w:val="%6."/>
+      <w:lvlJc w:val="left"/>
+      <w:pPr>
+        <w:tabs>
+          <w:tab w:val="num" w:pos="4320"/>
+        </w:tabs>
+        <w:ind w:left="4320" w:hanging="360"/>
+      </w:pPr>
+    </w:lvl>
+    <w:lvl w:ilvl="6" w:tentative="1">
+      <w:start w:val="1"/>
+      <w:numFmt w:val="decimal"/>
+      <w:lvlText w:val="%7."/>
+      <w:lvlJc w:val="left"/>
+      <w:pPr>
+        <w:tabs>
+          <w:tab w:val="num" w:pos="5040"/>
+        </w:tabs>
+        <w:ind w:left="5040" w:hanging="360"/>
+      </w:pPr>
+    </w:lvl>
+    <w:lvl w:ilvl="7" w:tentative="1">
+      <w:start w:val="1"/>
+      <w:numFmt w:val="decimal"/>
+      <w:lvlText w:val="%8."/>
+      <w:lvlJc w:val="left"/>
+      <w:pPr>
+        <w:tabs>
+          <w:tab w:val="num" w:pos="5760"/>
+        </w:tabs>
+        <w:ind w:left="5760" w:hanging="360"/>
+      </w:pPr>
+    </w:lvl>
+    <w:lvl w:ilvl="8" w:tentative="1">
+      <w:start w:val="1"/>
+      <w:numFmt w:val="decimal"/>
+      <w:lvlText w:val="%9."/>
+      <w:lvlJc w:val="left"/>
+      <w:pPr>
+        <w:tabs>
+          <w:tab w:val="num" w:pos="6480"/>
+        </w:tabs>
+        <w:ind w:left="6480" w:hanging="360"/>
+      </w:pPr>
+    </w:lvl>
+  </w:abstractNum>
+  <w:abstractNum w:abstractNumId="6" w15:restartNumberingAfterBreak="0">
+    <w:nsid w:val="5C2C5898"/>
+    <w:multiLevelType w:val="multilevel"/>
+    <w:tmpl w:val="ED28A7A2"/>
+    <w:lvl w:ilvl="0">
+      <w:start w:val="1"/>
+      <w:numFmt w:val="bullet"/>
+      <w:lvlText w:val=""/>
+      <w:lvlJc w:val="left"/>
+      <w:pPr>
+        <w:tabs>
+          <w:tab w:val="num" w:pos="720"/>
+        </w:tabs>
+        <w:ind w:left="720" w:hanging="360"/>
+      </w:pPr>
+      <w:rPr>
+        <w:rFonts w:ascii="Symbol" w:hAnsi="Symbol" w:hint="default"/>
+        <w:sz w:val="20"/>
+      </w:rPr>
+    </w:lvl>
+    <w:lvl w:ilvl="1" w:tentative="1">
+      <w:start w:val="1"/>
+      <w:numFmt w:val="bullet"/>
+      <w:lvlText w:val="o"/>
+      <w:lvlJc w:val="left"/>
+      <w:pPr>
+        <w:tabs>
+          <w:tab w:val="num" w:pos="1440"/>
+        </w:tabs>
+        <w:ind w:left="1440" w:hanging="360"/>
+      </w:pPr>
+      <w:rPr>
+        <w:rFonts w:ascii="Courier New" w:hAnsi="Courier New" w:hint="default"/>
+        <w:sz w:val="20"/>
+      </w:rPr>
+    </w:lvl>
+    <w:lvl w:ilvl="2" w:tentative="1">
+      <w:start w:val="1"/>
+      <w:numFmt w:val="bullet"/>
+      <w:lvlText w:val=""/>
+      <w:lvlJc w:val="left"/>
+      <w:pPr>
+        <w:tabs>
+          <w:tab w:val="num" w:pos="2160"/>
+        </w:tabs>
+        <w:ind w:left="2160" w:hanging="360"/>
+      </w:pPr>
+      <w:rPr>
+        <w:rFonts w:ascii="Wingdings" w:hAnsi="Wingdings" w:hint="default"/>
+        <w:sz w:val="20"/>
+      </w:rPr>
+    </w:lvl>
+    <w:lvl w:ilvl="3" w:tentative="1">
+      <w:start w:val="1"/>
+      <w:numFmt w:val="bullet"/>
+      <w:lvlText w:val=""/>
+      <w:lvlJc w:val="left"/>
+      <w:pPr>
+        <w:tabs>
+          <w:tab w:val="num" w:pos="2880"/>
+        </w:tabs>
+        <w:ind w:left="2880" w:hanging="360"/>
+      </w:pPr>
+      <w:rPr>
+        <w:rFonts w:ascii="Wingdings" w:hAnsi="Wingdings" w:hint="default"/>
+        <w:sz w:val="20"/>
+      </w:rPr>
+    </w:lvl>
+    <w:lvl w:ilvl="4" w:tentative="1">
+      <w:start w:val="1"/>
+      <w:numFmt w:val="bullet"/>
+      <w:lvlText w:val=""/>
+      <w:lvlJc w:val="left"/>
+      <w:pPr>
+        <w:tabs>
+          <w:tab w:val="num" w:pos="3600"/>
+        </w:tabs>
+        <w:ind w:left="3600" w:hanging="360"/>
+      </w:pPr>
+      <w:rPr>
+        <w:rFonts w:ascii="Wingdings" w:hAnsi="Wingdings" w:hint="default"/>
+        <w:sz w:val="20"/>
+      </w:rPr>
+    </w:lvl>
+    <w:lvl w:ilvl="5" w:tentative="1">
+      <w:start w:val="1"/>
+      <w:numFmt w:val="bullet"/>
+      <w:lvlText w:val=""/>
+      <w:lvlJc w:val="left"/>
+      <w:pPr>
+        <w:tabs>
+          <w:tab w:val="num" w:pos="4320"/>
+        </w:tabs>
+        <w:ind w:left="4320" w:hanging="360"/>
+      </w:pPr>
+      <w:rPr>
+        <w:rFonts w:ascii="Wingdings" w:hAnsi="Wingdings" w:hint="default"/>
+        <w:sz w:val="20"/>
+      </w:rPr>
+    </w:lvl>
+    <w:lvl w:ilvl="6" w:tentative="1">
+      <w:start w:val="1"/>
+      <w:numFmt w:val="bullet"/>
+      <w:lvlText w:val=""/>
+      <w:lvlJc w:val="left"/>
+      <w:pPr>
+        <w:tabs>
+          <w:tab w:val="num" w:pos="5040"/>
+        </w:tabs>
+        <w:ind w:left="5040" w:hanging="360"/>
+      </w:pPr>
+      <w:rPr>
+        <w:rFonts w:ascii="Wingdings" w:hAnsi="Wingdings" w:hint="default"/>
+        <w:sz w:val="20"/>
+      </w:rPr>
+    </w:lvl>
+    <w:lvl w:ilvl="7" w:tentative="1">
+      <w:start w:val="1"/>
+      <w:numFmt w:val="bullet"/>
+      <w:lvlText w:val=""/>
+      <w:lvlJc w:val="left"/>
+      <w:pPr>
+        <w:tabs>
+          <w:tab w:val="num" w:pos="5760"/>
+        </w:tabs>
+        <w:ind w:left="5760" w:hanging="360"/>
+      </w:pPr>
+      <w:rPr>
+        <w:rFonts w:ascii="Wingdings" w:hAnsi="Wingdings" w:hint="default"/>
+        <w:sz w:val="20"/>
+      </w:rPr>
+    </w:lvl>
+    <w:lvl w:ilvl="8" w:tentative="1">
+      <w:start w:val="1"/>
+      <w:numFmt w:val="bullet"/>
+      <w:lvlText w:val=""/>
+      <w:lvlJc w:val="left"/>
+      <w:pPr>
+        <w:tabs>
+          <w:tab w:val="num" w:pos="6480"/>
+        </w:tabs>
+        <w:ind w:left="6480" w:hanging="360"/>
+      </w:pPr>
+      <w:rPr>
+        <w:rFonts w:ascii="Wingdings" w:hAnsi="Wingdings" w:hint="default"/>
+        <w:sz w:val="20"/>
+      </w:rPr>
+    </w:lvl>
+  </w:abstractNum>
+  <w:abstractNum w:abstractNumId="7" w15:restartNumberingAfterBreak="0">
+    <w:nsid w:val="7F581865"/>
+    <w:multiLevelType w:val="multilevel"/>
+    <w:tmpl w:val="3AC26C6C"/>
+    <w:lvl w:ilvl="0">
+      <w:start w:val="5"/>
+      <w:numFmt w:val="decimal"/>
+      <w:lvlText w:val="%1."/>
+      <w:lvlJc w:val="left"/>
+      <w:pPr>
+        <w:tabs>
+          <w:tab w:val="num" w:pos="720"/>
+        </w:tabs>
+        <w:ind w:left="720" w:hanging="360"/>
+      </w:pPr>
+    </w:lvl>
+    <w:lvl w:ilvl="1" w:tentative="1">
+      <w:start w:val="1"/>
+      <w:numFmt w:val="decimal"/>
+      <w:lvlText w:val="%2."/>
+      <w:lvlJc w:val="left"/>
+      <w:pPr>
+        <w:tabs>
+          <w:tab w:val="num" w:pos="1440"/>
+        </w:tabs>
+        <w:ind w:left="1440" w:hanging="360"/>
+      </w:pPr>
+    </w:lvl>
+    <w:lvl w:ilvl="2" w:tentative="1">
+      <w:start w:val="1"/>
+      <w:numFmt w:val="decimal"/>
+      <w:lvlText w:val="%3."/>
+      <w:lvlJc w:val="left"/>
+      <w:pPr>
+        <w:tabs>
+          <w:tab w:val="num" w:pos="2160"/>
+        </w:tabs>
+        <w:ind w:left="2160" w:hanging="360"/>
+      </w:pPr>
+    </w:lvl>
+    <w:lvl w:ilvl="3" w:tentative="1">
+      <w:start w:val="1"/>
+      <w:numFmt w:val="decimal"/>
+      <w:lvlText w:val="%4."/>
+      <w:lvlJc w:val="left"/>
+      <w:pPr>
+        <w:tabs>
+          <w:tab w:val="num" w:pos="2880"/>
+        </w:tabs>
+        <w:ind w:left="2880" w:hanging="360"/>
+      </w:pPr>
+    </w:lvl>
+    <w:lvl w:ilvl="4" w:tentative="1">
+      <w:start w:val="1"/>
+      <w:numFmt w:val="decimal"/>
+      <w:lvlText w:val="%5."/>
+      <w:lvlJc w:val="left"/>
+      <w:pPr>
+        <w:tabs>
+          <w:tab w:val="num" w:pos="3600"/>
+        </w:tabs>
+        <w:ind w:left="3600" w:hanging="360"/>
+      </w:pPr>
+    </w:lvl>
+    <w:lvl w:ilvl="5" w:tentative="1">
+      <w:start w:val="1"/>
+      <w:numFmt w:val="decimal"/>
+      <w:lvlText w:val="%6."/>
+      <w:lvlJc w:val="left"/>
+      <w:pPr>
+        <w:tabs>
+          <w:tab w:val="num" w:pos="4320"/>
+        </w:tabs>
+        <w:ind w:left="4320" w:hanging="360"/>
+      </w:pPr>
+    </w:lvl>
+    <w:lvl w:ilvl="6" w:tentative="1">
+      <w:start w:val="1"/>
+      <w:numFmt w:val="decimal"/>
+      <w:lvlText w:val="%7."/>
+      <w:lvlJc w:val="left"/>
+      <w:pPr>
+        <w:tabs>
+          <w:tab w:val="num" w:pos="5040"/>
+        </w:tabs>
+        <w:ind w:left="5040" w:hanging="360"/>
+      </w:pPr>
+    </w:lvl>
+    <w:lvl w:ilvl="7" w:tentative="1">
+      <w:start w:val="1"/>
+      <w:numFmt w:val="decimal"/>
+      <w:lvlText w:val="%8."/>
+      <w:lvlJc w:val="left"/>
+      <w:pPr>
+        <w:tabs>
+          <w:tab w:val="num" w:pos="5760"/>
+        </w:tabs>
+        <w:ind w:left="5760" w:hanging="360"/>
+      </w:pPr>
+    </w:lvl>
+    <w:lvl w:ilvl="8" w:tentative="1">
+      <w:start w:val="1"/>
+      <w:numFmt w:val="decimal"/>
+      <w:lvlText w:val="%9."/>
+      <w:lvlJc w:val="left"/>
+      <w:pPr>
+        <w:tabs>
+          <w:tab w:val="num" w:pos="6480"/>
+        </w:tabs>
+        <w:ind w:left="6480" w:hanging="360"/>
+      </w:pPr>
+    </w:lvl>
+  </w:abstractNum>
+  <w:num w:numId="1" w16cid:durableId="1636914744">
+    <w:abstractNumId w:val="1"/>
+  </w:num>
+  <w:num w:numId="2" w16cid:durableId="1379164020">
+    <w:abstractNumId w:val="5"/>
+  </w:num>
+  <w:num w:numId="3" w16cid:durableId="405343888">
+    <w:abstractNumId w:val="3"/>
+  </w:num>
+  <w:num w:numId="4" w16cid:durableId="893348963">
+    <w:abstractNumId w:val="4"/>
+  </w:num>
+  <w:num w:numId="5" w16cid:durableId="448739793">
+    <w:abstractNumId w:val="2"/>
+  </w:num>
+  <w:num w:numId="6" w16cid:durableId="2124223423">
+    <w:abstractNumId w:val="0"/>
+  </w:num>
+  <w:num w:numId="7" w16cid:durableId="2020622292">
+    <w:abstractNumId w:val="7"/>
+  </w:num>
+  <w:num w:numId="8" w16cid:durableId="850069342">
+    <w:abstractNumId w:val="6"/>
+  </w:num>
+</w:numbering>
 </file>
 
 <file path=word/styles.xml><?xml version="1.0" encoding="utf-8"?>

--- a/cgw/cgw_2[var11].docx
+++ b/cgw/cgw_2[var11].docx
@@ -4,68 +4,689 @@
   <w:body>
     <w:p>
       <w:pPr>
-        <w:spacing w:after="0" w:line="360" w:lineRule="auto"/>
-        <w:outlineLvl w:val="0"/>
-        <w:rPr>
-          <w:rFonts w:ascii="Times New Roman" w:eastAsia="Times New Roman" w:hAnsi="Times New Roman" w:cs="Times New Roman"/>
-          <w:b/>
-          <w:bCs/>
-          <w:kern w:val="36"/>
-          <w:sz w:val="32"/>
-          <w:szCs w:val="32"/>
-          <w:lang w:eastAsia="ru-RU"/>
-          <w14:ligatures w14:val="none"/>
-        </w:rPr>
-      </w:pPr>
-      <w:r>
-        <w:rPr>
-          <w:rFonts w:ascii="Times New Roman" w:eastAsia="Times New Roman" w:hAnsi="Times New Roman" w:cs="Times New Roman"/>
-          <w:b/>
-          <w:bCs/>
-          <w:kern w:val="36"/>
-          <w:sz w:val="32"/>
-          <w:szCs w:val="32"/>
-          <w:lang w:eastAsia="ru-RU"/>
-          <w14:ligatures w14:val="none"/>
-        </w:rPr>
-        <w:t>Работа №2</w:t>
-      </w:r>
-    </w:p>
-    <w:p>
-      <w:pPr>
-        <w:spacing w:after="0" w:line="360" w:lineRule="auto"/>
+        <w:spacing w:after="0" w:line="240" w:lineRule="auto"/>
+        <w:jc w:val="center"/>
+        <w:rPr>
+          <w:rFonts w:ascii="Times New Roman" w:hAnsi="Times New Roman" w:cs="Times New Roman"/>
+          <w:sz w:val="28"/>
+          <w:szCs w:val="28"/>
+        </w:rPr>
+      </w:pPr>
+      <w:r>
+        <w:rPr>
+          <w:rFonts w:ascii="Times New Roman" w:hAnsi="Times New Roman" w:cs="Times New Roman"/>
+          <w:sz w:val="28"/>
+          <w:szCs w:val="28"/>
+        </w:rPr>
+        <w:t>Министерство образования и науки Российской Федерации</w:t>
+      </w:r>
+    </w:p>
+    <w:p>
+      <w:pPr>
+        <w:spacing w:after="0" w:line="240" w:lineRule="auto"/>
+        <w:jc w:val="center"/>
+        <w:rPr>
+          <w:rFonts w:ascii="Times New Roman" w:hAnsi="Times New Roman" w:cs="Times New Roman"/>
+          <w:sz w:val="28"/>
+          <w:szCs w:val="28"/>
+        </w:rPr>
+      </w:pPr>
+      <w:r>
+        <w:rPr>
+          <w:rFonts w:ascii="Times New Roman" w:hAnsi="Times New Roman" w:cs="Times New Roman"/>
+          <w:sz w:val="28"/>
+          <w:szCs w:val="28"/>
+        </w:rPr>
+        <w:t>Федеральное государственное бюджетное образовательное учреждение</w:t>
+      </w:r>
+    </w:p>
+    <w:p>
+      <w:pPr>
+        <w:spacing w:after="0" w:line="240" w:lineRule="auto"/>
+        <w:jc w:val="center"/>
+        <w:rPr>
+          <w:rFonts w:ascii="Times New Roman" w:hAnsi="Times New Roman" w:cs="Times New Roman"/>
+          <w:sz w:val="28"/>
+          <w:szCs w:val="28"/>
+        </w:rPr>
+      </w:pPr>
+      <w:r>
+        <w:rPr>
+          <w:rFonts w:ascii="Times New Roman" w:hAnsi="Times New Roman" w:cs="Times New Roman"/>
+          <w:sz w:val="28"/>
+          <w:szCs w:val="28"/>
+        </w:rPr>
+        <w:t>высшего профессионального образования</w:t>
+      </w:r>
+    </w:p>
+    <w:p>
+      <w:pPr>
+        <w:spacing w:after="0" w:line="240" w:lineRule="auto"/>
+        <w:jc w:val="center"/>
+        <w:rPr>
+          <w:rFonts w:ascii="Times New Roman" w:hAnsi="Times New Roman" w:cs="Times New Roman"/>
+          <w:sz w:val="28"/>
+          <w:szCs w:val="28"/>
+        </w:rPr>
+      </w:pPr>
+      <w:r>
+        <w:rPr>
+          <w:rFonts w:ascii="Times New Roman" w:hAnsi="Times New Roman" w:cs="Times New Roman"/>
+          <w:sz w:val="28"/>
+          <w:szCs w:val="28"/>
+        </w:rPr>
+        <w:t>«САНКТ-ПЕТЕРБУРГСКИЙ ГОСУДАРСТВЕННЫЙ МОРСКОЙ</w:t>
+      </w:r>
+    </w:p>
+    <w:p>
+      <w:pPr>
+        <w:spacing w:after="0" w:line="240" w:lineRule="auto"/>
+        <w:jc w:val="center"/>
+        <w:rPr>
+          <w:rFonts w:ascii="Times New Roman" w:hAnsi="Times New Roman" w:cs="Times New Roman"/>
+          <w:sz w:val="28"/>
+          <w:szCs w:val="28"/>
+        </w:rPr>
+      </w:pPr>
+      <w:r>
+        <w:rPr>
+          <w:rFonts w:ascii="Times New Roman" w:hAnsi="Times New Roman" w:cs="Times New Roman"/>
+          <w:sz w:val="28"/>
+          <w:szCs w:val="28"/>
+        </w:rPr>
+        <w:t>ТЕХНИЧЕСКИЙ УНИВЕРСИТЕТ»</w:t>
+      </w:r>
+    </w:p>
+    <w:p>
+      <w:pPr>
+        <w:spacing w:after="0" w:line="240" w:lineRule="auto"/>
+        <w:jc w:val="center"/>
+        <w:rPr>
+          <w:rFonts w:ascii="Times New Roman" w:hAnsi="Times New Roman" w:cs="Times New Roman"/>
+          <w:sz w:val="28"/>
+          <w:szCs w:val="28"/>
+        </w:rPr>
+      </w:pPr>
+      <w:r>
+        <w:rPr>
+          <w:rFonts w:ascii="Times New Roman" w:hAnsi="Times New Roman" w:cs="Times New Roman"/>
+          <w:sz w:val="28"/>
+          <w:szCs w:val="28"/>
+        </w:rPr>
+        <w:t>Кафедра вычислительной техники и информационных технологий</w:t>
+      </w:r>
+    </w:p>
+    <w:p>
+      <w:pPr>
+        <w:spacing w:after="0" w:line="240" w:lineRule="auto"/>
+        <w:jc w:val="center"/>
+        <w:rPr>
+          <w:rFonts w:ascii="Times New Roman" w:hAnsi="Times New Roman" w:cs="Times New Roman"/>
+          <w:sz w:val="28"/>
+          <w:szCs w:val="28"/>
+        </w:rPr>
+      </w:pPr>
+    </w:p>
+    <w:p>
+      <w:pPr>
+        <w:spacing w:after="0" w:line="240" w:lineRule="auto"/>
+        <w:jc w:val="center"/>
+        <w:rPr>
+          <w:rFonts w:ascii="Times New Roman" w:hAnsi="Times New Roman" w:cs="Times New Roman"/>
+          <w:sz w:val="28"/>
+          <w:szCs w:val="28"/>
+        </w:rPr>
+      </w:pPr>
+    </w:p>
+    <w:p>
+      <w:pPr>
+        <w:spacing w:after="0" w:line="240" w:lineRule="auto"/>
+        <w:jc w:val="center"/>
+        <w:rPr>
+          <w:rFonts w:ascii="Times New Roman" w:hAnsi="Times New Roman" w:cs="Times New Roman"/>
+          <w:sz w:val="28"/>
+          <w:szCs w:val="28"/>
+        </w:rPr>
+      </w:pPr>
+    </w:p>
+    <w:p>
+      <w:pPr>
+        <w:spacing w:after="0" w:line="240" w:lineRule="auto"/>
+        <w:jc w:val="center"/>
+        <w:rPr>
+          <w:rFonts w:ascii="Times New Roman" w:hAnsi="Times New Roman" w:cs="Times New Roman"/>
+          <w:sz w:val="28"/>
+          <w:szCs w:val="28"/>
+        </w:rPr>
+      </w:pPr>
+    </w:p>
+    <w:p>
+      <w:pPr>
+        <w:spacing w:after="0" w:line="240" w:lineRule="auto"/>
+        <w:jc w:val="center"/>
+        <w:rPr>
+          <w:rFonts w:ascii="Times New Roman" w:hAnsi="Times New Roman" w:cs="Times New Roman"/>
+          <w:sz w:val="28"/>
+          <w:szCs w:val="28"/>
+        </w:rPr>
+      </w:pPr>
+    </w:p>
+    <w:p>
+      <w:pPr>
+        <w:spacing w:after="0" w:line="240" w:lineRule="auto"/>
+        <w:jc w:val="center"/>
+        <w:rPr>
+          <w:rFonts w:ascii="Times New Roman" w:hAnsi="Times New Roman" w:cs="Times New Roman"/>
+          <w:sz w:val="28"/>
+          <w:szCs w:val="28"/>
+        </w:rPr>
+      </w:pPr>
+    </w:p>
+    <w:p>
+      <w:pPr>
+        <w:spacing w:after="0" w:line="240" w:lineRule="auto"/>
+        <w:jc w:val="center"/>
+        <w:rPr>
+          <w:rFonts w:ascii="Times New Roman" w:hAnsi="Times New Roman" w:cs="Times New Roman"/>
+          <w:sz w:val="28"/>
+          <w:szCs w:val="28"/>
+        </w:rPr>
+      </w:pPr>
+    </w:p>
+    <w:p>
+      <w:pPr>
+        <w:spacing w:after="0" w:line="240" w:lineRule="auto"/>
+        <w:jc w:val="center"/>
+        <w:rPr>
+          <w:rFonts w:ascii="Times New Roman" w:hAnsi="Times New Roman" w:cs="Times New Roman"/>
+          <w:sz w:val="28"/>
+          <w:szCs w:val="28"/>
+        </w:rPr>
+      </w:pPr>
+    </w:p>
+    <w:p>
+      <w:pPr>
+        <w:spacing w:after="0" w:line="240" w:lineRule="auto"/>
+        <w:jc w:val="center"/>
         <w:rPr>
           <w:rFonts w:ascii="Times New Roman" w:hAnsi="Times New Roman" w:cs="Times New Roman"/>
           <w:b/>
           <w:bCs/>
-          <w:lang w:eastAsia="ru-RU"/>
-        </w:rPr>
-      </w:pPr>
-      <w:r>
-        <w:rPr>
-          <w:rFonts w:ascii="Times New Roman" w:eastAsia="Times New Roman" w:hAnsi="Times New Roman" w:cs="Times New Roman"/>
+          <w:sz w:val="32"/>
+          <w:szCs w:val="32"/>
+        </w:rPr>
+      </w:pPr>
+      <w:r>
+        <w:rPr>
+          <w:rFonts w:ascii="Times New Roman" w:hAnsi="Times New Roman" w:cs="Times New Roman"/>
           <w:b/>
           <w:bCs/>
-          <w:noProof/>
-          <w:kern w:val="36"/>
           <w:sz w:val="32"/>
           <w:szCs w:val="32"/>
-          <w:lang w:eastAsia="ru-RU"/>
-          <w14:ligatures w14:val="none"/>
-        </w:rPr>
+        </w:rPr>
+        <w:t>ОТЧЁТ</w:t>
+      </w:r>
+    </w:p>
+    <w:p>
+      <w:pPr>
+        <w:spacing w:after="0" w:line="240" w:lineRule="auto"/>
+        <w:jc w:val="center"/>
+        <w:rPr>
+          <w:rFonts w:ascii="Times New Roman" w:hAnsi="Times New Roman" w:cs="Times New Roman"/>
+          <w:b/>
+          <w:bCs/>
+          <w:sz w:val="32"/>
+          <w:szCs w:val="32"/>
+        </w:rPr>
+      </w:pPr>
+      <w:r>
+        <w:rPr>
+          <w:rFonts w:ascii="Times New Roman" w:hAnsi="Times New Roman" w:cs="Times New Roman"/>
+          <w:b/>
+          <w:bCs/>
+          <w:sz w:val="32"/>
+          <w:szCs w:val="32"/>
+        </w:rPr>
+        <w:t>о выполнении РГР</w:t>
+      </w:r>
+      <w:r>
+        <w:rPr>
+          <w:rFonts w:ascii="Times New Roman" w:hAnsi="Times New Roman" w:cs="Times New Roman"/>
+          <w:b/>
+          <w:bCs/>
+          <w:sz w:val="32"/>
+          <w:szCs w:val="32"/>
+        </w:rPr>
+        <w:t xml:space="preserve"> №2</w:t>
+      </w:r>
+    </w:p>
+    <w:p>
+      <w:pPr>
+        <w:spacing w:after="0" w:line="240" w:lineRule="auto"/>
+        <w:jc w:val="center"/>
+        <w:rPr>
+          <w:rFonts w:ascii="Times New Roman" w:hAnsi="Times New Roman" w:cs="Times New Roman"/>
+          <w:b/>
+          <w:bCs/>
+          <w:sz w:val="32"/>
+          <w:szCs w:val="32"/>
+        </w:rPr>
+      </w:pPr>
+      <w:r>
+        <w:rPr>
+          <w:rFonts w:ascii="Times New Roman" w:hAnsi="Times New Roman" w:cs="Times New Roman"/>
+          <w:b/>
+          <w:bCs/>
+          <w:sz w:val="32"/>
+          <w:szCs w:val="32"/>
+        </w:rPr>
+        <w:t>по дисциплине</w:t>
+      </w:r>
+    </w:p>
+    <w:p>
+      <w:pPr>
+        <w:spacing w:after="240" w:line="240" w:lineRule="auto"/>
+        <w:jc w:val="center"/>
+        <w:rPr>
+          <w:rFonts w:ascii="Times New Roman" w:hAnsi="Times New Roman" w:cs="Times New Roman"/>
+          <w:b/>
+          <w:bCs/>
+          <w:sz w:val="32"/>
+          <w:szCs w:val="32"/>
+        </w:rPr>
+      </w:pPr>
+      <w:r>
+        <w:rPr>
+          <w:rFonts w:ascii="Times New Roman" w:hAnsi="Times New Roman" w:cs="Times New Roman"/>
+          <w:b/>
+          <w:bCs/>
+          <w:sz w:val="32"/>
+          <w:szCs w:val="32"/>
+        </w:rPr>
+        <w:t>«Электротехника»</w:t>
+      </w:r>
+    </w:p>
+    <w:p>
+      <w:pPr>
+        <w:spacing w:after="240" w:line="240" w:lineRule="auto"/>
+        <w:jc w:val="center"/>
+        <w:rPr>
+          <w:rFonts w:ascii="Times New Roman" w:hAnsi="Times New Roman" w:cs="Times New Roman"/>
+          <w:b/>
+          <w:bCs/>
+          <w:sz w:val="28"/>
+          <w:szCs w:val="28"/>
+        </w:rPr>
+      </w:pPr>
+    </w:p>
+    <w:p>
+      <w:pPr>
+        <w:spacing w:after="240" w:line="240" w:lineRule="auto"/>
+        <w:jc w:val="center"/>
+        <w:rPr>
+          <w:rFonts w:ascii="Times New Roman" w:hAnsi="Times New Roman" w:cs="Times New Roman"/>
+          <w:b/>
+          <w:bCs/>
+          <w:sz w:val="28"/>
+          <w:szCs w:val="28"/>
+        </w:rPr>
+      </w:pPr>
+    </w:p>
+    <w:p>
+      <w:pPr>
+        <w:spacing w:after="240" w:line="240" w:lineRule="auto"/>
+        <w:jc w:val="center"/>
+        <w:rPr>
+          <w:rFonts w:ascii="Times New Roman" w:hAnsi="Times New Roman" w:cs="Times New Roman"/>
+          <w:b/>
+          <w:bCs/>
+          <w:sz w:val="28"/>
+          <w:szCs w:val="28"/>
+        </w:rPr>
+      </w:pPr>
+    </w:p>
+    <w:p>
+      <w:pPr>
+        <w:spacing w:after="240" w:line="240" w:lineRule="auto"/>
+        <w:jc w:val="center"/>
+        <w:rPr>
+          <w:rFonts w:ascii="Times New Roman" w:hAnsi="Times New Roman" w:cs="Times New Roman"/>
+          <w:b/>
+          <w:bCs/>
+          <w:sz w:val="28"/>
+          <w:szCs w:val="28"/>
+        </w:rPr>
+      </w:pPr>
+    </w:p>
+    <w:p>
+      <w:pPr>
+        <w:spacing w:after="0" w:line="240" w:lineRule="auto"/>
+        <w:jc w:val="right"/>
+        <w:rPr>
+          <w:rFonts w:ascii="Times New Roman" w:hAnsi="Times New Roman" w:cs="Times New Roman"/>
+          <w:b/>
+          <w:bCs/>
+          <w:sz w:val="32"/>
+          <w:szCs w:val="32"/>
+        </w:rPr>
+      </w:pPr>
+      <w:r>
+        <w:rPr>
+          <w:rFonts w:ascii="Times New Roman" w:hAnsi="Times New Roman" w:cs="Times New Roman"/>
+          <w:b/>
+          <w:bCs/>
+          <w:sz w:val="32"/>
+          <w:szCs w:val="32"/>
+        </w:rPr>
+        <w:t>Работу выполнил</w:t>
+      </w:r>
+    </w:p>
+    <w:p>
+      <w:pPr>
+        <w:spacing w:after="0" w:line="240" w:lineRule="auto"/>
+        <w:jc w:val="right"/>
+        <w:rPr>
+          <w:rFonts w:ascii="Times New Roman" w:hAnsi="Times New Roman" w:cs="Times New Roman"/>
+          <w:b/>
+          <w:bCs/>
+          <w:sz w:val="32"/>
+          <w:szCs w:val="32"/>
+        </w:rPr>
+      </w:pPr>
+      <w:r>
+        <w:rPr>
+          <w:rFonts w:ascii="Times New Roman" w:hAnsi="Times New Roman" w:cs="Times New Roman"/>
+          <w:b/>
+          <w:bCs/>
+          <w:sz w:val="32"/>
+          <w:szCs w:val="32"/>
+        </w:rPr>
+        <w:t>Студент группы 20250</w:t>
+      </w:r>
+    </w:p>
+    <w:p>
+      <w:pPr>
+        <w:spacing w:after="0" w:line="240" w:lineRule="auto"/>
+        <w:jc w:val="right"/>
+        <w:rPr>
+          <w:rFonts w:ascii="Times New Roman" w:hAnsi="Times New Roman" w:cs="Times New Roman"/>
+          <w:b/>
+          <w:bCs/>
+          <w:sz w:val="32"/>
+          <w:szCs w:val="32"/>
+        </w:rPr>
+      </w:pPr>
+      <w:r>
+        <w:rPr>
+          <w:rFonts w:ascii="Times New Roman" w:hAnsi="Times New Roman" w:cs="Times New Roman"/>
+          <w:b/>
+          <w:bCs/>
+          <w:sz w:val="32"/>
+          <w:szCs w:val="32"/>
+        </w:rPr>
+        <w:t>Осипов М. Д.</w:t>
+      </w:r>
+    </w:p>
+    <w:p>
+      <w:pPr>
+        <w:spacing w:after="0" w:line="240" w:lineRule="auto"/>
+        <w:rPr>
+          <w:rFonts w:ascii="Times New Roman" w:hAnsi="Times New Roman" w:cs="Times New Roman"/>
+          <w:b/>
+          <w:bCs/>
+          <w:sz w:val="28"/>
+          <w:szCs w:val="28"/>
+        </w:rPr>
+      </w:pPr>
+    </w:p>
+    <w:p>
+      <w:pPr>
+        <w:spacing w:after="0" w:line="240" w:lineRule="auto"/>
+        <w:rPr>
+          <w:rFonts w:ascii="Times New Roman" w:hAnsi="Times New Roman" w:cs="Times New Roman"/>
+          <w:b/>
+          <w:bCs/>
+          <w:sz w:val="28"/>
+          <w:szCs w:val="28"/>
+        </w:rPr>
+      </w:pPr>
+    </w:p>
+    <w:p>
+      <w:pPr>
+        <w:spacing w:after="0" w:line="240" w:lineRule="auto"/>
+        <w:rPr>
+          <w:rFonts w:ascii="Times New Roman" w:hAnsi="Times New Roman" w:cs="Times New Roman"/>
+          <w:b/>
+          <w:bCs/>
+          <w:sz w:val="28"/>
+          <w:szCs w:val="28"/>
+        </w:rPr>
+      </w:pPr>
+    </w:p>
+    <w:p>
+      <w:pPr>
+        <w:spacing w:after="0" w:line="240" w:lineRule="auto"/>
+        <w:rPr>
+          <w:rFonts w:ascii="Times New Roman" w:hAnsi="Times New Roman" w:cs="Times New Roman"/>
+          <w:b/>
+          <w:bCs/>
+          <w:sz w:val="28"/>
+          <w:szCs w:val="28"/>
+        </w:rPr>
+      </w:pPr>
+    </w:p>
+    <w:p>
+      <w:pPr>
+        <w:spacing w:after="0" w:line="240" w:lineRule="auto"/>
+        <w:rPr>
+          <w:rFonts w:ascii="Times New Roman" w:hAnsi="Times New Roman" w:cs="Times New Roman"/>
+          <w:b/>
+          <w:bCs/>
+          <w:sz w:val="28"/>
+          <w:szCs w:val="28"/>
+        </w:rPr>
+      </w:pPr>
+    </w:p>
+    <w:p>
+      <w:pPr>
+        <w:spacing w:after="0" w:line="240" w:lineRule="auto"/>
+        <w:rPr>
+          <w:rFonts w:ascii="Times New Roman" w:hAnsi="Times New Roman" w:cs="Times New Roman"/>
+          <w:b/>
+          <w:bCs/>
+          <w:sz w:val="28"/>
+          <w:szCs w:val="28"/>
+        </w:rPr>
+      </w:pPr>
+    </w:p>
+    <w:p>
+      <w:pPr>
+        <w:spacing w:after="0" w:line="240" w:lineRule="auto"/>
+        <w:rPr>
+          <w:rFonts w:ascii="Times New Roman" w:hAnsi="Times New Roman" w:cs="Times New Roman"/>
+          <w:b/>
+          <w:bCs/>
+          <w:sz w:val="28"/>
+          <w:szCs w:val="28"/>
+        </w:rPr>
+      </w:pPr>
+    </w:p>
+    <w:p>
+      <w:pPr>
+        <w:spacing w:after="0" w:line="240" w:lineRule="auto"/>
+        <w:rPr>
+          <w:rFonts w:ascii="Times New Roman" w:hAnsi="Times New Roman" w:cs="Times New Roman"/>
+          <w:b/>
+          <w:bCs/>
+          <w:sz w:val="28"/>
+          <w:szCs w:val="28"/>
+        </w:rPr>
+      </w:pPr>
+    </w:p>
+    <w:p>
+      <w:pPr>
+        <w:spacing w:after="0" w:line="240" w:lineRule="auto"/>
+        <w:rPr>
+          <w:rFonts w:ascii="Times New Roman" w:hAnsi="Times New Roman" w:cs="Times New Roman"/>
+          <w:b/>
+          <w:bCs/>
+          <w:sz w:val="28"/>
+          <w:szCs w:val="28"/>
+        </w:rPr>
+      </w:pPr>
+    </w:p>
+    <w:p>
+      <w:pPr>
+        <w:spacing w:after="0" w:line="240" w:lineRule="auto"/>
+        <w:rPr>
+          <w:rFonts w:ascii="Times New Roman" w:hAnsi="Times New Roman" w:cs="Times New Roman"/>
+          <w:sz w:val="28"/>
+          <w:szCs w:val="28"/>
+        </w:rPr>
+      </w:pPr>
+    </w:p>
+    <w:p>
+      <w:pPr>
+        <w:spacing w:after="0" w:line="240" w:lineRule="auto"/>
+        <w:rPr>
+          <w:rFonts w:ascii="Times New Roman" w:hAnsi="Times New Roman" w:cs="Times New Roman"/>
+          <w:sz w:val="28"/>
+          <w:szCs w:val="28"/>
+        </w:rPr>
+      </w:pPr>
+    </w:p>
+    <w:p>
+      <w:pPr>
+        <w:spacing w:after="0" w:line="240" w:lineRule="auto"/>
+        <w:rPr>
+          <w:rFonts w:ascii="Times New Roman" w:hAnsi="Times New Roman" w:cs="Times New Roman"/>
+          <w:sz w:val="28"/>
+          <w:szCs w:val="28"/>
+        </w:rPr>
+      </w:pPr>
+    </w:p>
+    <w:p>
+      <w:pPr>
+        <w:spacing w:after="0" w:line="240" w:lineRule="auto"/>
+        <w:rPr>
+          <w:rFonts w:ascii="Times New Roman" w:hAnsi="Times New Roman" w:cs="Times New Roman"/>
+          <w:sz w:val="28"/>
+          <w:szCs w:val="28"/>
+        </w:rPr>
+      </w:pPr>
+    </w:p>
+    <w:p>
+      <w:pPr>
+        <w:spacing w:after="0" w:line="240" w:lineRule="auto"/>
+        <w:rPr>
+          <w:rFonts w:ascii="Times New Roman" w:hAnsi="Times New Roman" w:cs="Times New Roman"/>
+          <w:sz w:val="28"/>
+          <w:szCs w:val="28"/>
+        </w:rPr>
+      </w:pPr>
+    </w:p>
+    <w:p>
+      <w:pPr>
+        <w:spacing w:after="0" w:line="240" w:lineRule="auto"/>
+        <w:rPr>
+          <w:rFonts w:ascii="Times New Roman" w:hAnsi="Times New Roman" w:cs="Times New Roman"/>
+          <w:sz w:val="28"/>
+          <w:szCs w:val="28"/>
+        </w:rPr>
+      </w:pPr>
+    </w:p>
+    <w:p>
+      <w:pPr>
+        <w:spacing w:after="0" w:line="240" w:lineRule="auto"/>
+        <w:rPr>
+          <w:rFonts w:ascii="Times New Roman" w:hAnsi="Times New Roman" w:cs="Times New Roman"/>
+          <w:sz w:val="28"/>
+          <w:szCs w:val="28"/>
+        </w:rPr>
+      </w:pPr>
+    </w:p>
+    <w:p>
+      <w:pPr>
+        <w:spacing w:after="0" w:line="240" w:lineRule="auto"/>
+        <w:jc w:val="center"/>
+        <w:rPr>
+          <w:rFonts w:ascii="Times New Roman" w:hAnsi="Times New Roman" w:cs="Times New Roman"/>
+          <w:sz w:val="28"/>
+          <w:szCs w:val="28"/>
+        </w:rPr>
+      </w:pPr>
+    </w:p>
+    <w:p>
+      <w:pPr>
+        <w:spacing w:after="0" w:line="240" w:lineRule="auto"/>
+        <w:jc w:val="center"/>
+        <w:rPr>
+          <w:rFonts w:ascii="Times New Roman" w:hAnsi="Times New Roman" w:cs="Times New Roman"/>
+          <w:sz w:val="28"/>
+          <w:szCs w:val="28"/>
+        </w:rPr>
+      </w:pPr>
+      <w:r>
+        <w:rPr>
+          <w:rFonts w:ascii="Times New Roman" w:hAnsi="Times New Roman" w:cs="Times New Roman"/>
+          <w:sz w:val="28"/>
+          <w:szCs w:val="28"/>
+        </w:rPr>
+        <w:t>Санкт-Петербург</w:t>
+      </w:r>
+    </w:p>
+    <w:p>
+      <w:pPr>
+        <w:spacing w:after="0" w:line="240" w:lineRule="auto"/>
+        <w:jc w:val="center"/>
+        <w:rPr>
+          <w:rFonts w:ascii="Times New Roman" w:hAnsi="Times New Roman" w:cs="Times New Roman"/>
+          <w:sz w:val="28"/>
+          <w:szCs w:val="28"/>
+        </w:rPr>
+      </w:pPr>
+      <w:r>
+        <w:rPr>
+          <w:rFonts w:ascii="Times New Roman" w:hAnsi="Times New Roman" w:cs="Times New Roman"/>
+          <w:sz w:val="28"/>
+          <w:szCs w:val="28"/>
+        </w:rPr>
+        <w:t>2026</w:t>
+      </w:r>
+      <w:r>
+        <w:rPr>
+          <w:rFonts w:ascii="Times New Roman" w:hAnsi="Times New Roman" w:cs="Times New Roman"/>
+          <w:sz w:val="28"/>
+          <w:szCs w:val="28"/>
+        </w:rPr>
+        <w:br w:type="page"/>
+      </w:r>
+    </w:p>
+    <w:p>
+      <w:pPr>
+        <w:pStyle w:val="Heading2"/>
+        <w:rPr>
+          <w:lang w:eastAsia="ru-RU"/>
+        </w:rPr>
+      </w:pPr>
+      <w:r>
+        <w:rPr>
+          <w:lang w:eastAsia="ru-RU"/>
+        </w:rPr>
+        <w:lastRenderedPageBreak/>
         <w:drawing>
-          <wp:anchor distT="0" distB="0" distL="114300" distR="114300" simplePos="0" relativeHeight="251661312" behindDoc="1" locked="0" layoutInCell="1" allowOverlap="1" wp14:anchorId="1062686C" wp14:editId="125AC263">
+          <wp:anchor distT="0" distB="0" distL="114300" distR="114300" simplePos="0" relativeHeight="251661312" behindDoc="1" locked="0" layoutInCell="1" allowOverlap="1" wp14:anchorId="5211807D" wp14:editId="6136D28F">
             <wp:simplePos x="0" y="0"/>
-            <wp:positionH relativeFrom="column">
-              <wp:posOffset>2558001</wp:posOffset>
+            <wp:positionH relativeFrom="margin">
+              <wp:align>right</wp:align>
             </wp:positionH>
             <wp:positionV relativeFrom="paragraph">
-              <wp:posOffset>6542</wp:posOffset>
+              <wp:posOffset>0</wp:posOffset>
             </wp:positionV>
-            <wp:extent cx="4093845" cy="2094865"/>
-            <wp:effectExtent l="0" t="0" r="1905" b="635"/>
+            <wp:extent cx="4519837" cy="2095500"/>
+            <wp:effectExtent l="0" t="0" r="0" b="0"/>
             <wp:wrapNone/>
-            <wp:docPr id="303127636" name="Picture 7"/>
+            <wp:docPr id="1681657062" name="Picture 1"/>
             <wp:cNvGraphicFramePr>
               <a:graphicFrameLocks xmlns:a="http://schemas.openxmlformats.org/drawingml/2006/main" noChangeAspect="1"/>
             </wp:cNvGraphicFramePr>
@@ -73,36 +694,29 @@
               <a:graphicData uri="http://schemas.openxmlformats.org/drawingml/2006/picture">
                 <pic:pic xmlns:pic="http://schemas.openxmlformats.org/drawingml/2006/picture">
                   <pic:nvPicPr>
-                    <pic:cNvPr id="0" name="Picture 93"/>
-                    <pic:cNvPicPr>
-                      <a:picLocks noChangeAspect="1" noChangeArrowheads="1"/>
-                    </pic:cNvPicPr>
+                    <pic:cNvPr id="1681657062" name=""/>
+                    <pic:cNvPicPr/>
                   </pic:nvPicPr>
                   <pic:blipFill>
-                    <a:blip r:embed="rId5">
+                    <a:blip r:embed="rId5" cstate="print">
                       <a:extLst>
                         <a:ext uri="{28A0092B-C50C-407E-A947-70E740481C1C}">
                           <a14:useLocalDpi xmlns:a14="http://schemas.microsoft.com/office/drawing/2010/main" val="0"/>
                         </a:ext>
                       </a:extLst>
                     </a:blip>
-                    <a:srcRect/>
                     <a:stretch>
                       <a:fillRect/>
                     </a:stretch>
                   </pic:blipFill>
-                  <pic:spPr bwMode="auto">
+                  <pic:spPr>
                     <a:xfrm>
                       <a:off x="0" y="0"/>
-                      <a:ext cx="4093845" cy="2094865"/>
+                      <a:ext cx="4519837" cy="2095500"/>
                     </a:xfrm>
                     <a:prstGeom prst="rect">
                       <a:avLst/>
                     </a:prstGeom>
-                    <a:noFill/>
-                    <a:ln>
-                      <a:noFill/>
-                    </a:ln>
                   </pic:spPr>
                 </pic:pic>
               </a:graphicData>
@@ -118,12 +732,27 @@
       </w:r>
       <w:r>
         <w:rPr>
-          <w:rFonts w:ascii="Times New Roman" w:hAnsi="Times New Roman" w:cs="Times New Roman"/>
+          <w:lang w:eastAsia="ru-RU"/>
+        </w:rPr>
+        <w:t>1. Найти параметр схемы</w:t>
+      </w:r>
+    </w:p>
+    <w:p>
+      <w:pPr>
+        <w:spacing w:after="0" w:line="360" w:lineRule="auto"/>
+        <w:rPr>
+          <w:rFonts w:ascii="Times New Roman" w:eastAsia="Times New Roman" w:hAnsi="Times New Roman" w:cs="Times New Roman"/>
+          <w:lang w:eastAsia="ru-RU"/>
+        </w:rPr>
+      </w:pPr>
+      <w:r>
+        <w:rPr>
+          <w:rFonts w:ascii="Times New Roman" w:eastAsia="Times New Roman" w:hAnsi="Times New Roman" w:cs="Times New Roman"/>
           <w:b/>
           <w:bCs/>
           <w:lang w:eastAsia="ru-RU"/>
         </w:rPr>
-        <w:t>1. Найти параметр схемы</w:t>
+        <w:t>Дано:</w:t>
       </w:r>
     </w:p>
     <w:p>
@@ -131,31 +760,7 @@
         <w:spacing w:after="0" w:line="360" w:lineRule="auto"/>
         <w:rPr>
           <w:rFonts w:ascii="Times New Roman" w:eastAsia="Times New Roman" w:hAnsi="Times New Roman" w:cs="Times New Roman"/>
-          <w:kern w:val="0"/>
-          <w:lang w:eastAsia="ru-RU"/>
-          <w14:ligatures w14:val="none"/>
-        </w:rPr>
-      </w:pPr>
-      <w:r>
-        <w:rPr>
-          <w:rFonts w:ascii="Times New Roman" w:eastAsia="Times New Roman" w:hAnsi="Times New Roman" w:cs="Times New Roman"/>
-          <w:b/>
-          <w:bCs/>
-          <w:kern w:val="0"/>
-          <w:lang w:eastAsia="ru-RU"/>
-          <w14:ligatures w14:val="none"/>
-        </w:rPr>
-        <w:t>Дано:</w:t>
-      </w:r>
-    </w:p>
-    <w:p>
-      <w:pPr>
-        <w:spacing w:after="0" w:line="360" w:lineRule="auto"/>
-        <w:rPr>
-          <w:rFonts w:ascii="Times New Roman" w:eastAsia="Times New Roman" w:hAnsi="Times New Roman" w:cs="Times New Roman"/>
-          <w:kern w:val="0"/>
-          <w:lang w:eastAsia="ru-RU"/>
-          <w14:ligatures w14:val="none"/>
+          <w:lang w:eastAsia="ru-RU"/>
         </w:rPr>
       </w:pPr>
       <m:oMathPara>
@@ -166,9 +771,7 @@
           <m:r>
             <w:rPr>
               <w:rFonts w:ascii="Cambria Math" w:eastAsia="Times New Roman" w:hAnsi="Cambria Math" w:cs="Times New Roman"/>
-              <w:kern w:val="0"/>
-              <w:lang w:eastAsia="ru-RU"/>
-              <w14:ligatures w14:val="none"/>
+              <w:lang w:eastAsia="ru-RU"/>
             </w:rPr>
             <m:t>E1=2</m:t>
           </m:r>
@@ -178,9 +781,7 @@
             </m:rPr>
             <w:rPr>
               <w:rFonts w:ascii="Times New Roman" w:eastAsia="Times New Roman" w:hAnsi="Times New Roman" w:cs="Times New Roman"/>
-              <w:kern w:val="0"/>
-              <w:lang w:eastAsia="ru-RU"/>
-              <w14:ligatures w14:val="none"/>
+              <w:lang w:eastAsia="ru-RU"/>
             </w:rPr>
             <m:t> В</m:t>
           </m:r>
@@ -189,10 +790,8 @@
               <m:sty m:val="p"/>
             </m:rPr>
             <w:rPr>
-              <w:rFonts w:ascii="Times New Roman" w:eastAsia="Times New Roman" w:hAnsi="Times New Roman" w:cs="Times New Roman"/>
-              <w:kern w:val="0"/>
-              <w:lang w:eastAsia="ru-RU"/>
-              <w14:ligatures w14:val="none"/>
+              <w:rFonts w:ascii="Cambria Math" w:eastAsia="Times New Roman" w:hAnsi="Cambria Math" w:cs="Times New Roman"/>
+              <w:lang w:eastAsia="ru-RU"/>
             </w:rPr>
             <w:br/>
           </m:r>
@@ -201,9 +800,7 @@
           <m:r>
             <w:rPr>
               <w:rFonts w:ascii="Cambria Math" w:eastAsia="Times New Roman" w:hAnsi="Cambria Math" w:cs="Times New Roman"/>
-              <w:kern w:val="0"/>
-              <w:lang w:eastAsia="ru-RU"/>
-              <w14:ligatures w14:val="none"/>
+              <w:lang w:eastAsia="ru-RU"/>
             </w:rPr>
             <m:t>E2=12</m:t>
           </m:r>
@@ -213,9 +810,7 @@
             </m:rPr>
             <w:rPr>
               <w:rFonts w:ascii="Times New Roman" w:eastAsia="Times New Roman" w:hAnsi="Times New Roman" w:cs="Times New Roman"/>
-              <w:kern w:val="0"/>
-              <w:lang w:eastAsia="ru-RU"/>
-              <w14:ligatures w14:val="none"/>
+              <w:lang w:eastAsia="ru-RU"/>
             </w:rPr>
             <m:t> В</m:t>
           </m:r>
@@ -224,10 +819,8 @@
               <m:sty m:val="p"/>
             </m:rPr>
             <w:rPr>
-              <w:rFonts w:ascii="Times New Roman" w:eastAsia="Times New Roman" w:hAnsi="Times New Roman" w:cs="Times New Roman"/>
-              <w:kern w:val="0"/>
-              <w:lang w:eastAsia="ru-RU"/>
-              <w14:ligatures w14:val="none"/>
+              <w:rFonts w:ascii="Cambria Math" w:eastAsia="Times New Roman" w:hAnsi="Cambria Math" w:cs="Times New Roman"/>
+              <w:lang w:eastAsia="ru-RU"/>
             </w:rPr>
             <w:br/>
           </m:r>
@@ -236,9 +829,7 @@
           <m:r>
             <w:rPr>
               <w:rFonts w:ascii="Cambria Math" w:eastAsia="Times New Roman" w:hAnsi="Cambria Math" w:cs="Times New Roman"/>
-              <w:kern w:val="0"/>
-              <w:lang w:eastAsia="ru-RU"/>
-              <w14:ligatures w14:val="none"/>
+              <w:lang w:eastAsia="ru-RU"/>
             </w:rPr>
             <m:t>R2=5</m:t>
           </m:r>
@@ -248,9 +839,7 @@
             </m:rPr>
             <w:rPr>
               <w:rFonts w:ascii="Times New Roman" w:eastAsia="Times New Roman" w:hAnsi="Times New Roman" w:cs="Times New Roman"/>
-              <w:kern w:val="0"/>
-              <w:lang w:eastAsia="ru-RU"/>
-              <w14:ligatures w14:val="none"/>
+              <w:lang w:eastAsia="ru-RU"/>
             </w:rPr>
             <m:t> кОм</m:t>
           </m:r>
@@ -259,10 +848,8 @@
               <m:sty m:val="p"/>
             </m:rPr>
             <w:rPr>
-              <w:rFonts w:ascii="Times New Roman" w:eastAsia="Times New Roman" w:hAnsi="Times New Roman" w:cs="Times New Roman"/>
-              <w:kern w:val="0"/>
-              <w:lang w:eastAsia="ru-RU"/>
-              <w14:ligatures w14:val="none"/>
+              <w:rFonts w:ascii="Cambria Math" w:eastAsia="Times New Roman" w:hAnsi="Cambria Math" w:cs="Times New Roman"/>
+              <w:lang w:eastAsia="ru-RU"/>
             </w:rPr>
             <w:br/>
           </m:r>
@@ -273,9 +860,7 @@
               <m:ctrlPr>
                 <w:rPr>
                   <w:rFonts w:ascii="Cambria Math" w:eastAsia="Times New Roman" w:hAnsi="Cambria Math" w:cs="Times New Roman"/>
-                  <w:kern w:val="0"/>
-                  <w:lang w:eastAsia="ru-RU"/>
-                  <w14:ligatures w14:val="none"/>
+                  <w:lang w:eastAsia="ru-RU"/>
                 </w:rPr>
               </m:ctrlPr>
             </m:sSubPr>
@@ -283,9 +868,7 @@
               <m:r>
                 <w:rPr>
                   <w:rFonts w:ascii="Cambria Math" w:eastAsia="Times New Roman" w:hAnsi="Cambria Math" w:cs="Times New Roman"/>
-                  <w:kern w:val="0"/>
-                  <w:lang w:eastAsia="ru-RU"/>
-                  <w14:ligatures w14:val="none"/>
+                  <w:lang w:eastAsia="ru-RU"/>
                 </w:rPr>
                 <m:t>Y</m:t>
               </m:r>
@@ -294,9 +877,7 @@
               <m:r>
                 <w:rPr>
                   <w:rFonts w:ascii="Cambria Math" w:eastAsia="Times New Roman" w:hAnsi="Cambria Math" w:cs="Times New Roman"/>
-                  <w:kern w:val="0"/>
-                  <w:lang w:eastAsia="ru-RU"/>
-                  <w14:ligatures w14:val="none"/>
+                  <w:lang w:eastAsia="ru-RU"/>
                 </w:rPr>
                 <m:t>22</m:t>
               </m:r>
@@ -305,9 +886,7 @@
           <m:r>
             <w:rPr>
               <w:rFonts w:ascii="Cambria Math" w:eastAsia="Times New Roman" w:hAnsi="Cambria Math" w:cs="Times New Roman"/>
-              <w:kern w:val="0"/>
-              <w:lang w:eastAsia="ru-RU"/>
-              <w14:ligatures w14:val="none"/>
+              <w:lang w:eastAsia="ru-RU"/>
             </w:rPr>
             <m:t>=</m:t>
           </m:r>
@@ -316,9 +895,7 @@
               <m:ctrlPr>
                 <w:rPr>
                   <w:rFonts w:ascii="Cambria Math" w:eastAsia="Times New Roman" w:hAnsi="Cambria Math" w:cs="Times New Roman"/>
-                  <w:kern w:val="0"/>
-                  <w:lang w:eastAsia="ru-RU"/>
-                  <w14:ligatures w14:val="none"/>
+                  <w:lang w:eastAsia="ru-RU"/>
                 </w:rPr>
               </m:ctrlPr>
             </m:fPr>
@@ -326,9 +903,7 @@
               <m:r>
                 <w:rPr>
                   <w:rFonts w:ascii="Cambria Math" w:eastAsia="Times New Roman" w:hAnsi="Cambria Math" w:cs="Times New Roman"/>
-                  <w:kern w:val="0"/>
-                  <w:lang w:eastAsia="ru-RU"/>
-                  <w14:ligatures w14:val="none"/>
+                  <w:lang w:eastAsia="ru-RU"/>
                 </w:rPr>
                 <m:t>3</m:t>
               </m:r>
@@ -339,9 +914,7 @@
                   <m:ctrlPr>
                     <w:rPr>
                       <w:rFonts w:ascii="Cambria Math" w:eastAsia="Times New Roman" w:hAnsi="Cambria Math" w:cs="Times New Roman"/>
-                      <w:kern w:val="0"/>
                       <w:lang w:eastAsia="ru-RU"/>
-                      <w14:ligatures w14:val="none"/>
                     </w:rPr>
                   </m:ctrlPr>
                 </m:sSupPr>
@@ -349,9 +922,7 @@
                   <m:r>
                     <w:rPr>
                       <w:rFonts w:ascii="Cambria Math" w:eastAsia="Times New Roman" w:hAnsi="Cambria Math" w:cs="Times New Roman"/>
-                      <w:kern w:val="0"/>
                       <w:lang w:eastAsia="ru-RU"/>
-                      <w14:ligatures w14:val="none"/>
                     </w:rPr>
                     <m:t>10</m:t>
                   </m:r>
@@ -360,9 +931,7 @@
                   <m:r>
                     <w:rPr>
                       <w:rFonts w:ascii="Cambria Math" w:eastAsia="Times New Roman" w:hAnsi="Cambria Math" w:cs="Times New Roman"/>
-                      <w:kern w:val="0"/>
                       <w:lang w:eastAsia="ru-RU"/>
-                      <w14:ligatures w14:val="none"/>
                     </w:rPr>
                     <m:t>4</m:t>
                   </m:r>
@@ -376,18 +945,14 @@
             </m:rPr>
             <w:rPr>
               <w:rFonts w:ascii="Times New Roman" w:eastAsia="Times New Roman" w:hAnsi="Times New Roman" w:cs="Times New Roman"/>
-              <w:kern w:val="0"/>
-              <w:lang w:eastAsia="ru-RU"/>
-              <w14:ligatures w14:val="none"/>
+              <w:lang w:eastAsia="ru-RU"/>
             </w:rPr>
             <m:t> См</m:t>
           </m:r>
           <m:r>
             <w:rPr>
               <w:rFonts w:ascii="Cambria Math" w:eastAsia="Times New Roman" w:hAnsi="Cambria Math" w:cs="Times New Roman"/>
-              <w:kern w:val="0"/>
-              <w:lang w:eastAsia="ru-RU"/>
-              <w14:ligatures w14:val="none"/>
+              <w:lang w:eastAsia="ru-RU"/>
             </w:rPr>
             <m:t>=3⋅</m:t>
           </m:r>
@@ -396,9 +961,7 @@
               <m:ctrlPr>
                 <w:rPr>
                   <w:rFonts w:ascii="Cambria Math" w:eastAsia="Times New Roman" w:hAnsi="Cambria Math" w:cs="Times New Roman"/>
-                  <w:kern w:val="0"/>
-                  <w:lang w:eastAsia="ru-RU"/>
-                  <w14:ligatures w14:val="none"/>
+                  <w:lang w:eastAsia="ru-RU"/>
                 </w:rPr>
               </m:ctrlPr>
             </m:sSupPr>
@@ -406,9 +969,7 @@
               <m:r>
                 <w:rPr>
                   <w:rFonts w:ascii="Cambria Math" w:eastAsia="Times New Roman" w:hAnsi="Cambria Math" w:cs="Times New Roman"/>
-                  <w:kern w:val="0"/>
-                  <w:lang w:eastAsia="ru-RU"/>
-                  <w14:ligatures w14:val="none"/>
+                  <w:lang w:eastAsia="ru-RU"/>
                 </w:rPr>
                 <m:t>10</m:t>
               </m:r>
@@ -417,9 +978,7 @@
               <m:r>
                 <w:rPr>
                   <w:rFonts w:ascii="Cambria Math" w:eastAsia="Times New Roman" w:hAnsi="Cambria Math" w:cs="Times New Roman"/>
-                  <w:kern w:val="0"/>
-                  <w:lang w:eastAsia="ru-RU"/>
-                  <w14:ligatures w14:val="none"/>
+                  <w:lang w:eastAsia="ru-RU"/>
                 </w:rPr>
                 <m:t>-4</m:t>
               </m:r>
@@ -431,9 +990,7 @@
             </m:rPr>
             <w:rPr>
               <w:rFonts w:ascii="Times New Roman" w:eastAsia="Times New Roman" w:hAnsi="Times New Roman" w:cs="Times New Roman"/>
-              <w:kern w:val="0"/>
-              <w:lang w:eastAsia="ru-RU"/>
-              <w14:ligatures w14:val="none"/>
+              <w:lang w:eastAsia="ru-RU"/>
             </w:rPr>
             <m:t> См</m:t>
           </m:r>
@@ -442,10 +999,8 @@
               <m:sty m:val="p"/>
             </m:rPr>
             <w:rPr>
-              <w:rFonts w:ascii="Times New Roman" w:eastAsia="Times New Roman" w:hAnsi="Times New Roman" w:cs="Times New Roman"/>
-              <w:kern w:val="0"/>
-              <w:lang w:eastAsia="ru-RU"/>
-              <w14:ligatures w14:val="none"/>
+              <w:rFonts w:ascii="Cambria Math" w:eastAsia="Times New Roman" w:hAnsi="Cambria Math" w:cs="Times New Roman"/>
+              <w:lang w:eastAsia="ru-RU"/>
             </w:rPr>
             <w:br/>
           </m:r>
@@ -457,32 +1012,19 @@
         <w:spacing w:after="0" w:line="360" w:lineRule="auto"/>
         <w:rPr>
           <w:rFonts w:ascii="Times New Roman" w:eastAsia="Times New Roman" w:hAnsi="Times New Roman" w:cs="Times New Roman"/>
-          <w:kern w:val="0"/>
-          <w:lang w:eastAsia="ru-RU"/>
-          <w14:ligatures w14:val="none"/>
-        </w:rPr>
-      </w:pPr>
-      <w:r>
-        <w:rPr>
-          <w:rFonts w:ascii="Times New Roman" w:eastAsia="Times New Roman" w:hAnsi="Times New Roman" w:cs="Times New Roman"/>
           <w:b/>
           <w:bCs/>
-          <w:kern w:val="0"/>
-          <w:lang w:eastAsia="ru-RU"/>
-          <w14:ligatures w14:val="none"/>
-        </w:rPr>
-        <w:t>Найти</w:t>
-      </w:r>
+          <w:lang w:eastAsia="ru-RU"/>
+        </w:rPr>
+      </w:pPr>
       <w:r>
         <w:rPr>
           <w:rFonts w:ascii="Times New Roman" w:eastAsia="Times New Roman" w:hAnsi="Times New Roman" w:cs="Times New Roman"/>
           <w:b/>
           <w:bCs/>
-          <w:kern w:val="0"/>
-          <w:lang w:eastAsia="ru-RU"/>
-          <w14:ligatures w14:val="none"/>
-        </w:rPr>
-        <w:t xml:space="preserve">: </w:t>
+          <w:lang w:eastAsia="ru-RU"/>
+        </w:rPr>
+        <w:t xml:space="preserve">Найти: </w:t>
       </w:r>
       <m:oMath>
         <m:sSub>
@@ -490,9 +1032,7 @@
             <m:ctrlPr>
               <w:rPr>
                 <w:rFonts w:ascii="Cambria Math" w:eastAsia="Times New Roman" w:hAnsi="Cambria Math" w:cs="Times New Roman"/>
-                <w:kern w:val="0"/>
                 <w:lang w:eastAsia="ru-RU"/>
-                <w14:ligatures w14:val="none"/>
               </w:rPr>
             </m:ctrlPr>
           </m:sSubPr>
@@ -500,9 +1040,7 @@
             <m:r>
               <w:rPr>
                 <w:rFonts w:ascii="Cambria Math" w:eastAsia="Times New Roman" w:hAnsi="Cambria Math" w:cs="Times New Roman"/>
-                <w:kern w:val="0"/>
                 <w:lang w:eastAsia="ru-RU"/>
-                <w14:ligatures w14:val="none"/>
               </w:rPr>
               <m:t>Y</m:t>
             </m:r>
@@ -511,9 +1049,7 @@
             <m:r>
               <w:rPr>
                 <w:rFonts w:ascii="Cambria Math" w:eastAsia="Times New Roman" w:hAnsi="Cambria Math" w:cs="Times New Roman"/>
-                <w:kern w:val="0"/>
                 <w:lang w:eastAsia="ru-RU"/>
-                <w14:ligatures w14:val="none"/>
               </w:rPr>
               <m:t>21</m:t>
             </m:r>
@@ -522,65 +1058,65 @@
       </m:oMath>
       <w:r>
         <w:rPr>
-          <w:rFonts w:ascii="Cambria Math" w:eastAsia="Times New Roman" w:hAnsi="Cambria Math" w:cs="Times New Roman"/>
-          <w:kern w:val="0"/>
-          <w:lang w:eastAsia="ru-RU"/>
-          <w14:ligatures w14:val="none"/>
+          <w:rFonts w:ascii="Times New Roman" w:eastAsia="Times New Roman" w:hAnsi="Times New Roman" w:cs="Times New Roman"/>
+          <w:lang w:eastAsia="ru-RU"/>
         </w:rPr>
         <w:br/>
       </w:r>
-    </w:p>
-    <w:p>
-      <w:pPr>
-        <w:spacing w:after="0" w:line="360" w:lineRule="auto"/>
-        <w:rPr>
-          <w:rFonts w:ascii="Times New Roman" w:eastAsia="Times New Roman" w:hAnsi="Times New Roman" w:cs="Times New Roman"/>
-          <w:kern w:val="0"/>
-          <w:lang w:eastAsia="ru-RU"/>
-          <w14:ligatures w14:val="none"/>
-        </w:rPr>
-      </w:pPr>
-    </w:p>
-    <w:p>
-      <w:pPr>
-        <w:spacing w:after="0" w:line="360" w:lineRule="auto"/>
-        <w:rPr>
-          <w:rFonts w:ascii="Times New Roman" w:eastAsia="Times New Roman" w:hAnsi="Times New Roman" w:cs="Times New Roman"/>
-          <w:kern w:val="0"/>
-          <w:lang w:eastAsia="ru-RU"/>
-          <w14:ligatures w14:val="none"/>
-        </w:rPr>
-      </w:pPr>
       <w:r>
         <w:rPr>
           <w:rFonts w:ascii="Times New Roman" w:eastAsia="Times New Roman" w:hAnsi="Times New Roman" w:cs="Times New Roman"/>
           <w:b/>
           <w:bCs/>
-          <w:kern w:val="0"/>
-          <w:lang w:eastAsia="ru-RU"/>
-          <w14:ligatures w14:val="none"/>
+          <w:lang w:eastAsia="ru-RU"/>
+        </w:rPr>
+        <w:t xml:space="preserve">Тип транзистора: </w:t>
+      </w:r>
+      <w:r>
+        <w:rPr>
+          <w:rFonts w:ascii="Times New Roman" w:hAnsi="Times New Roman" w:cs="Times New Roman"/>
+        </w:rPr>
+        <w:t xml:space="preserve">Полевой транзистор с изолированным затвором и встроенным </w:t>
+      </w:r>
+      <w:r>
+        <w:rPr>
+          <w:rStyle w:val="Strong"/>
+          <w:rFonts w:ascii="Times New Roman" w:hAnsi="Times New Roman" w:cs="Times New Roman"/>
+        </w:rPr>
+        <w:t>p-канал</w:t>
+      </w:r>
+      <w:r>
+        <w:rPr>
+          <w:rStyle w:val="Strong"/>
+          <w:rFonts w:ascii="Times New Roman" w:hAnsi="Times New Roman" w:cs="Times New Roman"/>
+        </w:rPr>
+        <w:t>ом</w:t>
+      </w:r>
+    </w:p>
+    <w:p>
+      <w:pPr>
+        <w:spacing w:after="0" w:line="360" w:lineRule="auto"/>
+        <w:rPr>
+          <w:rFonts w:ascii="Times New Roman" w:eastAsia="Times New Roman" w:hAnsi="Times New Roman" w:cs="Times New Roman"/>
+          <w:lang w:eastAsia="ru-RU"/>
+        </w:rPr>
+      </w:pPr>
+      <w:r>
+        <w:rPr>
+          <w:rFonts w:ascii="Times New Roman" w:eastAsia="Times New Roman" w:hAnsi="Times New Roman" w:cs="Times New Roman"/>
+          <w:b/>
+          <w:bCs/>
+          <w:lang w:eastAsia="ru-RU"/>
         </w:rPr>
         <w:t>Решение:</w:t>
       </w:r>
-      <w:r>
-        <w:rPr>
-          <w:rFonts w:ascii="Times New Roman" w:eastAsia="Times New Roman" w:hAnsi="Times New Roman" w:cs="Times New Roman"/>
-          <w:kern w:val="0"/>
-          <w:lang w:eastAsia="ru-RU"/>
-          <w14:ligatures w14:val="none"/>
-        </w:rPr>
-        <w:br/>
-        <w:t>Для МОП-транзистора с индуцированным каналом (схема на рис.3):</w:t>
-      </w:r>
     </w:p>
     <w:p>
       <w:pPr>
         <w:spacing w:after="0" w:line="360" w:lineRule="auto"/>
         <w:rPr>
           <w:rFonts w:ascii="Times New Roman" w:eastAsia="Times New Roman" w:hAnsi="Times New Roman" w:cs="Times New Roman"/>
-          <w:kern w:val="0"/>
-          <w:lang w:eastAsia="ru-RU"/>
-          <w14:ligatures w14:val="none"/>
+          <w:lang w:eastAsia="ru-RU"/>
         </w:rPr>
       </w:pPr>
       <m:oMathPara>
@@ -590,9 +1126,7 @@
               <m:ctrlPr>
                 <w:rPr>
                   <w:rFonts w:ascii="Cambria Math" w:eastAsia="Times New Roman" w:hAnsi="Cambria Math" w:cs="Times New Roman"/>
-                  <w:kern w:val="0"/>
-                  <w:lang w:eastAsia="ru-RU"/>
-                  <w14:ligatures w14:val="none"/>
+                  <w:lang w:eastAsia="ru-RU"/>
                 </w:rPr>
               </m:ctrlPr>
             </m:sSubPr>
@@ -600,9 +1134,7 @@
               <m:r>
                 <w:rPr>
                   <w:rFonts w:ascii="Cambria Math" w:eastAsia="Times New Roman" w:hAnsi="Cambria Math" w:cs="Times New Roman"/>
-                  <w:kern w:val="0"/>
-                  <w:lang w:eastAsia="ru-RU"/>
-                  <w14:ligatures w14:val="none"/>
+                  <w:lang w:eastAsia="ru-RU"/>
                 </w:rPr>
                 <m:t>U</m:t>
               </m:r>
@@ -614,9 +1146,7 @@
                 </m:rPr>
                 <w:rPr>
                   <w:rFonts w:ascii="Times New Roman" w:eastAsia="Times New Roman" w:hAnsi="Times New Roman" w:cs="Times New Roman"/>
-                  <w:kern w:val="0"/>
-                  <w:lang w:eastAsia="ru-RU"/>
-                  <w14:ligatures w14:val="none"/>
+                  <w:lang w:eastAsia="ru-RU"/>
                 </w:rPr>
                 <m:t>зи</m:t>
               </m:r>
@@ -625,9 +1155,7 @@
           <m:r>
             <w:rPr>
               <w:rFonts w:ascii="Cambria Math" w:eastAsia="Times New Roman" w:hAnsi="Cambria Math" w:cs="Times New Roman"/>
-              <w:kern w:val="0"/>
-              <w:lang w:eastAsia="ru-RU"/>
-              <w14:ligatures w14:val="none"/>
+              <w:lang w:eastAsia="ru-RU"/>
             </w:rPr>
             <m:t>=E1=2</m:t>
           </m:r>
@@ -637,9 +1165,7 @@
             </m:rPr>
             <w:rPr>
               <w:rFonts w:ascii="Times New Roman" w:eastAsia="Times New Roman" w:hAnsi="Times New Roman" w:cs="Times New Roman"/>
-              <w:kern w:val="0"/>
-              <w:lang w:eastAsia="ru-RU"/>
-              <w14:ligatures w14:val="none"/>
+              <w:lang w:eastAsia="ru-RU"/>
             </w:rPr>
             <m:t> В</m:t>
           </m:r>
@@ -648,10 +1174,8 @@
               <m:sty m:val="p"/>
             </m:rPr>
             <w:rPr>
-              <w:rFonts w:ascii="Times New Roman" w:eastAsia="Times New Roman" w:hAnsi="Times New Roman" w:cs="Times New Roman"/>
-              <w:kern w:val="0"/>
-              <w:lang w:eastAsia="ru-RU"/>
-              <w14:ligatures w14:val="none"/>
+              <w:rFonts w:ascii="Cambria Math" w:eastAsia="Times New Roman" w:hAnsi="Cambria Math" w:cs="Times New Roman"/>
+              <w:lang w:eastAsia="ru-RU"/>
             </w:rPr>
             <w:br/>
           </m:r>
@@ -667,17 +1191,13 @@
         <w:spacing w:after="0" w:line="360" w:lineRule="auto"/>
         <w:rPr>
           <w:rFonts w:ascii="Times New Roman" w:eastAsia="Times New Roman" w:hAnsi="Times New Roman" w:cs="Times New Roman"/>
-          <w:kern w:val="0"/>
-          <w:lang w:eastAsia="ru-RU"/>
-          <w14:ligatures w14:val="none"/>
-        </w:rPr>
-      </w:pPr>
-      <w:r>
-        <w:rPr>
-          <w:rFonts w:ascii="Times New Roman" w:eastAsia="Times New Roman" w:hAnsi="Times New Roman" w:cs="Times New Roman"/>
-          <w:kern w:val="0"/>
-          <w:lang w:eastAsia="ru-RU"/>
-          <w14:ligatures w14:val="none"/>
+          <w:lang w:eastAsia="ru-RU"/>
+        </w:rPr>
+      </w:pPr>
+      <w:r>
+        <w:rPr>
+          <w:rFonts w:ascii="Times New Roman" w:eastAsia="Times New Roman" w:hAnsi="Times New Roman" w:cs="Times New Roman"/>
+          <w:lang w:eastAsia="ru-RU"/>
         </w:rPr>
         <w:t>Из уравнения выходной цепи:</w:t>
       </w:r>
@@ -687,9 +1207,7 @@
         <w:spacing w:after="0" w:line="360" w:lineRule="auto"/>
         <w:rPr>
           <w:rFonts w:ascii="Times New Roman" w:eastAsia="Times New Roman" w:hAnsi="Times New Roman" w:cs="Times New Roman"/>
-          <w:kern w:val="0"/>
-          <w:lang w:eastAsia="ru-RU"/>
-          <w14:ligatures w14:val="none"/>
+          <w:lang w:eastAsia="ru-RU"/>
         </w:rPr>
       </w:pPr>
       <m:oMathPara>
@@ -697,9 +1215,7 @@
           <m:r>
             <w:rPr>
               <w:rFonts w:ascii="Cambria Math" w:eastAsia="Times New Roman" w:hAnsi="Cambria Math" w:cs="Times New Roman"/>
-              <w:kern w:val="0"/>
-              <w:lang w:eastAsia="ru-RU"/>
-              <w14:ligatures w14:val="none"/>
+              <w:lang w:eastAsia="ru-RU"/>
             </w:rPr>
             <m:t>E2=</m:t>
           </m:r>
@@ -708,9 +1224,7 @@
               <m:ctrlPr>
                 <w:rPr>
                   <w:rFonts w:ascii="Cambria Math" w:eastAsia="Times New Roman" w:hAnsi="Cambria Math" w:cs="Times New Roman"/>
-                  <w:kern w:val="0"/>
-                  <w:lang w:eastAsia="ru-RU"/>
-                  <w14:ligatures w14:val="none"/>
+                  <w:lang w:eastAsia="ru-RU"/>
                 </w:rPr>
               </m:ctrlPr>
             </m:sSubPr>
@@ -718,9 +1232,7 @@
               <m:r>
                 <w:rPr>
                   <w:rFonts w:ascii="Cambria Math" w:eastAsia="Times New Roman" w:hAnsi="Cambria Math" w:cs="Times New Roman"/>
-                  <w:kern w:val="0"/>
-                  <w:lang w:eastAsia="ru-RU"/>
-                  <w14:ligatures w14:val="none"/>
+                  <w:lang w:eastAsia="ru-RU"/>
                 </w:rPr>
                 <m:t>U</m:t>
               </m:r>
@@ -732,9 +1244,7 @@
                 </m:rPr>
                 <w:rPr>
                   <w:rFonts w:ascii="Times New Roman" w:eastAsia="Times New Roman" w:hAnsi="Times New Roman" w:cs="Times New Roman"/>
-                  <w:kern w:val="0"/>
-                  <w:lang w:eastAsia="ru-RU"/>
-                  <w14:ligatures w14:val="none"/>
+                  <w:lang w:eastAsia="ru-RU"/>
                 </w:rPr>
                 <m:t>си</m:t>
               </m:r>
@@ -743,9 +1253,7 @@
           <m:r>
             <w:rPr>
               <w:rFonts w:ascii="Cambria Math" w:eastAsia="Times New Roman" w:hAnsi="Cambria Math" w:cs="Times New Roman"/>
-              <w:kern w:val="0"/>
-              <w:lang w:eastAsia="ru-RU"/>
-              <w14:ligatures w14:val="none"/>
+              <w:lang w:eastAsia="ru-RU"/>
             </w:rPr>
             <m:t>+</m:t>
           </m:r>
@@ -754,9 +1262,7 @@
               <m:ctrlPr>
                 <w:rPr>
                   <w:rFonts w:ascii="Cambria Math" w:eastAsia="Times New Roman" w:hAnsi="Cambria Math" w:cs="Times New Roman"/>
-                  <w:kern w:val="0"/>
-                  <w:lang w:eastAsia="ru-RU"/>
-                  <w14:ligatures w14:val="none"/>
+                  <w:lang w:eastAsia="ru-RU"/>
                 </w:rPr>
               </m:ctrlPr>
             </m:sSubPr>
@@ -764,9 +1270,7 @@
               <m:r>
                 <w:rPr>
                   <w:rFonts w:ascii="Cambria Math" w:eastAsia="Times New Roman" w:hAnsi="Cambria Math" w:cs="Times New Roman"/>
-                  <w:kern w:val="0"/>
-                  <w:lang w:eastAsia="ru-RU"/>
-                  <w14:ligatures w14:val="none"/>
+                  <w:lang w:eastAsia="ru-RU"/>
                 </w:rPr>
                 <m:t>I</m:t>
               </m:r>
@@ -775,9 +1279,7 @@
               <m:r>
                 <w:rPr>
                   <w:rFonts w:ascii="Cambria Math" w:eastAsia="Times New Roman" w:hAnsi="Cambria Math" w:cs="Times New Roman"/>
-                  <w:kern w:val="0"/>
-                  <w:lang w:eastAsia="ru-RU"/>
-                  <w14:ligatures w14:val="none"/>
+                  <w:lang w:eastAsia="ru-RU"/>
                 </w:rPr>
                 <m:t>c</m:t>
               </m:r>
@@ -786,18 +1288,17 @@
           <m:r>
             <w:rPr>
               <w:rFonts w:ascii="Cambria Math" w:eastAsia="Times New Roman" w:hAnsi="Cambria Math" w:cs="Times New Roman"/>
-              <w:kern w:val="0"/>
-              <w:lang w:eastAsia="ru-RU"/>
-              <w14:ligatures w14:val="none"/>
+              <w:lang w:eastAsia="ru-RU"/>
             </w:rPr>
             <m:t>⋅R2</m:t>
           </m:r>
           <m:r>
+            <m:rPr>
+              <m:sty m:val="p"/>
+            </m:rPr>
             <w:rPr>
               <w:rFonts w:ascii="Cambria Math" w:eastAsia="Times New Roman" w:hAnsi="Cambria Math" w:cs="Times New Roman"/>
-              <w:kern w:val="0"/>
-              <w:lang w:eastAsia="ru-RU"/>
-              <w14:ligatures w14:val="none"/>
+              <w:lang w:eastAsia="ru-RU"/>
             </w:rPr>
             <w:br/>
           </m:r>
@@ -813,17 +1314,13 @@
         <w:spacing w:after="0" w:line="360" w:lineRule="auto"/>
         <w:rPr>
           <w:rFonts w:ascii="Times New Roman" w:eastAsia="Times New Roman" w:hAnsi="Times New Roman" w:cs="Times New Roman"/>
-          <w:kern w:val="0"/>
-          <w:lang w:eastAsia="ru-RU"/>
-          <w14:ligatures w14:val="none"/>
-        </w:rPr>
-      </w:pPr>
-      <w:r>
-        <w:rPr>
-          <w:rFonts w:ascii="Times New Roman" w:eastAsia="Times New Roman" w:hAnsi="Times New Roman" w:cs="Times New Roman"/>
-          <w:kern w:val="0"/>
-          <w:lang w:eastAsia="ru-RU"/>
-          <w14:ligatures w14:val="none"/>
+          <w:lang w:eastAsia="ru-RU"/>
+        </w:rPr>
+      </w:pPr>
+      <w:r>
+        <w:rPr>
+          <w:rFonts w:ascii="Times New Roman" w:eastAsia="Times New Roman" w:hAnsi="Times New Roman" w:cs="Times New Roman"/>
+          <w:lang w:eastAsia="ru-RU"/>
         </w:rPr>
         <w:t xml:space="preserve">Связь </w:t>
       </w:r>
@@ -833,9 +1330,7 @@
             <m:ctrlPr>
               <w:rPr>
                 <w:rFonts w:ascii="Cambria Math" w:eastAsia="Times New Roman" w:hAnsi="Cambria Math" w:cs="Times New Roman"/>
-                <w:kern w:val="0"/>
                 <w:lang w:eastAsia="ru-RU"/>
-                <w14:ligatures w14:val="none"/>
               </w:rPr>
             </m:ctrlPr>
           </m:sSubPr>
@@ -843,9 +1338,7 @@
             <m:r>
               <w:rPr>
                 <w:rFonts w:ascii="Cambria Math" w:eastAsia="Times New Roman" w:hAnsi="Cambria Math" w:cs="Times New Roman"/>
-                <w:kern w:val="0"/>
                 <w:lang w:eastAsia="ru-RU"/>
-                <w14:ligatures w14:val="none"/>
               </w:rPr>
               <m:t>U</m:t>
             </m:r>
@@ -857,9 +1350,7 @@
               </m:rPr>
               <w:rPr>
                 <w:rFonts w:ascii="Times New Roman" w:eastAsia="Times New Roman" w:hAnsi="Times New Roman" w:cs="Times New Roman"/>
-                <w:kern w:val="0"/>
                 <w:lang w:eastAsia="ru-RU"/>
-                <w14:ligatures w14:val="none"/>
               </w:rPr>
               <m:t>си</m:t>
             </m:r>
@@ -869,9 +1360,7 @@
       <w:r>
         <w:rPr>
           <w:rFonts w:ascii="Times New Roman" w:eastAsia="Times New Roman" w:hAnsi="Times New Roman" w:cs="Times New Roman"/>
-          <w:kern w:val="0"/>
-          <w:lang w:eastAsia="ru-RU"/>
-          <w14:ligatures w14:val="none"/>
+          <w:lang w:eastAsia="ru-RU"/>
         </w:rPr>
         <w:t xml:space="preserve"> и тока </w:t>
       </w:r>
@@ -881,9 +1370,7 @@
             <m:ctrlPr>
               <w:rPr>
                 <w:rFonts w:ascii="Cambria Math" w:eastAsia="Times New Roman" w:hAnsi="Cambria Math" w:cs="Times New Roman"/>
-                <w:kern w:val="0"/>
                 <w:lang w:eastAsia="ru-RU"/>
-                <w14:ligatures w14:val="none"/>
               </w:rPr>
             </m:ctrlPr>
           </m:sSubPr>
@@ -891,9 +1378,7 @@
             <m:r>
               <w:rPr>
                 <w:rFonts w:ascii="Cambria Math" w:eastAsia="Times New Roman" w:hAnsi="Cambria Math" w:cs="Times New Roman"/>
-                <w:kern w:val="0"/>
                 <w:lang w:eastAsia="ru-RU"/>
-                <w14:ligatures w14:val="none"/>
               </w:rPr>
               <m:t>I</m:t>
             </m:r>
@@ -902,9 +1387,7 @@
             <m:r>
               <w:rPr>
                 <w:rFonts w:ascii="Cambria Math" w:eastAsia="Times New Roman" w:hAnsi="Cambria Math" w:cs="Times New Roman"/>
-                <w:kern w:val="0"/>
                 <w:lang w:eastAsia="ru-RU"/>
-                <w14:ligatures w14:val="none"/>
               </w:rPr>
               <m:t>c</m:t>
             </m:r>
@@ -914,9 +1397,7 @@
       <w:r>
         <w:rPr>
           <w:rFonts w:ascii="Times New Roman" w:eastAsia="Times New Roman" w:hAnsi="Times New Roman" w:cs="Times New Roman"/>
-          <w:kern w:val="0"/>
-          <w:lang w:eastAsia="ru-RU"/>
-          <w14:ligatures w14:val="none"/>
+          <w:lang w:eastAsia="ru-RU"/>
         </w:rPr>
         <w:t xml:space="preserve"> через </w:t>
       </w:r>
@@ -926,9 +1407,7 @@
             <m:ctrlPr>
               <w:rPr>
                 <w:rFonts w:ascii="Cambria Math" w:eastAsia="Times New Roman" w:hAnsi="Cambria Math" w:cs="Times New Roman"/>
-                <w:kern w:val="0"/>
                 <w:lang w:eastAsia="ru-RU"/>
-                <w14:ligatures w14:val="none"/>
               </w:rPr>
             </m:ctrlPr>
           </m:sSubPr>
@@ -936,9 +1415,7 @@
             <m:r>
               <w:rPr>
                 <w:rFonts w:ascii="Cambria Math" w:eastAsia="Times New Roman" w:hAnsi="Cambria Math" w:cs="Times New Roman"/>
-                <w:kern w:val="0"/>
                 <w:lang w:eastAsia="ru-RU"/>
-                <w14:ligatures w14:val="none"/>
               </w:rPr>
               <m:t>Y</m:t>
             </m:r>
@@ -947,9 +1424,7 @@
             <m:r>
               <w:rPr>
                 <w:rFonts w:ascii="Cambria Math" w:eastAsia="Times New Roman" w:hAnsi="Cambria Math" w:cs="Times New Roman"/>
-                <w:kern w:val="0"/>
                 <w:lang w:eastAsia="ru-RU"/>
-                <w14:ligatures w14:val="none"/>
               </w:rPr>
               <m:t>22</m:t>
             </m:r>
@@ -959,9 +1434,7 @@
       <w:r>
         <w:rPr>
           <w:rFonts w:ascii="Times New Roman" w:eastAsia="Times New Roman" w:hAnsi="Times New Roman" w:cs="Times New Roman"/>
-          <w:kern w:val="0"/>
-          <w:lang w:eastAsia="ru-RU"/>
-          <w14:ligatures w14:val="none"/>
+          <w:lang w:eastAsia="ru-RU"/>
         </w:rPr>
         <w:t>:</w:t>
       </w:r>
@@ -971,9 +1444,7 @@
         <w:spacing w:after="0" w:line="360" w:lineRule="auto"/>
         <w:rPr>
           <w:rFonts w:ascii="Times New Roman" w:eastAsia="Times New Roman" w:hAnsi="Times New Roman" w:cs="Times New Roman"/>
-          <w:kern w:val="0"/>
-          <w:lang w:eastAsia="ru-RU"/>
-          <w14:ligatures w14:val="none"/>
+          <w:lang w:eastAsia="ru-RU"/>
         </w:rPr>
       </w:pPr>
       <m:oMathPara>
@@ -983,9 +1454,7 @@
               <m:ctrlPr>
                 <w:rPr>
                   <w:rFonts w:ascii="Cambria Math" w:eastAsia="Times New Roman" w:hAnsi="Cambria Math" w:cs="Times New Roman"/>
-                  <w:kern w:val="0"/>
-                  <w:lang w:eastAsia="ru-RU"/>
-                  <w14:ligatures w14:val="none"/>
+                  <w:lang w:eastAsia="ru-RU"/>
                 </w:rPr>
               </m:ctrlPr>
             </m:sSubPr>
@@ -993,9 +1462,7 @@
               <m:r>
                 <w:rPr>
                   <w:rFonts w:ascii="Cambria Math" w:eastAsia="Times New Roman" w:hAnsi="Cambria Math" w:cs="Times New Roman"/>
-                  <w:kern w:val="0"/>
-                  <w:lang w:eastAsia="ru-RU"/>
-                  <w14:ligatures w14:val="none"/>
+                  <w:lang w:eastAsia="ru-RU"/>
                 </w:rPr>
                 <m:t>U</m:t>
               </m:r>
@@ -1007,9 +1474,7 @@
                 </m:rPr>
                 <w:rPr>
                   <w:rFonts w:ascii="Times New Roman" w:eastAsia="Times New Roman" w:hAnsi="Times New Roman" w:cs="Times New Roman"/>
-                  <w:kern w:val="0"/>
-                  <w:lang w:eastAsia="ru-RU"/>
-                  <w14:ligatures w14:val="none"/>
+                  <w:lang w:eastAsia="ru-RU"/>
                 </w:rPr>
                 <m:t>си</m:t>
               </m:r>
@@ -1018,9 +1483,7 @@
           <m:r>
             <w:rPr>
               <w:rFonts w:ascii="Cambria Math" w:eastAsia="Times New Roman" w:hAnsi="Cambria Math" w:cs="Times New Roman"/>
-              <w:kern w:val="0"/>
-              <w:lang w:eastAsia="ru-RU"/>
-              <w14:ligatures w14:val="none"/>
+              <w:lang w:eastAsia="ru-RU"/>
             </w:rPr>
             <m:t>=</m:t>
           </m:r>
@@ -1029,9 +1492,7 @@
               <m:ctrlPr>
                 <w:rPr>
                   <w:rFonts w:ascii="Cambria Math" w:eastAsia="Times New Roman" w:hAnsi="Cambria Math" w:cs="Times New Roman"/>
-                  <w:kern w:val="0"/>
-                  <w:lang w:eastAsia="ru-RU"/>
-                  <w14:ligatures w14:val="none"/>
+                  <w:lang w:eastAsia="ru-RU"/>
                 </w:rPr>
               </m:ctrlPr>
             </m:fPr>
@@ -1041,9 +1502,7 @@
                   <m:ctrlPr>
                     <w:rPr>
                       <w:rFonts w:ascii="Cambria Math" w:eastAsia="Times New Roman" w:hAnsi="Cambria Math" w:cs="Times New Roman"/>
-                      <w:kern w:val="0"/>
                       <w:lang w:eastAsia="ru-RU"/>
-                      <w14:ligatures w14:val="none"/>
                     </w:rPr>
                   </m:ctrlPr>
                 </m:sSubPr>
@@ -1051,9 +1510,7 @@
                   <m:r>
                     <w:rPr>
                       <w:rFonts w:ascii="Cambria Math" w:eastAsia="Times New Roman" w:hAnsi="Cambria Math" w:cs="Times New Roman"/>
-                      <w:kern w:val="0"/>
                       <w:lang w:eastAsia="ru-RU"/>
-                      <w14:ligatures w14:val="none"/>
                     </w:rPr>
                     <m:t>I</m:t>
                   </m:r>
@@ -1062,9 +1519,7 @@
                   <m:r>
                     <w:rPr>
                       <w:rFonts w:ascii="Cambria Math" w:eastAsia="Times New Roman" w:hAnsi="Cambria Math" w:cs="Times New Roman"/>
-                      <w:kern w:val="0"/>
                       <w:lang w:eastAsia="ru-RU"/>
-                      <w14:ligatures w14:val="none"/>
                     </w:rPr>
                     <m:t>c</m:t>
                   </m:r>
@@ -1077,9 +1532,7 @@
                   <m:ctrlPr>
                     <w:rPr>
                       <w:rFonts w:ascii="Cambria Math" w:eastAsia="Times New Roman" w:hAnsi="Cambria Math" w:cs="Times New Roman"/>
-                      <w:kern w:val="0"/>
                       <w:lang w:eastAsia="ru-RU"/>
-                      <w14:ligatures w14:val="none"/>
                     </w:rPr>
                   </m:ctrlPr>
                 </m:sSubPr>
@@ -1087,9 +1540,7 @@
                   <m:r>
                     <w:rPr>
                       <w:rFonts w:ascii="Cambria Math" w:eastAsia="Times New Roman" w:hAnsi="Cambria Math" w:cs="Times New Roman"/>
-                      <w:kern w:val="0"/>
                       <w:lang w:eastAsia="ru-RU"/>
-                      <w14:ligatures w14:val="none"/>
                     </w:rPr>
                     <m:t>Y</m:t>
                   </m:r>
@@ -1098,9 +1549,7 @@
                   <m:r>
                     <w:rPr>
                       <w:rFonts w:ascii="Cambria Math" w:eastAsia="Times New Roman" w:hAnsi="Cambria Math" w:cs="Times New Roman"/>
-                      <w:kern w:val="0"/>
                       <w:lang w:eastAsia="ru-RU"/>
-                      <w14:ligatures w14:val="none"/>
                     </w:rPr>
                     <m:t>22</m:t>
                   </m:r>
@@ -1120,17 +1569,13 @@
         <w:spacing w:after="0" w:line="360" w:lineRule="auto"/>
         <w:rPr>
           <w:rFonts w:ascii="Times New Roman" w:eastAsia="Times New Roman" w:hAnsi="Times New Roman" w:cs="Times New Roman"/>
-          <w:kern w:val="0"/>
-          <w:lang w:eastAsia="ru-RU"/>
-          <w14:ligatures w14:val="none"/>
-        </w:rPr>
-      </w:pPr>
-      <w:r>
-        <w:rPr>
-          <w:rFonts w:ascii="Times New Roman" w:eastAsia="Times New Roman" w:hAnsi="Times New Roman" w:cs="Times New Roman"/>
-          <w:kern w:val="0"/>
-          <w:lang w:eastAsia="ru-RU"/>
-          <w14:ligatures w14:val="none"/>
+          <w:lang w:eastAsia="ru-RU"/>
+        </w:rPr>
+      </w:pPr>
+      <w:r>
+        <w:rPr>
+          <w:rFonts w:ascii="Times New Roman" w:eastAsia="Times New Roman" w:hAnsi="Times New Roman" w:cs="Times New Roman"/>
+          <w:lang w:eastAsia="ru-RU"/>
         </w:rPr>
         <w:t xml:space="preserve">Подставляем </w:t>
       </w:r>
@@ -1140,9 +1585,7 @@
             <m:ctrlPr>
               <w:rPr>
                 <w:rFonts w:ascii="Cambria Math" w:eastAsia="Times New Roman" w:hAnsi="Cambria Math" w:cs="Times New Roman"/>
-                <w:kern w:val="0"/>
                 <w:lang w:eastAsia="ru-RU"/>
-                <w14:ligatures w14:val="none"/>
               </w:rPr>
             </m:ctrlPr>
           </m:sSubPr>
@@ -1150,9 +1593,7 @@
             <m:r>
               <w:rPr>
                 <w:rFonts w:ascii="Cambria Math" w:eastAsia="Times New Roman" w:hAnsi="Cambria Math" w:cs="Times New Roman"/>
-                <w:kern w:val="0"/>
                 <w:lang w:eastAsia="ru-RU"/>
-                <w14:ligatures w14:val="none"/>
               </w:rPr>
               <m:t>U</m:t>
             </m:r>
@@ -1164,9 +1605,7 @@
               </m:rPr>
               <w:rPr>
                 <w:rFonts w:ascii="Times New Roman" w:eastAsia="Times New Roman" w:hAnsi="Times New Roman" w:cs="Times New Roman"/>
-                <w:kern w:val="0"/>
                 <w:lang w:eastAsia="ru-RU"/>
-                <w14:ligatures w14:val="none"/>
               </w:rPr>
               <m:t>си</m:t>
             </m:r>
@@ -1176,9 +1615,7 @@
       <w:r>
         <w:rPr>
           <w:rFonts w:ascii="Times New Roman" w:eastAsia="Times New Roman" w:hAnsi="Times New Roman" w:cs="Times New Roman"/>
-          <w:kern w:val="0"/>
-          <w:lang w:eastAsia="ru-RU"/>
-          <w14:ligatures w14:val="none"/>
+          <w:lang w:eastAsia="ru-RU"/>
         </w:rPr>
         <w:t xml:space="preserve"> в уравнение контура:</w:t>
       </w:r>
@@ -1188,9 +1625,7 @@
         <w:spacing w:after="0" w:line="360" w:lineRule="auto"/>
         <w:rPr>
           <w:rFonts w:ascii="Times New Roman" w:eastAsia="Times New Roman" w:hAnsi="Times New Roman" w:cs="Times New Roman"/>
-          <w:kern w:val="0"/>
-          <w:lang w:eastAsia="ru-RU"/>
-          <w14:ligatures w14:val="none"/>
+          <w:lang w:eastAsia="ru-RU"/>
         </w:rPr>
       </w:pPr>
       <m:oMathPara>
@@ -1198,9 +1633,7 @@
           <m:r>
             <w:rPr>
               <w:rFonts w:ascii="Cambria Math" w:eastAsia="Times New Roman" w:hAnsi="Cambria Math" w:cs="Times New Roman"/>
-              <w:kern w:val="0"/>
-              <w:lang w:eastAsia="ru-RU"/>
-              <w14:ligatures w14:val="none"/>
+              <w:lang w:eastAsia="ru-RU"/>
             </w:rPr>
             <m:t>E2=</m:t>
           </m:r>
@@ -1209,9 +1642,7 @@
               <m:ctrlPr>
                 <w:rPr>
                   <w:rFonts w:ascii="Cambria Math" w:eastAsia="Times New Roman" w:hAnsi="Cambria Math" w:cs="Times New Roman"/>
-                  <w:kern w:val="0"/>
-                  <w:lang w:eastAsia="ru-RU"/>
-                  <w14:ligatures w14:val="none"/>
+                  <w:lang w:eastAsia="ru-RU"/>
                 </w:rPr>
               </m:ctrlPr>
             </m:fPr>
@@ -1221,9 +1652,7 @@
                   <m:ctrlPr>
                     <w:rPr>
                       <w:rFonts w:ascii="Cambria Math" w:eastAsia="Times New Roman" w:hAnsi="Cambria Math" w:cs="Times New Roman"/>
-                      <w:kern w:val="0"/>
                       <w:lang w:eastAsia="ru-RU"/>
-                      <w14:ligatures w14:val="none"/>
                     </w:rPr>
                   </m:ctrlPr>
                 </m:sSubPr>
@@ -1231,9 +1660,7 @@
                   <m:r>
                     <w:rPr>
                       <w:rFonts w:ascii="Cambria Math" w:eastAsia="Times New Roman" w:hAnsi="Cambria Math" w:cs="Times New Roman"/>
-                      <w:kern w:val="0"/>
                       <w:lang w:eastAsia="ru-RU"/>
-                      <w14:ligatures w14:val="none"/>
                     </w:rPr>
                     <m:t>I</m:t>
                   </m:r>
@@ -1242,9 +1669,7 @@
                   <m:r>
                     <w:rPr>
                       <w:rFonts w:ascii="Cambria Math" w:eastAsia="Times New Roman" w:hAnsi="Cambria Math" w:cs="Times New Roman"/>
-                      <w:kern w:val="0"/>
                       <w:lang w:eastAsia="ru-RU"/>
-                      <w14:ligatures w14:val="none"/>
                     </w:rPr>
                     <m:t>c</m:t>
                   </m:r>
@@ -1257,9 +1682,7 @@
                   <m:ctrlPr>
                     <w:rPr>
                       <w:rFonts w:ascii="Cambria Math" w:eastAsia="Times New Roman" w:hAnsi="Cambria Math" w:cs="Times New Roman"/>
-                      <w:kern w:val="0"/>
                       <w:lang w:eastAsia="ru-RU"/>
-                      <w14:ligatures w14:val="none"/>
                     </w:rPr>
                   </m:ctrlPr>
                 </m:sSubPr>
@@ -1267,9 +1690,7 @@
                   <m:r>
                     <w:rPr>
                       <w:rFonts w:ascii="Cambria Math" w:eastAsia="Times New Roman" w:hAnsi="Cambria Math" w:cs="Times New Roman"/>
-                      <w:kern w:val="0"/>
                       <w:lang w:eastAsia="ru-RU"/>
-                      <w14:ligatures w14:val="none"/>
                     </w:rPr>
                     <m:t>Y</m:t>
                   </m:r>
@@ -1278,9 +1699,7 @@
                   <m:r>
                     <w:rPr>
                       <w:rFonts w:ascii="Cambria Math" w:eastAsia="Times New Roman" w:hAnsi="Cambria Math" w:cs="Times New Roman"/>
-                      <w:kern w:val="0"/>
                       <w:lang w:eastAsia="ru-RU"/>
-                      <w14:ligatures w14:val="none"/>
                     </w:rPr>
                     <m:t>22</m:t>
                   </m:r>
@@ -1291,9 +1710,7 @@
           <m:r>
             <w:rPr>
               <w:rFonts w:ascii="Cambria Math" w:eastAsia="Times New Roman" w:hAnsi="Cambria Math" w:cs="Times New Roman"/>
-              <w:kern w:val="0"/>
-              <w:lang w:eastAsia="ru-RU"/>
-              <w14:ligatures w14:val="none"/>
+              <w:lang w:eastAsia="ru-RU"/>
             </w:rPr>
             <m:t>+</m:t>
           </m:r>
@@ -1302,9 +1719,7 @@
               <m:ctrlPr>
                 <w:rPr>
                   <w:rFonts w:ascii="Cambria Math" w:eastAsia="Times New Roman" w:hAnsi="Cambria Math" w:cs="Times New Roman"/>
-                  <w:kern w:val="0"/>
-                  <w:lang w:eastAsia="ru-RU"/>
-                  <w14:ligatures w14:val="none"/>
+                  <w:lang w:eastAsia="ru-RU"/>
                 </w:rPr>
               </m:ctrlPr>
             </m:sSubPr>
@@ -1312,9 +1727,7 @@
               <m:r>
                 <w:rPr>
                   <w:rFonts w:ascii="Cambria Math" w:eastAsia="Times New Roman" w:hAnsi="Cambria Math" w:cs="Times New Roman"/>
-                  <w:kern w:val="0"/>
-                  <w:lang w:eastAsia="ru-RU"/>
-                  <w14:ligatures w14:val="none"/>
+                  <w:lang w:eastAsia="ru-RU"/>
                 </w:rPr>
                 <m:t>I</m:t>
               </m:r>
@@ -1323,9 +1736,7 @@
               <m:r>
                 <w:rPr>
                   <w:rFonts w:ascii="Cambria Math" w:eastAsia="Times New Roman" w:hAnsi="Cambria Math" w:cs="Times New Roman"/>
-                  <w:kern w:val="0"/>
-                  <w:lang w:eastAsia="ru-RU"/>
-                  <w14:ligatures w14:val="none"/>
+                  <w:lang w:eastAsia="ru-RU"/>
                 </w:rPr>
                 <m:t>c</m:t>
               </m:r>
@@ -1334,18 +1745,17 @@
           <m:r>
             <w:rPr>
               <w:rFonts w:ascii="Cambria Math" w:eastAsia="Times New Roman" w:hAnsi="Cambria Math" w:cs="Times New Roman"/>
-              <w:kern w:val="0"/>
-              <w:lang w:eastAsia="ru-RU"/>
-              <w14:ligatures w14:val="none"/>
+              <w:lang w:eastAsia="ru-RU"/>
             </w:rPr>
             <m:t>⋅R2</m:t>
           </m:r>
           <m:r>
+            <m:rPr>
+              <m:sty m:val="p"/>
+            </m:rPr>
             <w:rPr>
               <w:rFonts w:ascii="Cambria Math" w:eastAsia="Times New Roman" w:hAnsi="Cambria Math" w:cs="Times New Roman"/>
-              <w:kern w:val="0"/>
-              <w:lang w:eastAsia="ru-RU"/>
-              <w14:ligatures w14:val="none"/>
+              <w:lang w:eastAsia="ru-RU"/>
             </w:rPr>
             <w:br/>
           </m:r>
@@ -1354,9 +1764,7 @@
           <m:r>
             <w:rPr>
               <w:rFonts w:ascii="Cambria Math" w:eastAsia="Times New Roman" w:hAnsi="Cambria Math" w:cs="Times New Roman"/>
-              <w:kern w:val="0"/>
-              <w:lang w:eastAsia="ru-RU"/>
-              <w14:ligatures w14:val="none"/>
+              <w:lang w:eastAsia="ru-RU"/>
             </w:rPr>
             <m:t>E2=</m:t>
           </m:r>
@@ -1365,9 +1773,7 @@
               <m:ctrlPr>
                 <w:rPr>
                   <w:rFonts w:ascii="Cambria Math" w:eastAsia="Times New Roman" w:hAnsi="Cambria Math" w:cs="Times New Roman"/>
-                  <w:kern w:val="0"/>
-                  <w:lang w:eastAsia="ru-RU"/>
-                  <w14:ligatures w14:val="none"/>
+                  <w:lang w:eastAsia="ru-RU"/>
                 </w:rPr>
               </m:ctrlPr>
             </m:sSubPr>
@@ -1375,9 +1781,7 @@
               <m:r>
                 <w:rPr>
                   <w:rFonts w:ascii="Cambria Math" w:eastAsia="Times New Roman" w:hAnsi="Cambria Math" w:cs="Times New Roman"/>
-                  <w:kern w:val="0"/>
-                  <w:lang w:eastAsia="ru-RU"/>
-                  <w14:ligatures w14:val="none"/>
+                  <w:lang w:eastAsia="ru-RU"/>
                 </w:rPr>
                 <m:t>I</m:t>
               </m:r>
@@ -1386,9 +1790,7 @@
               <m:r>
                 <w:rPr>
                   <w:rFonts w:ascii="Cambria Math" w:eastAsia="Times New Roman" w:hAnsi="Cambria Math" w:cs="Times New Roman"/>
-                  <w:kern w:val="0"/>
-                  <w:lang w:eastAsia="ru-RU"/>
-                  <w14:ligatures w14:val="none"/>
+                  <w:lang w:eastAsia="ru-RU"/>
                 </w:rPr>
                 <m:t>c</m:t>
               </m:r>
@@ -1397,9 +1799,7 @@
           <m:r>
             <w:rPr>
               <w:rFonts w:ascii="Cambria Math" w:eastAsia="Times New Roman" w:hAnsi="Cambria Math" w:cs="Times New Roman"/>
-              <w:kern w:val="0"/>
-              <w:lang w:eastAsia="ru-RU"/>
-              <w14:ligatures w14:val="none"/>
+              <w:lang w:eastAsia="ru-RU"/>
             </w:rPr>
             <m:t>⋅</m:t>
           </m:r>
@@ -1409,9 +1809,7 @@
               <m:ctrlPr>
                 <w:rPr>
                   <w:rFonts w:ascii="Cambria Math" w:eastAsia="Times New Roman" w:hAnsi="Cambria Math" w:cs="Times New Roman"/>
-                  <w:kern w:val="0"/>
-                  <w:lang w:eastAsia="ru-RU"/>
-                  <w14:ligatures w14:val="none"/>
+                  <w:lang w:eastAsia="ru-RU"/>
                 </w:rPr>
               </m:ctrlPr>
             </m:dPr>
@@ -1421,9 +1819,7 @@
                   <m:ctrlPr>
                     <w:rPr>
                       <w:rFonts w:ascii="Cambria Math" w:eastAsia="Times New Roman" w:hAnsi="Cambria Math" w:cs="Times New Roman"/>
-                      <w:kern w:val="0"/>
                       <w:lang w:eastAsia="ru-RU"/>
-                      <w14:ligatures w14:val="none"/>
                     </w:rPr>
                   </m:ctrlPr>
                 </m:fPr>
@@ -1431,9 +1827,7 @@
                   <m:r>
                     <w:rPr>
                       <w:rFonts w:ascii="Cambria Math" w:eastAsia="Times New Roman" w:hAnsi="Cambria Math" w:cs="Times New Roman"/>
-                      <w:kern w:val="0"/>
                       <w:lang w:eastAsia="ru-RU"/>
-                      <w14:ligatures w14:val="none"/>
                     </w:rPr>
                     <m:t>1</m:t>
                   </m:r>
@@ -1444,9 +1838,7 @@
                       <m:ctrlPr>
                         <w:rPr>
                           <w:rFonts w:ascii="Cambria Math" w:eastAsia="Times New Roman" w:hAnsi="Cambria Math" w:cs="Times New Roman"/>
-                          <w:kern w:val="0"/>
                           <w:lang w:eastAsia="ru-RU"/>
-                          <w14:ligatures w14:val="none"/>
                         </w:rPr>
                       </m:ctrlPr>
                     </m:sSubPr>
@@ -1454,9 +1846,7 @@
                       <m:r>
                         <w:rPr>
                           <w:rFonts w:ascii="Cambria Math" w:eastAsia="Times New Roman" w:hAnsi="Cambria Math" w:cs="Times New Roman"/>
-                          <w:kern w:val="0"/>
                           <w:lang w:eastAsia="ru-RU"/>
-                          <w14:ligatures w14:val="none"/>
                         </w:rPr>
                         <m:t>Y</m:t>
                       </m:r>
@@ -1465,9 +1855,7 @@
                       <m:r>
                         <w:rPr>
                           <w:rFonts w:ascii="Cambria Math" w:eastAsia="Times New Roman" w:hAnsi="Cambria Math" w:cs="Times New Roman"/>
-                          <w:kern w:val="0"/>
                           <w:lang w:eastAsia="ru-RU"/>
-                          <w14:ligatures w14:val="none"/>
                         </w:rPr>
                         <m:t>22</m:t>
                       </m:r>
@@ -1480,9 +1868,7 @@
               <m:r>
                 <w:rPr>
                   <w:rFonts w:ascii="Cambria Math" w:eastAsia="Times New Roman" w:hAnsi="Cambria Math" w:cs="Times New Roman"/>
-                  <w:kern w:val="0"/>
-                  <w:lang w:eastAsia="ru-RU"/>
-                  <w14:ligatures w14:val="none"/>
+                  <w:lang w:eastAsia="ru-RU"/>
                 </w:rPr>
                 <m:t>R2</m:t>
               </m:r>
@@ -1500,17 +1886,13 @@
         <w:spacing w:after="0" w:line="360" w:lineRule="auto"/>
         <w:rPr>
           <w:rFonts w:ascii="Times New Roman" w:eastAsia="Times New Roman" w:hAnsi="Times New Roman" w:cs="Times New Roman"/>
-          <w:kern w:val="0"/>
-          <w:lang w:eastAsia="ru-RU"/>
-          <w14:ligatures w14:val="none"/>
-        </w:rPr>
-      </w:pPr>
-      <w:r>
-        <w:rPr>
-          <w:rFonts w:ascii="Times New Roman" w:eastAsia="Times New Roman" w:hAnsi="Times New Roman" w:cs="Times New Roman"/>
-          <w:kern w:val="0"/>
-          <w:lang w:eastAsia="ru-RU"/>
-          <w14:ligatures w14:val="none"/>
+          <w:lang w:eastAsia="ru-RU"/>
+        </w:rPr>
+      </w:pPr>
+      <w:r>
+        <w:rPr>
+          <w:rFonts w:ascii="Times New Roman" w:eastAsia="Times New Roman" w:hAnsi="Times New Roman" w:cs="Times New Roman"/>
+          <w:lang w:eastAsia="ru-RU"/>
         </w:rPr>
         <w:t xml:space="preserve">Найдём ток </w:t>
       </w:r>
@@ -1520,9 +1902,7 @@
             <m:ctrlPr>
               <w:rPr>
                 <w:rFonts w:ascii="Cambria Math" w:eastAsia="Times New Roman" w:hAnsi="Cambria Math" w:cs="Times New Roman"/>
-                <w:kern w:val="0"/>
                 <w:lang w:eastAsia="ru-RU"/>
-                <w14:ligatures w14:val="none"/>
               </w:rPr>
             </m:ctrlPr>
           </m:sSubPr>
@@ -1530,9 +1910,7 @@
             <m:r>
               <w:rPr>
                 <w:rFonts w:ascii="Cambria Math" w:eastAsia="Times New Roman" w:hAnsi="Cambria Math" w:cs="Times New Roman"/>
-                <w:kern w:val="0"/>
                 <w:lang w:eastAsia="ru-RU"/>
-                <w14:ligatures w14:val="none"/>
               </w:rPr>
               <m:t>I</m:t>
             </m:r>
@@ -1541,9 +1919,7 @@
             <m:r>
               <w:rPr>
                 <w:rFonts w:ascii="Cambria Math" w:eastAsia="Times New Roman" w:hAnsi="Cambria Math" w:cs="Times New Roman"/>
-                <w:kern w:val="0"/>
                 <w:lang w:eastAsia="ru-RU"/>
-                <w14:ligatures w14:val="none"/>
               </w:rPr>
               <m:t>c</m:t>
             </m:r>
@@ -1553,9 +1929,7 @@
       <w:r>
         <w:rPr>
           <w:rFonts w:ascii="Times New Roman" w:eastAsia="Times New Roman" w:hAnsi="Times New Roman" w:cs="Times New Roman"/>
-          <w:kern w:val="0"/>
-          <w:lang w:eastAsia="ru-RU"/>
-          <w14:ligatures w14:val="none"/>
+          <w:lang w:eastAsia="ru-RU"/>
         </w:rPr>
         <w:t>:</w:t>
       </w:r>
@@ -1565,9 +1939,7 @@
         <w:spacing w:after="0" w:line="360" w:lineRule="auto"/>
         <w:rPr>
           <w:rFonts w:ascii="Times New Roman" w:eastAsia="Times New Roman" w:hAnsi="Times New Roman" w:cs="Times New Roman"/>
-          <w:kern w:val="0"/>
-          <w:lang w:eastAsia="ru-RU"/>
-          <w14:ligatures w14:val="none"/>
+          <w:lang w:eastAsia="ru-RU"/>
         </w:rPr>
       </w:pPr>
       <m:oMathPara>
@@ -1577,9 +1949,7 @@
               <m:ctrlPr>
                 <w:rPr>
                   <w:rFonts w:ascii="Cambria Math" w:eastAsia="Times New Roman" w:hAnsi="Cambria Math" w:cs="Times New Roman"/>
-                  <w:kern w:val="0"/>
-                  <w:lang w:eastAsia="ru-RU"/>
-                  <w14:ligatures w14:val="none"/>
+                  <w:lang w:eastAsia="ru-RU"/>
                 </w:rPr>
               </m:ctrlPr>
             </m:fPr>
@@ -1587,9 +1957,7 @@
               <m:r>
                 <w:rPr>
                   <w:rFonts w:ascii="Cambria Math" w:eastAsia="Times New Roman" w:hAnsi="Cambria Math" w:cs="Times New Roman"/>
-                  <w:kern w:val="0"/>
-                  <w:lang w:eastAsia="ru-RU"/>
-                  <w14:ligatures w14:val="none"/>
+                  <w:lang w:eastAsia="ru-RU"/>
                 </w:rPr>
                 <m:t>1</m:t>
               </m:r>
@@ -1600,9 +1968,7 @@
                   <m:ctrlPr>
                     <w:rPr>
                       <w:rFonts w:ascii="Cambria Math" w:eastAsia="Times New Roman" w:hAnsi="Cambria Math" w:cs="Times New Roman"/>
-                      <w:kern w:val="0"/>
                       <w:lang w:eastAsia="ru-RU"/>
-                      <w14:ligatures w14:val="none"/>
                     </w:rPr>
                   </m:ctrlPr>
                 </m:sSubPr>
@@ -1610,9 +1976,7 @@
                   <m:r>
                     <w:rPr>
                       <w:rFonts w:ascii="Cambria Math" w:eastAsia="Times New Roman" w:hAnsi="Cambria Math" w:cs="Times New Roman"/>
-                      <w:kern w:val="0"/>
                       <w:lang w:eastAsia="ru-RU"/>
-                      <w14:ligatures w14:val="none"/>
                     </w:rPr>
                     <m:t>Y</m:t>
                   </m:r>
@@ -1621,9 +1985,7 @@
                   <m:r>
                     <w:rPr>
                       <w:rFonts w:ascii="Cambria Math" w:eastAsia="Times New Roman" w:hAnsi="Cambria Math" w:cs="Times New Roman"/>
-                      <w:kern w:val="0"/>
                       <w:lang w:eastAsia="ru-RU"/>
-                      <w14:ligatures w14:val="none"/>
                     </w:rPr>
                     <m:t>22</m:t>
                   </m:r>
@@ -1634,9 +1996,7 @@
           <m:r>
             <w:rPr>
               <w:rFonts w:ascii="Cambria Math" w:eastAsia="Times New Roman" w:hAnsi="Cambria Math" w:cs="Times New Roman"/>
-              <w:kern w:val="0"/>
-              <w:lang w:eastAsia="ru-RU"/>
-              <w14:ligatures w14:val="none"/>
+              <w:lang w:eastAsia="ru-RU"/>
             </w:rPr>
             <m:t>=</m:t>
           </m:r>
@@ -1645,9 +2005,7 @@
               <m:ctrlPr>
                 <w:rPr>
                   <w:rFonts w:ascii="Cambria Math" w:eastAsia="Times New Roman" w:hAnsi="Cambria Math" w:cs="Times New Roman"/>
-                  <w:kern w:val="0"/>
-                  <w:lang w:eastAsia="ru-RU"/>
-                  <w14:ligatures w14:val="none"/>
+                  <w:lang w:eastAsia="ru-RU"/>
                 </w:rPr>
               </m:ctrlPr>
             </m:fPr>
@@ -1655,9 +2013,7 @@
               <m:r>
                 <w:rPr>
                   <w:rFonts w:ascii="Cambria Math" w:eastAsia="Times New Roman" w:hAnsi="Cambria Math" w:cs="Times New Roman"/>
-                  <w:kern w:val="0"/>
-                  <w:lang w:eastAsia="ru-RU"/>
-                  <w14:ligatures w14:val="none"/>
+                  <w:lang w:eastAsia="ru-RU"/>
                 </w:rPr>
                 <m:t>1</m:t>
               </m:r>
@@ -1666,9 +2022,7 @@
               <m:r>
                 <w:rPr>
                   <w:rFonts w:ascii="Cambria Math" w:eastAsia="Times New Roman" w:hAnsi="Cambria Math" w:cs="Times New Roman"/>
-                  <w:kern w:val="0"/>
-                  <w:lang w:eastAsia="ru-RU"/>
-                  <w14:ligatures w14:val="none"/>
+                  <w:lang w:eastAsia="ru-RU"/>
                 </w:rPr>
                 <m:t>3⋅</m:t>
               </m:r>
@@ -1677,9 +2031,7 @@
                   <m:ctrlPr>
                     <w:rPr>
                       <w:rFonts w:ascii="Cambria Math" w:eastAsia="Times New Roman" w:hAnsi="Cambria Math" w:cs="Times New Roman"/>
-                      <w:kern w:val="0"/>
                       <w:lang w:eastAsia="ru-RU"/>
-                      <w14:ligatures w14:val="none"/>
                     </w:rPr>
                   </m:ctrlPr>
                 </m:sSupPr>
@@ -1687,9 +2039,7 @@
                   <m:r>
                     <w:rPr>
                       <w:rFonts w:ascii="Cambria Math" w:eastAsia="Times New Roman" w:hAnsi="Cambria Math" w:cs="Times New Roman"/>
-                      <w:kern w:val="0"/>
                       <w:lang w:eastAsia="ru-RU"/>
-                      <w14:ligatures w14:val="none"/>
                     </w:rPr>
                     <m:t>10</m:t>
                   </m:r>
@@ -1698,9 +2048,7 @@
                   <m:r>
                     <w:rPr>
                       <w:rFonts w:ascii="Cambria Math" w:eastAsia="Times New Roman" w:hAnsi="Cambria Math" w:cs="Times New Roman"/>
-                      <w:kern w:val="0"/>
                       <w:lang w:eastAsia="ru-RU"/>
-                      <w14:ligatures w14:val="none"/>
                     </w:rPr>
                     <m:t>-4</m:t>
                   </m:r>
@@ -1711,9 +2059,7 @@
           <m:r>
             <w:rPr>
               <w:rFonts w:ascii="Cambria Math" w:eastAsia="Times New Roman" w:hAnsi="Cambria Math" w:cs="Times New Roman"/>
-              <w:kern w:val="0"/>
-              <w:lang w:eastAsia="ru-RU"/>
-              <w14:ligatures w14:val="none"/>
+              <w:lang w:eastAsia="ru-RU"/>
             </w:rPr>
             <m:t>=3333.3</m:t>
           </m:r>
@@ -1723,9 +2069,7 @@
             </m:rPr>
             <w:rPr>
               <w:rFonts w:ascii="Times New Roman" w:eastAsia="Times New Roman" w:hAnsi="Times New Roman" w:cs="Times New Roman"/>
-              <w:kern w:val="0"/>
-              <w:lang w:eastAsia="ru-RU"/>
-              <w14:ligatures w14:val="none"/>
+              <w:lang w:eastAsia="ru-RU"/>
             </w:rPr>
             <m:t> Ом</m:t>
           </m:r>
@@ -1734,10 +2078,8 @@
               <m:sty m:val="p"/>
             </m:rPr>
             <w:rPr>
-              <w:rFonts w:ascii="Times New Roman" w:eastAsia="Times New Roman" w:hAnsi="Times New Roman" w:cs="Times New Roman"/>
-              <w:kern w:val="0"/>
-              <w:lang w:eastAsia="ru-RU"/>
-              <w14:ligatures w14:val="none"/>
+              <w:rFonts w:ascii="Cambria Math" w:eastAsia="Times New Roman" w:hAnsi="Cambria Math" w:cs="Times New Roman"/>
+              <w:lang w:eastAsia="ru-RU"/>
             </w:rPr>
             <w:br/>
           </m:r>
@@ -1746,9 +2088,7 @@
           <m:r>
             <w:rPr>
               <w:rFonts w:ascii="Cambria Math" w:eastAsia="Times New Roman" w:hAnsi="Cambria Math" w:cs="Times New Roman"/>
-              <w:kern w:val="0"/>
-              <w:lang w:eastAsia="ru-RU"/>
-              <w14:ligatures w14:val="none"/>
+              <w:lang w:eastAsia="ru-RU"/>
             </w:rPr>
             <m:t>R2=5000</m:t>
           </m:r>
@@ -1758,9 +2098,7 @@
             </m:rPr>
             <w:rPr>
               <w:rFonts w:ascii="Times New Roman" w:eastAsia="Times New Roman" w:hAnsi="Times New Roman" w:cs="Times New Roman"/>
-              <w:kern w:val="0"/>
-              <w:lang w:eastAsia="ru-RU"/>
-              <w14:ligatures w14:val="none"/>
+              <w:lang w:eastAsia="ru-RU"/>
             </w:rPr>
             <m:t> Ом</m:t>
           </m:r>
@@ -1769,10 +2107,8 @@
               <m:sty m:val="p"/>
             </m:rPr>
             <w:rPr>
-              <w:rFonts w:ascii="Times New Roman" w:eastAsia="Times New Roman" w:hAnsi="Times New Roman" w:cs="Times New Roman"/>
-              <w:kern w:val="0"/>
-              <w:lang w:eastAsia="ru-RU"/>
-              <w14:ligatures w14:val="none"/>
+              <w:rFonts w:ascii="Cambria Math" w:eastAsia="Times New Roman" w:hAnsi="Cambria Math" w:cs="Times New Roman"/>
+              <w:lang w:eastAsia="ru-RU"/>
             </w:rPr>
             <w:br/>
           </m:r>
@@ -1783,9 +2119,7 @@
               <m:ctrlPr>
                 <w:rPr>
                   <w:rFonts w:ascii="Cambria Math" w:eastAsia="Times New Roman" w:hAnsi="Cambria Math" w:cs="Times New Roman"/>
-                  <w:kern w:val="0"/>
-                  <w:lang w:eastAsia="ru-RU"/>
-                  <w14:ligatures w14:val="none"/>
+                  <w:lang w:eastAsia="ru-RU"/>
                 </w:rPr>
               </m:ctrlPr>
             </m:sSubPr>
@@ -1793,9 +2127,7 @@
               <m:r>
                 <w:rPr>
                   <w:rFonts w:ascii="Cambria Math" w:eastAsia="Times New Roman" w:hAnsi="Cambria Math" w:cs="Times New Roman"/>
-                  <w:kern w:val="0"/>
-                  <w:lang w:eastAsia="ru-RU"/>
-                  <w14:ligatures w14:val="none"/>
+                  <w:lang w:eastAsia="ru-RU"/>
                 </w:rPr>
                 <m:t>I</m:t>
               </m:r>
@@ -1804,9 +2136,7 @@
               <m:r>
                 <w:rPr>
                   <w:rFonts w:ascii="Cambria Math" w:eastAsia="Times New Roman" w:hAnsi="Cambria Math" w:cs="Times New Roman"/>
-                  <w:kern w:val="0"/>
-                  <w:lang w:eastAsia="ru-RU"/>
-                  <w14:ligatures w14:val="none"/>
+                  <w:lang w:eastAsia="ru-RU"/>
                 </w:rPr>
                 <m:t>c</m:t>
               </m:r>
@@ -1815,9 +2145,7 @@
           <m:r>
             <w:rPr>
               <w:rFonts w:ascii="Cambria Math" w:eastAsia="Times New Roman" w:hAnsi="Cambria Math" w:cs="Times New Roman"/>
-              <w:kern w:val="0"/>
-              <w:lang w:eastAsia="ru-RU"/>
-              <w14:ligatures w14:val="none"/>
+              <w:lang w:eastAsia="ru-RU"/>
             </w:rPr>
             <m:t>=</m:t>
           </m:r>
@@ -1826,9 +2154,7 @@
               <m:ctrlPr>
                 <w:rPr>
                   <w:rFonts w:ascii="Cambria Math" w:eastAsia="Times New Roman" w:hAnsi="Cambria Math" w:cs="Times New Roman"/>
-                  <w:kern w:val="0"/>
-                  <w:lang w:eastAsia="ru-RU"/>
-                  <w14:ligatures w14:val="none"/>
+                  <w:lang w:eastAsia="ru-RU"/>
                 </w:rPr>
               </m:ctrlPr>
             </m:fPr>
@@ -1836,9 +2162,7 @@
               <m:r>
                 <w:rPr>
                   <w:rFonts w:ascii="Cambria Math" w:eastAsia="Times New Roman" w:hAnsi="Cambria Math" w:cs="Times New Roman"/>
-                  <w:kern w:val="0"/>
-                  <w:lang w:eastAsia="ru-RU"/>
-                  <w14:ligatures w14:val="none"/>
+                  <w:lang w:eastAsia="ru-RU"/>
                 </w:rPr>
                 <m:t>12</m:t>
               </m:r>
@@ -1847,9 +2171,7 @@
               <m:r>
                 <w:rPr>
                   <w:rFonts w:ascii="Cambria Math" w:eastAsia="Times New Roman" w:hAnsi="Cambria Math" w:cs="Times New Roman"/>
-                  <w:kern w:val="0"/>
-                  <w:lang w:eastAsia="ru-RU"/>
-                  <w14:ligatures w14:val="none"/>
+                  <w:lang w:eastAsia="ru-RU"/>
                 </w:rPr>
                 <m:t>3333.3+5000</m:t>
               </m:r>
@@ -1858,9 +2180,7 @@
           <m:r>
             <w:rPr>
               <w:rFonts w:ascii="Cambria Math" w:eastAsia="Times New Roman" w:hAnsi="Cambria Math" w:cs="Times New Roman"/>
-              <w:kern w:val="0"/>
-              <w:lang w:eastAsia="ru-RU"/>
-              <w14:ligatures w14:val="none"/>
+              <w:lang w:eastAsia="ru-RU"/>
             </w:rPr>
             <m:t>=</m:t>
           </m:r>
@@ -1869,9 +2189,7 @@
               <m:ctrlPr>
                 <w:rPr>
                   <w:rFonts w:ascii="Cambria Math" w:eastAsia="Times New Roman" w:hAnsi="Cambria Math" w:cs="Times New Roman"/>
-                  <w:kern w:val="0"/>
-                  <w:lang w:eastAsia="ru-RU"/>
-                  <w14:ligatures w14:val="none"/>
+                  <w:lang w:eastAsia="ru-RU"/>
                 </w:rPr>
               </m:ctrlPr>
             </m:fPr>
@@ -1879,9 +2197,7 @@
               <m:r>
                 <w:rPr>
                   <w:rFonts w:ascii="Cambria Math" w:eastAsia="Times New Roman" w:hAnsi="Cambria Math" w:cs="Times New Roman"/>
-                  <w:kern w:val="0"/>
-                  <w:lang w:eastAsia="ru-RU"/>
-                  <w14:ligatures w14:val="none"/>
+                  <w:lang w:eastAsia="ru-RU"/>
                 </w:rPr>
                 <m:t>12</m:t>
               </m:r>
@@ -1890,9 +2206,7 @@
               <m:r>
                 <w:rPr>
                   <w:rFonts w:ascii="Cambria Math" w:eastAsia="Times New Roman" w:hAnsi="Cambria Math" w:cs="Times New Roman"/>
-                  <w:kern w:val="0"/>
-                  <w:lang w:eastAsia="ru-RU"/>
-                  <w14:ligatures w14:val="none"/>
+                  <w:lang w:eastAsia="ru-RU"/>
                 </w:rPr>
                 <m:t>8333.3</m:t>
               </m:r>
@@ -1901,9 +2215,7 @@
           <m:r>
             <w:rPr>
               <w:rFonts w:ascii="Cambria Math" w:eastAsia="Times New Roman" w:hAnsi="Cambria Math" w:cs="Times New Roman"/>
-              <w:kern w:val="0"/>
-              <w:lang w:eastAsia="ru-RU"/>
-              <w14:ligatures w14:val="none"/>
+              <w:lang w:eastAsia="ru-RU"/>
             </w:rPr>
             <m:t>=1.44⋅</m:t>
           </m:r>
@@ -1912,9 +2224,7 @@
               <m:ctrlPr>
                 <w:rPr>
                   <w:rFonts w:ascii="Cambria Math" w:eastAsia="Times New Roman" w:hAnsi="Cambria Math" w:cs="Times New Roman"/>
-                  <w:kern w:val="0"/>
-                  <w:lang w:eastAsia="ru-RU"/>
-                  <w14:ligatures w14:val="none"/>
+                  <w:lang w:eastAsia="ru-RU"/>
                 </w:rPr>
               </m:ctrlPr>
             </m:sSupPr>
@@ -1922,9 +2232,7 @@
               <m:r>
                 <w:rPr>
                   <w:rFonts w:ascii="Cambria Math" w:eastAsia="Times New Roman" w:hAnsi="Cambria Math" w:cs="Times New Roman"/>
-                  <w:kern w:val="0"/>
-                  <w:lang w:eastAsia="ru-RU"/>
-                  <w14:ligatures w14:val="none"/>
+                  <w:lang w:eastAsia="ru-RU"/>
                 </w:rPr>
                 <m:t>10</m:t>
               </m:r>
@@ -1933,9 +2241,7 @@
               <m:r>
                 <w:rPr>
                   <w:rFonts w:ascii="Cambria Math" w:eastAsia="Times New Roman" w:hAnsi="Cambria Math" w:cs="Times New Roman"/>
-                  <w:kern w:val="0"/>
-                  <w:lang w:eastAsia="ru-RU"/>
-                  <w14:ligatures w14:val="none"/>
+                  <w:lang w:eastAsia="ru-RU"/>
                 </w:rPr>
                 <m:t>-3</m:t>
               </m:r>
@@ -1947,18 +2253,14 @@
             </m:rPr>
             <w:rPr>
               <w:rFonts w:ascii="Times New Roman" w:eastAsia="Times New Roman" w:hAnsi="Times New Roman" w:cs="Times New Roman"/>
-              <w:kern w:val="0"/>
-              <w:lang w:eastAsia="ru-RU"/>
-              <w14:ligatures w14:val="none"/>
+              <w:lang w:eastAsia="ru-RU"/>
             </w:rPr>
             <m:t> А</m:t>
           </m:r>
           <m:r>
             <w:rPr>
               <w:rFonts w:ascii="Cambria Math" w:eastAsia="Times New Roman" w:hAnsi="Cambria Math" w:cs="Times New Roman"/>
-              <w:kern w:val="0"/>
-              <w:lang w:eastAsia="ru-RU"/>
-              <w14:ligatures w14:val="none"/>
+              <w:lang w:eastAsia="ru-RU"/>
             </w:rPr>
             <m:t>=1.44</m:t>
           </m:r>
@@ -1968,9 +2270,7 @@
             </m:rPr>
             <w:rPr>
               <w:rFonts w:ascii="Times New Roman" w:eastAsia="Times New Roman" w:hAnsi="Times New Roman" w:cs="Times New Roman"/>
-              <w:kern w:val="0"/>
-              <w:lang w:eastAsia="ru-RU"/>
-              <w14:ligatures w14:val="none"/>
+              <w:lang w:eastAsia="ru-RU"/>
             </w:rPr>
             <m:t> мА</m:t>
           </m:r>
@@ -1979,10 +2279,8 @@
               <m:sty m:val="p"/>
             </m:rPr>
             <w:rPr>
-              <w:rFonts w:ascii="Times New Roman" w:eastAsia="Times New Roman" w:hAnsi="Times New Roman" w:cs="Times New Roman"/>
-              <w:kern w:val="0"/>
-              <w:lang w:eastAsia="ru-RU"/>
-              <w14:ligatures w14:val="none"/>
+              <w:rFonts w:ascii="Cambria Math" w:eastAsia="Times New Roman" w:hAnsi="Cambria Math" w:cs="Times New Roman"/>
+              <w:lang w:eastAsia="ru-RU"/>
             </w:rPr>
             <w:br/>
           </m:r>
@@ -1998,17 +2296,13 @@
         <w:spacing w:after="0" w:line="360" w:lineRule="auto"/>
         <w:rPr>
           <w:rFonts w:ascii="Times New Roman" w:eastAsia="Times New Roman" w:hAnsi="Times New Roman" w:cs="Times New Roman"/>
-          <w:kern w:val="0"/>
-          <w:lang w:eastAsia="ru-RU"/>
-          <w14:ligatures w14:val="none"/>
-        </w:rPr>
-      </w:pPr>
-      <w:r>
-        <w:rPr>
-          <w:rFonts w:ascii="Times New Roman" w:eastAsia="Times New Roman" w:hAnsi="Times New Roman" w:cs="Times New Roman"/>
-          <w:kern w:val="0"/>
-          <w:lang w:eastAsia="ru-RU"/>
-          <w14:ligatures w14:val="none"/>
+          <w:lang w:eastAsia="ru-RU"/>
+        </w:rPr>
+      </w:pPr>
+      <w:r>
+        <w:rPr>
+          <w:rFonts w:ascii="Times New Roman" w:eastAsia="Times New Roman" w:hAnsi="Times New Roman" w:cs="Times New Roman"/>
+          <w:lang w:eastAsia="ru-RU"/>
         </w:rPr>
         <w:t xml:space="preserve">Найдём </w:t>
       </w:r>
@@ -2018,9 +2312,7 @@
             <m:ctrlPr>
               <w:rPr>
                 <w:rFonts w:ascii="Cambria Math" w:eastAsia="Times New Roman" w:hAnsi="Cambria Math" w:cs="Times New Roman"/>
-                <w:kern w:val="0"/>
                 <w:lang w:eastAsia="ru-RU"/>
-                <w14:ligatures w14:val="none"/>
               </w:rPr>
             </m:ctrlPr>
           </m:sSubPr>
@@ -2028,9 +2320,7 @@
             <m:r>
               <w:rPr>
                 <w:rFonts w:ascii="Cambria Math" w:eastAsia="Times New Roman" w:hAnsi="Cambria Math" w:cs="Times New Roman"/>
-                <w:kern w:val="0"/>
                 <w:lang w:eastAsia="ru-RU"/>
-                <w14:ligatures w14:val="none"/>
               </w:rPr>
               <m:t>Y</m:t>
             </m:r>
@@ -2039,9 +2329,7 @@
             <m:r>
               <w:rPr>
                 <w:rFonts w:ascii="Cambria Math" w:eastAsia="Times New Roman" w:hAnsi="Cambria Math" w:cs="Times New Roman"/>
-                <w:kern w:val="0"/>
                 <w:lang w:eastAsia="ru-RU"/>
-                <w14:ligatures w14:val="none"/>
               </w:rPr>
               <m:t>21</m:t>
             </m:r>
@@ -2051,9 +2339,7 @@
       <w:r>
         <w:rPr>
           <w:rFonts w:ascii="Times New Roman" w:eastAsia="Times New Roman" w:hAnsi="Times New Roman" w:cs="Times New Roman"/>
-          <w:kern w:val="0"/>
-          <w:lang w:eastAsia="ru-RU"/>
-          <w14:ligatures w14:val="none"/>
+          <w:lang w:eastAsia="ru-RU"/>
         </w:rPr>
         <w:t>(крутизну):</w:t>
       </w:r>
@@ -2063,9 +2349,7 @@
         <w:spacing w:after="0" w:line="360" w:lineRule="auto"/>
         <w:rPr>
           <w:rFonts w:ascii="Times New Roman" w:eastAsia="Times New Roman" w:hAnsi="Times New Roman" w:cs="Times New Roman"/>
-          <w:kern w:val="0"/>
-          <w:lang w:eastAsia="ru-RU"/>
-          <w14:ligatures w14:val="none"/>
+          <w:lang w:eastAsia="ru-RU"/>
         </w:rPr>
       </w:pPr>
       <m:oMathPara>
@@ -2075,9 +2359,7 @@
               <m:ctrlPr>
                 <w:rPr>
                   <w:rFonts w:ascii="Cambria Math" w:eastAsia="Times New Roman" w:hAnsi="Cambria Math" w:cs="Times New Roman"/>
-                  <w:kern w:val="0"/>
-                  <w:lang w:eastAsia="ru-RU"/>
-                  <w14:ligatures w14:val="none"/>
+                  <w:lang w:eastAsia="ru-RU"/>
                 </w:rPr>
               </m:ctrlPr>
             </m:sSubPr>
@@ -2085,9 +2367,7 @@
               <m:r>
                 <w:rPr>
                   <w:rFonts w:ascii="Cambria Math" w:eastAsia="Times New Roman" w:hAnsi="Cambria Math" w:cs="Times New Roman"/>
-                  <w:kern w:val="0"/>
-                  <w:lang w:eastAsia="ru-RU"/>
-                  <w14:ligatures w14:val="none"/>
+                  <w:lang w:eastAsia="ru-RU"/>
                 </w:rPr>
                 <m:t>Y</m:t>
               </m:r>
@@ -2096,9 +2376,7 @@
               <m:r>
                 <w:rPr>
                   <w:rFonts w:ascii="Cambria Math" w:eastAsia="Times New Roman" w:hAnsi="Cambria Math" w:cs="Times New Roman"/>
-                  <w:kern w:val="0"/>
-                  <w:lang w:eastAsia="ru-RU"/>
-                  <w14:ligatures w14:val="none"/>
+                  <w:lang w:eastAsia="ru-RU"/>
                 </w:rPr>
                 <m:t>21</m:t>
               </m:r>
@@ -2107,9 +2385,7 @@
           <m:r>
             <w:rPr>
               <w:rFonts w:ascii="Cambria Math" w:eastAsia="Times New Roman" w:hAnsi="Cambria Math" w:cs="Times New Roman"/>
-              <w:kern w:val="0"/>
-              <w:lang w:eastAsia="ru-RU"/>
-              <w14:ligatures w14:val="none"/>
+              <w:lang w:eastAsia="ru-RU"/>
             </w:rPr>
             <m:t>=</m:t>
           </m:r>
@@ -2118,9 +2394,7 @@
               <m:ctrlPr>
                 <w:rPr>
                   <w:rFonts w:ascii="Cambria Math" w:eastAsia="Times New Roman" w:hAnsi="Cambria Math" w:cs="Times New Roman"/>
-                  <w:kern w:val="0"/>
-                  <w:lang w:eastAsia="ru-RU"/>
-                  <w14:ligatures w14:val="none"/>
+                  <w:lang w:eastAsia="ru-RU"/>
                 </w:rPr>
               </m:ctrlPr>
             </m:fPr>
@@ -2130,9 +2404,7 @@
                   <m:ctrlPr>
                     <w:rPr>
                       <w:rFonts w:ascii="Cambria Math" w:eastAsia="Times New Roman" w:hAnsi="Cambria Math" w:cs="Times New Roman"/>
-                      <w:kern w:val="0"/>
                       <w:lang w:eastAsia="ru-RU"/>
-                      <w14:ligatures w14:val="none"/>
                     </w:rPr>
                   </m:ctrlPr>
                 </m:sSubPr>
@@ -2140,9 +2412,7 @@
                   <m:r>
                     <w:rPr>
                       <w:rFonts w:ascii="Cambria Math" w:eastAsia="Times New Roman" w:hAnsi="Cambria Math" w:cs="Times New Roman"/>
-                      <w:kern w:val="0"/>
                       <w:lang w:eastAsia="ru-RU"/>
-                      <w14:ligatures w14:val="none"/>
                     </w:rPr>
                     <m:t>I</m:t>
                   </m:r>
@@ -2151,9 +2421,7 @@
                   <m:r>
                     <w:rPr>
                       <w:rFonts w:ascii="Cambria Math" w:eastAsia="Times New Roman" w:hAnsi="Cambria Math" w:cs="Times New Roman"/>
-                      <w:kern w:val="0"/>
                       <w:lang w:eastAsia="ru-RU"/>
-                      <w14:ligatures w14:val="none"/>
                     </w:rPr>
                     <m:t>c</m:t>
                   </m:r>
@@ -2166,9 +2434,7 @@
                   <m:ctrlPr>
                     <w:rPr>
                       <w:rFonts w:ascii="Cambria Math" w:eastAsia="Times New Roman" w:hAnsi="Cambria Math" w:cs="Times New Roman"/>
-                      <w:kern w:val="0"/>
                       <w:lang w:eastAsia="ru-RU"/>
-                      <w14:ligatures w14:val="none"/>
                     </w:rPr>
                   </m:ctrlPr>
                 </m:sSubPr>
@@ -2176,9 +2442,7 @@
                   <m:r>
                     <w:rPr>
                       <w:rFonts w:ascii="Cambria Math" w:eastAsia="Times New Roman" w:hAnsi="Cambria Math" w:cs="Times New Roman"/>
-                      <w:kern w:val="0"/>
                       <w:lang w:eastAsia="ru-RU"/>
-                      <w14:ligatures w14:val="none"/>
                     </w:rPr>
                     <m:t>U</m:t>
                   </m:r>
@@ -2190,9 +2454,7 @@
                     </m:rPr>
                     <w:rPr>
                       <w:rFonts w:ascii="Times New Roman" w:eastAsia="Times New Roman" w:hAnsi="Times New Roman" w:cs="Times New Roman"/>
-                      <w:kern w:val="0"/>
                       <w:lang w:eastAsia="ru-RU"/>
-                      <w14:ligatures w14:val="none"/>
                     </w:rPr>
                     <m:t>зи</m:t>
                   </m:r>
@@ -2203,9 +2465,7 @@
           <m:r>
             <w:rPr>
               <w:rFonts w:ascii="Cambria Math" w:eastAsia="Times New Roman" w:hAnsi="Cambria Math" w:cs="Times New Roman"/>
-              <w:kern w:val="0"/>
-              <w:lang w:eastAsia="ru-RU"/>
-              <w14:ligatures w14:val="none"/>
+              <w:lang w:eastAsia="ru-RU"/>
             </w:rPr>
             <m:t>=</m:t>
           </m:r>
@@ -2214,9 +2474,7 @@
               <m:ctrlPr>
                 <w:rPr>
                   <w:rFonts w:ascii="Cambria Math" w:eastAsia="Times New Roman" w:hAnsi="Cambria Math" w:cs="Times New Roman"/>
-                  <w:kern w:val="0"/>
-                  <w:lang w:eastAsia="ru-RU"/>
-                  <w14:ligatures w14:val="none"/>
+                  <w:lang w:eastAsia="ru-RU"/>
                 </w:rPr>
               </m:ctrlPr>
             </m:fPr>
@@ -2224,9 +2482,7 @@
               <m:r>
                 <w:rPr>
                   <w:rFonts w:ascii="Cambria Math" w:eastAsia="Times New Roman" w:hAnsi="Cambria Math" w:cs="Times New Roman"/>
-                  <w:kern w:val="0"/>
-                  <w:lang w:eastAsia="ru-RU"/>
-                  <w14:ligatures w14:val="none"/>
+                  <w:lang w:eastAsia="ru-RU"/>
                 </w:rPr>
                 <m:t>1.44</m:t>
               </m:r>
@@ -2236,9 +2492,7 @@
                 </m:rPr>
                 <w:rPr>
                   <w:rFonts w:ascii="Times New Roman" w:eastAsia="Times New Roman" w:hAnsi="Times New Roman" w:cs="Times New Roman"/>
-                  <w:kern w:val="0"/>
-                  <w:lang w:eastAsia="ru-RU"/>
-                  <w14:ligatures w14:val="none"/>
+                  <w:lang w:eastAsia="ru-RU"/>
                 </w:rPr>
                 <m:t> мА</m:t>
               </m:r>
@@ -2247,9 +2501,7 @@
               <m:r>
                 <w:rPr>
                   <w:rFonts w:ascii="Cambria Math" w:eastAsia="Times New Roman" w:hAnsi="Cambria Math" w:cs="Times New Roman"/>
-                  <w:kern w:val="0"/>
-                  <w:lang w:eastAsia="ru-RU"/>
-                  <w14:ligatures w14:val="none"/>
+                  <w:lang w:eastAsia="ru-RU"/>
                 </w:rPr>
                 <m:t>2</m:t>
               </m:r>
@@ -2259,9 +2511,7 @@
                 </m:rPr>
                 <w:rPr>
                   <w:rFonts w:ascii="Times New Roman" w:eastAsia="Times New Roman" w:hAnsi="Times New Roman" w:cs="Times New Roman"/>
-                  <w:kern w:val="0"/>
-                  <w:lang w:eastAsia="ru-RU"/>
-                  <w14:ligatures w14:val="none"/>
+                  <w:lang w:eastAsia="ru-RU"/>
                 </w:rPr>
                 <m:t> В</m:t>
               </m:r>
@@ -2270,9 +2520,7 @@
           <m:r>
             <w:rPr>
               <w:rFonts w:ascii="Cambria Math" w:eastAsia="Times New Roman" w:hAnsi="Cambria Math" w:cs="Times New Roman"/>
-              <w:kern w:val="0"/>
-              <w:lang w:eastAsia="ru-RU"/>
-              <w14:ligatures w14:val="none"/>
+              <w:lang w:eastAsia="ru-RU"/>
             </w:rPr>
             <m:t>=0.72</m:t>
           </m:r>
@@ -2282,9 +2530,7 @@
             </m:rPr>
             <w:rPr>
               <w:rFonts w:ascii="Times New Roman" w:eastAsia="Times New Roman" w:hAnsi="Times New Roman" w:cs="Times New Roman"/>
-              <w:kern w:val="0"/>
-              <w:lang w:eastAsia="ru-RU"/>
-              <w14:ligatures w14:val="none"/>
+              <w:lang w:eastAsia="ru-RU"/>
             </w:rPr>
             <m:t> мА/В</m:t>
           </m:r>
@@ -2293,10 +2539,8 @@
               <m:sty m:val="p"/>
             </m:rPr>
             <w:rPr>
-              <w:rFonts w:ascii="Times New Roman" w:eastAsia="Times New Roman" w:hAnsi="Times New Roman" w:cs="Times New Roman"/>
-              <w:kern w:val="0"/>
-              <w:lang w:eastAsia="ru-RU"/>
-              <w14:ligatures w14:val="none"/>
+              <w:rFonts w:ascii="Cambria Math" w:eastAsia="Times New Roman" w:hAnsi="Cambria Math" w:cs="Times New Roman"/>
+              <w:lang w:eastAsia="ru-RU"/>
             </w:rPr>
             <w:br/>
           </m:r>
@@ -2308,9 +2552,7 @@
         <w:spacing w:after="0" w:line="360" w:lineRule="auto"/>
         <w:rPr>
           <w:rFonts w:ascii="Times New Roman" w:eastAsia="Times New Roman" w:hAnsi="Times New Roman" w:cs="Times New Roman"/>
-          <w:kern w:val="0"/>
-          <w:lang w:eastAsia="ru-RU"/>
-          <w14:ligatures w14:val="none"/>
+          <w:lang w:eastAsia="ru-RU"/>
         </w:rPr>
       </w:pPr>
       <w:r>
@@ -2318,9 +2560,7 @@
           <w:rFonts w:ascii="Times New Roman" w:eastAsia="Times New Roman" w:hAnsi="Times New Roman" w:cs="Times New Roman"/>
           <w:b/>
           <w:bCs/>
-          <w:kern w:val="0"/>
-          <w:lang w:eastAsia="ru-RU"/>
-          <w14:ligatures w14:val="none"/>
+          <w:lang w:eastAsia="ru-RU"/>
         </w:rPr>
         <w:t>Ответ:</w:t>
       </w:r>
@@ -2330,11 +2570,9 @@
         <w:spacing w:after="0" w:line="360" w:lineRule="auto"/>
         <w:outlineLvl w:val="1"/>
         <w:rPr>
-          <w:rFonts w:ascii="Cambria Math" w:eastAsia="Times New Roman" w:hAnsi="Cambria Math" w:cs="Times New Roman"/>
+          <w:rFonts w:ascii="Times New Roman" w:eastAsia="Times New Roman" w:hAnsi="Times New Roman" w:cs="Times New Roman"/>
           <w:i/>
-          <w:kern w:val="0"/>
-          <w:lang w:eastAsia="ru-RU"/>
-          <w14:ligatures w14:val="none"/>
+          <w:lang w:eastAsia="ru-RU"/>
         </w:rPr>
       </w:pPr>
       <m:oMathPara>
@@ -2344,9 +2582,7 @@
               <m:ctrlPr>
                 <w:rPr>
                   <w:rFonts w:ascii="Cambria Math" w:eastAsia="Times New Roman" w:hAnsi="Cambria Math" w:cs="Times New Roman"/>
-                  <w:kern w:val="0"/>
-                  <w:lang w:eastAsia="ru-RU"/>
-                  <w14:ligatures w14:val="none"/>
+                  <w:lang w:eastAsia="ru-RU"/>
                 </w:rPr>
               </m:ctrlPr>
             </m:sSubPr>
@@ -2354,9 +2590,7 @@
               <m:r>
                 <w:rPr>
                   <w:rFonts w:ascii="Cambria Math" w:eastAsia="Times New Roman" w:hAnsi="Cambria Math" w:cs="Times New Roman"/>
-                  <w:kern w:val="0"/>
-                  <w:lang w:eastAsia="ru-RU"/>
-                  <w14:ligatures w14:val="none"/>
+                  <w:lang w:eastAsia="ru-RU"/>
                 </w:rPr>
                 <m:t>Y</m:t>
               </m:r>
@@ -2365,9 +2599,7 @@
               <m:r>
                 <w:rPr>
                   <w:rFonts w:ascii="Cambria Math" w:eastAsia="Times New Roman" w:hAnsi="Cambria Math" w:cs="Times New Roman"/>
-                  <w:kern w:val="0"/>
-                  <w:lang w:eastAsia="ru-RU"/>
-                  <w14:ligatures w14:val="none"/>
+                  <w:lang w:eastAsia="ru-RU"/>
                 </w:rPr>
                 <m:t>21</m:t>
               </m:r>
@@ -2376,9 +2608,7 @@
           <m:r>
             <w:rPr>
               <w:rFonts w:ascii="Cambria Math" w:eastAsia="Times New Roman" w:hAnsi="Cambria Math" w:cs="Times New Roman"/>
-              <w:kern w:val="0"/>
-              <w:lang w:eastAsia="ru-RU"/>
-              <w14:ligatures w14:val="none"/>
+              <w:lang w:eastAsia="ru-RU"/>
             </w:rPr>
             <m:t>=0.72</m:t>
           </m:r>
@@ -2388,144 +2618,131 @@
             </m:rPr>
             <w:rPr>
               <w:rFonts w:ascii="Times New Roman" w:eastAsia="Times New Roman" w:hAnsi="Times New Roman" w:cs="Times New Roman"/>
-              <w:kern w:val="0"/>
-              <w:lang w:eastAsia="ru-RU"/>
-              <w14:ligatures w14:val="none"/>
-            </w:rPr>
-            <m:t> мА/В</m:t>
+              <w:lang w:eastAsia="ru-RU"/>
+            </w:rPr>
+            <m:t xml:space="preserve"> мА/В </m:t>
+          </m:r>
+          <m:r>
+            <w:rPr>
+              <w:rFonts w:ascii="Cambria Math" w:eastAsia="Times New Roman" w:hAnsi="Cambria Math" w:cs="Times New Roman"/>
+              <w:lang w:eastAsia="ru-RU"/>
+            </w:rPr>
+            <m:t>(</m:t>
           </m:r>
           <m:r>
             <m:rPr>
               <m:nor/>
             </m:rPr>
             <w:rPr>
-              <w:rFonts w:ascii="Cambria Math" w:eastAsia="Times New Roman" w:hAnsi="Times New Roman" w:cs="Times New Roman"/>
-              <w:kern w:val="0"/>
-              <w:lang w:eastAsia="ru-RU"/>
-              <w14:ligatures w14:val="none"/>
-            </w:rPr>
-            <m:t xml:space="preserve"> </m:t>
+              <w:rFonts w:ascii="Times New Roman" w:eastAsia="Times New Roman" w:hAnsi="Times New Roman" w:cs="Times New Roman"/>
+              <w:lang w:eastAsia="ru-RU"/>
+            </w:rPr>
+            <m:t>или </m:t>
           </m:r>
           <m:r>
             <w:rPr>
               <w:rFonts w:ascii="Cambria Math" w:eastAsia="Times New Roman" w:hAnsi="Cambria Math" w:cs="Times New Roman"/>
-              <w:kern w:val="0"/>
-              <w:lang w:eastAsia="ru-RU"/>
-              <w14:ligatures w14:val="none"/>
-            </w:rPr>
-            <m:t>(</m:t>
-          </m:r>
+              <w:lang w:eastAsia="ru-RU"/>
+            </w:rPr>
+            <m:t>0.72⋅</m:t>
+          </m:r>
+          <m:sSup>
+            <m:sSupPr>
+              <m:ctrlPr>
+                <w:rPr>
+                  <w:rFonts w:ascii="Cambria Math" w:eastAsia="Times New Roman" w:hAnsi="Cambria Math" w:cs="Times New Roman"/>
+                  <w:lang w:eastAsia="ru-RU"/>
+                </w:rPr>
+              </m:ctrlPr>
+            </m:sSupPr>
+            <m:e>
+              <m:r>
+                <w:rPr>
+                  <w:rFonts w:ascii="Cambria Math" w:eastAsia="Times New Roman" w:hAnsi="Cambria Math" w:cs="Times New Roman"/>
+                  <w:lang w:eastAsia="ru-RU"/>
+                </w:rPr>
+                <m:t>10</m:t>
+              </m:r>
+            </m:e>
+            <m:sup>
+              <m:r>
+                <w:rPr>
+                  <w:rFonts w:ascii="Cambria Math" w:eastAsia="Times New Roman" w:hAnsi="Cambria Math" w:cs="Times New Roman"/>
+                  <w:lang w:eastAsia="ru-RU"/>
+                </w:rPr>
+                <m:t>-3</m:t>
+              </m:r>
+            </m:sup>
+          </m:sSup>
           <m:r>
             <m:rPr>
               <m:nor/>
             </m:rPr>
             <w:rPr>
               <w:rFonts w:ascii="Times New Roman" w:eastAsia="Times New Roman" w:hAnsi="Times New Roman" w:cs="Times New Roman"/>
-              <w:kern w:val="0"/>
-              <w:lang w:eastAsia="ru-RU"/>
-              <w14:ligatures w14:val="none"/>
-            </w:rPr>
-            <m:t>или </m:t>
-          </m:r>
-          <m:r>
-            <w:rPr>
-              <w:rFonts w:ascii="Cambria Math" w:eastAsia="Times New Roman" w:hAnsi="Cambria Math" w:cs="Times New Roman"/>
-              <w:kern w:val="0"/>
-              <w:lang w:eastAsia="ru-RU"/>
-              <w14:ligatures w14:val="none"/>
-            </w:rPr>
-            <m:t>0.72⋅</m:t>
-          </m:r>
-          <m:sSup>
-            <m:sSupPr>
-              <m:ctrlPr>
-                <w:rPr>
-                  <w:rFonts w:ascii="Cambria Math" w:eastAsia="Times New Roman" w:hAnsi="Cambria Math" w:cs="Times New Roman"/>
-                  <w:kern w:val="0"/>
-                  <w:lang w:eastAsia="ru-RU"/>
-                  <w14:ligatures w14:val="none"/>
-                </w:rPr>
-              </m:ctrlPr>
-            </m:sSupPr>
-            <m:e>
-              <m:r>
-                <w:rPr>
-                  <w:rFonts w:ascii="Cambria Math" w:eastAsia="Times New Roman" w:hAnsi="Cambria Math" w:cs="Times New Roman"/>
-                  <w:kern w:val="0"/>
-                  <w:lang w:eastAsia="ru-RU"/>
-                  <w14:ligatures w14:val="none"/>
-                </w:rPr>
-                <m:t>10</m:t>
-              </m:r>
-            </m:e>
-            <m:sup>
-              <m:r>
-                <w:rPr>
-                  <w:rFonts w:ascii="Cambria Math" w:eastAsia="Times New Roman" w:hAnsi="Cambria Math" w:cs="Times New Roman"/>
-                  <w:kern w:val="0"/>
-                  <w:lang w:eastAsia="ru-RU"/>
-                  <w14:ligatures w14:val="none"/>
-                </w:rPr>
-                <m:t>-3</m:t>
-              </m:r>
-            </m:sup>
-          </m:sSup>
-          <m:r>
-            <m:rPr>
-              <m:nor/>
-            </m:rPr>
-            <w:rPr>
-              <w:rFonts w:ascii="Times New Roman" w:eastAsia="Times New Roman" w:hAnsi="Times New Roman" w:cs="Times New Roman"/>
-              <w:kern w:val="0"/>
-              <w:lang w:eastAsia="ru-RU"/>
-              <w14:ligatures w14:val="none"/>
+              <w:lang w:eastAsia="ru-RU"/>
             </w:rPr>
             <m:t> См</m:t>
-          </m:r>
-          <m:r>
-            <w:rPr>
-              <w:rFonts w:ascii="Cambria Math" w:eastAsia="Times New Roman" w:hAnsi="Cambria Math" w:cs="Times New Roman"/>
-              <w:kern w:val="0"/>
-              <w:lang w:eastAsia="ru-RU"/>
-              <w14:ligatures w14:val="none"/>
-            </w:rPr>
-            <m:t>)</m:t>
           </m:r>
         </m:oMath>
       </m:oMathPara>
     </w:p>
     <w:p>
       <w:pPr>
+        <w:rPr>
+          <w:rFonts w:ascii="Times New Roman" w:eastAsia="Times New Roman" w:hAnsi="Times New Roman" w:cs="Times New Roman"/>
+          <w:i/>
+          <w:lang w:eastAsia="ru-RU"/>
+        </w:rPr>
+      </w:pPr>
+      <w:r>
+        <w:rPr>
+          <w:rFonts w:ascii="Times New Roman" w:eastAsia="Times New Roman" w:hAnsi="Times New Roman" w:cs="Times New Roman"/>
+          <w:i/>
+          <w:lang w:eastAsia="ru-RU"/>
+        </w:rPr>
+        <w:br w:type="page"/>
+      </w:r>
+    </w:p>
+    <w:p>
+      <w:pPr>
+        <w:pStyle w:val="Heading2"/>
+        <w:rPr>
+          <w:rFonts w:eastAsia="Times New Roman"/>
+          <w:lang w:eastAsia="ru-RU"/>
+        </w:rPr>
+      </w:pPr>
+      <w:r>
+        <w:rPr>
+          <w:rFonts w:eastAsia="Times New Roman"/>
+          <w:lang w:eastAsia="ru-RU"/>
+        </w:rPr>
+        <w:lastRenderedPageBreak/>
+        <w:t>2. Нарисовать схему и найти её параметры по характеристике</w:t>
+      </w:r>
+    </w:p>
+    <w:p>
+      <w:pPr>
         <w:spacing w:after="0" w:line="360" w:lineRule="auto"/>
-        <w:outlineLvl w:val="1"/>
-        <w:rPr>
-          <w:rFonts w:ascii="Times New Roman" w:eastAsia="Times New Roman" w:hAnsi="Times New Roman" w:cs="Times New Roman"/>
-          <w:b/>
-          <w:bCs/>
-          <w:kern w:val="0"/>
-          <w:sz w:val="28"/>
-          <w:szCs w:val="28"/>
-          <w:lang w:eastAsia="ru-RU"/>
-          <w14:ligatures w14:val="none"/>
+        <w:rPr>
+          <w:rFonts w:ascii="Times New Roman" w:eastAsia="Times New Roman" w:hAnsi="Times New Roman" w:cs="Times New Roman"/>
+          <w:lang w:eastAsia="ru-RU"/>
         </w:rPr>
       </w:pPr>
       <w:r>
         <w:rPr>
           <w:rFonts w:ascii="Times New Roman" w:eastAsia="Times New Roman" w:hAnsi="Times New Roman" w:cs="Times New Roman"/>
           <w:noProof/>
-          <w:kern w:val="0"/>
-          <w:lang w:eastAsia="ru-RU"/>
-          <w14:ligatures w14:val="none"/>
-        </w:rPr>
-        <w:lastRenderedPageBreak/>
+          <w:lang w:eastAsia="ru-RU"/>
+        </w:rPr>
         <w:drawing>
-          <wp:anchor distT="0" distB="0" distL="114300" distR="114300" simplePos="0" relativeHeight="251659264" behindDoc="1" locked="0" layoutInCell="1" allowOverlap="1" wp14:anchorId="7715362D" wp14:editId="50ABC77F">
+          <wp:anchor distT="0" distB="0" distL="114300" distR="114300" simplePos="0" relativeHeight="251659264" behindDoc="1" locked="0" layoutInCell="1" allowOverlap="1" wp14:anchorId="7DB073BA" wp14:editId="7554B335">
             <wp:simplePos x="0" y="0"/>
             <wp:positionH relativeFrom="column">
-              <wp:posOffset>3009900</wp:posOffset>
+              <wp:posOffset>3352800</wp:posOffset>
             </wp:positionH>
             <wp:positionV relativeFrom="paragraph">
-              <wp:posOffset>441960</wp:posOffset>
+              <wp:posOffset>12700</wp:posOffset>
             </wp:positionV>
             <wp:extent cx="3407284" cy="2200275"/>
             <wp:effectExtent l="0" t="0" r="3175" b="0"/>
@@ -2574,18 +2791,30 @@
           </wp:anchor>
         </w:drawing>
       </w:r>
-      <w:r>
+    </w:p>
+    <w:p>
+      <w:pPr>
+        <w:spacing w:after="0" w:line="360" w:lineRule="auto"/>
+        <w:outlineLvl w:val="2"/>
         <w:rPr>
           <w:rFonts w:ascii="Times New Roman" w:eastAsia="Times New Roman" w:hAnsi="Times New Roman" w:cs="Times New Roman"/>
           <w:b/>
           <w:bCs/>
-          <w:kern w:val="0"/>
-          <w:sz w:val="28"/>
-          <w:szCs w:val="28"/>
-          <w:lang w:eastAsia="ru-RU"/>
-          <w14:ligatures w14:val="none"/>
-        </w:rPr>
-        <w:t>2. Нарисовать схему и найти её параметры по характеристике</w:t>
+          <w:sz w:val="27"/>
+          <w:szCs w:val="27"/>
+          <w:lang w:eastAsia="ru-RU"/>
+        </w:rPr>
+      </w:pPr>
+      <w:r>
+        <w:rPr>
+          <w:rFonts w:ascii="Times New Roman" w:eastAsia="Times New Roman" w:hAnsi="Times New Roman" w:cs="Times New Roman"/>
+          <w:b/>
+          <w:bCs/>
+          <w:sz w:val="27"/>
+          <w:szCs w:val="27"/>
+          <w:lang w:eastAsia="ru-RU"/>
+        </w:rPr>
+        <w:t>Дано:</w:t>
       </w:r>
     </w:p>
     <w:p>
@@ -2593,11 +2822,79 @@
         <w:spacing w:after="0" w:line="360" w:lineRule="auto"/>
         <w:rPr>
           <w:rFonts w:ascii="Times New Roman" w:eastAsia="Times New Roman" w:hAnsi="Times New Roman" w:cs="Times New Roman"/>
-          <w:kern w:val="0"/>
-          <w:lang w:eastAsia="ru-RU"/>
-          <w14:ligatures w14:val="none"/>
-        </w:rPr>
-      </w:pPr>
+          <w:lang w:eastAsia="ru-RU"/>
+        </w:rPr>
+      </w:pPr>
+      <w:proofErr w:type="spellStart"/>
+      <w:r>
+        <w:rPr>
+          <w:rFonts w:ascii="Times New Roman" w:eastAsia="Times New Roman" w:hAnsi="Times New Roman" w:cs="Times New Roman"/>
+          <w:lang w:eastAsia="ru-RU"/>
+        </w:rPr>
+        <w:t>Uзи</w:t>
+      </w:r>
+      <w:proofErr w:type="spellEnd"/>
+      <w:r>
+        <w:rPr>
+          <w:rFonts w:ascii="Times New Roman" w:eastAsia="Times New Roman" w:hAnsi="Times New Roman" w:cs="Times New Roman"/>
+          <w:lang w:eastAsia="ru-RU"/>
+        </w:rPr>
+        <w:t xml:space="preserve"> = -5 В</w:t>
+      </w:r>
+      <w:r>
+        <w:rPr>
+          <w:rFonts w:ascii="Times New Roman" w:eastAsia="Times New Roman" w:hAnsi="Times New Roman" w:cs="Times New Roman"/>
+          <w:lang w:eastAsia="ru-RU"/>
+        </w:rPr>
+        <w:br/>
+      </w:r>
+      <w:proofErr w:type="spellStart"/>
+      <w:r>
+        <w:rPr>
+          <w:rFonts w:ascii="Times New Roman" w:eastAsia="Times New Roman" w:hAnsi="Times New Roman" w:cs="Times New Roman"/>
+          <w:lang w:eastAsia="ru-RU"/>
+        </w:rPr>
+        <w:t>Ic</w:t>
+      </w:r>
+      <w:proofErr w:type="spellEnd"/>
+      <w:r>
+        <w:rPr>
+          <w:rFonts w:ascii="Times New Roman" w:eastAsia="Times New Roman" w:hAnsi="Times New Roman" w:cs="Times New Roman"/>
+          <w:lang w:eastAsia="ru-RU"/>
+        </w:rPr>
+        <w:t xml:space="preserve"> = 3 мА</w:t>
+      </w:r>
+      <w:r>
+        <w:rPr>
+          <w:rFonts w:ascii="Times New Roman" w:eastAsia="Times New Roman" w:hAnsi="Times New Roman" w:cs="Times New Roman"/>
+          <w:lang w:eastAsia="ru-RU"/>
+        </w:rPr>
+        <w:br/>
+      </w:r>
+      <w:proofErr w:type="spellStart"/>
+      <w:r>
+        <w:rPr>
+          <w:rFonts w:ascii="Times New Roman" w:eastAsia="Times New Roman" w:hAnsi="Times New Roman" w:cs="Times New Roman"/>
+          <w:lang w:eastAsia="ru-RU"/>
+        </w:rPr>
+        <w:t>Uси</w:t>
+      </w:r>
+      <w:proofErr w:type="spellEnd"/>
+      <w:r>
+        <w:rPr>
+          <w:rFonts w:ascii="Times New Roman" w:eastAsia="Times New Roman" w:hAnsi="Times New Roman" w:cs="Times New Roman"/>
+          <w:lang w:eastAsia="ru-RU"/>
+        </w:rPr>
+        <w:t xml:space="preserve"> = 7 В</w:t>
+      </w:r>
+      <w:r>
+        <w:rPr>
+          <w:rFonts w:ascii="Times New Roman" w:eastAsia="Times New Roman" w:hAnsi="Times New Roman" w:cs="Times New Roman"/>
+          <w:lang w:eastAsia="ru-RU"/>
+        </w:rPr>
+        <w:br/>
+        <w:t>R2 = 2 кОм</w:t>
+      </w:r>
     </w:p>
     <w:p>
       <w:pPr>
@@ -2607,11 +2904,9 @@
           <w:rFonts w:ascii="Times New Roman" w:eastAsia="Times New Roman" w:hAnsi="Times New Roman" w:cs="Times New Roman"/>
           <w:b/>
           <w:bCs/>
-          <w:kern w:val="0"/>
           <w:sz w:val="27"/>
           <w:szCs w:val="27"/>
           <w:lang w:eastAsia="ru-RU"/>
-          <w14:ligatures w14:val="none"/>
         </w:rPr>
       </w:pPr>
       <w:r>
@@ -2619,130 +2914,20 @@
           <w:rFonts w:ascii="Times New Roman" w:eastAsia="Times New Roman" w:hAnsi="Times New Roman" w:cs="Times New Roman"/>
           <w:b/>
           <w:bCs/>
-          <w:kern w:val="0"/>
           <w:sz w:val="27"/>
           <w:szCs w:val="27"/>
           <w:lang w:eastAsia="ru-RU"/>
-          <w14:ligatures w14:val="none"/>
-        </w:rPr>
-        <w:t>Дано:</w:t>
-      </w:r>
-    </w:p>
-    <w:p>
-      <w:pPr>
-        <w:spacing w:after="0" w:line="360" w:lineRule="auto"/>
-        <w:rPr>
-          <w:rFonts w:ascii="Times New Roman" w:eastAsia="Times New Roman" w:hAnsi="Times New Roman" w:cs="Times New Roman"/>
-          <w:kern w:val="0"/>
-          <w:lang w:eastAsia="ru-RU"/>
-          <w14:ligatures w14:val="none"/>
-        </w:rPr>
-      </w:pPr>
-      <w:proofErr w:type="spellStart"/>
-      <w:r>
-        <w:rPr>
-          <w:rFonts w:ascii="Times New Roman" w:eastAsia="Times New Roman" w:hAnsi="Times New Roman" w:cs="Times New Roman"/>
-          <w:kern w:val="0"/>
-          <w:lang w:eastAsia="ru-RU"/>
-          <w14:ligatures w14:val="none"/>
-        </w:rPr>
-        <w:t>Uзи</w:t>
-      </w:r>
-      <w:proofErr w:type="spellEnd"/>
-      <w:r>
-        <w:rPr>
-          <w:rFonts w:ascii="Times New Roman" w:eastAsia="Times New Roman" w:hAnsi="Times New Roman" w:cs="Times New Roman"/>
-          <w:kern w:val="0"/>
-          <w:lang w:eastAsia="ru-RU"/>
-          <w14:ligatures w14:val="none"/>
-        </w:rPr>
-        <w:t xml:space="preserve"> = -5 В</w:t>
-      </w:r>
-      <w:r>
-        <w:rPr>
-          <w:rFonts w:ascii="Times New Roman" w:eastAsia="Times New Roman" w:hAnsi="Times New Roman" w:cs="Times New Roman"/>
-          <w:kern w:val="0"/>
-          <w:lang w:eastAsia="ru-RU"/>
-          <w14:ligatures w14:val="none"/>
-        </w:rPr>
-        <w:br/>
-      </w:r>
-      <w:proofErr w:type="spellStart"/>
-      <w:r>
-        <w:rPr>
-          <w:rFonts w:ascii="Times New Roman" w:eastAsia="Times New Roman" w:hAnsi="Times New Roman" w:cs="Times New Roman"/>
-          <w:kern w:val="0"/>
-          <w:lang w:eastAsia="ru-RU"/>
-          <w14:ligatures w14:val="none"/>
-        </w:rPr>
-        <w:t>Ic</w:t>
-      </w:r>
-      <w:proofErr w:type="spellEnd"/>
-      <w:r>
-        <w:rPr>
-          <w:rFonts w:ascii="Times New Roman" w:eastAsia="Times New Roman" w:hAnsi="Times New Roman" w:cs="Times New Roman"/>
-          <w:kern w:val="0"/>
-          <w:lang w:eastAsia="ru-RU"/>
-          <w14:ligatures w14:val="none"/>
-        </w:rPr>
-        <w:t xml:space="preserve"> = 3 мА</w:t>
-      </w:r>
-      <w:r>
-        <w:rPr>
-          <w:rFonts w:ascii="Times New Roman" w:eastAsia="Times New Roman" w:hAnsi="Times New Roman" w:cs="Times New Roman"/>
-          <w:kern w:val="0"/>
-          <w:lang w:eastAsia="ru-RU"/>
-          <w14:ligatures w14:val="none"/>
-        </w:rPr>
-        <w:br/>
-      </w:r>
-      <w:proofErr w:type="spellStart"/>
-      <w:r>
-        <w:rPr>
-          <w:rFonts w:ascii="Times New Roman" w:eastAsia="Times New Roman" w:hAnsi="Times New Roman" w:cs="Times New Roman"/>
-          <w:kern w:val="0"/>
-          <w:lang w:eastAsia="ru-RU"/>
-          <w14:ligatures w14:val="none"/>
-        </w:rPr>
-        <w:t>Uси</w:t>
-      </w:r>
-      <w:proofErr w:type="spellEnd"/>
-      <w:r>
-        <w:rPr>
-          <w:rFonts w:ascii="Times New Roman" w:eastAsia="Times New Roman" w:hAnsi="Times New Roman" w:cs="Times New Roman"/>
-          <w:kern w:val="0"/>
-          <w:lang w:eastAsia="ru-RU"/>
-          <w14:ligatures w14:val="none"/>
-        </w:rPr>
-        <w:t xml:space="preserve"> = 7 В</w:t>
-      </w:r>
-      <w:r>
-        <w:rPr>
-          <w:rFonts w:ascii="Times New Roman" w:eastAsia="Times New Roman" w:hAnsi="Times New Roman" w:cs="Times New Roman"/>
-          <w:kern w:val="0"/>
-          <w:lang w:eastAsia="ru-RU"/>
-          <w14:ligatures w14:val="none"/>
-        </w:rPr>
-        <w:br/>
-        <w:t xml:space="preserve">R2 = </w:t>
-      </w:r>
-      <w:r>
-        <w:rPr>
-          <w:rFonts w:ascii="Times New Roman" w:eastAsia="Times New Roman" w:hAnsi="Times New Roman" w:cs="Times New Roman"/>
-          <w:kern w:val="0"/>
-          <w:lang w:eastAsia="ru-RU"/>
-          <w14:ligatures w14:val="none"/>
-        </w:rPr>
-        <w:t>2</w:t>
-      </w:r>
-      <w:r>
-        <w:rPr>
-          <w:rFonts w:ascii="Times New Roman" w:eastAsia="Times New Roman" w:hAnsi="Times New Roman" w:cs="Times New Roman"/>
-          <w:kern w:val="0"/>
-          <w:lang w:eastAsia="ru-RU"/>
-          <w14:ligatures w14:val="none"/>
-        </w:rPr>
-        <w:t xml:space="preserve"> кОм</w:t>
+        </w:rPr>
+        <w:t xml:space="preserve">Найти: </w:t>
+      </w:r>
+      <w:r>
+        <w:rPr>
+          <w:rFonts w:ascii="Times New Roman" w:eastAsia="Times New Roman" w:hAnsi="Times New Roman" w:cs="Times New Roman"/>
+          <w:b/>
+          <w:bCs/>
+          <w:lang w:eastAsia="ru-RU"/>
+        </w:rPr>
+        <w:t>E1, E2, Y21, Y22</w:t>
       </w:r>
     </w:p>
     <w:p>
@@ -2753,11 +2938,9 @@
           <w:rFonts w:ascii="Times New Roman" w:eastAsia="Times New Roman" w:hAnsi="Times New Roman" w:cs="Times New Roman"/>
           <w:b/>
           <w:bCs/>
-          <w:kern w:val="0"/>
           <w:sz w:val="27"/>
           <w:szCs w:val="27"/>
           <w:lang w:eastAsia="ru-RU"/>
-          <w14:ligatures w14:val="none"/>
         </w:rPr>
       </w:pPr>
       <w:r>
@@ -2765,39 +2948,58 @@
           <w:rFonts w:ascii="Times New Roman" w:eastAsia="Times New Roman" w:hAnsi="Times New Roman" w:cs="Times New Roman"/>
           <w:b/>
           <w:bCs/>
-          <w:kern w:val="0"/>
           <w:sz w:val="27"/>
           <w:szCs w:val="27"/>
           <w:lang w:eastAsia="ru-RU"/>
-          <w14:ligatures w14:val="none"/>
-        </w:rPr>
-        <w:t xml:space="preserve">Найти: </w:t>
-      </w:r>
+        </w:rPr>
+        <w:t>Тип транзистора:</w:t>
+      </w:r>
+    </w:p>
+    <w:p>
+      <w:pPr>
+        <w:spacing w:after="0" w:line="360" w:lineRule="auto"/>
+        <w:rPr>
+          <w:rFonts w:ascii="Times New Roman" w:eastAsia="Times New Roman" w:hAnsi="Times New Roman" w:cs="Times New Roman"/>
+          <w:lang w:eastAsia="ru-RU"/>
+        </w:rPr>
+      </w:pPr>
+      <w:r>
+        <w:rPr>
+          <w:rFonts w:ascii="Times New Roman" w:eastAsia="Times New Roman" w:hAnsi="Times New Roman" w:cs="Times New Roman"/>
+          <w:lang w:eastAsia="ru-RU"/>
+        </w:rPr>
+        <w:t>ПТ с управляющим p-n переходом и n-каналом</w:t>
+      </w:r>
+    </w:p>
+    <w:p>
+      <w:pPr>
+        <w:spacing w:after="0" w:line="360" w:lineRule="auto"/>
+        <w:rPr>
+          <w:rFonts w:ascii="Times New Roman" w:eastAsia="Times New Roman" w:hAnsi="Times New Roman" w:cs="Times New Roman"/>
+          <w:lang w:eastAsia="ru-RU"/>
+        </w:rPr>
+      </w:pPr>
       <w:r>
         <w:rPr>
           <w:rFonts w:ascii="Times New Roman" w:eastAsia="Times New Roman" w:hAnsi="Times New Roman" w:cs="Times New Roman"/>
           <w:b/>
           <w:bCs/>
-          <w:kern w:val="0"/>
-          <w:lang w:eastAsia="ru-RU"/>
-          <w14:ligatures w14:val="none"/>
-        </w:rPr>
-        <w:t>E1, E2, Y21, Y22</w:t>
-      </w:r>
-    </w:p>
-    <w:p>
-      <w:pPr>
-        <w:spacing w:after="0" w:line="360" w:lineRule="auto"/>
+          <w:lang w:eastAsia="ru-RU"/>
+        </w:rPr>
+        <w:t>Решение:</w:t>
+      </w:r>
+    </w:p>
+    <w:p>
+      <w:pPr>
+        <w:spacing w:before="100" w:beforeAutospacing="1" w:after="100" w:afterAutospacing="1" w:line="240" w:lineRule="auto"/>
         <w:outlineLvl w:val="2"/>
         <w:rPr>
           <w:rFonts w:ascii="Times New Roman" w:eastAsia="Times New Roman" w:hAnsi="Times New Roman" w:cs="Times New Roman"/>
           <w:b/>
           <w:bCs/>
-          <w:kern w:val="0"/>
           <w:sz w:val="27"/>
           <w:szCs w:val="27"/>
           <w:lang w:eastAsia="ru-RU"/>
-          <w14:ligatures w14:val="none"/>
         </w:rPr>
       </w:pPr>
       <w:r>
@@ -2805,82 +3007,9 @@
           <w:rFonts w:ascii="Times New Roman" w:eastAsia="Times New Roman" w:hAnsi="Times New Roman" w:cs="Times New Roman"/>
           <w:b/>
           <w:bCs/>
-          <w:kern w:val="0"/>
           <w:sz w:val="27"/>
           <w:szCs w:val="27"/>
           <w:lang w:eastAsia="ru-RU"/>
-          <w14:ligatures w14:val="none"/>
-        </w:rPr>
-        <w:t>Тип транзистора:</w:t>
-      </w:r>
-    </w:p>
-    <w:p>
-      <w:pPr>
-        <w:spacing w:after="0" w:line="360" w:lineRule="auto"/>
-        <w:rPr>
-          <w:rFonts w:ascii="Times New Roman" w:eastAsia="Times New Roman" w:hAnsi="Times New Roman" w:cs="Times New Roman"/>
-          <w:kern w:val="0"/>
-          <w:lang w:eastAsia="ru-RU"/>
-          <w14:ligatures w14:val="none"/>
-        </w:rPr>
-      </w:pPr>
-      <w:r>
-        <w:rPr>
-          <w:rFonts w:ascii="Times New Roman" w:eastAsia="Times New Roman" w:hAnsi="Times New Roman" w:cs="Times New Roman"/>
-          <w:kern w:val="0"/>
-          <w:lang w:eastAsia="ru-RU"/>
-          <w14:ligatures w14:val="none"/>
-        </w:rPr>
-        <w:t>ПТ с управляющим p-n переходом и n-каналом</w:t>
-      </w:r>
-    </w:p>
-    <w:p>
-      <w:pPr>
-        <w:spacing w:after="0" w:line="360" w:lineRule="auto"/>
-        <w:rPr>
-          <w:rFonts w:ascii="Times New Roman" w:eastAsia="Times New Roman" w:hAnsi="Times New Roman" w:cs="Times New Roman"/>
-          <w:kern w:val="0"/>
-          <w:lang w:eastAsia="ru-RU"/>
-          <w14:ligatures w14:val="none"/>
-        </w:rPr>
-      </w:pPr>
-      <w:r>
-        <w:rPr>
-          <w:rFonts w:ascii="Times New Roman" w:eastAsia="Times New Roman" w:hAnsi="Times New Roman" w:cs="Times New Roman"/>
-          <w:b/>
-          <w:bCs/>
-          <w:kern w:val="0"/>
-          <w:lang w:eastAsia="ru-RU"/>
-          <w14:ligatures w14:val="none"/>
-        </w:rPr>
-        <w:t>Решение:</w:t>
-      </w:r>
-    </w:p>
-    <w:p>
-      <w:pPr>
-        <w:spacing w:before="100" w:beforeAutospacing="1" w:after="100" w:afterAutospacing="1" w:line="240" w:lineRule="auto"/>
-        <w:outlineLvl w:val="2"/>
-        <w:rPr>
-          <w:rFonts w:ascii="Times New Roman" w:eastAsia="Times New Roman" w:hAnsi="Times New Roman" w:cs="Times New Roman"/>
-          <w:b/>
-          <w:bCs/>
-          <w:kern w:val="0"/>
-          <w:sz w:val="27"/>
-          <w:szCs w:val="27"/>
-          <w:lang w:eastAsia="ru-RU"/>
-          <w14:ligatures w14:val="none"/>
-        </w:rPr>
-      </w:pPr>
-      <w:r>
-        <w:rPr>
-          <w:rFonts w:ascii="Times New Roman" w:eastAsia="Times New Roman" w:hAnsi="Times New Roman" w:cs="Times New Roman"/>
-          <w:b/>
-          <w:bCs/>
-          <w:kern w:val="0"/>
-          <w:sz w:val="27"/>
-          <w:szCs w:val="27"/>
-          <w:lang w:eastAsia="ru-RU"/>
-          <w14:ligatures w14:val="none"/>
         </w:rPr>
         <w:t xml:space="preserve">1. Нахождение </w:t>
       </w:r>
@@ -2892,11 +3021,9 @@
                 <w:rFonts w:ascii="Cambria Math" w:eastAsia="Times New Roman" w:hAnsi="Cambria Math" w:cs="Times New Roman"/>
                 <w:b/>
                 <w:bCs/>
-                <w:kern w:val="0"/>
                 <w:sz w:val="27"/>
                 <w:szCs w:val="27"/>
                 <w:lang w:eastAsia="ru-RU"/>
-                <w14:ligatures w14:val="none"/>
               </w:rPr>
             </m:ctrlPr>
           </m:sSubPr>
@@ -2907,11 +3034,9 @@
               </m:rPr>
               <w:rPr>
                 <w:rFonts w:ascii="Cambria Math" w:eastAsia="Times New Roman" w:hAnsi="Cambria Math" w:cs="Times New Roman"/>
-                <w:kern w:val="0"/>
                 <w:sz w:val="27"/>
                 <w:szCs w:val="27"/>
                 <w:lang w:eastAsia="ru-RU"/>
-                <w14:ligatures w14:val="none"/>
               </w:rPr>
               <m:t>E</m:t>
             </m:r>
@@ -2923,11 +3048,9 @@
               </m:rPr>
               <w:rPr>
                 <w:rFonts w:ascii="Cambria Math" w:eastAsia="Times New Roman" w:hAnsi="Cambria Math" w:cs="Times New Roman"/>
-                <w:kern w:val="0"/>
                 <w:sz w:val="27"/>
                 <w:szCs w:val="27"/>
                 <w:lang w:eastAsia="ru-RU"/>
-                <w14:ligatures w14:val="none"/>
               </w:rPr>
               <m:t>1</m:t>
             </m:r>
@@ -2939,11 +3062,9 @@
           <w:rFonts w:ascii="Times New Roman" w:eastAsia="Times New Roman" w:hAnsi="Times New Roman" w:cs="Times New Roman"/>
           <w:b/>
           <w:bCs/>
-          <w:kern w:val="0"/>
           <w:sz w:val="27"/>
           <w:szCs w:val="27"/>
           <w:lang w:eastAsia="ru-RU"/>
-          <w14:ligatures w14:val="none"/>
         </w:rPr>
         <w:t xml:space="preserve">и </w:t>
       </w:r>
@@ -2955,11 +3076,9 @@
                 <w:rFonts w:ascii="Cambria Math" w:eastAsia="Times New Roman" w:hAnsi="Cambria Math" w:cs="Times New Roman"/>
                 <w:b/>
                 <w:bCs/>
-                <w:kern w:val="0"/>
                 <w:sz w:val="27"/>
                 <w:szCs w:val="27"/>
                 <w:lang w:eastAsia="ru-RU"/>
-                <w14:ligatures w14:val="none"/>
               </w:rPr>
             </m:ctrlPr>
           </m:sSubPr>
@@ -2970,11 +3089,9 @@
               </m:rPr>
               <w:rPr>
                 <w:rFonts w:ascii="Cambria Math" w:eastAsia="Times New Roman" w:hAnsi="Cambria Math" w:cs="Times New Roman"/>
-                <w:kern w:val="0"/>
                 <w:sz w:val="27"/>
                 <w:szCs w:val="27"/>
                 <w:lang w:eastAsia="ru-RU"/>
-                <w14:ligatures w14:val="none"/>
               </w:rPr>
               <m:t>E</m:t>
             </m:r>
@@ -2986,11 +3103,9 @@
               </m:rPr>
               <w:rPr>
                 <w:rFonts w:ascii="Cambria Math" w:eastAsia="Times New Roman" w:hAnsi="Cambria Math" w:cs="Times New Roman"/>
-                <w:kern w:val="0"/>
                 <w:sz w:val="27"/>
                 <w:szCs w:val="27"/>
                 <w:lang w:eastAsia="ru-RU"/>
-                <w14:ligatures w14:val="none"/>
               </w:rPr>
               <m:t>2</m:t>
             </m:r>
@@ -3003,17 +3118,13 @@
         <w:spacing w:before="100" w:beforeAutospacing="1" w:after="100" w:afterAutospacing="1" w:line="240" w:lineRule="auto"/>
         <w:rPr>
           <w:rFonts w:ascii="Times New Roman" w:eastAsia="Times New Roman" w:hAnsi="Times New Roman" w:cs="Times New Roman"/>
-          <w:kern w:val="0"/>
-          <w:lang w:eastAsia="ru-RU"/>
-          <w14:ligatures w14:val="none"/>
-        </w:rPr>
-      </w:pPr>
-      <w:r>
-        <w:rPr>
-          <w:rFonts w:ascii="Times New Roman" w:eastAsia="Times New Roman" w:hAnsi="Times New Roman" w:cs="Times New Roman"/>
-          <w:kern w:val="0"/>
-          <w:lang w:eastAsia="ru-RU"/>
-          <w14:ligatures w14:val="none"/>
+          <w:lang w:eastAsia="ru-RU"/>
+        </w:rPr>
+      </w:pPr>
+      <w:r>
+        <w:rPr>
+          <w:rFonts w:ascii="Times New Roman" w:eastAsia="Times New Roman" w:hAnsi="Times New Roman" w:cs="Times New Roman"/>
+          <w:lang w:eastAsia="ru-RU"/>
         </w:rPr>
         <w:t xml:space="preserve">Так как исток соединён с землёй, напряжение на затворе равно </w:t>
       </w:r>
@@ -3023,9 +3134,7 @@
             <m:ctrlPr>
               <w:rPr>
                 <w:rFonts w:ascii="Cambria Math" w:eastAsia="Times New Roman" w:hAnsi="Cambria Math" w:cs="Times New Roman"/>
-                <w:kern w:val="0"/>
                 <w:lang w:eastAsia="ru-RU"/>
-                <w14:ligatures w14:val="none"/>
               </w:rPr>
             </m:ctrlPr>
           </m:sSubPr>
@@ -3033,9 +3142,7 @@
             <m:r>
               <w:rPr>
                 <w:rFonts w:ascii="Cambria Math" w:eastAsia="Times New Roman" w:hAnsi="Cambria Math" w:cs="Times New Roman"/>
-                <w:kern w:val="0"/>
                 <w:lang w:eastAsia="ru-RU"/>
-                <w14:ligatures w14:val="none"/>
               </w:rPr>
               <m:t>E</m:t>
             </m:r>
@@ -3044,9 +3151,7 @@
             <m:r>
               <w:rPr>
                 <w:rFonts w:ascii="Cambria Math" w:eastAsia="Times New Roman" w:hAnsi="Cambria Math" w:cs="Times New Roman"/>
-                <w:kern w:val="0"/>
                 <w:lang w:eastAsia="ru-RU"/>
-                <w14:ligatures w14:val="none"/>
               </w:rPr>
               <m:t>1</m:t>
             </m:r>
@@ -3056,9 +3161,7 @@
       <w:r>
         <w:rPr>
           <w:rFonts w:ascii="Times New Roman" w:eastAsia="Times New Roman" w:hAnsi="Times New Roman" w:cs="Times New Roman"/>
-          <w:kern w:val="0"/>
-          <w:lang w:eastAsia="ru-RU"/>
-          <w14:ligatures w14:val="none"/>
+          <w:lang w:eastAsia="ru-RU"/>
         </w:rPr>
         <w:t>:</w:t>
       </w:r>
@@ -3068,9 +3171,7 @@
         <w:spacing w:after="0" w:line="240" w:lineRule="auto"/>
         <w:rPr>
           <w:rFonts w:ascii="Times New Roman" w:eastAsia="Times New Roman" w:hAnsi="Times New Roman" w:cs="Times New Roman"/>
-          <w:kern w:val="0"/>
-          <w:lang w:eastAsia="ru-RU"/>
-          <w14:ligatures w14:val="none"/>
+          <w:lang w:eastAsia="ru-RU"/>
         </w:rPr>
       </w:pPr>
       <m:oMathPara>
@@ -3080,9 +3181,7 @@
               <m:ctrlPr>
                 <w:rPr>
                   <w:rFonts w:ascii="Cambria Math" w:eastAsia="Times New Roman" w:hAnsi="Cambria Math" w:cs="Times New Roman"/>
-                  <w:kern w:val="0"/>
-                  <w:lang w:eastAsia="ru-RU"/>
-                  <w14:ligatures w14:val="none"/>
+                  <w:lang w:eastAsia="ru-RU"/>
                 </w:rPr>
               </m:ctrlPr>
             </m:sSubPr>
@@ -3090,9 +3189,7 @@
               <m:r>
                 <w:rPr>
                   <w:rFonts w:ascii="Cambria Math" w:eastAsia="Times New Roman" w:hAnsi="Cambria Math" w:cs="Times New Roman"/>
-                  <w:kern w:val="0"/>
-                  <w:lang w:eastAsia="ru-RU"/>
-                  <w14:ligatures w14:val="none"/>
+                  <w:lang w:eastAsia="ru-RU"/>
                 </w:rPr>
                 <m:t>E</m:t>
               </m:r>
@@ -3101,9 +3198,7 @@
               <m:r>
                 <w:rPr>
                   <w:rFonts w:ascii="Cambria Math" w:eastAsia="Times New Roman" w:hAnsi="Cambria Math" w:cs="Times New Roman"/>
-                  <w:kern w:val="0"/>
-                  <w:lang w:eastAsia="ru-RU"/>
-                  <w14:ligatures w14:val="none"/>
+                  <w:lang w:eastAsia="ru-RU"/>
                 </w:rPr>
                 <m:t>1</m:t>
               </m:r>
@@ -3112,9 +3207,7 @@
           <m:r>
             <w:rPr>
               <w:rFonts w:ascii="Cambria Math" w:eastAsia="Times New Roman" w:hAnsi="Cambria Math" w:cs="Times New Roman"/>
-              <w:kern w:val="0"/>
-              <w:lang w:eastAsia="ru-RU"/>
-              <w14:ligatures w14:val="none"/>
+              <w:lang w:eastAsia="ru-RU"/>
             </w:rPr>
             <m:t>=</m:t>
           </m:r>
@@ -3123,9 +3216,7 @@
               <m:ctrlPr>
                 <w:rPr>
                   <w:rFonts w:ascii="Cambria Math" w:eastAsia="Times New Roman" w:hAnsi="Cambria Math" w:cs="Times New Roman"/>
-                  <w:kern w:val="0"/>
-                  <w:lang w:eastAsia="ru-RU"/>
-                  <w14:ligatures w14:val="none"/>
+                  <w:lang w:eastAsia="ru-RU"/>
                 </w:rPr>
               </m:ctrlPr>
             </m:sSubPr>
@@ -3133,9 +3224,7 @@
               <m:r>
                 <w:rPr>
                   <w:rFonts w:ascii="Cambria Math" w:eastAsia="Times New Roman" w:hAnsi="Cambria Math" w:cs="Times New Roman"/>
-                  <w:kern w:val="0"/>
-                  <w:lang w:eastAsia="ru-RU"/>
-                  <w14:ligatures w14:val="none"/>
+                  <w:lang w:eastAsia="ru-RU"/>
                 </w:rPr>
                 <m:t>U</m:t>
               </m:r>
@@ -3147,9 +3236,7 @@
                 </m:rPr>
                 <w:rPr>
                   <w:rFonts w:ascii="Times New Roman" w:eastAsia="Times New Roman" w:hAnsi="Times New Roman" w:cs="Times New Roman"/>
-                  <w:kern w:val="0"/>
-                  <w:lang w:eastAsia="ru-RU"/>
-                  <w14:ligatures w14:val="none"/>
+                  <w:lang w:eastAsia="ru-RU"/>
                 </w:rPr>
                 <m:t>зи</m:t>
               </m:r>
@@ -3158,9 +3245,7 @@
           <m:r>
             <w:rPr>
               <w:rFonts w:ascii="Cambria Math" w:eastAsia="Times New Roman" w:hAnsi="Cambria Math" w:cs="Times New Roman"/>
-              <w:kern w:val="0"/>
-              <w:lang w:eastAsia="ru-RU"/>
-              <w14:ligatures w14:val="none"/>
+              <w:lang w:eastAsia="ru-RU"/>
             </w:rPr>
             <m:t>=-5</m:t>
           </m:r>
@@ -3170,18 +3255,17 @@
             </m:rPr>
             <w:rPr>
               <w:rFonts w:ascii="Times New Roman" w:eastAsia="Times New Roman" w:hAnsi="Times New Roman" w:cs="Times New Roman"/>
-              <w:kern w:val="0"/>
-              <w:lang w:eastAsia="ru-RU"/>
-              <w14:ligatures w14:val="none"/>
+              <w:lang w:eastAsia="ru-RU"/>
             </w:rPr>
             <m:t> В</m:t>
           </m:r>
           <m:r>
-            <w:rPr>
-              <w:rFonts w:ascii="Times New Roman" w:eastAsia="Times New Roman" w:hAnsi="Times New Roman" w:cs="Times New Roman"/>
-              <w:kern w:val="0"/>
-              <w:lang w:eastAsia="ru-RU"/>
-              <w14:ligatures w14:val="none"/>
+            <m:rPr>
+              <m:sty m:val="p"/>
+            </m:rPr>
+            <w:rPr>
+              <w:rFonts w:ascii="Cambria Math" w:eastAsia="Times New Roman" w:hAnsi="Cambria Math" w:cs="Times New Roman"/>
+              <w:lang w:eastAsia="ru-RU"/>
             </w:rPr>
             <w:br/>
           </m:r>
@@ -3193,17 +3277,13 @@
         <w:spacing w:before="100" w:beforeAutospacing="1" w:after="100" w:afterAutospacing="1" w:line="240" w:lineRule="auto"/>
         <w:rPr>
           <w:rFonts w:ascii="Times New Roman" w:eastAsia="Times New Roman" w:hAnsi="Times New Roman" w:cs="Times New Roman"/>
-          <w:kern w:val="0"/>
-          <w:lang w:eastAsia="ru-RU"/>
-          <w14:ligatures w14:val="none"/>
-        </w:rPr>
-      </w:pPr>
-      <w:r>
-        <w:rPr>
-          <w:rFonts w:ascii="Times New Roman" w:eastAsia="Times New Roman" w:hAnsi="Times New Roman" w:cs="Times New Roman"/>
-          <w:kern w:val="0"/>
-          <w:lang w:eastAsia="ru-RU"/>
-          <w14:ligatures w14:val="none"/>
+          <w:lang w:eastAsia="ru-RU"/>
+        </w:rPr>
+      </w:pPr>
+      <w:r>
+        <w:rPr>
+          <w:rFonts w:ascii="Times New Roman" w:eastAsia="Times New Roman" w:hAnsi="Times New Roman" w:cs="Times New Roman"/>
+          <w:lang w:eastAsia="ru-RU"/>
         </w:rPr>
         <w:t>По второму закону Кирхгофа для выходной цепи:</w:t>
       </w:r>
@@ -3213,9 +3293,7 @@
         <w:spacing w:after="0" w:line="240" w:lineRule="auto"/>
         <w:rPr>
           <w:rFonts w:ascii="Times New Roman" w:eastAsia="Times New Roman" w:hAnsi="Times New Roman" w:cs="Times New Roman"/>
-          <w:kern w:val="0"/>
-          <w:lang w:eastAsia="ru-RU"/>
-          <w14:ligatures w14:val="none"/>
+          <w:lang w:eastAsia="ru-RU"/>
         </w:rPr>
       </w:pPr>
       <m:oMathPara>
@@ -3225,9 +3303,7 @@
               <m:ctrlPr>
                 <w:rPr>
                   <w:rFonts w:ascii="Cambria Math" w:eastAsia="Times New Roman" w:hAnsi="Cambria Math" w:cs="Times New Roman"/>
-                  <w:kern w:val="0"/>
-                  <w:lang w:eastAsia="ru-RU"/>
-                  <w14:ligatures w14:val="none"/>
+                  <w:lang w:eastAsia="ru-RU"/>
                 </w:rPr>
               </m:ctrlPr>
             </m:sSubPr>
@@ -3235,9 +3311,7 @@
               <m:r>
                 <w:rPr>
                   <w:rFonts w:ascii="Cambria Math" w:eastAsia="Times New Roman" w:hAnsi="Cambria Math" w:cs="Times New Roman"/>
-                  <w:kern w:val="0"/>
-                  <w:lang w:eastAsia="ru-RU"/>
-                  <w14:ligatures w14:val="none"/>
+                  <w:lang w:eastAsia="ru-RU"/>
                 </w:rPr>
                 <m:t>E</m:t>
               </m:r>
@@ -3246,9 +3320,7 @@
               <m:r>
                 <w:rPr>
                   <w:rFonts w:ascii="Cambria Math" w:eastAsia="Times New Roman" w:hAnsi="Cambria Math" w:cs="Times New Roman"/>
-                  <w:kern w:val="0"/>
-                  <w:lang w:eastAsia="ru-RU"/>
-                  <w14:ligatures w14:val="none"/>
+                  <w:lang w:eastAsia="ru-RU"/>
                 </w:rPr>
                 <m:t>2</m:t>
               </m:r>
@@ -3257,9 +3329,7 @@
           <m:r>
             <w:rPr>
               <w:rFonts w:ascii="Cambria Math" w:eastAsia="Times New Roman" w:hAnsi="Cambria Math" w:cs="Times New Roman"/>
-              <w:kern w:val="0"/>
-              <w:lang w:eastAsia="ru-RU"/>
-              <w14:ligatures w14:val="none"/>
+              <w:lang w:eastAsia="ru-RU"/>
             </w:rPr>
             <m:t>=</m:t>
           </m:r>
@@ -3268,9 +3338,7 @@
               <m:ctrlPr>
                 <w:rPr>
                   <w:rFonts w:ascii="Cambria Math" w:eastAsia="Times New Roman" w:hAnsi="Cambria Math" w:cs="Times New Roman"/>
-                  <w:kern w:val="0"/>
-                  <w:lang w:eastAsia="ru-RU"/>
-                  <w14:ligatures w14:val="none"/>
+                  <w:lang w:eastAsia="ru-RU"/>
                 </w:rPr>
               </m:ctrlPr>
             </m:sSubPr>
@@ -3278,9 +3346,7 @@
               <m:r>
                 <w:rPr>
                   <w:rFonts w:ascii="Cambria Math" w:eastAsia="Times New Roman" w:hAnsi="Cambria Math" w:cs="Times New Roman"/>
-                  <w:kern w:val="0"/>
-                  <w:lang w:eastAsia="ru-RU"/>
-                  <w14:ligatures w14:val="none"/>
+                  <w:lang w:eastAsia="ru-RU"/>
                 </w:rPr>
                 <m:t>U</m:t>
               </m:r>
@@ -3292,9 +3358,7 @@
                 </m:rPr>
                 <w:rPr>
                   <w:rFonts w:ascii="Times New Roman" w:eastAsia="Times New Roman" w:hAnsi="Times New Roman" w:cs="Times New Roman"/>
-                  <w:kern w:val="0"/>
-                  <w:lang w:eastAsia="ru-RU"/>
-                  <w14:ligatures w14:val="none"/>
+                  <w:lang w:eastAsia="ru-RU"/>
                 </w:rPr>
                 <m:t>си</m:t>
               </m:r>
@@ -3303,9 +3367,7 @@
           <m:r>
             <w:rPr>
               <w:rFonts w:ascii="Cambria Math" w:eastAsia="Times New Roman" w:hAnsi="Cambria Math" w:cs="Times New Roman"/>
-              <w:kern w:val="0"/>
-              <w:lang w:eastAsia="ru-RU"/>
-              <w14:ligatures w14:val="none"/>
+              <w:lang w:eastAsia="ru-RU"/>
             </w:rPr>
             <m:t>+</m:t>
           </m:r>
@@ -3314,9 +3376,7 @@
               <m:ctrlPr>
                 <w:rPr>
                   <w:rFonts w:ascii="Cambria Math" w:eastAsia="Times New Roman" w:hAnsi="Cambria Math" w:cs="Times New Roman"/>
-                  <w:kern w:val="0"/>
-                  <w:lang w:eastAsia="ru-RU"/>
-                  <w14:ligatures w14:val="none"/>
+                  <w:lang w:eastAsia="ru-RU"/>
                 </w:rPr>
               </m:ctrlPr>
             </m:sSubPr>
@@ -3324,9 +3384,7 @@
               <m:r>
                 <w:rPr>
                   <w:rFonts w:ascii="Cambria Math" w:eastAsia="Times New Roman" w:hAnsi="Cambria Math" w:cs="Times New Roman"/>
-                  <w:kern w:val="0"/>
-                  <w:lang w:eastAsia="ru-RU"/>
-                  <w14:ligatures w14:val="none"/>
+                  <w:lang w:eastAsia="ru-RU"/>
                 </w:rPr>
                 <m:t>I</m:t>
               </m:r>
@@ -3335,9 +3393,7 @@
               <m:r>
                 <w:rPr>
                   <w:rFonts w:ascii="Cambria Math" w:eastAsia="Times New Roman" w:hAnsi="Cambria Math" w:cs="Times New Roman"/>
-                  <w:kern w:val="0"/>
-                  <w:lang w:eastAsia="ru-RU"/>
-                  <w14:ligatures w14:val="none"/>
+                  <w:lang w:eastAsia="ru-RU"/>
                 </w:rPr>
                 <m:t>c</m:t>
               </m:r>
@@ -3346,19 +3402,17 @@
           <m:r>
             <w:rPr>
               <w:rFonts w:ascii="Cambria Math" w:eastAsia="Times New Roman" w:hAnsi="Cambria Math" w:cs="Times New Roman"/>
-              <w:kern w:val="0"/>
-              <w:lang w:eastAsia="ru-RU"/>
-              <w14:ligatures w14:val="none"/>
+              <w:lang w:eastAsia="ru-RU"/>
             </w:rPr>
             <m:t>⋅R2</m:t>
           </m:r>
           <m:r>
+            <m:rPr>
+              <m:sty m:val="p"/>
+            </m:rPr>
             <w:rPr>
               <w:rFonts w:ascii="Cambria Math" w:eastAsia="Times New Roman" w:hAnsi="Cambria Math" w:cs="Times New Roman"/>
-              <w:i/>
-              <w:kern w:val="0"/>
-              <w:lang w:eastAsia="ru-RU"/>
-              <w14:ligatures w14:val="none"/>
+              <w:lang w:eastAsia="ru-RU"/>
             </w:rPr>
             <w:br/>
           </m:r>
@@ -3370,17 +3424,13 @@
         <w:spacing w:before="100" w:beforeAutospacing="1" w:after="100" w:afterAutospacing="1" w:line="240" w:lineRule="auto"/>
         <w:rPr>
           <w:rFonts w:ascii="Times New Roman" w:eastAsia="Times New Roman" w:hAnsi="Times New Roman" w:cs="Times New Roman"/>
-          <w:kern w:val="0"/>
-          <w:lang w:eastAsia="ru-RU"/>
-          <w14:ligatures w14:val="none"/>
-        </w:rPr>
-      </w:pPr>
-      <w:r>
-        <w:rPr>
-          <w:rFonts w:ascii="Times New Roman" w:eastAsia="Times New Roman" w:hAnsi="Times New Roman" w:cs="Times New Roman"/>
-          <w:kern w:val="0"/>
-          <w:lang w:eastAsia="ru-RU"/>
-          <w14:ligatures w14:val="none"/>
+          <w:lang w:eastAsia="ru-RU"/>
+        </w:rPr>
+      </w:pPr>
+      <w:r>
+        <w:rPr>
+          <w:rFonts w:ascii="Times New Roman" w:eastAsia="Times New Roman" w:hAnsi="Times New Roman" w:cs="Times New Roman"/>
+          <w:lang w:eastAsia="ru-RU"/>
         </w:rPr>
         <w:t>Подставляем значения:</w:t>
       </w:r>
@@ -3390,9 +3440,7 @@
         <w:spacing w:after="0" w:line="240" w:lineRule="auto"/>
         <w:rPr>
           <w:rFonts w:ascii="Times New Roman" w:eastAsia="Times New Roman" w:hAnsi="Times New Roman" w:cs="Times New Roman"/>
-          <w:kern w:val="0"/>
-          <w:lang w:eastAsia="ru-RU"/>
-          <w14:ligatures w14:val="none"/>
+          <w:lang w:eastAsia="ru-RU"/>
         </w:rPr>
       </w:pPr>
       <m:oMathPara>
@@ -3402,9 +3450,7 @@
               <m:ctrlPr>
                 <w:rPr>
                   <w:rFonts w:ascii="Cambria Math" w:eastAsia="Times New Roman" w:hAnsi="Cambria Math" w:cs="Times New Roman"/>
-                  <w:kern w:val="0"/>
-                  <w:lang w:eastAsia="ru-RU"/>
-                  <w14:ligatures w14:val="none"/>
+                  <w:lang w:eastAsia="ru-RU"/>
                 </w:rPr>
               </m:ctrlPr>
             </m:sSubPr>
@@ -3412,9 +3458,7 @@
               <m:r>
                 <w:rPr>
                   <w:rFonts w:ascii="Cambria Math" w:eastAsia="Times New Roman" w:hAnsi="Cambria Math" w:cs="Times New Roman"/>
-                  <w:kern w:val="0"/>
-                  <w:lang w:eastAsia="ru-RU"/>
-                  <w14:ligatures w14:val="none"/>
+                  <w:lang w:eastAsia="ru-RU"/>
                 </w:rPr>
                 <m:t>E</m:t>
               </m:r>
@@ -3423,9 +3467,7 @@
               <m:r>
                 <w:rPr>
                   <w:rFonts w:ascii="Cambria Math" w:eastAsia="Times New Roman" w:hAnsi="Cambria Math" w:cs="Times New Roman"/>
-                  <w:kern w:val="0"/>
-                  <w:lang w:eastAsia="ru-RU"/>
-                  <w14:ligatures w14:val="none"/>
+                  <w:lang w:eastAsia="ru-RU"/>
                 </w:rPr>
                 <m:t>2</m:t>
               </m:r>
@@ -3434,9 +3476,7 @@
           <m:r>
             <w:rPr>
               <w:rFonts w:ascii="Cambria Math" w:eastAsia="Times New Roman" w:hAnsi="Cambria Math" w:cs="Times New Roman"/>
-              <w:kern w:val="0"/>
-              <w:lang w:eastAsia="ru-RU"/>
-              <w14:ligatures w14:val="none"/>
+              <w:lang w:eastAsia="ru-RU"/>
             </w:rPr>
             <m:t>=7</m:t>
           </m:r>
@@ -3446,18 +3486,14 @@
             </m:rPr>
             <w:rPr>
               <w:rFonts w:ascii="Times New Roman" w:eastAsia="Times New Roman" w:hAnsi="Times New Roman" w:cs="Times New Roman"/>
-              <w:kern w:val="0"/>
-              <w:lang w:eastAsia="ru-RU"/>
-              <w14:ligatures w14:val="none"/>
+              <w:lang w:eastAsia="ru-RU"/>
             </w:rPr>
             <m:t> В</m:t>
           </m:r>
           <m:r>
             <w:rPr>
               <w:rFonts w:ascii="Cambria Math" w:eastAsia="Times New Roman" w:hAnsi="Cambria Math" w:cs="Times New Roman"/>
-              <w:kern w:val="0"/>
-              <w:lang w:eastAsia="ru-RU"/>
-              <w14:ligatures w14:val="none"/>
+              <w:lang w:eastAsia="ru-RU"/>
             </w:rPr>
             <m:t>+3</m:t>
           </m:r>
@@ -3467,18 +3503,14 @@
             </m:rPr>
             <w:rPr>
               <w:rFonts w:ascii="Times New Roman" w:eastAsia="Times New Roman" w:hAnsi="Times New Roman" w:cs="Times New Roman"/>
-              <w:kern w:val="0"/>
-              <w:lang w:eastAsia="ru-RU"/>
-              <w14:ligatures w14:val="none"/>
+              <w:lang w:eastAsia="ru-RU"/>
             </w:rPr>
             <m:t> мА</m:t>
           </m:r>
           <m:r>
             <w:rPr>
               <w:rFonts w:ascii="Cambria Math" w:eastAsia="Times New Roman" w:hAnsi="Cambria Math" w:cs="Times New Roman"/>
-              <w:kern w:val="0"/>
-              <w:lang w:eastAsia="ru-RU"/>
-              <w14:ligatures w14:val="none"/>
+              <w:lang w:eastAsia="ru-RU"/>
             </w:rPr>
             <m:t>⋅2</m:t>
           </m:r>
@@ -3488,18 +3520,14 @@
             </m:rPr>
             <w:rPr>
               <w:rFonts w:ascii="Times New Roman" w:eastAsia="Times New Roman" w:hAnsi="Times New Roman" w:cs="Times New Roman"/>
-              <w:kern w:val="0"/>
-              <w:lang w:eastAsia="ru-RU"/>
-              <w14:ligatures w14:val="none"/>
+              <w:lang w:eastAsia="ru-RU"/>
             </w:rPr>
             <m:t> кОм</m:t>
           </m:r>
           <m:r>
             <w:rPr>
               <w:rFonts w:ascii="Cambria Math" w:eastAsia="Times New Roman" w:hAnsi="Cambria Math" w:cs="Times New Roman"/>
-              <w:kern w:val="0"/>
-              <w:lang w:eastAsia="ru-RU"/>
-              <w14:ligatures w14:val="none"/>
+              <w:lang w:eastAsia="ru-RU"/>
             </w:rPr>
             <m:t>=7+6=13</m:t>
           </m:r>
@@ -3509,18 +3537,17 @@
             </m:rPr>
             <w:rPr>
               <w:rFonts w:ascii="Times New Roman" w:eastAsia="Times New Roman" w:hAnsi="Times New Roman" w:cs="Times New Roman"/>
-              <w:kern w:val="0"/>
-              <w:lang w:eastAsia="ru-RU"/>
-              <w14:ligatures w14:val="none"/>
+              <w:lang w:eastAsia="ru-RU"/>
             </w:rPr>
             <m:t> В</m:t>
           </m:r>
           <m:r>
-            <w:rPr>
-              <w:rFonts w:ascii="Times New Roman" w:eastAsia="Times New Roman" w:hAnsi="Times New Roman" w:cs="Times New Roman"/>
-              <w:kern w:val="0"/>
-              <w:lang w:eastAsia="ru-RU"/>
-              <w14:ligatures w14:val="none"/>
+            <m:rPr>
+              <m:sty m:val="p"/>
+            </m:rPr>
+            <w:rPr>
+              <w:rFonts w:ascii="Cambria Math" w:eastAsia="Times New Roman" w:hAnsi="Cambria Math" w:cs="Times New Roman"/>
+              <w:lang w:eastAsia="ru-RU"/>
             </w:rPr>
             <w:br/>
           </m:r>
@@ -3532,9 +3559,7 @@
         <w:spacing w:after="0" w:line="240" w:lineRule="auto"/>
         <w:rPr>
           <w:rFonts w:ascii="Times New Roman" w:eastAsia="Times New Roman" w:hAnsi="Times New Roman" w:cs="Times New Roman"/>
-          <w:kern w:val="0"/>
-          <w:lang w:eastAsia="ru-RU"/>
-          <w14:ligatures w14:val="none"/>
+          <w:lang w:eastAsia="ru-RU"/>
         </w:rPr>
       </w:pPr>
     </w:p>
@@ -3546,11 +3571,9 @@
           <w:rFonts w:ascii="Times New Roman" w:eastAsia="Times New Roman" w:hAnsi="Times New Roman" w:cs="Times New Roman"/>
           <w:b/>
           <w:bCs/>
-          <w:kern w:val="0"/>
           <w:sz w:val="27"/>
           <w:szCs w:val="27"/>
           <w:lang w:eastAsia="ru-RU"/>
-          <w14:ligatures w14:val="none"/>
         </w:rPr>
       </w:pPr>
       <w:r>
@@ -3558,11 +3581,9 @@
           <w:rFonts w:ascii="Times New Roman" w:eastAsia="Times New Roman" w:hAnsi="Times New Roman" w:cs="Times New Roman"/>
           <w:b/>
           <w:bCs/>
-          <w:kern w:val="0"/>
           <w:sz w:val="27"/>
           <w:szCs w:val="27"/>
           <w:lang w:eastAsia="ru-RU"/>
-          <w14:ligatures w14:val="none"/>
         </w:rPr>
         <w:t xml:space="preserve">2. Нахождение </w:t>
       </w:r>
@@ -3574,11 +3595,9 @@
                 <w:rFonts w:ascii="Cambria Math" w:eastAsia="Times New Roman" w:hAnsi="Cambria Math" w:cs="Times New Roman"/>
                 <w:b/>
                 <w:bCs/>
-                <w:kern w:val="0"/>
                 <w:sz w:val="27"/>
                 <w:szCs w:val="27"/>
                 <w:lang w:eastAsia="ru-RU"/>
-                <w14:ligatures w14:val="none"/>
               </w:rPr>
             </m:ctrlPr>
           </m:sSubPr>
@@ -3589,11 +3608,9 @@
               </m:rPr>
               <w:rPr>
                 <w:rFonts w:ascii="Cambria Math" w:eastAsia="Times New Roman" w:hAnsi="Cambria Math" w:cs="Times New Roman"/>
-                <w:kern w:val="0"/>
                 <w:sz w:val="27"/>
                 <w:szCs w:val="27"/>
                 <w:lang w:eastAsia="ru-RU"/>
-                <w14:ligatures w14:val="none"/>
               </w:rPr>
               <m:t>Y</m:t>
             </m:r>
@@ -3605,11 +3622,9 @@
               </m:rPr>
               <w:rPr>
                 <w:rFonts w:ascii="Cambria Math" w:eastAsia="Times New Roman" w:hAnsi="Cambria Math" w:cs="Times New Roman"/>
-                <w:kern w:val="0"/>
                 <w:sz w:val="27"/>
                 <w:szCs w:val="27"/>
                 <w:lang w:eastAsia="ru-RU"/>
-                <w14:ligatures w14:val="none"/>
               </w:rPr>
               <m:t>21</m:t>
             </m:r>
@@ -3621,11 +3636,9 @@
           <w:rFonts w:ascii="Times New Roman" w:eastAsia="Times New Roman" w:hAnsi="Times New Roman" w:cs="Times New Roman"/>
           <w:b/>
           <w:bCs/>
-          <w:kern w:val="0"/>
           <w:sz w:val="27"/>
           <w:szCs w:val="27"/>
           <w:lang w:eastAsia="ru-RU"/>
-          <w14:ligatures w14:val="none"/>
         </w:rPr>
         <w:t>(крутизна)</w:t>
       </w:r>
@@ -3635,17 +3648,13 @@
         <w:spacing w:before="100" w:beforeAutospacing="1" w:after="100" w:afterAutospacing="1" w:line="240" w:lineRule="auto"/>
         <w:rPr>
           <w:rFonts w:ascii="Times New Roman" w:eastAsia="Times New Roman" w:hAnsi="Times New Roman" w:cs="Times New Roman"/>
-          <w:kern w:val="0"/>
-          <w:lang w:eastAsia="ru-RU"/>
-          <w14:ligatures w14:val="none"/>
-        </w:rPr>
-      </w:pPr>
-      <w:r>
-        <w:rPr>
-          <w:rFonts w:ascii="Times New Roman" w:eastAsia="Times New Roman" w:hAnsi="Times New Roman" w:cs="Times New Roman"/>
-          <w:kern w:val="0"/>
-          <w:lang w:eastAsia="ru-RU"/>
-          <w14:ligatures w14:val="none"/>
+          <w:lang w:eastAsia="ru-RU"/>
+        </w:rPr>
+      </w:pPr>
+      <w:r>
+        <w:rPr>
+          <w:rFonts w:ascii="Times New Roman" w:eastAsia="Times New Roman" w:hAnsi="Times New Roman" w:cs="Times New Roman"/>
+          <w:lang w:eastAsia="ru-RU"/>
         </w:rPr>
         <w:t xml:space="preserve">Крутизна </w:t>
       </w:r>
@@ -3655,9 +3664,7 @@
             <m:ctrlPr>
               <w:rPr>
                 <w:rFonts w:ascii="Cambria Math" w:eastAsia="Times New Roman" w:hAnsi="Cambria Math" w:cs="Times New Roman"/>
-                <w:kern w:val="0"/>
                 <w:lang w:eastAsia="ru-RU"/>
-                <w14:ligatures w14:val="none"/>
               </w:rPr>
             </m:ctrlPr>
           </m:sSubPr>
@@ -3665,9 +3672,7 @@
             <m:r>
               <w:rPr>
                 <w:rFonts w:ascii="Cambria Math" w:eastAsia="Times New Roman" w:hAnsi="Cambria Math" w:cs="Times New Roman"/>
-                <w:kern w:val="0"/>
                 <w:lang w:eastAsia="ru-RU"/>
-                <w14:ligatures w14:val="none"/>
               </w:rPr>
               <m:t>Y</m:t>
             </m:r>
@@ -3676,9 +3681,7 @@
             <m:r>
               <w:rPr>
                 <w:rFonts w:ascii="Cambria Math" w:eastAsia="Times New Roman" w:hAnsi="Cambria Math" w:cs="Times New Roman"/>
-                <w:kern w:val="0"/>
                 <w:lang w:eastAsia="ru-RU"/>
-                <w14:ligatures w14:val="none"/>
               </w:rPr>
               <m:t>21</m:t>
             </m:r>
@@ -3688,9 +3691,7 @@
       <w:r>
         <w:rPr>
           <w:rFonts w:ascii="Times New Roman" w:eastAsia="Times New Roman" w:hAnsi="Times New Roman" w:cs="Times New Roman"/>
-          <w:kern w:val="0"/>
-          <w:lang w:eastAsia="ru-RU"/>
-          <w14:ligatures w14:val="none"/>
+          <w:lang w:eastAsia="ru-RU"/>
         </w:rPr>
         <w:t xml:space="preserve">определяется как приращение тока стока к приращению напряжения на затворе при </w:t>
       </w:r>
@@ -3700,9 +3701,7 @@
             <m:ctrlPr>
               <w:rPr>
                 <w:rFonts w:ascii="Cambria Math" w:eastAsia="Times New Roman" w:hAnsi="Cambria Math" w:cs="Times New Roman"/>
-                <w:kern w:val="0"/>
                 <w:lang w:eastAsia="ru-RU"/>
-                <w14:ligatures w14:val="none"/>
               </w:rPr>
             </m:ctrlPr>
           </m:sSubPr>
@@ -3710,9 +3709,7 @@
             <m:r>
               <w:rPr>
                 <w:rFonts w:ascii="Cambria Math" w:eastAsia="Times New Roman" w:hAnsi="Cambria Math" w:cs="Times New Roman"/>
-                <w:kern w:val="0"/>
                 <w:lang w:eastAsia="ru-RU"/>
-                <w14:ligatures w14:val="none"/>
               </w:rPr>
               <m:t>U</m:t>
             </m:r>
@@ -3724,9 +3721,7 @@
               </m:rPr>
               <w:rPr>
                 <w:rFonts w:ascii="Times New Roman" w:eastAsia="Times New Roman" w:hAnsi="Times New Roman" w:cs="Times New Roman"/>
-                <w:kern w:val="0"/>
                 <w:lang w:eastAsia="ru-RU"/>
-                <w14:ligatures w14:val="none"/>
               </w:rPr>
               <m:t>си</m:t>
             </m:r>
@@ -3735,9 +3730,7 @@
         <m:r>
           <w:rPr>
             <w:rFonts w:ascii="Cambria Math" w:eastAsia="Times New Roman" w:hAnsi="Cambria Math" w:cs="Times New Roman"/>
-            <w:kern w:val="0"/>
             <w:lang w:eastAsia="ru-RU"/>
-            <w14:ligatures w14:val="none"/>
           </w:rPr>
           <m:t>=</m:t>
         </m:r>
@@ -3747,9 +3740,7 @@
           </m:rPr>
           <w:rPr>
             <w:rFonts w:ascii="Times New Roman" w:eastAsia="Times New Roman" w:hAnsi="Times New Roman" w:cs="Times New Roman"/>
-            <w:kern w:val="0"/>
             <w:lang w:eastAsia="ru-RU"/>
-            <w14:ligatures w14:val="none"/>
           </w:rPr>
           <m:t>const</m:t>
         </m:r>
@@ -3757,9 +3748,7 @@
       <w:r>
         <w:rPr>
           <w:rFonts w:ascii="Times New Roman" w:eastAsia="Times New Roman" w:hAnsi="Times New Roman" w:cs="Times New Roman"/>
-          <w:kern w:val="0"/>
-          <w:lang w:eastAsia="ru-RU"/>
-          <w14:ligatures w14:val="none"/>
+          <w:lang w:eastAsia="ru-RU"/>
         </w:rPr>
         <w:t>.</w:t>
       </w:r>
@@ -3769,17 +3758,13 @@
         <w:spacing w:before="100" w:beforeAutospacing="1" w:after="100" w:afterAutospacing="1" w:line="240" w:lineRule="auto"/>
         <w:rPr>
           <w:rFonts w:ascii="Times New Roman" w:eastAsia="Times New Roman" w:hAnsi="Times New Roman" w:cs="Times New Roman"/>
-          <w:kern w:val="0"/>
-          <w:lang w:eastAsia="ru-RU"/>
-          <w14:ligatures w14:val="none"/>
-        </w:rPr>
-      </w:pPr>
-      <w:r>
-        <w:rPr>
-          <w:rFonts w:ascii="Times New Roman" w:eastAsia="Times New Roman" w:hAnsi="Times New Roman" w:cs="Times New Roman"/>
-          <w:kern w:val="0"/>
-          <w:lang w:eastAsia="ru-RU"/>
-          <w14:ligatures w14:val="none"/>
+          <w:lang w:eastAsia="ru-RU"/>
+        </w:rPr>
+      </w:pPr>
+      <w:r>
+        <w:rPr>
+          <w:rFonts w:ascii="Times New Roman" w:eastAsia="Times New Roman" w:hAnsi="Times New Roman" w:cs="Times New Roman"/>
+          <w:lang w:eastAsia="ru-RU"/>
         </w:rPr>
         <w:t>В рабочей точке (</w:t>
       </w:r>
@@ -3789,9 +3774,7 @@
             <m:ctrlPr>
               <w:rPr>
                 <w:rFonts w:ascii="Cambria Math" w:eastAsia="Times New Roman" w:hAnsi="Cambria Math" w:cs="Times New Roman"/>
-                <w:kern w:val="0"/>
                 <w:lang w:eastAsia="ru-RU"/>
-                <w14:ligatures w14:val="none"/>
               </w:rPr>
             </m:ctrlPr>
           </m:sSubPr>
@@ -3799,9 +3782,7 @@
             <m:r>
               <w:rPr>
                 <w:rFonts w:ascii="Cambria Math" w:eastAsia="Times New Roman" w:hAnsi="Cambria Math" w:cs="Times New Roman"/>
-                <w:kern w:val="0"/>
                 <w:lang w:eastAsia="ru-RU"/>
-                <w14:ligatures w14:val="none"/>
               </w:rPr>
               <m:t>U</m:t>
             </m:r>
@@ -3813,9 +3794,7 @@
               </m:rPr>
               <w:rPr>
                 <w:rFonts w:ascii="Times New Roman" w:eastAsia="Times New Roman" w:hAnsi="Times New Roman" w:cs="Times New Roman"/>
-                <w:kern w:val="0"/>
                 <w:lang w:eastAsia="ru-RU"/>
-                <w14:ligatures w14:val="none"/>
               </w:rPr>
               <m:t>зи</m:t>
             </m:r>
@@ -3824,9 +3803,7 @@
         <m:r>
           <w:rPr>
             <w:rFonts w:ascii="Cambria Math" w:eastAsia="Times New Roman" w:hAnsi="Cambria Math" w:cs="Times New Roman"/>
-            <w:kern w:val="0"/>
             <w:lang w:eastAsia="ru-RU"/>
-            <w14:ligatures w14:val="none"/>
           </w:rPr>
           <m:t>=-5</m:t>
         </m:r>
@@ -3836,9 +3813,7 @@
           </m:rPr>
           <w:rPr>
             <w:rFonts w:ascii="Times New Roman" w:eastAsia="Times New Roman" w:hAnsi="Times New Roman" w:cs="Times New Roman"/>
-            <w:kern w:val="0"/>
             <w:lang w:eastAsia="ru-RU"/>
-            <w14:ligatures w14:val="none"/>
           </w:rPr>
           <m:t> В</m:t>
         </m:r>
@@ -3846,9 +3821,7 @@
       <w:r>
         <w:rPr>
           <w:rFonts w:ascii="Times New Roman" w:eastAsia="Times New Roman" w:hAnsi="Times New Roman" w:cs="Times New Roman"/>
-          <w:kern w:val="0"/>
-          <w:lang w:eastAsia="ru-RU"/>
-          <w14:ligatures w14:val="none"/>
+          <w:lang w:eastAsia="ru-RU"/>
         </w:rPr>
         <w:t>) возьмём соседние характеристики на графике:</w:t>
       </w:r>
@@ -3862,17 +3835,13 @@
         <w:spacing w:before="100" w:beforeAutospacing="1" w:after="100" w:afterAutospacing="1" w:line="240" w:lineRule="auto"/>
         <w:rPr>
           <w:rFonts w:ascii="Times New Roman" w:eastAsia="Times New Roman" w:hAnsi="Times New Roman" w:cs="Times New Roman"/>
-          <w:kern w:val="0"/>
-          <w:lang w:eastAsia="ru-RU"/>
-          <w14:ligatures w14:val="none"/>
-        </w:rPr>
-      </w:pPr>
-      <w:r>
-        <w:rPr>
-          <w:rFonts w:ascii="Times New Roman" w:eastAsia="Times New Roman" w:hAnsi="Times New Roman" w:cs="Times New Roman"/>
-          <w:kern w:val="0"/>
-          <w:lang w:eastAsia="ru-RU"/>
-          <w14:ligatures w14:val="none"/>
+          <w:lang w:eastAsia="ru-RU"/>
+        </w:rPr>
+      </w:pPr>
+      <w:r>
+        <w:rPr>
+          <w:rFonts w:ascii="Times New Roman" w:eastAsia="Times New Roman" w:hAnsi="Times New Roman" w:cs="Times New Roman"/>
+          <w:lang w:eastAsia="ru-RU"/>
         </w:rPr>
         <w:t xml:space="preserve">При </w:t>
       </w:r>
@@ -3882,9 +3851,7 @@
             <m:ctrlPr>
               <w:rPr>
                 <w:rFonts w:ascii="Cambria Math" w:eastAsia="Times New Roman" w:hAnsi="Cambria Math" w:cs="Times New Roman"/>
-                <w:kern w:val="0"/>
                 <w:lang w:eastAsia="ru-RU"/>
-                <w14:ligatures w14:val="none"/>
               </w:rPr>
             </m:ctrlPr>
           </m:sSubPr>
@@ -3892,9 +3859,7 @@
             <m:r>
               <w:rPr>
                 <w:rFonts w:ascii="Cambria Math" w:eastAsia="Times New Roman" w:hAnsi="Cambria Math" w:cs="Times New Roman"/>
-                <w:kern w:val="0"/>
                 <w:lang w:eastAsia="ru-RU"/>
-                <w14:ligatures w14:val="none"/>
               </w:rPr>
               <m:t>U</m:t>
             </m:r>
@@ -3906,9 +3871,7 @@
               </m:rPr>
               <w:rPr>
                 <w:rFonts w:ascii="Times New Roman" w:eastAsia="Times New Roman" w:hAnsi="Times New Roman" w:cs="Times New Roman"/>
-                <w:kern w:val="0"/>
                 <w:lang w:eastAsia="ru-RU"/>
-                <w14:ligatures w14:val="none"/>
               </w:rPr>
               <m:t>зи</m:t>
             </m:r>
@@ -3917,9 +3880,7 @@
         <m:r>
           <w:rPr>
             <w:rFonts w:ascii="Cambria Math" w:eastAsia="Times New Roman" w:hAnsi="Cambria Math" w:cs="Times New Roman"/>
-            <w:kern w:val="0"/>
             <w:lang w:eastAsia="ru-RU"/>
-            <w14:ligatures w14:val="none"/>
           </w:rPr>
           <m:t>=-4</m:t>
         </m:r>
@@ -3929,9 +3890,7 @@
           </m:rPr>
           <w:rPr>
             <w:rFonts w:ascii="Times New Roman" w:eastAsia="Times New Roman" w:hAnsi="Times New Roman" w:cs="Times New Roman"/>
-            <w:kern w:val="0"/>
             <w:lang w:eastAsia="ru-RU"/>
-            <w14:ligatures w14:val="none"/>
           </w:rPr>
           <m:t> В</m:t>
         </m:r>
@@ -3939,9 +3898,7 @@
       <w:r>
         <w:rPr>
           <w:rFonts w:ascii="Times New Roman" w:eastAsia="Times New Roman" w:hAnsi="Times New Roman" w:cs="Times New Roman"/>
-          <w:kern w:val="0"/>
-          <w:lang w:eastAsia="ru-RU"/>
-          <w14:ligatures w14:val="none"/>
+          <w:lang w:eastAsia="ru-RU"/>
         </w:rPr>
         <w:t xml:space="preserve">: </w:t>
       </w:r>
@@ -3951,9 +3908,7 @@
             <m:ctrlPr>
               <w:rPr>
                 <w:rFonts w:ascii="Cambria Math" w:eastAsia="Times New Roman" w:hAnsi="Cambria Math" w:cs="Times New Roman"/>
-                <w:kern w:val="0"/>
                 <w:lang w:eastAsia="ru-RU"/>
-                <w14:ligatures w14:val="none"/>
               </w:rPr>
             </m:ctrlPr>
           </m:sSubPr>
@@ -3961,9 +3916,7 @@
             <m:r>
               <w:rPr>
                 <w:rFonts w:ascii="Cambria Math" w:eastAsia="Times New Roman" w:hAnsi="Cambria Math" w:cs="Times New Roman"/>
-                <w:kern w:val="0"/>
                 <w:lang w:eastAsia="ru-RU"/>
-                <w14:ligatures w14:val="none"/>
               </w:rPr>
               <m:t>I</m:t>
             </m:r>
@@ -3972,9 +3925,7 @@
             <m:r>
               <w:rPr>
                 <w:rFonts w:ascii="Cambria Math" w:eastAsia="Times New Roman" w:hAnsi="Cambria Math" w:cs="Times New Roman"/>
-                <w:kern w:val="0"/>
                 <w:lang w:eastAsia="ru-RU"/>
-                <w14:ligatures w14:val="none"/>
               </w:rPr>
               <m:t>c</m:t>
             </m:r>
@@ -3983,9 +3934,7 @@
         <m:r>
           <w:rPr>
             <w:rFonts w:ascii="Cambria Math" w:eastAsia="Times New Roman" w:hAnsi="Cambria Math" w:cs="Times New Roman"/>
-            <w:kern w:val="0"/>
             <w:lang w:eastAsia="ru-RU"/>
-            <w14:ligatures w14:val="none"/>
           </w:rPr>
           <m:t>≈3.6</m:t>
         </m:r>
@@ -3995,9 +3944,7 @@
           </m:rPr>
           <w:rPr>
             <w:rFonts w:ascii="Times New Roman" w:eastAsia="Times New Roman" w:hAnsi="Times New Roman" w:cs="Times New Roman"/>
-            <w:kern w:val="0"/>
             <w:lang w:eastAsia="ru-RU"/>
-            <w14:ligatures w14:val="none"/>
           </w:rPr>
           <m:t> мА</m:t>
         </m:r>
@@ -4012,17 +3959,13 @@
         <w:spacing w:before="100" w:beforeAutospacing="1" w:after="100" w:afterAutospacing="1" w:line="240" w:lineRule="auto"/>
         <w:rPr>
           <w:rFonts w:ascii="Times New Roman" w:eastAsia="Times New Roman" w:hAnsi="Times New Roman" w:cs="Times New Roman"/>
-          <w:kern w:val="0"/>
-          <w:lang w:eastAsia="ru-RU"/>
-          <w14:ligatures w14:val="none"/>
-        </w:rPr>
-      </w:pPr>
-      <w:r>
-        <w:rPr>
-          <w:rFonts w:ascii="Times New Roman" w:eastAsia="Times New Roman" w:hAnsi="Times New Roman" w:cs="Times New Roman"/>
-          <w:kern w:val="0"/>
-          <w:lang w:eastAsia="ru-RU"/>
-          <w14:ligatures w14:val="none"/>
+          <w:lang w:eastAsia="ru-RU"/>
+        </w:rPr>
+      </w:pPr>
+      <w:r>
+        <w:rPr>
+          <w:rFonts w:ascii="Times New Roman" w:eastAsia="Times New Roman" w:hAnsi="Times New Roman" w:cs="Times New Roman"/>
+          <w:lang w:eastAsia="ru-RU"/>
         </w:rPr>
         <w:t xml:space="preserve">При </w:t>
       </w:r>
@@ -4032,9 +3975,7 @@
             <m:ctrlPr>
               <w:rPr>
                 <w:rFonts w:ascii="Cambria Math" w:eastAsia="Times New Roman" w:hAnsi="Cambria Math" w:cs="Times New Roman"/>
-                <w:kern w:val="0"/>
                 <w:lang w:eastAsia="ru-RU"/>
-                <w14:ligatures w14:val="none"/>
               </w:rPr>
             </m:ctrlPr>
           </m:sSubPr>
@@ -4042,9 +3983,7 @@
             <m:r>
               <w:rPr>
                 <w:rFonts w:ascii="Cambria Math" w:eastAsia="Times New Roman" w:hAnsi="Cambria Math" w:cs="Times New Roman"/>
-                <w:kern w:val="0"/>
                 <w:lang w:eastAsia="ru-RU"/>
-                <w14:ligatures w14:val="none"/>
               </w:rPr>
               <m:t>U</m:t>
             </m:r>
@@ -4056,9 +3995,7 @@
               </m:rPr>
               <w:rPr>
                 <w:rFonts w:ascii="Times New Roman" w:eastAsia="Times New Roman" w:hAnsi="Times New Roman" w:cs="Times New Roman"/>
-                <w:kern w:val="0"/>
                 <w:lang w:eastAsia="ru-RU"/>
-                <w14:ligatures w14:val="none"/>
               </w:rPr>
               <m:t>зи</m:t>
             </m:r>
@@ -4067,9 +4004,7 @@
         <m:r>
           <w:rPr>
             <w:rFonts w:ascii="Cambria Math" w:eastAsia="Times New Roman" w:hAnsi="Cambria Math" w:cs="Times New Roman"/>
-            <w:kern w:val="0"/>
             <w:lang w:eastAsia="ru-RU"/>
-            <w14:ligatures w14:val="none"/>
           </w:rPr>
           <m:t>=-6</m:t>
         </m:r>
@@ -4079,9 +4014,7 @@
           </m:rPr>
           <w:rPr>
             <w:rFonts w:ascii="Times New Roman" w:eastAsia="Times New Roman" w:hAnsi="Times New Roman" w:cs="Times New Roman"/>
-            <w:kern w:val="0"/>
             <w:lang w:eastAsia="ru-RU"/>
-            <w14:ligatures w14:val="none"/>
           </w:rPr>
           <m:t> В</m:t>
         </m:r>
@@ -4089,9 +4022,7 @@
       <w:r>
         <w:rPr>
           <w:rFonts w:ascii="Times New Roman" w:eastAsia="Times New Roman" w:hAnsi="Times New Roman" w:cs="Times New Roman"/>
-          <w:kern w:val="0"/>
-          <w:lang w:eastAsia="ru-RU"/>
-          <w14:ligatures w14:val="none"/>
+          <w:lang w:eastAsia="ru-RU"/>
         </w:rPr>
         <w:t xml:space="preserve">: </w:t>
       </w:r>
@@ -4101,9 +4032,7 @@
             <m:ctrlPr>
               <w:rPr>
                 <w:rFonts w:ascii="Cambria Math" w:eastAsia="Times New Roman" w:hAnsi="Cambria Math" w:cs="Times New Roman"/>
-                <w:kern w:val="0"/>
                 <w:lang w:eastAsia="ru-RU"/>
-                <w14:ligatures w14:val="none"/>
               </w:rPr>
             </m:ctrlPr>
           </m:sSubPr>
@@ -4111,9 +4040,7 @@
             <m:r>
               <w:rPr>
                 <w:rFonts w:ascii="Cambria Math" w:eastAsia="Times New Roman" w:hAnsi="Cambria Math" w:cs="Times New Roman"/>
-                <w:kern w:val="0"/>
                 <w:lang w:eastAsia="ru-RU"/>
-                <w14:ligatures w14:val="none"/>
               </w:rPr>
               <m:t>I</m:t>
             </m:r>
@@ -4122,9 +4049,7 @@
             <m:r>
               <w:rPr>
                 <w:rFonts w:ascii="Cambria Math" w:eastAsia="Times New Roman" w:hAnsi="Cambria Math" w:cs="Times New Roman"/>
-                <w:kern w:val="0"/>
                 <w:lang w:eastAsia="ru-RU"/>
-                <w14:ligatures w14:val="none"/>
               </w:rPr>
               <m:t>c</m:t>
             </m:r>
@@ -4133,9 +4058,7 @@
         <m:r>
           <w:rPr>
             <w:rFonts w:ascii="Cambria Math" w:eastAsia="Times New Roman" w:hAnsi="Cambria Math" w:cs="Times New Roman"/>
-            <w:kern w:val="0"/>
             <w:lang w:eastAsia="ru-RU"/>
-            <w14:ligatures w14:val="none"/>
           </w:rPr>
           <m:t>≈2.4</m:t>
         </m:r>
@@ -4145,9 +4068,7 @@
           </m:rPr>
           <w:rPr>
             <w:rFonts w:ascii="Times New Roman" w:eastAsia="Times New Roman" w:hAnsi="Times New Roman" w:cs="Times New Roman"/>
-            <w:kern w:val="0"/>
             <w:lang w:eastAsia="ru-RU"/>
-            <w14:ligatures w14:val="none"/>
           </w:rPr>
           <m:t> мА</m:t>
         </m:r>
@@ -4158,17 +4079,13 @@
         <w:spacing w:before="100" w:beforeAutospacing="1" w:after="100" w:afterAutospacing="1" w:line="240" w:lineRule="auto"/>
         <w:rPr>
           <w:rFonts w:ascii="Times New Roman" w:eastAsia="Times New Roman" w:hAnsi="Times New Roman" w:cs="Times New Roman"/>
-          <w:kern w:val="0"/>
-          <w:lang w:eastAsia="ru-RU"/>
-          <w14:ligatures w14:val="none"/>
-        </w:rPr>
-      </w:pPr>
-      <w:r>
-        <w:rPr>
-          <w:rFonts w:ascii="Times New Roman" w:eastAsia="Times New Roman" w:hAnsi="Times New Roman" w:cs="Times New Roman"/>
-          <w:kern w:val="0"/>
-          <w:lang w:eastAsia="ru-RU"/>
-          <w14:ligatures w14:val="none"/>
+          <w:lang w:eastAsia="ru-RU"/>
+        </w:rPr>
+      </w:pPr>
+      <w:r>
+        <w:rPr>
+          <w:rFonts w:ascii="Times New Roman" w:eastAsia="Times New Roman" w:hAnsi="Times New Roman" w:cs="Times New Roman"/>
+          <w:lang w:eastAsia="ru-RU"/>
         </w:rPr>
         <w:t>Приращения:</w:t>
       </w:r>
@@ -4178,9 +4095,7 @@
         <w:spacing w:after="0" w:line="240" w:lineRule="auto"/>
         <w:rPr>
           <w:rFonts w:ascii="Times New Roman" w:eastAsia="Times New Roman" w:hAnsi="Times New Roman" w:cs="Times New Roman"/>
-          <w:kern w:val="0"/>
-          <w:lang w:eastAsia="ru-RU"/>
-          <w14:ligatures w14:val="none"/>
+          <w:lang w:eastAsia="ru-RU"/>
         </w:rPr>
       </w:pPr>
       <m:oMathPara>
@@ -4191,9 +4106,7 @@
             </m:rPr>
             <w:rPr>
               <w:rFonts w:ascii="Cambria Math" w:eastAsia="Times New Roman" w:hAnsi="Cambria Math" w:cs="Times New Roman"/>
-              <w:kern w:val="0"/>
-              <w:lang w:eastAsia="ru-RU"/>
-              <w14:ligatures w14:val="none"/>
+              <w:lang w:eastAsia="ru-RU"/>
             </w:rPr>
             <m:t>Δ</m:t>
           </m:r>
@@ -4202,9 +4115,7 @@
               <m:ctrlPr>
                 <w:rPr>
                   <w:rFonts w:ascii="Cambria Math" w:eastAsia="Times New Roman" w:hAnsi="Cambria Math" w:cs="Times New Roman"/>
-                  <w:kern w:val="0"/>
-                  <w:lang w:eastAsia="ru-RU"/>
-                  <w14:ligatures w14:val="none"/>
+                  <w:lang w:eastAsia="ru-RU"/>
                 </w:rPr>
               </m:ctrlPr>
             </m:sSubPr>
@@ -4212,9 +4123,7 @@
               <m:r>
                 <w:rPr>
                   <w:rFonts w:ascii="Cambria Math" w:eastAsia="Times New Roman" w:hAnsi="Cambria Math" w:cs="Times New Roman"/>
-                  <w:kern w:val="0"/>
-                  <w:lang w:eastAsia="ru-RU"/>
-                  <w14:ligatures w14:val="none"/>
+                  <w:lang w:eastAsia="ru-RU"/>
                 </w:rPr>
                 <m:t>I</m:t>
               </m:r>
@@ -4223,9 +4132,7 @@
               <m:r>
                 <w:rPr>
                   <w:rFonts w:ascii="Cambria Math" w:eastAsia="Times New Roman" w:hAnsi="Cambria Math" w:cs="Times New Roman"/>
-                  <w:kern w:val="0"/>
-                  <w:lang w:eastAsia="ru-RU"/>
-                  <w14:ligatures w14:val="none"/>
+                  <w:lang w:eastAsia="ru-RU"/>
                 </w:rPr>
                 <m:t>c</m:t>
               </m:r>
@@ -4234,9 +4141,7 @@
           <m:r>
             <w:rPr>
               <w:rFonts w:ascii="Cambria Math" w:eastAsia="Times New Roman" w:hAnsi="Cambria Math" w:cs="Times New Roman"/>
-              <w:kern w:val="0"/>
-              <w:lang w:eastAsia="ru-RU"/>
-              <w14:ligatures w14:val="none"/>
+              <w:lang w:eastAsia="ru-RU"/>
             </w:rPr>
             <m:t>=3.6-2.4=1.2</m:t>
           </m:r>
@@ -4246,32 +4151,29 @@
             </m:rPr>
             <w:rPr>
               <w:rFonts w:ascii="Times New Roman" w:eastAsia="Times New Roman" w:hAnsi="Times New Roman" w:cs="Times New Roman"/>
-              <w:kern w:val="0"/>
-              <w:lang w:eastAsia="ru-RU"/>
-              <w14:ligatures w14:val="none"/>
+              <w:lang w:eastAsia="ru-RU"/>
             </w:rPr>
             <m:t> мА</m:t>
           </m:r>
-          <m:r>
-            <w:rPr>
-              <w:rFonts w:ascii="Times New Roman" w:eastAsia="Times New Roman" w:hAnsi="Times New Roman" w:cs="Times New Roman"/>
-              <w:kern w:val="0"/>
-              <w:lang w:eastAsia="ru-RU"/>
-              <w14:ligatures w14:val="none"/>
-            </w:rPr>
-            <w:br/>
-          </m:r>
-        </m:oMath>
-        <m:oMath>
           <m:r>
             <m:rPr>
               <m:sty m:val="p"/>
             </m:rPr>
             <w:rPr>
               <w:rFonts w:ascii="Cambria Math" w:eastAsia="Times New Roman" w:hAnsi="Cambria Math" w:cs="Times New Roman"/>
-              <w:kern w:val="0"/>
-              <w:lang w:eastAsia="ru-RU"/>
-              <w14:ligatures w14:val="none"/>
+              <w:lang w:eastAsia="ru-RU"/>
+            </w:rPr>
+            <w:br/>
+          </m:r>
+        </m:oMath>
+        <m:oMath>
+          <m:r>
+            <m:rPr>
+              <m:sty m:val="p"/>
+            </m:rPr>
+            <w:rPr>
+              <w:rFonts w:ascii="Cambria Math" w:eastAsia="Times New Roman" w:hAnsi="Cambria Math" w:cs="Times New Roman"/>
+              <w:lang w:eastAsia="ru-RU"/>
             </w:rPr>
             <m:t>Δ</m:t>
           </m:r>
@@ -4280,9 +4182,7 @@
               <m:ctrlPr>
                 <w:rPr>
                   <w:rFonts w:ascii="Cambria Math" w:eastAsia="Times New Roman" w:hAnsi="Cambria Math" w:cs="Times New Roman"/>
-                  <w:kern w:val="0"/>
-                  <w:lang w:eastAsia="ru-RU"/>
-                  <w14:ligatures w14:val="none"/>
+                  <w:lang w:eastAsia="ru-RU"/>
                 </w:rPr>
               </m:ctrlPr>
             </m:sSubPr>
@@ -4290,9 +4190,7 @@
               <m:r>
                 <w:rPr>
                   <w:rFonts w:ascii="Cambria Math" w:eastAsia="Times New Roman" w:hAnsi="Cambria Math" w:cs="Times New Roman"/>
-                  <w:kern w:val="0"/>
-                  <w:lang w:eastAsia="ru-RU"/>
-                  <w14:ligatures w14:val="none"/>
+                  <w:lang w:eastAsia="ru-RU"/>
                 </w:rPr>
                 <m:t>U</m:t>
               </m:r>
@@ -4304,9 +4202,7 @@
                 </m:rPr>
                 <w:rPr>
                   <w:rFonts w:ascii="Times New Roman" w:eastAsia="Times New Roman" w:hAnsi="Times New Roman" w:cs="Times New Roman"/>
-                  <w:kern w:val="0"/>
-                  <w:lang w:eastAsia="ru-RU"/>
-                  <w14:ligatures w14:val="none"/>
+                  <w:lang w:eastAsia="ru-RU"/>
                 </w:rPr>
                 <m:t>зи</m:t>
               </m:r>
@@ -4315,9 +4211,7 @@
           <m:r>
             <w:rPr>
               <w:rFonts w:ascii="Cambria Math" w:eastAsia="Times New Roman" w:hAnsi="Cambria Math" w:cs="Times New Roman"/>
-              <w:kern w:val="0"/>
-              <w:lang w:eastAsia="ru-RU"/>
-              <w14:ligatures w14:val="none"/>
+              <w:lang w:eastAsia="ru-RU"/>
             </w:rPr>
             <m:t>=(-4)-(-6)=2</m:t>
           </m:r>
@@ -4327,18 +4221,17 @@
             </m:rPr>
             <w:rPr>
               <w:rFonts w:ascii="Times New Roman" w:eastAsia="Times New Roman" w:hAnsi="Times New Roman" w:cs="Times New Roman"/>
-              <w:kern w:val="0"/>
-              <w:lang w:eastAsia="ru-RU"/>
-              <w14:ligatures w14:val="none"/>
+              <w:lang w:eastAsia="ru-RU"/>
             </w:rPr>
             <m:t> В</m:t>
           </m:r>
           <m:r>
-            <w:rPr>
-              <w:rFonts w:ascii="Times New Roman" w:eastAsia="Times New Roman" w:hAnsi="Times New Roman" w:cs="Times New Roman"/>
-              <w:kern w:val="0"/>
-              <w:lang w:eastAsia="ru-RU"/>
-              <w14:ligatures w14:val="none"/>
+            <m:rPr>
+              <m:sty m:val="p"/>
+            </m:rPr>
+            <w:rPr>
+              <w:rFonts w:ascii="Cambria Math" w:eastAsia="Times New Roman" w:hAnsi="Cambria Math" w:cs="Times New Roman"/>
+              <w:lang w:eastAsia="ru-RU"/>
             </w:rPr>
             <w:br/>
           </m:r>
@@ -4350,17 +4243,13 @@
         <w:spacing w:before="100" w:beforeAutospacing="1" w:after="100" w:afterAutospacing="1" w:line="240" w:lineRule="auto"/>
         <w:rPr>
           <w:rFonts w:ascii="Times New Roman" w:eastAsia="Times New Roman" w:hAnsi="Times New Roman" w:cs="Times New Roman"/>
-          <w:kern w:val="0"/>
-          <w:lang w:eastAsia="ru-RU"/>
-          <w14:ligatures w14:val="none"/>
-        </w:rPr>
-      </w:pPr>
-      <w:r>
-        <w:rPr>
-          <w:rFonts w:ascii="Times New Roman" w:eastAsia="Times New Roman" w:hAnsi="Times New Roman" w:cs="Times New Roman"/>
-          <w:kern w:val="0"/>
-          <w:lang w:eastAsia="ru-RU"/>
-          <w14:ligatures w14:val="none"/>
+          <w:lang w:eastAsia="ru-RU"/>
+        </w:rPr>
+      </w:pPr>
+      <w:r>
+        <w:rPr>
+          <w:rFonts w:ascii="Times New Roman" w:eastAsia="Times New Roman" w:hAnsi="Times New Roman" w:cs="Times New Roman"/>
+          <w:lang w:eastAsia="ru-RU"/>
         </w:rPr>
         <w:t>Отсюда:</w:t>
       </w:r>
@@ -4370,9 +4259,7 @@
         <w:spacing w:after="0" w:line="240" w:lineRule="auto"/>
         <w:rPr>
           <w:rFonts w:ascii="Times New Roman" w:eastAsia="Times New Roman" w:hAnsi="Times New Roman" w:cs="Times New Roman"/>
-          <w:kern w:val="0"/>
-          <w:lang w:eastAsia="ru-RU"/>
-          <w14:ligatures w14:val="none"/>
+          <w:lang w:eastAsia="ru-RU"/>
         </w:rPr>
       </w:pPr>
       <m:oMathPara>
@@ -4382,9 +4269,7 @@
               <m:ctrlPr>
                 <w:rPr>
                   <w:rFonts w:ascii="Cambria Math" w:eastAsia="Times New Roman" w:hAnsi="Cambria Math" w:cs="Times New Roman"/>
-                  <w:kern w:val="0"/>
-                  <w:lang w:eastAsia="ru-RU"/>
-                  <w14:ligatures w14:val="none"/>
+                  <w:lang w:eastAsia="ru-RU"/>
                 </w:rPr>
               </m:ctrlPr>
             </m:sSubPr>
@@ -4392,9 +4277,7 @@
               <m:r>
                 <w:rPr>
                   <w:rFonts w:ascii="Cambria Math" w:eastAsia="Times New Roman" w:hAnsi="Cambria Math" w:cs="Times New Roman"/>
-                  <w:kern w:val="0"/>
-                  <w:lang w:eastAsia="ru-RU"/>
-                  <w14:ligatures w14:val="none"/>
+                  <w:lang w:eastAsia="ru-RU"/>
                 </w:rPr>
                 <m:t>Y</m:t>
               </m:r>
@@ -4403,9 +4286,7 @@
               <m:r>
                 <w:rPr>
                   <w:rFonts w:ascii="Cambria Math" w:eastAsia="Times New Roman" w:hAnsi="Cambria Math" w:cs="Times New Roman"/>
-                  <w:kern w:val="0"/>
-                  <w:lang w:eastAsia="ru-RU"/>
-                  <w14:ligatures w14:val="none"/>
+                  <w:lang w:eastAsia="ru-RU"/>
                 </w:rPr>
                 <m:t>21</m:t>
               </m:r>
@@ -4414,9 +4295,7 @@
           <m:r>
             <w:rPr>
               <w:rFonts w:ascii="Cambria Math" w:eastAsia="Times New Roman" w:hAnsi="Cambria Math" w:cs="Times New Roman"/>
-              <w:kern w:val="0"/>
-              <w:lang w:eastAsia="ru-RU"/>
-              <w14:ligatures w14:val="none"/>
+              <w:lang w:eastAsia="ru-RU"/>
             </w:rPr>
             <m:t>=</m:t>
           </m:r>
@@ -4425,9 +4304,7 @@
               <m:ctrlPr>
                 <w:rPr>
                   <w:rFonts w:ascii="Cambria Math" w:eastAsia="Times New Roman" w:hAnsi="Cambria Math" w:cs="Times New Roman"/>
-                  <w:kern w:val="0"/>
-                  <w:lang w:eastAsia="ru-RU"/>
-                  <w14:ligatures w14:val="none"/>
+                  <w:lang w:eastAsia="ru-RU"/>
                 </w:rPr>
               </m:ctrlPr>
             </m:fPr>
@@ -4438,9 +4315,7 @@
                 </m:rPr>
                 <w:rPr>
                   <w:rFonts w:ascii="Cambria Math" w:eastAsia="Times New Roman" w:hAnsi="Cambria Math" w:cs="Times New Roman"/>
-                  <w:kern w:val="0"/>
-                  <w:lang w:eastAsia="ru-RU"/>
-                  <w14:ligatures w14:val="none"/>
+                  <w:lang w:eastAsia="ru-RU"/>
                 </w:rPr>
                 <m:t>Δ</m:t>
               </m:r>
@@ -4449,9 +4324,7 @@
                   <m:ctrlPr>
                     <w:rPr>
                       <w:rFonts w:ascii="Cambria Math" w:eastAsia="Times New Roman" w:hAnsi="Cambria Math" w:cs="Times New Roman"/>
-                      <w:kern w:val="0"/>
                       <w:lang w:eastAsia="ru-RU"/>
-                      <w14:ligatures w14:val="none"/>
                     </w:rPr>
                   </m:ctrlPr>
                 </m:sSubPr>
@@ -4459,9 +4332,7 @@
                   <m:r>
                     <w:rPr>
                       <w:rFonts w:ascii="Cambria Math" w:eastAsia="Times New Roman" w:hAnsi="Cambria Math" w:cs="Times New Roman"/>
-                      <w:kern w:val="0"/>
                       <w:lang w:eastAsia="ru-RU"/>
-                      <w14:ligatures w14:val="none"/>
                     </w:rPr>
                     <m:t>I</m:t>
                   </m:r>
@@ -4470,9 +4341,7 @@
                   <m:r>
                     <w:rPr>
                       <w:rFonts w:ascii="Cambria Math" w:eastAsia="Times New Roman" w:hAnsi="Cambria Math" w:cs="Times New Roman"/>
-                      <w:kern w:val="0"/>
                       <w:lang w:eastAsia="ru-RU"/>
-                      <w14:ligatures w14:val="none"/>
                     </w:rPr>
                     <m:t>c</m:t>
                   </m:r>
@@ -4486,9 +4355,7 @@
                 </m:rPr>
                 <w:rPr>
                   <w:rFonts w:ascii="Cambria Math" w:eastAsia="Times New Roman" w:hAnsi="Cambria Math" w:cs="Times New Roman"/>
-                  <w:kern w:val="0"/>
-                  <w:lang w:eastAsia="ru-RU"/>
-                  <w14:ligatures w14:val="none"/>
+                  <w:lang w:eastAsia="ru-RU"/>
                 </w:rPr>
                 <m:t>Δ</m:t>
               </m:r>
@@ -4497,9 +4364,7 @@
                   <m:ctrlPr>
                     <w:rPr>
                       <w:rFonts w:ascii="Cambria Math" w:eastAsia="Times New Roman" w:hAnsi="Cambria Math" w:cs="Times New Roman"/>
-                      <w:kern w:val="0"/>
                       <w:lang w:eastAsia="ru-RU"/>
-                      <w14:ligatures w14:val="none"/>
                     </w:rPr>
                   </m:ctrlPr>
                 </m:sSubPr>
@@ -4507,9 +4372,7 @@
                   <m:r>
                     <w:rPr>
                       <w:rFonts w:ascii="Cambria Math" w:eastAsia="Times New Roman" w:hAnsi="Cambria Math" w:cs="Times New Roman"/>
-                      <w:kern w:val="0"/>
                       <w:lang w:eastAsia="ru-RU"/>
-                      <w14:ligatures w14:val="none"/>
                     </w:rPr>
                     <m:t>U</m:t>
                   </m:r>
@@ -4521,9 +4384,7 @@
                     </m:rPr>
                     <w:rPr>
                       <w:rFonts w:ascii="Times New Roman" w:eastAsia="Times New Roman" w:hAnsi="Times New Roman" w:cs="Times New Roman"/>
-                      <w:kern w:val="0"/>
                       <w:lang w:eastAsia="ru-RU"/>
-                      <w14:ligatures w14:val="none"/>
                     </w:rPr>
                     <m:t>зи</m:t>
                   </m:r>
@@ -4534,9 +4395,7 @@
           <m:r>
             <w:rPr>
               <w:rFonts w:ascii="Cambria Math" w:eastAsia="Times New Roman" w:hAnsi="Cambria Math" w:cs="Times New Roman"/>
-              <w:kern w:val="0"/>
-              <w:lang w:eastAsia="ru-RU"/>
-              <w14:ligatures w14:val="none"/>
+              <w:lang w:eastAsia="ru-RU"/>
             </w:rPr>
             <m:t>=</m:t>
           </m:r>
@@ -4545,9 +4404,7 @@
               <m:ctrlPr>
                 <w:rPr>
                   <w:rFonts w:ascii="Cambria Math" w:eastAsia="Times New Roman" w:hAnsi="Cambria Math" w:cs="Times New Roman"/>
-                  <w:kern w:val="0"/>
-                  <w:lang w:eastAsia="ru-RU"/>
-                  <w14:ligatures w14:val="none"/>
+                  <w:lang w:eastAsia="ru-RU"/>
                 </w:rPr>
               </m:ctrlPr>
             </m:fPr>
@@ -4555,9 +4412,7 @@
               <m:r>
                 <w:rPr>
                   <w:rFonts w:ascii="Cambria Math" w:eastAsia="Times New Roman" w:hAnsi="Cambria Math" w:cs="Times New Roman"/>
-                  <w:kern w:val="0"/>
-                  <w:lang w:eastAsia="ru-RU"/>
-                  <w14:ligatures w14:val="none"/>
+                  <w:lang w:eastAsia="ru-RU"/>
                 </w:rPr>
                 <m:t>1.2</m:t>
               </m:r>
@@ -4567,9 +4422,7 @@
                 </m:rPr>
                 <w:rPr>
                   <w:rFonts w:ascii="Times New Roman" w:eastAsia="Times New Roman" w:hAnsi="Times New Roman" w:cs="Times New Roman"/>
-                  <w:kern w:val="0"/>
-                  <w:lang w:eastAsia="ru-RU"/>
-                  <w14:ligatures w14:val="none"/>
+                  <w:lang w:eastAsia="ru-RU"/>
                 </w:rPr>
                 <m:t> мА</m:t>
               </m:r>
@@ -4578,9 +4431,7 @@
               <m:r>
                 <w:rPr>
                   <w:rFonts w:ascii="Cambria Math" w:eastAsia="Times New Roman" w:hAnsi="Cambria Math" w:cs="Times New Roman"/>
-                  <w:kern w:val="0"/>
-                  <w:lang w:eastAsia="ru-RU"/>
-                  <w14:ligatures w14:val="none"/>
+                  <w:lang w:eastAsia="ru-RU"/>
                 </w:rPr>
                 <m:t>2</m:t>
               </m:r>
@@ -4590,9 +4441,7 @@
                 </m:rPr>
                 <w:rPr>
                   <w:rFonts w:ascii="Times New Roman" w:eastAsia="Times New Roman" w:hAnsi="Times New Roman" w:cs="Times New Roman"/>
-                  <w:kern w:val="0"/>
-                  <w:lang w:eastAsia="ru-RU"/>
-                  <w14:ligatures w14:val="none"/>
+                  <w:lang w:eastAsia="ru-RU"/>
                 </w:rPr>
                 <m:t> В</m:t>
               </m:r>
@@ -4601,9 +4450,7 @@
           <m:r>
             <w:rPr>
               <w:rFonts w:ascii="Cambria Math" w:eastAsia="Times New Roman" w:hAnsi="Cambria Math" w:cs="Times New Roman"/>
-              <w:kern w:val="0"/>
-              <w:lang w:eastAsia="ru-RU"/>
-              <w14:ligatures w14:val="none"/>
+              <w:lang w:eastAsia="ru-RU"/>
             </w:rPr>
             <m:t>=0.6</m:t>
           </m:r>
@@ -4613,9 +4460,7 @@
             </m:rPr>
             <w:rPr>
               <w:rFonts w:ascii="Times New Roman" w:eastAsia="Times New Roman" w:hAnsi="Times New Roman" w:cs="Times New Roman"/>
-              <w:kern w:val="0"/>
-              <w:lang w:eastAsia="ru-RU"/>
-              <w14:ligatures w14:val="none"/>
+              <w:lang w:eastAsia="ru-RU"/>
             </w:rPr>
             <m:t> мА/В</m:t>
           </m:r>
@@ -4630,108 +4475,27 @@
           <w:rFonts w:ascii="Times New Roman" w:eastAsia="Times New Roman" w:hAnsi="Times New Roman" w:cs="Times New Roman"/>
           <w:b/>
           <w:bCs/>
-          <w:kern w:val="0"/>
           <w:sz w:val="27"/>
           <w:szCs w:val="27"/>
           <w:lang w:eastAsia="ru-RU"/>
-          <w14:ligatures w14:val="none"/>
-        </w:rPr>
-      </w:pPr>
-      <w:r>
-        <w:rPr>
-          <w:rFonts w:ascii="Times New Roman" w:eastAsia="Times New Roman" w:hAnsi="Times New Roman" w:cs="Times New Roman"/>
-          <w:b/>
-          <w:bCs/>
-          <w:kern w:val="0"/>
-          <w:sz w:val="27"/>
-          <w:szCs w:val="27"/>
-          <w:lang w:eastAsia="ru-RU"/>
-          <w14:ligatures w14:val="none"/>
-        </w:rPr>
-        <w:lastRenderedPageBreak/>
-        <w:t xml:space="preserve">3. Нахождение </w:t>
-      </w:r>
-      <m:oMath>
-        <m:sSub>
-          <m:sSubPr>
-            <m:ctrlPr>
-              <w:rPr>
-                <w:rFonts w:ascii="Cambria Math" w:eastAsia="Times New Roman" w:hAnsi="Cambria Math" w:cs="Times New Roman"/>
-                <w:b/>
-                <w:bCs/>
-                <w:kern w:val="0"/>
-                <w:sz w:val="27"/>
-                <w:szCs w:val="27"/>
-                <w:lang w:eastAsia="ru-RU"/>
-                <w14:ligatures w14:val="none"/>
-              </w:rPr>
-            </m:ctrlPr>
-          </m:sSubPr>
-          <m:e>
-            <m:r>
-              <m:rPr>
-                <m:sty m:val="bi"/>
-              </m:rPr>
-              <w:rPr>
-                <w:rFonts w:ascii="Cambria Math" w:eastAsia="Times New Roman" w:hAnsi="Cambria Math" w:cs="Times New Roman"/>
-                <w:kern w:val="0"/>
-                <w:sz w:val="27"/>
-                <w:szCs w:val="27"/>
-                <w:lang w:eastAsia="ru-RU"/>
-                <w14:ligatures w14:val="none"/>
-              </w:rPr>
-              <m:t>Y</m:t>
-            </m:r>
-          </m:e>
-          <m:sub>
-            <m:r>
-              <m:rPr>
-                <m:sty m:val="bi"/>
-              </m:rPr>
-              <w:rPr>
-                <w:rFonts w:ascii="Cambria Math" w:eastAsia="Times New Roman" w:hAnsi="Cambria Math" w:cs="Times New Roman"/>
-                <w:kern w:val="0"/>
-                <w:sz w:val="27"/>
-                <w:szCs w:val="27"/>
-                <w:lang w:eastAsia="ru-RU"/>
-                <w14:ligatures w14:val="none"/>
-              </w:rPr>
-              <m:t>22</m:t>
-            </m:r>
-          </m:sub>
-        </m:sSub>
-      </m:oMath>
-      <w:r>
-        <w:rPr>
-          <w:rFonts w:ascii="Times New Roman" w:eastAsia="Times New Roman" w:hAnsi="Times New Roman" w:cs="Times New Roman"/>
-          <w:b/>
-          <w:bCs/>
-          <w:kern w:val="0"/>
-          <w:sz w:val="27"/>
-          <w:szCs w:val="27"/>
-          <w:lang w:eastAsia="ru-RU"/>
-          <w14:ligatures w14:val="none"/>
-        </w:rPr>
-        <w:t>(выходная проводимость)</w:t>
-      </w:r>
+        </w:rPr>
+      </w:pPr>
       <w:r>
         <w:rPr>
           <w:rFonts w:ascii="Times New Roman" w:eastAsia="Times New Roman" w:hAnsi="Times New Roman" w:cs="Times New Roman"/>
           <w:b/>
           <w:bCs/>
           <w:noProof/>
-          <w:kern w:val="0"/>
-          <w:lang w:eastAsia="ru-RU"/>
-          <w14:ligatures w14:val="none"/>
+          <w:lang w:eastAsia="ru-RU"/>
         </w:rPr>
         <w:drawing>
-          <wp:anchor distT="0" distB="0" distL="114300" distR="114300" simplePos="0" relativeHeight="251660288" behindDoc="1" locked="0" layoutInCell="1" allowOverlap="1" wp14:anchorId="209BCA54" wp14:editId="11C12282">
+          <wp:anchor distT="0" distB="0" distL="114300" distR="114300" simplePos="0" relativeHeight="251660288" behindDoc="1" locked="0" layoutInCell="1" allowOverlap="1" wp14:anchorId="4D6BF635" wp14:editId="41D13621">
             <wp:simplePos x="0" y="0"/>
             <wp:positionH relativeFrom="column">
-              <wp:posOffset>2923628</wp:posOffset>
+              <wp:posOffset>2838479</wp:posOffset>
             </wp:positionH>
             <wp:positionV relativeFrom="paragraph">
-              <wp:posOffset>637761</wp:posOffset>
+              <wp:posOffset>392991</wp:posOffset>
             </wp:positionV>
             <wp:extent cx="3778885" cy="5327015"/>
             <wp:effectExtent l="0" t="0" r="0" b="0"/>
@@ -4784,15 +4548,79 @@
           </wp:anchor>
         </w:drawing>
       </w:r>
+      <w:r>
+        <w:rPr>
+          <w:rFonts w:ascii="Times New Roman" w:eastAsia="Times New Roman" w:hAnsi="Times New Roman" w:cs="Times New Roman"/>
+          <w:b/>
+          <w:bCs/>
+          <w:sz w:val="27"/>
+          <w:szCs w:val="27"/>
+          <w:lang w:eastAsia="ru-RU"/>
+        </w:rPr>
+        <w:t xml:space="preserve">3. Нахождение </w:t>
+      </w:r>
+      <m:oMath>
+        <m:sSub>
+          <m:sSubPr>
+            <m:ctrlPr>
+              <w:rPr>
+                <w:rFonts w:ascii="Cambria Math" w:eastAsia="Times New Roman" w:hAnsi="Cambria Math" w:cs="Times New Roman"/>
+                <w:b/>
+                <w:bCs/>
+                <w:sz w:val="27"/>
+                <w:szCs w:val="27"/>
+                <w:lang w:eastAsia="ru-RU"/>
+              </w:rPr>
+            </m:ctrlPr>
+          </m:sSubPr>
+          <m:e>
+            <m:r>
+              <m:rPr>
+                <m:sty m:val="bi"/>
+              </m:rPr>
+              <w:rPr>
+                <w:rFonts w:ascii="Cambria Math" w:eastAsia="Times New Roman" w:hAnsi="Cambria Math" w:cs="Times New Roman"/>
+                <w:sz w:val="27"/>
+                <w:szCs w:val="27"/>
+                <w:lang w:eastAsia="ru-RU"/>
+              </w:rPr>
+              <m:t>Y</m:t>
+            </m:r>
+          </m:e>
+          <m:sub>
+            <m:r>
+              <m:rPr>
+                <m:sty m:val="bi"/>
+              </m:rPr>
+              <w:rPr>
+                <w:rFonts w:ascii="Cambria Math" w:eastAsia="Times New Roman" w:hAnsi="Cambria Math" w:cs="Times New Roman"/>
+                <w:sz w:val="27"/>
+                <w:szCs w:val="27"/>
+                <w:lang w:eastAsia="ru-RU"/>
+              </w:rPr>
+              <m:t>22</m:t>
+            </m:r>
+          </m:sub>
+        </m:sSub>
+      </m:oMath>
+      <w:r>
+        <w:rPr>
+          <w:rFonts w:ascii="Times New Roman" w:eastAsia="Times New Roman" w:hAnsi="Times New Roman" w:cs="Times New Roman"/>
+          <w:b/>
+          <w:bCs/>
+          <w:sz w:val="27"/>
+          <w:szCs w:val="27"/>
+          <w:lang w:eastAsia="ru-RU"/>
+        </w:rPr>
+        <w:t>(выходная проводимость)</w:t>
+      </w:r>
     </w:p>
     <w:p>
       <w:pPr>
         <w:spacing w:after="0" w:line="240" w:lineRule="auto"/>
         <w:rPr>
           <w:rFonts w:ascii="Times New Roman" w:eastAsia="Times New Roman" w:hAnsi="Times New Roman" w:cs="Times New Roman"/>
-          <w:kern w:val="0"/>
-          <w:lang w:eastAsia="ru-RU"/>
-          <w14:ligatures w14:val="none"/>
+          <w:lang w:eastAsia="ru-RU"/>
         </w:rPr>
       </w:pPr>
       <m:oMathPara>
@@ -4805,9 +4633,7 @@
               <m:ctrlPr>
                 <w:rPr>
                   <w:rFonts w:ascii="Cambria Math" w:eastAsia="Times New Roman" w:hAnsi="Cambria Math" w:cs="Times New Roman"/>
-                  <w:kern w:val="0"/>
-                  <w:lang w:eastAsia="ru-RU"/>
-                  <w14:ligatures w14:val="none"/>
+                  <w:lang w:eastAsia="ru-RU"/>
                 </w:rPr>
               </m:ctrlPr>
             </m:sSubPr>
@@ -4815,9 +4641,7 @@
               <m:r>
                 <w:rPr>
                   <w:rFonts w:ascii="Cambria Math" w:eastAsia="Times New Roman" w:hAnsi="Cambria Math" w:cs="Times New Roman"/>
-                  <w:kern w:val="0"/>
-                  <w:lang w:eastAsia="ru-RU"/>
-                  <w14:ligatures w14:val="none"/>
+                  <w:lang w:eastAsia="ru-RU"/>
                 </w:rPr>
                 <m:t>Y</m:t>
               </m:r>
@@ -4826,9 +4650,7 @@
               <m:r>
                 <w:rPr>
                   <w:rFonts w:ascii="Cambria Math" w:eastAsia="Times New Roman" w:hAnsi="Cambria Math" w:cs="Times New Roman"/>
-                  <w:kern w:val="0"/>
-                  <w:lang w:eastAsia="ru-RU"/>
-                  <w14:ligatures w14:val="none"/>
+                  <w:lang w:eastAsia="ru-RU"/>
                 </w:rPr>
                 <m:t>22</m:t>
               </m:r>
@@ -4837,9 +4659,7 @@
           <m:r>
             <w:rPr>
               <w:rFonts w:ascii="Cambria Math" w:eastAsia="Times New Roman" w:hAnsi="Cambria Math" w:cs="Times New Roman"/>
-              <w:kern w:val="0"/>
-              <w:lang w:eastAsia="ru-RU"/>
-              <w14:ligatures w14:val="none"/>
+              <w:lang w:eastAsia="ru-RU"/>
             </w:rPr>
             <m:t>=</m:t>
           </m:r>
@@ -4848,9 +4668,7 @@
               <m:ctrlPr>
                 <w:rPr>
                   <w:rFonts w:ascii="Cambria Math" w:eastAsia="Times New Roman" w:hAnsi="Cambria Math" w:cs="Times New Roman"/>
-                  <w:kern w:val="0"/>
-                  <w:lang w:eastAsia="ru-RU"/>
-                  <w14:ligatures w14:val="none"/>
+                  <w:lang w:eastAsia="ru-RU"/>
                 </w:rPr>
               </m:ctrlPr>
             </m:fPr>
@@ -4860,9 +4678,7 @@
                   <m:ctrlPr>
                     <w:rPr>
                       <w:rFonts w:ascii="Cambria Math" w:eastAsia="Times New Roman" w:hAnsi="Cambria Math" w:cs="Times New Roman"/>
-                      <w:kern w:val="0"/>
                       <w:lang w:eastAsia="ru-RU"/>
-                      <w14:ligatures w14:val="none"/>
                     </w:rPr>
                   </m:ctrlPr>
                 </m:sSubPr>
@@ -4870,9 +4686,7 @@
                   <m:r>
                     <w:rPr>
                       <w:rFonts w:ascii="Cambria Math" w:eastAsia="Times New Roman" w:hAnsi="Cambria Math" w:cs="Times New Roman"/>
-                      <w:kern w:val="0"/>
                       <w:lang w:eastAsia="ru-RU"/>
-                      <w14:ligatures w14:val="none"/>
                     </w:rPr>
                     <m:t>I</m:t>
                   </m:r>
@@ -4881,9 +4695,7 @@
                   <m:r>
                     <w:rPr>
                       <w:rFonts w:ascii="Cambria Math" w:eastAsia="Times New Roman" w:hAnsi="Cambria Math" w:cs="Times New Roman"/>
-                      <w:kern w:val="0"/>
                       <w:lang w:eastAsia="ru-RU"/>
-                      <w14:ligatures w14:val="none"/>
                     </w:rPr>
                     <m:t>c</m:t>
                   </m:r>
@@ -4896,9 +4708,7 @@
                   <m:ctrlPr>
                     <w:rPr>
                       <w:rFonts w:ascii="Cambria Math" w:eastAsia="Times New Roman" w:hAnsi="Cambria Math" w:cs="Times New Roman"/>
-                      <w:kern w:val="0"/>
                       <w:lang w:eastAsia="ru-RU"/>
-                      <w14:ligatures w14:val="none"/>
                     </w:rPr>
                   </m:ctrlPr>
                 </m:sSubPr>
@@ -4906,9 +4716,7 @@
                   <m:r>
                     <w:rPr>
                       <w:rFonts w:ascii="Cambria Math" w:eastAsia="Times New Roman" w:hAnsi="Cambria Math" w:cs="Times New Roman"/>
-                      <w:kern w:val="0"/>
                       <w:lang w:eastAsia="ru-RU"/>
-                      <w14:ligatures w14:val="none"/>
                     </w:rPr>
                     <m:t>U</m:t>
                   </m:r>
@@ -4920,9 +4728,7 @@
                     </m:rPr>
                     <w:rPr>
                       <w:rFonts w:ascii="Times New Roman" w:eastAsia="Times New Roman" w:hAnsi="Times New Roman" w:cs="Times New Roman"/>
-                      <w:kern w:val="0"/>
                       <w:lang w:eastAsia="ru-RU"/>
-                      <w14:ligatures w14:val="none"/>
                     </w:rPr>
                     <m:t>си</m:t>
                   </m:r>
@@ -4931,11 +4737,12 @@
             </m:den>
           </m:f>
           <m:r>
+            <m:rPr>
+              <m:sty m:val="p"/>
+            </m:rPr>
             <w:rPr>
               <w:rFonts w:ascii="Cambria Math" w:eastAsia="Times New Roman" w:hAnsi="Cambria Math" w:cs="Times New Roman"/>
-              <w:kern w:val="0"/>
-              <w:lang w:eastAsia="ru-RU"/>
-              <w14:ligatures w14:val="none"/>
+              <w:lang w:eastAsia="ru-RU"/>
             </w:rPr>
             <w:br/>
           </m:r>
@@ -4946,9 +4753,7 @@
               <m:ctrlPr>
                 <w:rPr>
                   <w:rFonts w:ascii="Cambria Math" w:eastAsia="Times New Roman" w:hAnsi="Cambria Math" w:cs="Times New Roman"/>
-                  <w:kern w:val="0"/>
-                  <w:lang w:eastAsia="ru-RU"/>
-                  <w14:ligatures w14:val="none"/>
+                  <w:lang w:eastAsia="ru-RU"/>
                 </w:rPr>
               </m:ctrlPr>
             </m:sSubPr>
@@ -4956,9 +4761,7 @@
               <m:r>
                 <w:rPr>
                   <w:rFonts w:ascii="Cambria Math" w:eastAsia="Times New Roman" w:hAnsi="Cambria Math" w:cs="Times New Roman"/>
-                  <w:kern w:val="0"/>
-                  <w:lang w:eastAsia="ru-RU"/>
-                  <w14:ligatures w14:val="none"/>
+                  <w:lang w:eastAsia="ru-RU"/>
                 </w:rPr>
                 <m:t>Y</m:t>
               </m:r>
@@ -4967,9 +4770,7 @@
               <m:r>
                 <w:rPr>
                   <w:rFonts w:ascii="Cambria Math" w:eastAsia="Times New Roman" w:hAnsi="Cambria Math" w:cs="Times New Roman"/>
-                  <w:kern w:val="0"/>
-                  <w:lang w:eastAsia="ru-RU"/>
-                  <w14:ligatures w14:val="none"/>
+                  <w:lang w:eastAsia="ru-RU"/>
                 </w:rPr>
                 <m:t>22</m:t>
               </m:r>
@@ -4978,9 +4779,7 @@
           <m:r>
             <w:rPr>
               <w:rFonts w:ascii="Cambria Math" w:eastAsia="Times New Roman" w:hAnsi="Cambria Math" w:cs="Times New Roman"/>
-              <w:kern w:val="0"/>
-              <w:lang w:eastAsia="ru-RU"/>
-              <w14:ligatures w14:val="none"/>
+              <w:lang w:eastAsia="ru-RU"/>
             </w:rPr>
             <m:t>=</m:t>
           </m:r>
@@ -4989,9 +4788,7 @@
               <m:ctrlPr>
                 <w:rPr>
                   <w:rFonts w:ascii="Cambria Math" w:eastAsia="Times New Roman" w:hAnsi="Cambria Math" w:cs="Times New Roman"/>
-                  <w:kern w:val="0"/>
-                  <w:lang w:eastAsia="ru-RU"/>
-                  <w14:ligatures w14:val="none"/>
+                  <w:lang w:eastAsia="ru-RU"/>
                 </w:rPr>
               </m:ctrlPr>
             </m:fPr>
@@ -4999,9 +4796,7 @@
               <m:r>
                 <w:rPr>
                   <w:rFonts w:ascii="Cambria Math" w:eastAsia="Times New Roman" w:hAnsi="Cambria Math" w:cs="Times New Roman"/>
-                  <w:kern w:val="0"/>
-                  <w:lang w:eastAsia="ru-RU"/>
-                  <w14:ligatures w14:val="none"/>
+                  <w:lang w:eastAsia="ru-RU"/>
                 </w:rPr>
                 <m:t>3⋅</m:t>
               </m:r>
@@ -5010,9 +4805,7 @@
                   <m:ctrlPr>
                     <w:rPr>
                       <w:rFonts w:ascii="Cambria Math" w:eastAsia="Times New Roman" w:hAnsi="Cambria Math" w:cs="Times New Roman"/>
-                      <w:kern w:val="0"/>
                       <w:lang w:eastAsia="ru-RU"/>
-                      <w14:ligatures w14:val="none"/>
                     </w:rPr>
                   </m:ctrlPr>
                 </m:sSupPr>
@@ -5020,9 +4813,7 @@
                   <m:r>
                     <w:rPr>
                       <w:rFonts w:ascii="Cambria Math" w:eastAsia="Times New Roman" w:hAnsi="Cambria Math" w:cs="Times New Roman"/>
-                      <w:kern w:val="0"/>
                       <w:lang w:eastAsia="ru-RU"/>
-                      <w14:ligatures w14:val="none"/>
                     </w:rPr>
                     <m:t>10</m:t>
                   </m:r>
@@ -5031,9 +4822,7 @@
                   <m:r>
                     <w:rPr>
                       <w:rFonts w:ascii="Cambria Math" w:eastAsia="Times New Roman" w:hAnsi="Cambria Math" w:cs="Times New Roman"/>
-                      <w:kern w:val="0"/>
                       <w:lang w:eastAsia="ru-RU"/>
-                      <w14:ligatures w14:val="none"/>
                     </w:rPr>
                     <m:t>-3</m:t>
                   </m:r>
@@ -5045,9 +4834,7 @@
                 </m:rPr>
                 <w:rPr>
                   <w:rFonts w:ascii="Times New Roman" w:eastAsia="Times New Roman" w:hAnsi="Times New Roman" w:cs="Times New Roman"/>
-                  <w:kern w:val="0"/>
-                  <w:lang w:eastAsia="ru-RU"/>
-                  <w14:ligatures w14:val="none"/>
+                  <w:lang w:eastAsia="ru-RU"/>
                 </w:rPr>
                 <m:t> А</m:t>
               </m:r>
@@ -5056,9 +4843,7 @@
               <m:r>
                 <w:rPr>
                   <w:rFonts w:ascii="Cambria Math" w:eastAsia="Times New Roman" w:hAnsi="Cambria Math" w:cs="Times New Roman"/>
-                  <w:kern w:val="0"/>
-                  <w:lang w:eastAsia="ru-RU"/>
-                  <w14:ligatures w14:val="none"/>
+                  <w:lang w:eastAsia="ru-RU"/>
                 </w:rPr>
                 <m:t>7</m:t>
               </m:r>
@@ -5068,9 +4853,7 @@
                 </m:rPr>
                 <w:rPr>
                   <w:rFonts w:ascii="Times New Roman" w:eastAsia="Times New Roman" w:hAnsi="Times New Roman" w:cs="Times New Roman"/>
-                  <w:kern w:val="0"/>
-                  <w:lang w:eastAsia="ru-RU"/>
-                  <w14:ligatures w14:val="none"/>
+                  <w:lang w:eastAsia="ru-RU"/>
                 </w:rPr>
                 <m:t> В</m:t>
               </m:r>
@@ -5079,9 +4862,7 @@
           <m:r>
             <w:rPr>
               <w:rFonts w:ascii="Cambria Math" w:eastAsia="Times New Roman" w:hAnsi="Cambria Math" w:cs="Times New Roman"/>
-              <w:kern w:val="0"/>
-              <w:lang w:eastAsia="ru-RU"/>
-              <w14:ligatures w14:val="none"/>
+              <w:lang w:eastAsia="ru-RU"/>
             </w:rPr>
             <m:t>≈4.3⋅</m:t>
           </m:r>
@@ -5090,9 +4871,7 @@
               <m:ctrlPr>
                 <w:rPr>
                   <w:rFonts w:ascii="Cambria Math" w:eastAsia="Times New Roman" w:hAnsi="Cambria Math" w:cs="Times New Roman"/>
-                  <w:kern w:val="0"/>
-                  <w:lang w:eastAsia="ru-RU"/>
-                  <w14:ligatures w14:val="none"/>
+                  <w:lang w:eastAsia="ru-RU"/>
                 </w:rPr>
               </m:ctrlPr>
             </m:sSupPr>
@@ -5100,9 +4879,7 @@
               <m:r>
                 <w:rPr>
                   <w:rFonts w:ascii="Cambria Math" w:eastAsia="Times New Roman" w:hAnsi="Cambria Math" w:cs="Times New Roman"/>
-                  <w:kern w:val="0"/>
-                  <w:lang w:eastAsia="ru-RU"/>
-                  <w14:ligatures w14:val="none"/>
+                  <w:lang w:eastAsia="ru-RU"/>
                 </w:rPr>
                 <m:t>10</m:t>
               </m:r>
@@ -5111,9 +4888,7 @@
               <m:r>
                 <w:rPr>
                   <w:rFonts w:ascii="Cambria Math" w:eastAsia="Times New Roman" w:hAnsi="Cambria Math" w:cs="Times New Roman"/>
-                  <w:kern w:val="0"/>
-                  <w:lang w:eastAsia="ru-RU"/>
-                  <w14:ligatures w14:val="none"/>
+                  <w:lang w:eastAsia="ru-RU"/>
                 </w:rPr>
                 <m:t>-4</m:t>
               </m:r>
@@ -5125,30 +4900,17 @@
             </m:rPr>
             <w:rPr>
               <w:rFonts w:ascii="Times New Roman" w:eastAsia="Times New Roman" w:hAnsi="Times New Roman" w:cs="Times New Roman"/>
-              <w:kern w:val="0"/>
-              <w:lang w:eastAsia="ru-RU"/>
-              <w14:ligatures w14:val="none"/>
-            </w:rPr>
-            <m:t> С</m:t>
+              <w:lang w:eastAsia="ru-RU"/>
+            </w:rPr>
+            <m:t> См</m:t>
           </m:r>
           <m:r>
             <m:rPr>
-              <m:nor/>
+              <m:sty m:val="p"/>
             </m:rPr>
             <w:rPr>
-              <w:rFonts w:ascii="Times New Roman" w:eastAsia="Times New Roman" w:hAnsi="Times New Roman" w:cs="Times New Roman"/>
-              <w:kern w:val="0"/>
-              <w:lang w:eastAsia="ru-RU"/>
-              <w14:ligatures w14:val="none"/>
-            </w:rPr>
-            <m:t>м</m:t>
-          </m:r>
-          <m:r>
-            <w:rPr>
-              <w:rFonts w:ascii="Times New Roman" w:eastAsia="Times New Roman" w:hAnsi="Times New Roman" w:cs="Times New Roman"/>
-              <w:kern w:val="0"/>
-              <w:lang w:eastAsia="ru-RU"/>
-              <w14:ligatures w14:val="none"/>
+              <w:rFonts w:ascii="Cambria Math" w:eastAsia="Times New Roman" w:hAnsi="Cambria Math" w:cs="Times New Roman"/>
+              <w:lang w:eastAsia="ru-RU"/>
             </w:rPr>
             <w:br/>
           </m:r>
@@ -5163,11 +4925,9 @@
           <w:rFonts w:ascii="Times New Roman" w:eastAsia="Times New Roman" w:hAnsi="Times New Roman" w:cs="Times New Roman"/>
           <w:b/>
           <w:bCs/>
-          <w:kern w:val="0"/>
           <w:sz w:val="27"/>
           <w:szCs w:val="27"/>
           <w:lang w:eastAsia="ru-RU"/>
-          <w14:ligatures w14:val="none"/>
         </w:rPr>
       </w:pPr>
       <w:r>
@@ -5175,11 +4935,9 @@
           <w:rFonts w:ascii="Times New Roman" w:eastAsia="Times New Roman" w:hAnsi="Times New Roman" w:cs="Times New Roman"/>
           <w:b/>
           <w:bCs/>
-          <w:kern w:val="0"/>
           <w:sz w:val="27"/>
           <w:szCs w:val="27"/>
           <w:lang w:eastAsia="ru-RU"/>
-          <w14:ligatures w14:val="none"/>
         </w:rPr>
         <w:t>Ответ:</w:t>
       </w:r>
@@ -5190,9 +4948,7 @@
         <w:outlineLvl w:val="2"/>
         <w:rPr>
           <w:rFonts w:ascii="Times New Roman" w:eastAsia="Times New Roman" w:hAnsi="Times New Roman" w:cs="Times New Roman"/>
-          <w:kern w:val="0"/>
-          <w:lang w:eastAsia="ru-RU"/>
-          <w14:ligatures w14:val="none"/>
+          <w:lang w:eastAsia="ru-RU"/>
         </w:rPr>
       </w:pPr>
       <m:oMathPara>
@@ -5205,9 +4961,7 @@
               <m:ctrlPr>
                 <w:rPr>
                   <w:rFonts w:ascii="Cambria Math" w:eastAsia="Times New Roman" w:hAnsi="Cambria Math" w:cs="Times New Roman"/>
-                  <w:kern w:val="0"/>
-                  <w:lang w:eastAsia="ru-RU"/>
-                  <w14:ligatures w14:val="none"/>
+                  <w:lang w:eastAsia="ru-RU"/>
                 </w:rPr>
               </m:ctrlPr>
             </m:sSubPr>
@@ -5215,9 +4969,7 @@
               <m:r>
                 <w:rPr>
                   <w:rFonts w:ascii="Cambria Math" w:eastAsia="Times New Roman" w:hAnsi="Cambria Math" w:cs="Times New Roman"/>
-                  <w:kern w:val="0"/>
-                  <w:lang w:eastAsia="ru-RU"/>
-                  <w14:ligatures w14:val="none"/>
+                  <w:lang w:eastAsia="ru-RU"/>
                 </w:rPr>
                 <m:t>E</m:t>
               </m:r>
@@ -5226,9 +4978,7 @@
               <m:r>
                 <w:rPr>
                   <w:rFonts w:ascii="Cambria Math" w:eastAsia="Times New Roman" w:hAnsi="Cambria Math" w:cs="Times New Roman"/>
-                  <w:kern w:val="0"/>
-                  <w:lang w:eastAsia="ru-RU"/>
-                  <w14:ligatures w14:val="none"/>
+                  <w:lang w:eastAsia="ru-RU"/>
                 </w:rPr>
                 <m:t>1</m:t>
               </m:r>
@@ -5237,9 +4987,7 @@
           <m:r>
             <w:rPr>
               <w:rFonts w:ascii="Cambria Math" w:eastAsia="Times New Roman" w:hAnsi="Cambria Math" w:cs="Times New Roman"/>
-              <w:kern w:val="0"/>
-              <w:lang w:eastAsia="ru-RU"/>
-              <w14:ligatures w14:val="none"/>
+              <w:lang w:eastAsia="ru-RU"/>
             </w:rPr>
             <m:t>=-5</m:t>
           </m:r>
@@ -5249,30 +4997,17 @@
             </m:rPr>
             <w:rPr>
               <w:rFonts w:ascii="Times New Roman" w:eastAsia="Times New Roman" w:hAnsi="Times New Roman" w:cs="Times New Roman"/>
-              <w:kern w:val="0"/>
-              <w:lang w:eastAsia="ru-RU"/>
-              <w14:ligatures w14:val="none"/>
-            </w:rPr>
-            <m:t> </m:t>
+              <w:lang w:eastAsia="ru-RU"/>
+            </w:rPr>
+            <m:t> В</m:t>
           </m:r>
           <m:r>
             <m:rPr>
-              <m:nor/>
+              <m:sty m:val="p"/>
             </m:rPr>
             <w:rPr>
-              <w:rFonts w:ascii="Times New Roman" w:eastAsia="Times New Roman" w:hAnsi="Times New Roman" w:cs="Times New Roman"/>
-              <w:kern w:val="0"/>
-              <w:lang w:eastAsia="ru-RU"/>
-              <w14:ligatures w14:val="none"/>
-            </w:rPr>
-            <m:t>В</m:t>
-          </m:r>
-          <m:r>
-            <w:rPr>
-              <w:rFonts w:ascii="Times New Roman" w:eastAsia="Times New Roman" w:hAnsi="Times New Roman" w:cs="Times New Roman"/>
-              <w:kern w:val="0"/>
-              <w:lang w:eastAsia="ru-RU"/>
-              <w14:ligatures w14:val="none"/>
+              <w:rFonts w:ascii="Cambria Math" w:eastAsia="Times New Roman" w:hAnsi="Cambria Math" w:cs="Times New Roman"/>
+              <w:lang w:eastAsia="ru-RU"/>
             </w:rPr>
             <w:br/>
           </m:r>
@@ -5283,9 +5018,7 @@
               <m:ctrlPr>
                 <w:rPr>
                   <w:rFonts w:ascii="Cambria Math" w:eastAsia="Times New Roman" w:hAnsi="Cambria Math" w:cs="Times New Roman"/>
-                  <w:kern w:val="0"/>
-                  <w:lang w:eastAsia="ru-RU"/>
-                  <w14:ligatures w14:val="none"/>
+                  <w:lang w:eastAsia="ru-RU"/>
                 </w:rPr>
               </m:ctrlPr>
             </m:sSubPr>
@@ -5293,9 +5026,7 @@
               <m:r>
                 <w:rPr>
                   <w:rFonts w:ascii="Cambria Math" w:eastAsia="Times New Roman" w:hAnsi="Cambria Math" w:cs="Times New Roman"/>
-                  <w:kern w:val="0"/>
-                  <w:lang w:eastAsia="ru-RU"/>
-                  <w14:ligatures w14:val="none"/>
+                  <w:lang w:eastAsia="ru-RU"/>
                 </w:rPr>
                 <m:t>E</m:t>
               </m:r>
@@ -5304,9 +5035,7 @@
               <m:r>
                 <w:rPr>
                   <w:rFonts w:ascii="Cambria Math" w:eastAsia="Times New Roman" w:hAnsi="Cambria Math" w:cs="Times New Roman"/>
-                  <w:kern w:val="0"/>
-                  <w:lang w:eastAsia="ru-RU"/>
-                  <w14:ligatures w14:val="none"/>
+                  <w:lang w:eastAsia="ru-RU"/>
                 </w:rPr>
                 <m:t>2</m:t>
               </m:r>
@@ -5315,9 +5044,7 @@
           <m:r>
             <w:rPr>
               <w:rFonts w:ascii="Cambria Math" w:eastAsia="Times New Roman" w:hAnsi="Cambria Math" w:cs="Times New Roman"/>
-              <w:kern w:val="0"/>
-              <w:lang w:eastAsia="ru-RU"/>
-              <w14:ligatures w14:val="none"/>
+              <w:lang w:eastAsia="ru-RU"/>
             </w:rPr>
             <m:t>=13</m:t>
           </m:r>
@@ -5327,18 +5054,17 @@
             </m:rPr>
             <w:rPr>
               <w:rFonts w:ascii="Times New Roman" w:eastAsia="Times New Roman" w:hAnsi="Times New Roman" w:cs="Times New Roman"/>
-              <w:kern w:val="0"/>
-              <w:lang w:eastAsia="ru-RU"/>
-              <w14:ligatures w14:val="none"/>
+              <w:lang w:eastAsia="ru-RU"/>
             </w:rPr>
             <m:t> В</m:t>
           </m:r>
           <m:r>
-            <w:rPr>
-              <w:rFonts w:ascii="Times New Roman" w:eastAsia="Times New Roman" w:hAnsi="Times New Roman" w:cs="Times New Roman"/>
-              <w:kern w:val="0"/>
-              <w:lang w:eastAsia="ru-RU"/>
-              <w14:ligatures w14:val="none"/>
+            <m:rPr>
+              <m:sty m:val="p"/>
+            </m:rPr>
+            <w:rPr>
+              <w:rFonts w:ascii="Cambria Math" w:eastAsia="Times New Roman" w:hAnsi="Cambria Math" w:cs="Times New Roman"/>
+              <w:lang w:eastAsia="ru-RU"/>
             </w:rPr>
             <w:br/>
           </m:r>
@@ -5349,9 +5075,7 @@
               <m:ctrlPr>
                 <w:rPr>
                   <w:rFonts w:ascii="Cambria Math" w:eastAsia="Times New Roman" w:hAnsi="Cambria Math" w:cs="Times New Roman"/>
-                  <w:kern w:val="0"/>
-                  <w:lang w:eastAsia="ru-RU"/>
-                  <w14:ligatures w14:val="none"/>
+                  <w:lang w:eastAsia="ru-RU"/>
                 </w:rPr>
               </m:ctrlPr>
             </m:sSubPr>
@@ -5359,9 +5083,7 @@
               <m:r>
                 <w:rPr>
                   <w:rFonts w:ascii="Cambria Math" w:eastAsia="Times New Roman" w:hAnsi="Cambria Math" w:cs="Times New Roman"/>
-                  <w:kern w:val="0"/>
-                  <w:lang w:eastAsia="ru-RU"/>
-                  <w14:ligatures w14:val="none"/>
+                  <w:lang w:eastAsia="ru-RU"/>
                 </w:rPr>
                 <m:t>Y</m:t>
               </m:r>
@@ -5370,9 +5092,7 @@
               <m:r>
                 <w:rPr>
                   <w:rFonts w:ascii="Cambria Math" w:eastAsia="Times New Roman" w:hAnsi="Cambria Math" w:cs="Times New Roman"/>
-                  <w:kern w:val="0"/>
-                  <w:lang w:eastAsia="ru-RU"/>
-                  <w14:ligatures w14:val="none"/>
+                  <w:lang w:eastAsia="ru-RU"/>
                 </w:rPr>
                 <m:t>21</m:t>
               </m:r>
@@ -5381,9 +5101,7 @@
           <m:r>
             <w:rPr>
               <w:rFonts w:ascii="Cambria Math" w:eastAsia="Times New Roman" w:hAnsi="Cambria Math" w:cs="Times New Roman"/>
-              <w:kern w:val="0"/>
-              <w:lang w:eastAsia="ru-RU"/>
-              <w14:ligatures w14:val="none"/>
+              <w:lang w:eastAsia="ru-RU"/>
             </w:rPr>
             <m:t>=0.6</m:t>
           </m:r>
@@ -5393,18 +5111,17 @@
             </m:rPr>
             <w:rPr>
               <w:rFonts w:ascii="Times New Roman" w:eastAsia="Times New Roman" w:hAnsi="Times New Roman" w:cs="Times New Roman"/>
-              <w:kern w:val="0"/>
-              <w:lang w:eastAsia="ru-RU"/>
-              <w14:ligatures w14:val="none"/>
+              <w:lang w:eastAsia="ru-RU"/>
             </w:rPr>
             <m:t> мА/В</m:t>
           </m:r>
           <m:r>
-            <w:rPr>
-              <w:rFonts w:ascii="Times New Roman" w:eastAsia="Times New Roman" w:hAnsi="Times New Roman" w:cs="Times New Roman"/>
-              <w:kern w:val="0"/>
-              <w:lang w:eastAsia="ru-RU"/>
-              <w14:ligatures w14:val="none"/>
+            <m:rPr>
+              <m:sty m:val="p"/>
+            </m:rPr>
+            <w:rPr>
+              <w:rFonts w:ascii="Cambria Math" w:eastAsia="Times New Roman" w:hAnsi="Cambria Math" w:cs="Times New Roman"/>
+              <w:lang w:eastAsia="ru-RU"/>
             </w:rPr>
             <w:br/>
           </m:r>
@@ -5415,9 +5132,7 @@
               <m:ctrlPr>
                 <w:rPr>
                   <w:rFonts w:ascii="Cambria Math" w:eastAsia="Times New Roman" w:hAnsi="Cambria Math" w:cs="Times New Roman"/>
-                  <w:kern w:val="0"/>
-                  <w:lang w:eastAsia="ru-RU"/>
-                  <w14:ligatures w14:val="none"/>
+                  <w:lang w:eastAsia="ru-RU"/>
                 </w:rPr>
               </m:ctrlPr>
             </m:sSubPr>
@@ -5425,9 +5140,7 @@
               <m:r>
                 <w:rPr>
                   <w:rFonts w:ascii="Cambria Math" w:eastAsia="Times New Roman" w:hAnsi="Cambria Math" w:cs="Times New Roman"/>
-                  <w:kern w:val="0"/>
-                  <w:lang w:eastAsia="ru-RU"/>
-                  <w14:ligatures w14:val="none"/>
+                  <w:lang w:eastAsia="ru-RU"/>
                 </w:rPr>
                 <m:t>Y</m:t>
               </m:r>
@@ -5436,9 +5149,7 @@
               <m:r>
                 <w:rPr>
                   <w:rFonts w:ascii="Cambria Math" w:eastAsia="Times New Roman" w:hAnsi="Cambria Math" w:cs="Times New Roman"/>
-                  <w:kern w:val="0"/>
-                  <w:lang w:eastAsia="ru-RU"/>
-                  <w14:ligatures w14:val="none"/>
+                  <w:lang w:eastAsia="ru-RU"/>
                 </w:rPr>
                 <m:t>22</m:t>
               </m:r>
@@ -5447,9 +5158,7 @@
           <m:r>
             <w:rPr>
               <w:rFonts w:ascii="Cambria Math" w:eastAsia="Times New Roman" w:hAnsi="Cambria Math" w:cs="Times New Roman"/>
-              <w:kern w:val="0"/>
-              <w:lang w:eastAsia="ru-RU"/>
-              <w14:ligatures w14:val="none"/>
+              <w:lang w:eastAsia="ru-RU"/>
             </w:rPr>
             <m:t>=4.3⋅</m:t>
           </m:r>
@@ -5458,9 +5167,7 @@
               <m:ctrlPr>
                 <w:rPr>
                   <w:rFonts w:ascii="Cambria Math" w:eastAsia="Times New Roman" w:hAnsi="Cambria Math" w:cs="Times New Roman"/>
-                  <w:kern w:val="0"/>
-                  <w:lang w:eastAsia="ru-RU"/>
-                  <w14:ligatures w14:val="none"/>
+                  <w:lang w:eastAsia="ru-RU"/>
                 </w:rPr>
               </m:ctrlPr>
             </m:sSupPr>
@@ -5468,9 +5175,7 @@
               <m:r>
                 <w:rPr>
                   <w:rFonts w:ascii="Cambria Math" w:eastAsia="Times New Roman" w:hAnsi="Cambria Math" w:cs="Times New Roman"/>
-                  <w:kern w:val="0"/>
-                  <w:lang w:eastAsia="ru-RU"/>
-                  <w14:ligatures w14:val="none"/>
+                  <w:lang w:eastAsia="ru-RU"/>
                 </w:rPr>
                 <m:t>10</m:t>
               </m:r>
@@ -5479,9 +5184,7 @@
               <m:r>
                 <w:rPr>
                   <w:rFonts w:ascii="Cambria Math" w:eastAsia="Times New Roman" w:hAnsi="Cambria Math" w:cs="Times New Roman"/>
-                  <w:kern w:val="0"/>
-                  <w:lang w:eastAsia="ru-RU"/>
-                  <w14:ligatures w14:val="none"/>
+                  <w:lang w:eastAsia="ru-RU"/>
                 </w:rPr>
                 <m:t>-4</m:t>
               </m:r>
@@ -5493,23 +5196,29 @@
             </m:rPr>
             <w:rPr>
               <w:rFonts w:ascii="Times New Roman" w:eastAsia="Times New Roman" w:hAnsi="Times New Roman" w:cs="Times New Roman"/>
-              <w:kern w:val="0"/>
-              <w:lang w:eastAsia="ru-RU"/>
-              <w14:ligatures w14:val="none"/>
+              <w:lang w:eastAsia="ru-RU"/>
             </w:rPr>
             <m:t> См</m:t>
           </m:r>
           <m:r>
-            <w:rPr>
-              <w:rFonts w:ascii="Times New Roman" w:eastAsia="Times New Roman" w:hAnsi="Times New Roman" w:cs="Times New Roman"/>
-              <w:kern w:val="0"/>
-              <w:lang w:eastAsia="ru-RU"/>
-              <w14:ligatures w14:val="none"/>
+            <m:rPr>
+              <m:sty m:val="p"/>
+            </m:rPr>
+            <w:rPr>
+              <w:rFonts w:ascii="Cambria Math" w:eastAsia="Times New Roman" w:hAnsi="Cambria Math" w:cs="Times New Roman"/>
+              <w:lang w:eastAsia="ru-RU"/>
             </w:rPr>
             <w:br/>
           </m:r>
         </m:oMath>
       </m:oMathPara>
+    </w:p>
+    <w:p>
+      <w:pPr>
+        <w:rPr>
+          <w:rFonts w:ascii="Times New Roman" w:hAnsi="Times New Roman" w:cs="Times New Roman"/>
+        </w:rPr>
+      </w:pPr>
     </w:p>
     <w:sectPr>
       <w:pgSz w:w="11906" w:h="16838"/>
@@ -6918,10 +6627,9 @@
     <w:next w:val="Normal"/>
     <w:link w:val="Heading2Char"/>
     <w:uiPriority w:val="9"/>
-    <w:semiHidden/>
     <w:unhideWhenUsed/>
     <w:qFormat/>
-    <w:rsid w:val="00247F1E"/>
+    <w:rsid w:val="00207292"/>
     <w:pPr>
       <w:keepNext/>
       <w:keepLines/>
@@ -6930,7 +6638,7 @@
     </w:pPr>
     <w:rPr>
       <w:rFonts w:asciiTheme="majorHAnsi" w:eastAsiaTheme="majorEastAsia" w:hAnsiTheme="majorHAnsi" w:cstheme="majorBidi"/>
-      <w:color w:val="0F4761" w:themeColor="accent1" w:themeShade="BF"/>
+      <w:color w:val="008080"/>
       <w:sz w:val="32"/>
       <w:szCs w:val="32"/>
     </w:rPr>
@@ -6944,7 +6652,7 @@
     <w:semiHidden/>
     <w:unhideWhenUsed/>
     <w:qFormat/>
-    <w:rsid w:val="00247F1E"/>
+    <w:rsid w:val="00207292"/>
     <w:pPr>
       <w:keepNext/>
       <w:keepLines/>
@@ -6953,7 +6661,7 @@
     </w:pPr>
     <w:rPr>
       <w:rFonts w:eastAsiaTheme="majorEastAsia" w:cstheme="majorBidi"/>
-      <w:color w:val="0F4761" w:themeColor="accent1" w:themeShade="BF"/>
+      <w:color w:val="009900"/>
       <w:sz w:val="28"/>
       <w:szCs w:val="28"/>
     </w:rPr>
@@ -7093,6 +6801,7 @@
   <w:style w:type="character" w:default="1" w:styleId="DefaultParagraphFont">
     <w:name w:val="Default Paragraph Font"/>
     <w:uiPriority w:val="1"/>
+    <w:semiHidden/>
     <w:unhideWhenUsed/>
   </w:style>
   <w:style w:type="table" w:default="1" w:styleId="TableNormal">
@@ -7134,11 +6843,10 @@
     <w:basedOn w:val="DefaultParagraphFont"/>
     <w:link w:val="Heading2"/>
     <w:uiPriority w:val="9"/>
-    <w:semiHidden/>
-    <w:rsid w:val="00247F1E"/>
+    <w:rsid w:val="00207292"/>
     <w:rPr>
       <w:rFonts w:asciiTheme="majorHAnsi" w:eastAsiaTheme="majorEastAsia" w:hAnsiTheme="majorHAnsi" w:cstheme="majorBidi"/>
-      <w:color w:val="0F4761" w:themeColor="accent1" w:themeShade="BF"/>
+      <w:color w:val="008080"/>
       <w:sz w:val="32"/>
       <w:szCs w:val="32"/>
     </w:rPr>
@@ -7149,10 +6857,10 @@
     <w:link w:val="Heading3"/>
     <w:uiPriority w:val="9"/>
     <w:semiHidden/>
-    <w:rsid w:val="00247F1E"/>
+    <w:rsid w:val="00207292"/>
     <w:rPr>
       <w:rFonts w:eastAsiaTheme="majorEastAsia" w:cstheme="majorBidi"/>
-      <w:color w:val="0F4761" w:themeColor="accent1" w:themeShade="BF"/>
+      <w:color w:val="009900"/>
       <w:sz w:val="28"/>
       <w:szCs w:val="28"/>
     </w:rPr>
@@ -7404,6 +7112,27 @@
       <w:smallCaps/>
       <w:color w:val="0F4761" w:themeColor="accent1" w:themeShade="BF"/>
       <w:spacing w:val="5"/>
+    </w:rPr>
+  </w:style>
+  <w:style w:type="character" w:styleId="PlaceholderText">
+    <w:name w:val="Placeholder Text"/>
+    <w:basedOn w:val="DefaultParagraphFont"/>
+    <w:uiPriority w:val="99"/>
+    <w:semiHidden/>
+    <w:rsid w:val="00207292"/>
+    <w:rPr>
+      <w:color w:val="666666"/>
+    </w:rPr>
+  </w:style>
+  <w:style w:type="character" w:styleId="Strong">
+    <w:name w:val="Strong"/>
+    <w:basedOn w:val="DefaultParagraphFont"/>
+    <w:uiPriority w:val="22"/>
+    <w:qFormat/>
+    <w:rsid w:val="00207292"/>
+    <w:rPr>
+      <w:b/>
+      <w:bCs/>
     </w:rPr>
   </w:style>
 </w:styles>
